--- a/Word/2240-Article Text-5005-1-10-20260328 - tanpa menyinggung.docx
+++ b/Word/2240-Article Text-5005-1-10-20260328 - tanpa menyinggung.docx
@@ -375,7 +375,7 @@
           </mc:Choice>
           <mc:Fallback>
             <w:pict>
-              <v:shape w14:anchorId="485E405D" id="Graphic 4" o:spid="_x0000_s1026" style="position:absolute;margin-left:86.45pt;margin-top:7.15pt;width:423pt;height:.1pt;z-index:-15728640;visibility:visible;mso-wrap-style:square;mso-wrap-distance-left:0;mso-wrap-distance-top:0;mso-wrap-distance-right:0;mso-wrap-distance-bottom:0;mso-position-horizontal:absolute;mso-position-horizontal-relative:page;mso-position-vertical:absolute;mso-position-vertical-relative:text;v-text-anchor:top" coordsize="5372100,1270" o:gfxdata="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" path="m,l5372100,1e" filled="f">
+              <v:shape w14:anchorId="6ABD29FD" id="Graphic 4" o:spid="_x0000_s1026" style="position:absolute;margin-left:86.45pt;margin-top:7.15pt;width:423pt;height:.1pt;z-index:-15728640;visibility:visible;mso-wrap-style:square;mso-wrap-distance-left:0;mso-wrap-distance-top:0;mso-wrap-distance-right:0;mso-wrap-distance-bottom:0;mso-position-horizontal:absolute;mso-position-horizontal-relative:page;mso-position-vertical:absolute;mso-position-vertical-relative:text;v-text-anchor:top" coordsize="5372100,1270" o:gfxdata="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" path="m,l5372100,1e" filled="f">
                 <v:path arrowok="t"/>
                 <w10:wrap type="topAndBottom" anchorx="page"/>
               </v:shape>
@@ -434,21 +434,8 @@
         </w:rPr>
         <w:t xml:space="preserve"> </w:t>
       </w:r>
-      <w:proofErr w:type="spellStart"/>
-      <w:r>
-        <w:t>Kost</w:t>
-      </w:r>
-      <w:proofErr w:type="spellEnd"/>
-      <w:r>
-        <w:t xml:space="preserve"> Berbasis Mobile di </w:t>
-      </w:r>
-      <w:proofErr w:type="spellStart"/>
-      <w:r>
-        <w:t>Tamalanrea</w:t>
-      </w:r>
-      <w:proofErr w:type="spellEnd"/>
-      <w:r>
-        <w:t xml:space="preserve"> Indah</w:t>
+      <w:r>
+        <w:t>Kost Berbasis Mobile di Tamalanrea Indah</w:t>
       </w:r>
     </w:p>
     <w:p>
@@ -607,15 +594,7 @@
         <w:jc w:val="center"/>
       </w:pPr>
       <w:r>
-        <w:t>e-</w:t>
-      </w:r>
-      <w:proofErr w:type="spellStart"/>
-      <w:r>
-        <w:t>mail</w:t>
-      </w:r>
-      <w:proofErr w:type="spellEnd"/>
-      <w:r>
-        <w:t>:</w:t>
+        <w:t>e-mail:</w:t>
       </w:r>
       <w:r>
         <w:rPr>
@@ -712,21 +691,7 @@
         <w:rPr>
           <w:i/>
         </w:rPr>
-        <w:t xml:space="preserve">Rumah </w:t>
-      </w:r>
-      <w:proofErr w:type="spellStart"/>
-      <w:r>
-        <w:rPr>
-          <w:i/>
-        </w:rPr>
-        <w:t>kost</w:t>
-      </w:r>
-      <w:proofErr w:type="spellEnd"/>
-      <w:r>
-        <w:rPr>
-          <w:i/>
-        </w:rPr>
-        <w:t xml:space="preserve"> merupakan kebutuhan utama bagi mahasiswa dan pendatang di wilayah Kelurahan</w:t>
+        <w:t>Rumah kost merupakan kebutuhan utama bagi mahasiswa dan pendatang di wilayah Kelurahan</w:t>
       </w:r>
       <w:r>
         <w:rPr>
@@ -735,14 +700,12 @@
         </w:rPr>
         <w:t xml:space="preserve"> </w:t>
       </w:r>
-      <w:proofErr w:type="spellStart"/>
       <w:r>
         <w:rPr>
           <w:i/>
         </w:rPr>
         <w:t>Tamalanrea</w:t>
       </w:r>
-      <w:proofErr w:type="spellEnd"/>
       <w:r>
         <w:rPr>
           <w:i/>
@@ -858,133 +821,7 @@
         <w:rPr>
           <w:i/>
         </w:rPr>
-        <w:t xml:space="preserve">dan kriteria yang beragam sehingga membuat pencari </w:t>
-      </w:r>
-      <w:proofErr w:type="spellStart"/>
-      <w:r>
-        <w:rPr>
-          <w:i/>
-        </w:rPr>
-        <w:t>kost</w:t>
-      </w:r>
-      <w:proofErr w:type="spellEnd"/>
-      <w:r>
-        <w:rPr>
-          <w:i/>
-        </w:rPr>
-        <w:t xml:space="preserve"> perlu mempertimbangkan lebih dalam menentukan hunian yang paling sesuai. Penelitian ini bertujuan merancang aplikasi </w:t>
-      </w:r>
-      <w:proofErr w:type="spellStart"/>
-      <w:r>
-        <w:rPr>
-          <w:i/>
-        </w:rPr>
-        <w:t>mobile</w:t>
-      </w:r>
-      <w:proofErr w:type="spellEnd"/>
-      <w:r>
-        <w:rPr>
-          <w:i/>
-        </w:rPr>
-        <w:t xml:space="preserve"> berbasis sistem rekomendasi menggunakan metode </w:t>
-      </w:r>
-      <w:proofErr w:type="spellStart"/>
-      <w:r>
-        <w:rPr>
-          <w:i/>
-        </w:rPr>
-        <w:t>Simple</w:t>
-      </w:r>
-      <w:proofErr w:type="spellEnd"/>
-      <w:r>
-        <w:rPr>
-          <w:i/>
-        </w:rPr>
-        <w:t xml:space="preserve"> </w:t>
-      </w:r>
-      <w:proofErr w:type="spellStart"/>
-      <w:r>
-        <w:rPr>
-          <w:i/>
-        </w:rPr>
-        <w:t>Additive</w:t>
-      </w:r>
-      <w:proofErr w:type="spellEnd"/>
-      <w:r>
-        <w:rPr>
-          <w:i/>
-        </w:rPr>
-        <w:t xml:space="preserve"> </w:t>
-      </w:r>
-      <w:proofErr w:type="spellStart"/>
-      <w:r>
-        <w:rPr>
-          <w:i/>
-        </w:rPr>
-        <w:t>Weighting</w:t>
-      </w:r>
-      <w:proofErr w:type="spellEnd"/>
-      <w:r>
-        <w:rPr>
-          <w:i/>
-        </w:rPr>
-        <w:t xml:space="preserve"> (SAW) berdasarkan 9 kriteria penilaian, yaitu biaya, fasilitas, luas kamar, jarak, keamanan, batas jam malam, jenis </w:t>
-      </w:r>
-      <w:proofErr w:type="spellStart"/>
-      <w:r>
-        <w:rPr>
-          <w:i/>
-        </w:rPr>
-        <w:t>kost</w:t>
-      </w:r>
-      <w:proofErr w:type="spellEnd"/>
-      <w:r>
-        <w:rPr>
-          <w:i/>
-        </w:rPr>
-        <w:t xml:space="preserve">, jenis listrik, dan jenis air dengan 16 data alternatif rumah </w:t>
-      </w:r>
-      <w:proofErr w:type="spellStart"/>
-      <w:r>
-        <w:rPr>
-          <w:i/>
-        </w:rPr>
-        <w:t>kost</w:t>
-      </w:r>
-      <w:proofErr w:type="spellEnd"/>
-      <w:r>
-        <w:rPr>
-          <w:i/>
-        </w:rPr>
-        <w:t xml:space="preserve">. Perhitungan SAW dilakukan dengan penentuan bobot kriteria dengan metode </w:t>
-      </w:r>
-      <w:proofErr w:type="spellStart"/>
-      <w:r>
-        <w:rPr>
-          <w:i/>
-        </w:rPr>
-        <w:t>Rank</w:t>
-      </w:r>
-      <w:proofErr w:type="spellEnd"/>
-      <w:r>
-        <w:rPr>
-          <w:i/>
-        </w:rPr>
-        <w:t xml:space="preserve"> Order </w:t>
-      </w:r>
-      <w:proofErr w:type="spellStart"/>
-      <w:r>
-        <w:rPr>
-          <w:i/>
-        </w:rPr>
-        <w:t>Centroid</w:t>
-      </w:r>
-      <w:proofErr w:type="spellEnd"/>
-      <w:r>
-        <w:rPr>
-          <w:i/>
-        </w:rPr>
-        <w:t xml:space="preserve"> (ROC), normalisasi matriks keputusan, serta perhitungan nilai preferensi setiap alternatif. Hasil penelitian</w:t>
+        <w:t>dan kriteria yang beragam sehingga membuat pencari kost perlu mempertimbangkan lebih dalam menentukan hunian yang paling sesuai. Penelitian ini bertujuan merancang aplikasi mobile berbasis sistem rekomendasi menggunakan metode Simple Additive Weighting (SAW) berdasarkan 9 kriteria penilaian, yaitu biaya, fasilitas, luas kamar, jarak, keamanan, batas jam malam, jenis kost, jenis listrik, dan jenis air dengan 16 data alternatif rumah kost. Perhitungan SAW dilakukan dengan penentuan bobot kriteria dengan metode Rank Order Centroid (ROC), normalisasi matriks keputusan, serta perhitungan nilai preferensi setiap alternatif. Hasil penelitian</w:t>
       </w:r>
       <w:r>
         <w:rPr>
@@ -1032,14 +869,12 @@
         </w:rPr>
         <w:t xml:space="preserve"> </w:t>
       </w:r>
-      <w:proofErr w:type="spellStart"/>
       <w:r>
         <w:rPr>
           <w:i/>
         </w:rPr>
         <w:t>harmony</w:t>
       </w:r>
-      <w:proofErr w:type="spellEnd"/>
       <w:r>
         <w:rPr>
           <w:i/>
@@ -1116,49 +951,7 @@
         <w:rPr>
           <w:i/>
         </w:rPr>
-        <w:t xml:space="preserve">sebesar 0,8150, serta sistem mampu menghasilkan rekomendasi rumah </w:t>
-      </w:r>
-      <w:proofErr w:type="spellStart"/>
-      <w:r>
-        <w:rPr>
-          <w:i/>
-        </w:rPr>
-        <w:t>kost</w:t>
-      </w:r>
-      <w:proofErr w:type="spellEnd"/>
-      <w:r>
-        <w:rPr>
-          <w:i/>
-        </w:rPr>
-        <w:t xml:space="preserve"> secara terurut berdasarkan nilai preferensi yang diperoleh. Melalui penerapan teknologi ini, proses penentuan rumah </w:t>
-      </w:r>
-      <w:proofErr w:type="spellStart"/>
-      <w:r>
-        <w:rPr>
-          <w:i/>
-        </w:rPr>
-        <w:t>kost</w:t>
-      </w:r>
-      <w:proofErr w:type="spellEnd"/>
-      <w:r>
-        <w:rPr>
-          <w:i/>
-        </w:rPr>
-        <w:t xml:space="preserve"> menjadi lebih terstruktur dan terukur sehingga mendukung pengambilan keputusan yang lebih efektif serta efisien bagi pengguna dalam menemukan rumah </w:t>
-      </w:r>
-      <w:proofErr w:type="spellStart"/>
-      <w:r>
-        <w:rPr>
-          <w:i/>
-        </w:rPr>
-        <w:t>kost</w:t>
-      </w:r>
-      <w:proofErr w:type="spellEnd"/>
-      <w:r>
-        <w:rPr>
-          <w:i/>
-        </w:rPr>
-        <w:t xml:space="preserve"> yang paling sesuai dengan kebutuhan mereka.</w:t>
+        <w:t>sebesar 0,8150, serta sistem mampu menghasilkan rekomendasi rumah kost secara terurut berdasarkan nilai preferensi yang diperoleh. Melalui penerapan teknologi ini, proses penentuan rumah kost menjadi lebih terstruktur dan terukur sehingga mendukung pengambilan keputusan yang lebih efektif serta efisien bagi pengguna dalam menemukan rumah kost yang paling sesuai dengan kebutuhan mereka.</w:t>
       </w:r>
     </w:p>
     <w:p>
@@ -1212,19 +1005,11 @@
         </w:rPr>
         <w:t xml:space="preserve"> </w:t>
       </w:r>
-      <w:proofErr w:type="spellStart"/>
-      <w:r>
-        <w:rPr>
-          <w:i/>
-        </w:rPr>
-        <w:t>kost</w:t>
-      </w:r>
-      <w:proofErr w:type="spellEnd"/>
-      <w:r>
-        <w:rPr>
-          <w:i/>
-        </w:rPr>
-        <w:t>,</w:t>
+      <w:r>
+        <w:rPr>
+          <w:i/>
+        </w:rPr>
+        <w:t>kost,</w:t>
       </w:r>
       <w:r>
         <w:rPr>
@@ -1259,14 +1044,12 @@
         </w:rPr>
         <w:t xml:space="preserve"> </w:t>
       </w:r>
-      <w:proofErr w:type="spellStart"/>
       <w:r>
         <w:rPr>
           <w:i/>
         </w:rPr>
         <w:t>Simple</w:t>
       </w:r>
-      <w:proofErr w:type="spellEnd"/>
       <w:r>
         <w:rPr>
           <w:i/>
@@ -1274,14 +1057,12 @@
         </w:rPr>
         <w:t xml:space="preserve"> </w:t>
       </w:r>
-      <w:proofErr w:type="spellStart"/>
       <w:r>
         <w:rPr>
           <w:i/>
         </w:rPr>
         <w:t>Additive</w:t>
       </w:r>
-      <w:proofErr w:type="spellEnd"/>
       <w:r>
         <w:rPr>
           <w:i/>
@@ -1289,14 +1070,12 @@
         </w:rPr>
         <w:t xml:space="preserve"> </w:t>
       </w:r>
-      <w:proofErr w:type="spellStart"/>
       <w:r>
         <w:rPr>
           <w:i/>
         </w:rPr>
         <w:t>Weighting</w:t>
       </w:r>
-      <w:proofErr w:type="spellEnd"/>
       <w:r>
         <w:rPr>
           <w:i/>
@@ -1343,7 +1122,6 @@
           <w:sz w:val="20"/>
         </w:rPr>
       </w:pPr>
-      <w:proofErr w:type="spellStart"/>
       <w:r>
         <w:rPr>
           <w:b/>
@@ -1352,7 +1130,6 @@
         </w:rPr>
         <w:t>Abstract</w:t>
       </w:r>
-      <w:proofErr w:type="spellEnd"/>
     </w:p>
     <w:p>
       <w:pPr>
@@ -1363,2141 +1140,688 @@
           <w:i/>
         </w:rPr>
       </w:pPr>
-      <w:proofErr w:type="spellStart"/>
-      <w:r>
-        <w:rPr>
-          <w:i/>
-        </w:rPr>
-        <w:t>Boarding</w:t>
-      </w:r>
-      <w:proofErr w:type="spellEnd"/>
-      <w:r>
-        <w:rPr>
-          <w:i/>
-        </w:rPr>
-        <w:t xml:space="preserve"> </w:t>
-      </w:r>
-      <w:proofErr w:type="spellStart"/>
-      <w:r>
-        <w:rPr>
-          <w:i/>
-        </w:rPr>
-        <w:t>houses</w:t>
-      </w:r>
-      <w:proofErr w:type="spellEnd"/>
-      <w:r>
-        <w:rPr>
-          <w:i/>
-        </w:rPr>
-        <w:t xml:space="preserve"> are a </w:t>
-      </w:r>
-      <w:proofErr w:type="spellStart"/>
-      <w:r>
-        <w:rPr>
-          <w:i/>
-        </w:rPr>
-        <w:t>primary</w:t>
-      </w:r>
-      <w:proofErr w:type="spellEnd"/>
-      <w:r>
-        <w:rPr>
-          <w:i/>
-        </w:rPr>
-        <w:t xml:space="preserve"> </w:t>
-      </w:r>
-      <w:proofErr w:type="spellStart"/>
-      <w:r>
-        <w:rPr>
-          <w:i/>
-        </w:rPr>
-        <w:t>need</w:t>
-      </w:r>
-      <w:proofErr w:type="spellEnd"/>
-      <w:r>
-        <w:rPr>
-          <w:i/>
-        </w:rPr>
-        <w:t xml:space="preserve"> </w:t>
-      </w:r>
-      <w:proofErr w:type="spellStart"/>
+      <w:r>
+        <w:rPr>
+          <w:i/>
+        </w:rPr>
+        <w:t>Boarding houses are a primary need for students and newcomers in the Tamalanrea Indah</w:t>
+      </w:r>
+      <w:r>
+        <w:rPr>
+          <w:i/>
+          <w:spacing w:val="-10"/>
+        </w:rPr>
+        <w:t xml:space="preserve"> </w:t>
+      </w:r>
+      <w:r>
+        <w:rPr>
+          <w:i/>
+        </w:rPr>
+        <w:t>Village</w:t>
+      </w:r>
+      <w:r>
+        <w:rPr>
+          <w:i/>
+          <w:spacing w:val="-10"/>
+        </w:rPr>
+        <w:t xml:space="preserve"> </w:t>
+      </w:r>
+      <w:r>
+        <w:rPr>
+          <w:i/>
+        </w:rPr>
+        <w:t>area,</w:t>
+      </w:r>
+      <w:r>
+        <w:rPr>
+          <w:i/>
+          <w:spacing w:val="-9"/>
+        </w:rPr>
+        <w:t xml:space="preserve"> </w:t>
+      </w:r>
+      <w:r>
+        <w:rPr>
+          <w:i/>
+        </w:rPr>
+        <w:t>but</w:t>
+      </w:r>
+      <w:r>
+        <w:rPr>
+          <w:i/>
+          <w:spacing w:val="-9"/>
+        </w:rPr>
+        <w:t xml:space="preserve"> </w:t>
+      </w:r>
+      <w:r>
+        <w:rPr>
+          <w:i/>
+        </w:rPr>
+        <w:t>the</w:t>
+      </w:r>
+      <w:r>
+        <w:rPr>
+          <w:i/>
+          <w:spacing w:val="-10"/>
+        </w:rPr>
+        <w:t xml:space="preserve"> </w:t>
+      </w:r>
+      <w:r>
+        <w:rPr>
+          <w:i/>
+        </w:rPr>
+        <w:t>many</w:t>
+      </w:r>
+      <w:r>
+        <w:rPr>
+          <w:i/>
+          <w:spacing w:val="-10"/>
+        </w:rPr>
+        <w:t xml:space="preserve"> </w:t>
+      </w:r>
+      <w:r>
+        <w:rPr>
+          <w:i/>
+        </w:rPr>
+        <w:t>choices</w:t>
+      </w:r>
+      <w:r>
+        <w:rPr>
+          <w:i/>
+          <w:spacing w:val="-9"/>
+        </w:rPr>
+        <w:t xml:space="preserve"> </w:t>
+      </w:r>
+      <w:r>
+        <w:rPr>
+          <w:i/>
+        </w:rPr>
+        <w:t>available</w:t>
+      </w:r>
+      <w:r>
+        <w:rPr>
+          <w:i/>
+          <w:spacing w:val="-10"/>
+        </w:rPr>
+        <w:t xml:space="preserve"> </w:t>
+      </w:r>
+      <w:r>
+        <w:rPr>
+          <w:i/>
+        </w:rPr>
+        <w:t>with</w:t>
+      </w:r>
+      <w:r>
+        <w:rPr>
+          <w:i/>
+          <w:spacing w:val="-10"/>
+        </w:rPr>
+        <w:t xml:space="preserve"> </w:t>
+      </w:r>
+      <w:r>
+        <w:rPr>
+          <w:i/>
+        </w:rPr>
+        <w:t>diverse</w:t>
+      </w:r>
+      <w:r>
+        <w:rPr>
+          <w:i/>
+          <w:spacing w:val="-10"/>
+        </w:rPr>
+        <w:t xml:space="preserve"> </w:t>
+      </w:r>
+      <w:r>
+        <w:rPr>
+          <w:i/>
+        </w:rPr>
+        <w:t>characteristics</w:t>
+      </w:r>
+      <w:r>
+        <w:rPr>
+          <w:i/>
+          <w:spacing w:val="-9"/>
+        </w:rPr>
+        <w:t xml:space="preserve"> </w:t>
+      </w:r>
+      <w:r>
+        <w:rPr>
+          <w:i/>
+        </w:rPr>
+        <w:t>and</w:t>
+      </w:r>
+      <w:r>
+        <w:rPr>
+          <w:i/>
+          <w:spacing w:val="-10"/>
+        </w:rPr>
+        <w:t xml:space="preserve"> </w:t>
+      </w:r>
+      <w:r>
+        <w:rPr>
+          <w:i/>
+        </w:rPr>
+        <w:t>criteria</w:t>
+      </w:r>
+      <w:r>
+        <w:rPr>
+          <w:i/>
+          <w:spacing w:val="-10"/>
+        </w:rPr>
+        <w:t xml:space="preserve"> </w:t>
+      </w:r>
+      <w:r>
+        <w:rPr>
+          <w:i/>
+        </w:rPr>
+        <w:t>make boarding house seekers need to consider more in determining the most suitable residence. This study aims to design a mobile application based on a recommendation system using the Simple Additive Weighting (SAW) method based on 9 assessment criteria, namely cost, facilities, room size,</w:t>
+      </w:r>
+      <w:r>
+        <w:rPr>
+          <w:i/>
+          <w:spacing w:val="-4"/>
+        </w:rPr>
+        <w:t xml:space="preserve"> </w:t>
+      </w:r>
+      <w:r>
+        <w:rPr>
+          <w:i/>
+        </w:rPr>
+        <w:t>distance,</w:t>
+      </w:r>
+      <w:r>
+        <w:rPr>
+          <w:i/>
+          <w:spacing w:val="-4"/>
+        </w:rPr>
+        <w:t xml:space="preserve"> </w:t>
+      </w:r>
+      <w:r>
+        <w:rPr>
+          <w:i/>
+        </w:rPr>
+        <w:t>security,</w:t>
+      </w:r>
+      <w:r>
+        <w:rPr>
+          <w:i/>
+          <w:spacing w:val="-4"/>
+        </w:rPr>
+        <w:t xml:space="preserve"> </w:t>
+      </w:r>
+      <w:r>
+        <w:rPr>
+          <w:i/>
+        </w:rPr>
+        <w:t>curfew,</w:t>
+      </w:r>
+      <w:r>
+        <w:rPr>
+          <w:i/>
+          <w:spacing w:val="-4"/>
+        </w:rPr>
+        <w:t xml:space="preserve"> </w:t>
+      </w:r>
+      <w:r>
+        <w:rPr>
+          <w:i/>
+        </w:rPr>
+        <w:t>type</w:t>
+      </w:r>
+      <w:r>
+        <w:rPr>
+          <w:i/>
+          <w:spacing w:val="-4"/>
+        </w:rPr>
+        <w:t xml:space="preserve"> </w:t>
+      </w:r>
+      <w:r>
+        <w:rPr>
+          <w:i/>
+        </w:rPr>
+        <w:t>of</w:t>
+      </w:r>
+      <w:r>
+        <w:rPr>
+          <w:i/>
+          <w:spacing w:val="-4"/>
+        </w:rPr>
+        <w:t xml:space="preserve"> </w:t>
+      </w:r>
+      <w:r>
+        <w:rPr>
+          <w:i/>
+        </w:rPr>
+        <w:t>boarding</w:t>
+      </w:r>
+      <w:r>
+        <w:rPr>
+          <w:i/>
+          <w:spacing w:val="-4"/>
+        </w:rPr>
+        <w:t xml:space="preserve"> </w:t>
+      </w:r>
+      <w:r>
+        <w:rPr>
+          <w:i/>
+        </w:rPr>
+        <w:t>house,</w:t>
+      </w:r>
+      <w:r>
+        <w:rPr>
+          <w:i/>
+          <w:spacing w:val="-4"/>
+        </w:rPr>
+        <w:t xml:space="preserve"> </w:t>
+      </w:r>
+      <w:r>
+        <w:rPr>
+          <w:i/>
+        </w:rPr>
+        <w:t>type</w:t>
+      </w:r>
+      <w:r>
+        <w:rPr>
+          <w:i/>
+          <w:spacing w:val="-4"/>
+        </w:rPr>
+        <w:t xml:space="preserve"> </w:t>
+      </w:r>
+      <w:r>
+        <w:rPr>
+          <w:i/>
+        </w:rPr>
+        <w:t>of</w:t>
+      </w:r>
+      <w:r>
+        <w:rPr>
+          <w:i/>
+          <w:spacing w:val="-4"/>
+        </w:rPr>
+        <w:t xml:space="preserve"> </w:t>
+      </w:r>
+      <w:r>
+        <w:rPr>
+          <w:i/>
+        </w:rPr>
+        <w:t>electricity,</w:t>
+      </w:r>
+      <w:r>
+        <w:rPr>
+          <w:i/>
+          <w:spacing w:val="-4"/>
+        </w:rPr>
+        <w:t xml:space="preserve"> </w:t>
+      </w:r>
+      <w:r>
+        <w:rPr>
+          <w:i/>
+        </w:rPr>
+        <w:t>and</w:t>
+      </w:r>
+      <w:r>
+        <w:rPr>
+          <w:i/>
+          <w:spacing w:val="-4"/>
+        </w:rPr>
+        <w:t xml:space="preserve"> </w:t>
+      </w:r>
+      <w:r>
+        <w:rPr>
+          <w:i/>
+        </w:rPr>
+        <w:t>type</w:t>
+      </w:r>
+      <w:r>
+        <w:rPr>
+          <w:i/>
+          <w:spacing w:val="-4"/>
+        </w:rPr>
+        <w:t xml:space="preserve"> </w:t>
+      </w:r>
+      <w:r>
+        <w:rPr>
+          <w:i/>
+        </w:rPr>
+        <w:t>of</w:t>
+      </w:r>
+      <w:r>
+        <w:rPr>
+          <w:i/>
+          <w:spacing w:val="-4"/>
+        </w:rPr>
+        <w:t xml:space="preserve"> </w:t>
+      </w:r>
+      <w:r>
+        <w:rPr>
+          <w:i/>
+        </w:rPr>
+        <w:t>water</w:t>
+      </w:r>
+      <w:r>
+        <w:rPr>
+          <w:i/>
+          <w:spacing w:val="-4"/>
+        </w:rPr>
+        <w:t xml:space="preserve"> </w:t>
+      </w:r>
+      <w:r>
+        <w:rPr>
+          <w:i/>
+        </w:rPr>
+        <w:t>with 16 alternative boarding house data. The SAW calculation is carried out by determining the criteria weights with the Rank Order Centroid (ROC) method, normalizing the decision matrix, and</w:t>
+      </w:r>
+      <w:r>
+        <w:rPr>
+          <w:i/>
+          <w:spacing w:val="-4"/>
+        </w:rPr>
+        <w:t xml:space="preserve"> </w:t>
+      </w:r>
+      <w:r>
+        <w:rPr>
+          <w:i/>
+        </w:rPr>
+        <w:t>calculating</w:t>
+      </w:r>
+      <w:r>
+        <w:rPr>
+          <w:i/>
+          <w:spacing w:val="-4"/>
+        </w:rPr>
+        <w:t xml:space="preserve"> </w:t>
+      </w:r>
+      <w:r>
+        <w:rPr>
+          <w:i/>
+        </w:rPr>
+        <w:t>the</w:t>
+      </w:r>
+      <w:r>
+        <w:rPr>
+          <w:i/>
+          <w:spacing w:val="-4"/>
+        </w:rPr>
+        <w:t xml:space="preserve"> </w:t>
+      </w:r>
+      <w:r>
+        <w:rPr>
+          <w:i/>
+        </w:rPr>
+        <w:t>preference</w:t>
+      </w:r>
+      <w:r>
+        <w:rPr>
+          <w:i/>
+          <w:spacing w:val="-4"/>
+        </w:rPr>
+        <w:t xml:space="preserve"> </w:t>
+      </w:r>
+      <w:r>
+        <w:rPr>
+          <w:i/>
+        </w:rPr>
+        <w:t>value</w:t>
+      </w:r>
+      <w:r>
+        <w:rPr>
+          <w:i/>
+          <w:spacing w:val="-4"/>
+        </w:rPr>
+        <w:t xml:space="preserve"> </w:t>
+      </w:r>
+      <w:r>
+        <w:rPr>
+          <w:i/>
+        </w:rPr>
+        <w:t>of</w:t>
+      </w:r>
+      <w:r>
+        <w:rPr>
+          <w:i/>
+          <w:spacing w:val="-4"/>
+        </w:rPr>
+        <w:t xml:space="preserve"> </w:t>
+      </w:r>
+      <w:r>
+        <w:rPr>
+          <w:i/>
+        </w:rPr>
+        <w:t>each</w:t>
+      </w:r>
+      <w:r>
+        <w:rPr>
+          <w:i/>
+          <w:spacing w:val="-4"/>
+        </w:rPr>
+        <w:t xml:space="preserve"> </w:t>
+      </w:r>
+      <w:r>
+        <w:rPr>
+          <w:i/>
+        </w:rPr>
+        <w:t>alternative.</w:t>
+      </w:r>
+      <w:r>
+        <w:rPr>
+          <w:i/>
+          <w:spacing w:val="-4"/>
+        </w:rPr>
+        <w:t xml:space="preserve"> </w:t>
+      </w:r>
+      <w:r>
+        <w:rPr>
+          <w:i/>
+        </w:rPr>
+        <w:t>The</w:t>
+      </w:r>
+      <w:r>
+        <w:rPr>
+          <w:i/>
+          <w:spacing w:val="-4"/>
+        </w:rPr>
+        <w:t xml:space="preserve"> </w:t>
+      </w:r>
+      <w:r>
+        <w:rPr>
+          <w:i/>
+        </w:rPr>
+        <w:t>results</w:t>
+      </w:r>
+      <w:r>
+        <w:rPr>
+          <w:i/>
+          <w:spacing w:val="-4"/>
+        </w:rPr>
+        <w:t xml:space="preserve"> </w:t>
+      </w:r>
+      <w:r>
+        <w:rPr>
+          <w:i/>
+        </w:rPr>
+        <w:t>show</w:t>
+      </w:r>
+      <w:r>
+        <w:rPr>
+          <w:i/>
+          <w:spacing w:val="-4"/>
+        </w:rPr>
+        <w:t xml:space="preserve"> </w:t>
+      </w:r>
+      <w:r>
+        <w:rPr>
+          <w:i/>
+        </w:rPr>
+        <w:t>that</w:t>
+      </w:r>
+      <w:r>
+        <w:rPr>
+          <w:i/>
+          <w:spacing w:val="-4"/>
+        </w:rPr>
+        <w:t xml:space="preserve"> </w:t>
+      </w:r>
+      <w:r>
+        <w:rPr>
+          <w:i/>
+        </w:rPr>
+        <w:t>Pondok</w:t>
+      </w:r>
+      <w:r>
+        <w:rPr>
+          <w:i/>
+          <w:spacing w:val="-4"/>
+        </w:rPr>
+        <w:t xml:space="preserve"> </w:t>
+      </w:r>
+      <w:r>
+        <w:rPr>
+          <w:i/>
+        </w:rPr>
+        <w:t>Harmony 1 obtained the highest preference value of 0.8150, and the system is able to generate boarding house recommendations in order based on the preference values obtained. Through the application of this technology, the process of determining boarding houses becomes more structured</w:t>
+      </w:r>
+      <w:r>
+        <w:rPr>
+          <w:i/>
+          <w:spacing w:val="-12"/>
+        </w:rPr>
+        <w:t xml:space="preserve"> </w:t>
+      </w:r>
+      <w:r>
+        <w:rPr>
+          <w:i/>
+        </w:rPr>
+        <w:t>and</w:t>
+      </w:r>
+      <w:r>
+        <w:rPr>
+          <w:i/>
+          <w:spacing w:val="-12"/>
+        </w:rPr>
+        <w:t xml:space="preserve"> </w:t>
+      </w:r>
+      <w:r>
+        <w:rPr>
+          <w:i/>
+        </w:rPr>
+        <w:t>measurable,</w:t>
+      </w:r>
+      <w:r>
+        <w:rPr>
+          <w:i/>
+          <w:spacing w:val="-12"/>
+        </w:rPr>
+        <w:t xml:space="preserve"> </w:t>
+      </w:r>
+      <w:r>
+        <w:rPr>
+          <w:i/>
+        </w:rPr>
+        <w:t>thus</w:t>
+      </w:r>
+      <w:r>
+        <w:rPr>
+          <w:i/>
+          <w:spacing w:val="-12"/>
+        </w:rPr>
+        <w:t xml:space="preserve"> </w:t>
+      </w:r>
+      <w:r>
+        <w:rPr>
+          <w:i/>
+        </w:rPr>
+        <w:t>supporting</w:t>
+      </w:r>
+      <w:r>
+        <w:rPr>
+          <w:i/>
+          <w:spacing w:val="-12"/>
+        </w:rPr>
+        <w:t xml:space="preserve"> </w:t>
+      </w:r>
+      <w:r>
+        <w:rPr>
+          <w:i/>
+        </w:rPr>
+        <w:t>more</w:t>
+      </w:r>
+      <w:r>
+        <w:rPr>
+          <w:i/>
+          <w:spacing w:val="-12"/>
+        </w:rPr>
+        <w:t xml:space="preserve"> </w:t>
+      </w:r>
+      <w:r>
+        <w:rPr>
+          <w:i/>
+        </w:rPr>
+        <w:t>effective</w:t>
+      </w:r>
+      <w:r>
+        <w:rPr>
+          <w:i/>
+          <w:spacing w:val="-12"/>
+        </w:rPr>
+        <w:t xml:space="preserve"> </w:t>
+      </w:r>
+      <w:r>
+        <w:rPr>
+          <w:i/>
+        </w:rPr>
+        <w:t>and</w:t>
+      </w:r>
+      <w:r>
+        <w:rPr>
+          <w:i/>
+          <w:spacing w:val="-12"/>
+        </w:rPr>
+        <w:t xml:space="preserve"> </w:t>
+      </w:r>
+      <w:r>
+        <w:rPr>
+          <w:i/>
+        </w:rPr>
+        <w:t>efficient</w:t>
+      </w:r>
+      <w:r>
+        <w:rPr>
+          <w:i/>
+          <w:spacing w:val="-11"/>
+        </w:rPr>
+        <w:t xml:space="preserve"> </w:t>
+      </w:r>
+      <w:r>
+        <w:rPr>
+          <w:i/>
+        </w:rPr>
+        <w:t>decision</w:t>
+      </w:r>
+      <w:r>
+        <w:rPr>
+          <w:i/>
+          <w:spacing w:val="-12"/>
+        </w:rPr>
+        <w:t xml:space="preserve"> </w:t>
+      </w:r>
+      <w:r>
+        <w:rPr>
+          <w:i/>
+        </w:rPr>
+        <w:t>making</w:t>
+      </w:r>
+      <w:r>
+        <w:rPr>
+          <w:i/>
+          <w:spacing w:val="-12"/>
+        </w:rPr>
+        <w:t xml:space="preserve"> </w:t>
+      </w:r>
       <w:r>
         <w:rPr>
           <w:i/>
         </w:rPr>
         <w:t>for</w:t>
       </w:r>
-      <w:proofErr w:type="spellEnd"/>
-      <w:r>
-        <w:rPr>
-          <w:i/>
-        </w:rPr>
-        <w:t xml:space="preserve"> </w:t>
-      </w:r>
-      <w:proofErr w:type="spellStart"/>
-      <w:r>
-        <w:rPr>
-          <w:i/>
-        </w:rPr>
-        <w:t>students</w:t>
-      </w:r>
-      <w:proofErr w:type="spellEnd"/>
-      <w:r>
-        <w:rPr>
-          <w:i/>
-        </w:rPr>
-        <w:t xml:space="preserve"> </w:t>
-      </w:r>
-      <w:proofErr w:type="spellStart"/>
-      <w:r>
-        <w:rPr>
-          <w:i/>
-        </w:rPr>
-        <w:t>and</w:t>
-      </w:r>
-      <w:proofErr w:type="spellEnd"/>
-      <w:r>
-        <w:rPr>
-          <w:i/>
-        </w:rPr>
-        <w:t xml:space="preserve"> </w:t>
-      </w:r>
-      <w:proofErr w:type="spellStart"/>
-      <w:r>
-        <w:rPr>
-          <w:i/>
-        </w:rPr>
-        <w:t>newcomers</w:t>
-      </w:r>
-      <w:proofErr w:type="spellEnd"/>
-      <w:r>
-        <w:rPr>
-          <w:i/>
-        </w:rPr>
-        <w:t xml:space="preserve"> in </w:t>
-      </w:r>
-      <w:proofErr w:type="spellStart"/>
-      <w:r>
-        <w:rPr>
-          <w:i/>
-        </w:rPr>
-        <w:t>the</w:t>
-      </w:r>
-      <w:proofErr w:type="spellEnd"/>
-      <w:r>
-        <w:rPr>
-          <w:i/>
-        </w:rPr>
-        <w:t xml:space="preserve"> </w:t>
-      </w:r>
-      <w:proofErr w:type="spellStart"/>
-      <w:r>
-        <w:rPr>
-          <w:i/>
-        </w:rPr>
-        <w:t>Tamalanrea</w:t>
-      </w:r>
-      <w:proofErr w:type="spellEnd"/>
-      <w:r>
-        <w:rPr>
-          <w:i/>
-        </w:rPr>
-        <w:t xml:space="preserve"> Indah</w:t>
-      </w:r>
-      <w:r>
-        <w:rPr>
-          <w:i/>
-          <w:spacing w:val="-10"/>
-        </w:rPr>
-        <w:t xml:space="preserve"> </w:t>
-      </w:r>
-      <w:proofErr w:type="spellStart"/>
-      <w:r>
-        <w:rPr>
-          <w:i/>
-        </w:rPr>
-        <w:t>Village</w:t>
-      </w:r>
-      <w:proofErr w:type="spellEnd"/>
-      <w:r>
-        <w:rPr>
-          <w:i/>
-          <w:spacing w:val="-10"/>
-        </w:rPr>
-        <w:t xml:space="preserve"> </w:t>
-      </w:r>
-      <w:r>
-        <w:rPr>
-          <w:i/>
-        </w:rPr>
-        <w:t>area,</w:t>
-      </w:r>
-      <w:r>
-        <w:rPr>
-          <w:i/>
-          <w:spacing w:val="-9"/>
-        </w:rPr>
-        <w:t xml:space="preserve"> </w:t>
-      </w:r>
-      <w:proofErr w:type="spellStart"/>
-      <w:r>
-        <w:rPr>
-          <w:i/>
-        </w:rPr>
-        <w:t>but</w:t>
-      </w:r>
-      <w:proofErr w:type="spellEnd"/>
-      <w:r>
-        <w:rPr>
-          <w:i/>
-          <w:spacing w:val="-9"/>
-        </w:rPr>
-        <w:t xml:space="preserve"> </w:t>
-      </w:r>
-      <w:proofErr w:type="spellStart"/>
-      <w:r>
-        <w:rPr>
-          <w:i/>
-        </w:rPr>
-        <w:t>the</w:t>
-      </w:r>
-      <w:proofErr w:type="spellEnd"/>
-      <w:r>
-        <w:rPr>
-          <w:i/>
-          <w:spacing w:val="-10"/>
-        </w:rPr>
-        <w:t xml:space="preserve"> </w:t>
-      </w:r>
-      <w:proofErr w:type="spellStart"/>
-      <w:r>
-        <w:rPr>
-          <w:i/>
-        </w:rPr>
-        <w:t>many</w:t>
-      </w:r>
-      <w:proofErr w:type="spellEnd"/>
-      <w:r>
-        <w:rPr>
-          <w:i/>
-          <w:spacing w:val="-10"/>
-        </w:rPr>
-        <w:t xml:space="preserve"> </w:t>
-      </w:r>
-      <w:proofErr w:type="spellStart"/>
-      <w:r>
-        <w:rPr>
-          <w:i/>
-        </w:rPr>
-        <w:t>choices</w:t>
-      </w:r>
-      <w:proofErr w:type="spellEnd"/>
-      <w:r>
-        <w:rPr>
-          <w:i/>
-          <w:spacing w:val="-9"/>
-        </w:rPr>
-        <w:t xml:space="preserve"> </w:t>
-      </w:r>
-      <w:proofErr w:type="spellStart"/>
-      <w:r>
-        <w:rPr>
-          <w:i/>
-        </w:rPr>
-        <w:t>available</w:t>
-      </w:r>
-      <w:proofErr w:type="spellEnd"/>
-      <w:r>
-        <w:rPr>
-          <w:i/>
-          <w:spacing w:val="-10"/>
-        </w:rPr>
-        <w:t xml:space="preserve"> </w:t>
-      </w:r>
-      <w:proofErr w:type="spellStart"/>
-      <w:r>
-        <w:rPr>
-          <w:i/>
-        </w:rPr>
-        <w:t>with</w:t>
-      </w:r>
-      <w:proofErr w:type="spellEnd"/>
-      <w:r>
-        <w:rPr>
-          <w:i/>
-          <w:spacing w:val="-10"/>
-        </w:rPr>
-        <w:t xml:space="preserve"> </w:t>
-      </w:r>
-      <w:proofErr w:type="spellStart"/>
-      <w:r>
-        <w:rPr>
-          <w:i/>
-        </w:rPr>
-        <w:t>diverse</w:t>
-      </w:r>
-      <w:proofErr w:type="spellEnd"/>
-      <w:r>
-        <w:rPr>
-          <w:i/>
-          <w:spacing w:val="-10"/>
-        </w:rPr>
-        <w:t xml:space="preserve"> </w:t>
-      </w:r>
-      <w:proofErr w:type="spellStart"/>
-      <w:r>
-        <w:rPr>
-          <w:i/>
-        </w:rPr>
-        <w:t>characteristics</w:t>
-      </w:r>
-      <w:proofErr w:type="spellEnd"/>
-      <w:r>
-        <w:rPr>
-          <w:i/>
-          <w:spacing w:val="-9"/>
-        </w:rPr>
-        <w:t xml:space="preserve"> </w:t>
-      </w:r>
-      <w:proofErr w:type="spellStart"/>
-      <w:r>
-        <w:rPr>
-          <w:i/>
-        </w:rPr>
-        <w:t>and</w:t>
-      </w:r>
-      <w:proofErr w:type="spellEnd"/>
-      <w:r>
-        <w:rPr>
-          <w:i/>
-          <w:spacing w:val="-10"/>
-        </w:rPr>
-        <w:t xml:space="preserve"> </w:t>
-      </w:r>
-      <w:proofErr w:type="spellStart"/>
-      <w:r>
-        <w:rPr>
-          <w:i/>
-        </w:rPr>
-        <w:t>criteria</w:t>
-      </w:r>
-      <w:proofErr w:type="spellEnd"/>
-      <w:r>
-        <w:rPr>
-          <w:i/>
-          <w:spacing w:val="-10"/>
-        </w:rPr>
-        <w:t xml:space="preserve"> </w:t>
-      </w:r>
-      <w:proofErr w:type="spellStart"/>
-      <w:r>
-        <w:rPr>
-          <w:i/>
-        </w:rPr>
-        <w:t>make</w:t>
-      </w:r>
-      <w:proofErr w:type="spellEnd"/>
-      <w:r>
-        <w:rPr>
-          <w:i/>
-        </w:rPr>
-        <w:t xml:space="preserve"> </w:t>
-      </w:r>
-      <w:proofErr w:type="spellStart"/>
-      <w:r>
-        <w:rPr>
-          <w:i/>
-        </w:rPr>
-        <w:t>boarding</w:t>
-      </w:r>
-      <w:proofErr w:type="spellEnd"/>
-      <w:r>
-        <w:rPr>
-          <w:i/>
-        </w:rPr>
-        <w:t xml:space="preserve"> </w:t>
-      </w:r>
-      <w:proofErr w:type="spellStart"/>
-      <w:r>
-        <w:rPr>
-          <w:i/>
-        </w:rPr>
-        <w:t>house</w:t>
-      </w:r>
-      <w:proofErr w:type="spellEnd"/>
-      <w:r>
-        <w:rPr>
-          <w:i/>
-        </w:rPr>
-        <w:t xml:space="preserve"> </w:t>
-      </w:r>
-      <w:proofErr w:type="spellStart"/>
-      <w:r>
-        <w:rPr>
-          <w:i/>
-        </w:rPr>
-        <w:t>seekers</w:t>
-      </w:r>
-      <w:proofErr w:type="spellEnd"/>
-      <w:r>
-        <w:rPr>
-          <w:i/>
-        </w:rPr>
-        <w:t xml:space="preserve"> </w:t>
-      </w:r>
-      <w:proofErr w:type="spellStart"/>
-      <w:r>
-        <w:rPr>
-          <w:i/>
-        </w:rPr>
-        <w:t>need</w:t>
-      </w:r>
-      <w:proofErr w:type="spellEnd"/>
-      <w:r>
-        <w:rPr>
-          <w:i/>
-        </w:rPr>
-        <w:t xml:space="preserve"> </w:t>
-      </w:r>
-      <w:proofErr w:type="spellStart"/>
-      <w:r>
-        <w:rPr>
-          <w:i/>
-        </w:rPr>
-        <w:t>to</w:t>
-      </w:r>
-      <w:proofErr w:type="spellEnd"/>
-      <w:r>
-        <w:rPr>
-          <w:i/>
-        </w:rPr>
-        <w:t xml:space="preserve"> </w:t>
-      </w:r>
-      <w:proofErr w:type="spellStart"/>
-      <w:r>
-        <w:rPr>
-          <w:i/>
-        </w:rPr>
-        <w:t>consider</w:t>
-      </w:r>
-      <w:proofErr w:type="spellEnd"/>
-      <w:r>
-        <w:rPr>
-          <w:i/>
-        </w:rPr>
-        <w:t xml:space="preserve"> </w:t>
-      </w:r>
-      <w:proofErr w:type="spellStart"/>
-      <w:r>
-        <w:rPr>
-          <w:i/>
-        </w:rPr>
-        <w:t>more</w:t>
-      </w:r>
-      <w:proofErr w:type="spellEnd"/>
-      <w:r>
-        <w:rPr>
-          <w:i/>
-        </w:rPr>
-        <w:t xml:space="preserve"> in </w:t>
-      </w:r>
-      <w:proofErr w:type="spellStart"/>
-      <w:r>
-        <w:rPr>
-          <w:i/>
-        </w:rPr>
-        <w:t>determining</w:t>
-      </w:r>
-      <w:proofErr w:type="spellEnd"/>
-      <w:r>
-        <w:rPr>
-          <w:i/>
-        </w:rPr>
-        <w:t xml:space="preserve"> </w:t>
-      </w:r>
-      <w:proofErr w:type="spellStart"/>
-      <w:r>
-        <w:rPr>
-          <w:i/>
-        </w:rPr>
-        <w:t>the</w:t>
-      </w:r>
-      <w:proofErr w:type="spellEnd"/>
-      <w:r>
-        <w:rPr>
-          <w:i/>
-        </w:rPr>
-        <w:t xml:space="preserve"> </w:t>
-      </w:r>
-      <w:proofErr w:type="spellStart"/>
-      <w:r>
-        <w:rPr>
-          <w:i/>
-        </w:rPr>
-        <w:t>most</w:t>
-      </w:r>
-      <w:proofErr w:type="spellEnd"/>
-      <w:r>
-        <w:rPr>
-          <w:i/>
-        </w:rPr>
-        <w:t xml:space="preserve"> </w:t>
-      </w:r>
-      <w:proofErr w:type="spellStart"/>
-      <w:r>
-        <w:rPr>
-          <w:i/>
-        </w:rPr>
-        <w:t>suitable</w:t>
-      </w:r>
-      <w:proofErr w:type="spellEnd"/>
-      <w:r>
-        <w:rPr>
-          <w:i/>
-        </w:rPr>
-        <w:t xml:space="preserve"> </w:t>
-      </w:r>
-      <w:proofErr w:type="spellStart"/>
-      <w:r>
-        <w:rPr>
-          <w:i/>
-        </w:rPr>
-        <w:t>residence</w:t>
-      </w:r>
-      <w:proofErr w:type="spellEnd"/>
-      <w:r>
-        <w:rPr>
-          <w:i/>
-        </w:rPr>
-        <w:t xml:space="preserve">. </w:t>
-      </w:r>
-      <w:proofErr w:type="spellStart"/>
-      <w:r>
-        <w:rPr>
-          <w:i/>
-        </w:rPr>
-        <w:t>This</w:t>
-      </w:r>
-      <w:proofErr w:type="spellEnd"/>
-      <w:r>
-        <w:rPr>
-          <w:i/>
-        </w:rPr>
-        <w:t xml:space="preserve"> study </w:t>
-      </w:r>
-      <w:proofErr w:type="spellStart"/>
-      <w:r>
-        <w:rPr>
-          <w:i/>
-        </w:rPr>
-        <w:t>aims</w:t>
-      </w:r>
-      <w:proofErr w:type="spellEnd"/>
-      <w:r>
-        <w:rPr>
-          <w:i/>
-        </w:rPr>
-        <w:t xml:space="preserve"> </w:t>
-      </w:r>
-      <w:proofErr w:type="spellStart"/>
-      <w:r>
-        <w:rPr>
-          <w:i/>
-        </w:rPr>
-        <w:t>to</w:t>
-      </w:r>
-      <w:proofErr w:type="spellEnd"/>
-      <w:r>
-        <w:rPr>
-          <w:i/>
-        </w:rPr>
-        <w:t xml:space="preserve"> </w:t>
-      </w:r>
-      <w:proofErr w:type="spellStart"/>
-      <w:r>
-        <w:rPr>
-          <w:i/>
-        </w:rPr>
-        <w:t>design</w:t>
-      </w:r>
-      <w:proofErr w:type="spellEnd"/>
-      <w:r>
-        <w:rPr>
-          <w:i/>
-        </w:rPr>
-        <w:t xml:space="preserve"> a </w:t>
-      </w:r>
-      <w:proofErr w:type="spellStart"/>
-      <w:r>
-        <w:rPr>
-          <w:i/>
-        </w:rPr>
-        <w:t>mobile</w:t>
-      </w:r>
-      <w:proofErr w:type="spellEnd"/>
-      <w:r>
-        <w:rPr>
-          <w:i/>
-        </w:rPr>
-        <w:t xml:space="preserve"> </w:t>
-      </w:r>
-      <w:proofErr w:type="spellStart"/>
-      <w:r>
-        <w:rPr>
-          <w:i/>
-        </w:rPr>
-        <w:t>application</w:t>
-      </w:r>
-      <w:proofErr w:type="spellEnd"/>
-      <w:r>
-        <w:rPr>
-          <w:i/>
-        </w:rPr>
-        <w:t xml:space="preserve"> </w:t>
-      </w:r>
-      <w:proofErr w:type="spellStart"/>
-      <w:r>
-        <w:rPr>
-          <w:i/>
-        </w:rPr>
-        <w:t>based</w:t>
-      </w:r>
-      <w:proofErr w:type="spellEnd"/>
-      <w:r>
-        <w:rPr>
-          <w:i/>
-        </w:rPr>
-        <w:t xml:space="preserve"> </w:t>
-      </w:r>
-      <w:proofErr w:type="spellStart"/>
-      <w:r>
-        <w:rPr>
-          <w:i/>
-        </w:rPr>
-        <w:t>on</w:t>
-      </w:r>
-      <w:proofErr w:type="spellEnd"/>
-      <w:r>
-        <w:rPr>
-          <w:i/>
-        </w:rPr>
-        <w:t xml:space="preserve"> a </w:t>
-      </w:r>
-      <w:proofErr w:type="spellStart"/>
-      <w:r>
-        <w:rPr>
-          <w:i/>
-        </w:rPr>
-        <w:t>recommendation</w:t>
-      </w:r>
-      <w:proofErr w:type="spellEnd"/>
-      <w:r>
-        <w:rPr>
-          <w:i/>
-        </w:rPr>
-        <w:t xml:space="preserve"> </w:t>
-      </w:r>
-      <w:proofErr w:type="spellStart"/>
-      <w:r>
-        <w:rPr>
-          <w:i/>
-        </w:rPr>
-        <w:t>system</w:t>
-      </w:r>
-      <w:proofErr w:type="spellEnd"/>
-      <w:r>
-        <w:rPr>
-          <w:i/>
-        </w:rPr>
-        <w:t xml:space="preserve"> </w:t>
-      </w:r>
-      <w:proofErr w:type="spellStart"/>
-      <w:r>
-        <w:rPr>
-          <w:i/>
-        </w:rPr>
-        <w:t>using</w:t>
-      </w:r>
-      <w:proofErr w:type="spellEnd"/>
-      <w:r>
-        <w:rPr>
-          <w:i/>
-        </w:rPr>
-        <w:t xml:space="preserve"> </w:t>
-      </w:r>
-      <w:proofErr w:type="spellStart"/>
-      <w:r>
-        <w:rPr>
-          <w:i/>
-        </w:rPr>
-        <w:t>the</w:t>
-      </w:r>
-      <w:proofErr w:type="spellEnd"/>
-      <w:r>
-        <w:rPr>
-          <w:i/>
-        </w:rPr>
-        <w:t xml:space="preserve"> </w:t>
-      </w:r>
-      <w:proofErr w:type="spellStart"/>
-      <w:r>
-        <w:rPr>
-          <w:i/>
-        </w:rPr>
-        <w:t>Simple</w:t>
-      </w:r>
-      <w:proofErr w:type="spellEnd"/>
-      <w:r>
-        <w:rPr>
-          <w:i/>
-        </w:rPr>
-        <w:t xml:space="preserve"> </w:t>
-      </w:r>
-      <w:proofErr w:type="spellStart"/>
-      <w:r>
-        <w:rPr>
-          <w:i/>
-        </w:rPr>
-        <w:t>Additive</w:t>
-      </w:r>
-      <w:proofErr w:type="spellEnd"/>
-      <w:r>
-        <w:rPr>
-          <w:i/>
-        </w:rPr>
-        <w:t xml:space="preserve"> </w:t>
-      </w:r>
-      <w:proofErr w:type="spellStart"/>
-      <w:r>
-        <w:rPr>
-          <w:i/>
-        </w:rPr>
-        <w:t>Weighting</w:t>
-      </w:r>
-      <w:proofErr w:type="spellEnd"/>
-      <w:r>
-        <w:rPr>
-          <w:i/>
-        </w:rPr>
-        <w:t xml:space="preserve"> (SAW) </w:t>
-      </w:r>
-      <w:proofErr w:type="spellStart"/>
-      <w:r>
-        <w:rPr>
-          <w:i/>
-        </w:rPr>
-        <w:t>method</w:t>
-      </w:r>
-      <w:proofErr w:type="spellEnd"/>
-      <w:r>
-        <w:rPr>
-          <w:i/>
-        </w:rPr>
-        <w:t xml:space="preserve"> </w:t>
-      </w:r>
-      <w:proofErr w:type="spellStart"/>
-      <w:r>
-        <w:rPr>
-          <w:i/>
-        </w:rPr>
-        <w:t>based</w:t>
-      </w:r>
-      <w:proofErr w:type="spellEnd"/>
-      <w:r>
-        <w:rPr>
-          <w:i/>
-        </w:rPr>
-        <w:t xml:space="preserve"> </w:t>
-      </w:r>
-      <w:proofErr w:type="spellStart"/>
-      <w:r>
-        <w:rPr>
-          <w:i/>
-        </w:rPr>
-        <w:t>on</w:t>
-      </w:r>
-      <w:proofErr w:type="spellEnd"/>
-      <w:r>
-        <w:rPr>
-          <w:i/>
-        </w:rPr>
-        <w:t xml:space="preserve"> 9 </w:t>
-      </w:r>
-      <w:proofErr w:type="spellStart"/>
-      <w:r>
-        <w:rPr>
-          <w:i/>
-        </w:rPr>
-        <w:t>assessment</w:t>
-      </w:r>
-      <w:proofErr w:type="spellEnd"/>
-      <w:r>
-        <w:rPr>
-          <w:i/>
-        </w:rPr>
-        <w:t xml:space="preserve"> </w:t>
-      </w:r>
-      <w:proofErr w:type="spellStart"/>
-      <w:r>
-        <w:rPr>
-          <w:i/>
-        </w:rPr>
-        <w:t>criteria</w:t>
-      </w:r>
-      <w:proofErr w:type="spellEnd"/>
-      <w:r>
-        <w:rPr>
-          <w:i/>
-        </w:rPr>
-        <w:t xml:space="preserve">, </w:t>
-      </w:r>
-      <w:proofErr w:type="spellStart"/>
-      <w:r>
-        <w:rPr>
-          <w:i/>
-        </w:rPr>
-        <w:t>namely</w:t>
-      </w:r>
-      <w:proofErr w:type="spellEnd"/>
-      <w:r>
-        <w:rPr>
-          <w:i/>
-        </w:rPr>
-        <w:t xml:space="preserve"> </w:t>
-      </w:r>
-      <w:proofErr w:type="spellStart"/>
-      <w:r>
-        <w:rPr>
-          <w:i/>
-        </w:rPr>
-        <w:t>cost</w:t>
-      </w:r>
-      <w:proofErr w:type="spellEnd"/>
-      <w:r>
-        <w:rPr>
-          <w:i/>
-        </w:rPr>
-        <w:t xml:space="preserve">, </w:t>
-      </w:r>
-      <w:proofErr w:type="spellStart"/>
-      <w:r>
-        <w:rPr>
-          <w:i/>
-        </w:rPr>
-        <w:t>facilities</w:t>
-      </w:r>
-      <w:proofErr w:type="spellEnd"/>
-      <w:r>
-        <w:rPr>
-          <w:i/>
-        </w:rPr>
-        <w:t xml:space="preserve">, </w:t>
-      </w:r>
-      <w:proofErr w:type="spellStart"/>
-      <w:r>
-        <w:rPr>
-          <w:i/>
-        </w:rPr>
-        <w:t>room</w:t>
-      </w:r>
-      <w:proofErr w:type="spellEnd"/>
-      <w:r>
-        <w:rPr>
-          <w:i/>
-        </w:rPr>
-        <w:t xml:space="preserve"> </w:t>
-      </w:r>
-      <w:proofErr w:type="spellStart"/>
-      <w:r>
-        <w:rPr>
-          <w:i/>
-        </w:rPr>
-        <w:t>size</w:t>
-      </w:r>
-      <w:proofErr w:type="spellEnd"/>
-      <w:r>
-        <w:rPr>
-          <w:i/>
-        </w:rPr>
-        <w:t>,</w:t>
-      </w:r>
-      <w:r>
-        <w:rPr>
-          <w:i/>
-          <w:spacing w:val="-4"/>
-        </w:rPr>
-        <w:t xml:space="preserve"> </w:t>
-      </w:r>
-      <w:proofErr w:type="spellStart"/>
-      <w:r>
-        <w:rPr>
-          <w:i/>
-        </w:rPr>
-        <w:t>distance</w:t>
-      </w:r>
-      <w:proofErr w:type="spellEnd"/>
-      <w:r>
-        <w:rPr>
-          <w:i/>
-        </w:rPr>
-        <w:t>,</w:t>
-      </w:r>
-      <w:r>
-        <w:rPr>
-          <w:i/>
-          <w:spacing w:val="-4"/>
-        </w:rPr>
-        <w:t xml:space="preserve"> </w:t>
-      </w:r>
-      <w:proofErr w:type="spellStart"/>
-      <w:r>
-        <w:rPr>
-          <w:i/>
-        </w:rPr>
-        <w:t>security</w:t>
-      </w:r>
-      <w:proofErr w:type="spellEnd"/>
-      <w:r>
-        <w:rPr>
-          <w:i/>
-        </w:rPr>
-        <w:t>,</w:t>
-      </w:r>
-      <w:r>
-        <w:rPr>
-          <w:i/>
-          <w:spacing w:val="-4"/>
-        </w:rPr>
-        <w:t xml:space="preserve"> </w:t>
-      </w:r>
-      <w:proofErr w:type="spellStart"/>
-      <w:r>
-        <w:rPr>
-          <w:i/>
-        </w:rPr>
-        <w:t>curfew</w:t>
-      </w:r>
-      <w:proofErr w:type="spellEnd"/>
-      <w:r>
-        <w:rPr>
-          <w:i/>
-        </w:rPr>
-        <w:t>,</w:t>
-      </w:r>
-      <w:r>
-        <w:rPr>
-          <w:i/>
-          <w:spacing w:val="-4"/>
-        </w:rPr>
-        <w:t xml:space="preserve"> </w:t>
-      </w:r>
-      <w:proofErr w:type="spellStart"/>
-      <w:r>
-        <w:rPr>
-          <w:i/>
-        </w:rPr>
-        <w:t>type</w:t>
-      </w:r>
-      <w:proofErr w:type="spellEnd"/>
-      <w:r>
-        <w:rPr>
-          <w:i/>
-          <w:spacing w:val="-4"/>
-        </w:rPr>
-        <w:t xml:space="preserve"> </w:t>
-      </w:r>
-      <w:proofErr w:type="spellStart"/>
-      <w:r>
-        <w:rPr>
-          <w:i/>
-        </w:rPr>
-        <w:t>of</w:t>
-      </w:r>
-      <w:proofErr w:type="spellEnd"/>
-      <w:r>
-        <w:rPr>
-          <w:i/>
-          <w:spacing w:val="-4"/>
-        </w:rPr>
-        <w:t xml:space="preserve"> </w:t>
-      </w:r>
-      <w:proofErr w:type="spellStart"/>
-      <w:r>
-        <w:rPr>
-          <w:i/>
-        </w:rPr>
-        <w:t>boarding</w:t>
-      </w:r>
-      <w:proofErr w:type="spellEnd"/>
-      <w:r>
-        <w:rPr>
-          <w:i/>
-          <w:spacing w:val="-4"/>
-        </w:rPr>
-        <w:t xml:space="preserve"> </w:t>
-      </w:r>
-      <w:proofErr w:type="spellStart"/>
-      <w:r>
-        <w:rPr>
-          <w:i/>
-        </w:rPr>
-        <w:t>house</w:t>
-      </w:r>
-      <w:proofErr w:type="spellEnd"/>
-      <w:r>
-        <w:rPr>
-          <w:i/>
-        </w:rPr>
-        <w:t>,</w:t>
-      </w:r>
-      <w:r>
-        <w:rPr>
-          <w:i/>
-          <w:spacing w:val="-4"/>
-        </w:rPr>
-        <w:t xml:space="preserve"> </w:t>
-      </w:r>
-      <w:proofErr w:type="spellStart"/>
-      <w:r>
-        <w:rPr>
-          <w:i/>
-        </w:rPr>
-        <w:t>type</w:t>
-      </w:r>
-      <w:proofErr w:type="spellEnd"/>
-      <w:r>
-        <w:rPr>
-          <w:i/>
-          <w:spacing w:val="-4"/>
-        </w:rPr>
-        <w:t xml:space="preserve"> </w:t>
-      </w:r>
-      <w:proofErr w:type="spellStart"/>
-      <w:r>
-        <w:rPr>
-          <w:i/>
-        </w:rPr>
-        <w:t>of</w:t>
-      </w:r>
-      <w:proofErr w:type="spellEnd"/>
-      <w:r>
-        <w:rPr>
-          <w:i/>
-          <w:spacing w:val="-4"/>
-        </w:rPr>
-        <w:t xml:space="preserve"> </w:t>
-      </w:r>
-      <w:proofErr w:type="spellStart"/>
-      <w:r>
-        <w:rPr>
-          <w:i/>
-        </w:rPr>
-        <w:t>electricity</w:t>
-      </w:r>
-      <w:proofErr w:type="spellEnd"/>
-      <w:r>
-        <w:rPr>
-          <w:i/>
-        </w:rPr>
-        <w:t>,</w:t>
-      </w:r>
-      <w:r>
-        <w:rPr>
-          <w:i/>
-          <w:spacing w:val="-4"/>
-        </w:rPr>
-        <w:t xml:space="preserve"> </w:t>
-      </w:r>
-      <w:proofErr w:type="spellStart"/>
-      <w:r>
-        <w:rPr>
-          <w:i/>
-        </w:rPr>
-        <w:t>and</w:t>
-      </w:r>
-      <w:proofErr w:type="spellEnd"/>
-      <w:r>
-        <w:rPr>
-          <w:i/>
-          <w:spacing w:val="-4"/>
-        </w:rPr>
-        <w:t xml:space="preserve"> </w:t>
-      </w:r>
-      <w:proofErr w:type="spellStart"/>
-      <w:r>
-        <w:rPr>
-          <w:i/>
-        </w:rPr>
-        <w:t>type</w:t>
-      </w:r>
-      <w:proofErr w:type="spellEnd"/>
-      <w:r>
-        <w:rPr>
-          <w:i/>
-          <w:spacing w:val="-4"/>
-        </w:rPr>
-        <w:t xml:space="preserve"> </w:t>
-      </w:r>
-      <w:proofErr w:type="spellStart"/>
-      <w:r>
-        <w:rPr>
-          <w:i/>
-        </w:rPr>
-        <w:t>of</w:t>
-      </w:r>
-      <w:proofErr w:type="spellEnd"/>
-      <w:r>
-        <w:rPr>
-          <w:i/>
-          <w:spacing w:val="-4"/>
-        </w:rPr>
-        <w:t xml:space="preserve"> </w:t>
-      </w:r>
-      <w:proofErr w:type="spellStart"/>
-      <w:r>
-        <w:rPr>
-          <w:i/>
-        </w:rPr>
-        <w:t>water</w:t>
-      </w:r>
-      <w:proofErr w:type="spellEnd"/>
-      <w:r>
-        <w:rPr>
-          <w:i/>
-          <w:spacing w:val="-4"/>
-        </w:rPr>
-        <w:t xml:space="preserve"> </w:t>
-      </w:r>
-      <w:proofErr w:type="spellStart"/>
-      <w:r>
-        <w:rPr>
-          <w:i/>
-        </w:rPr>
-        <w:t>with</w:t>
-      </w:r>
-      <w:proofErr w:type="spellEnd"/>
-      <w:r>
-        <w:rPr>
-          <w:i/>
-        </w:rPr>
-        <w:t xml:space="preserve"> 16 </w:t>
-      </w:r>
-      <w:proofErr w:type="spellStart"/>
-      <w:r>
-        <w:rPr>
-          <w:i/>
-        </w:rPr>
-        <w:t>alternative</w:t>
-      </w:r>
-      <w:proofErr w:type="spellEnd"/>
-      <w:r>
-        <w:rPr>
-          <w:i/>
-        </w:rPr>
-        <w:t xml:space="preserve"> </w:t>
-      </w:r>
-      <w:proofErr w:type="spellStart"/>
-      <w:r>
-        <w:rPr>
-          <w:i/>
-        </w:rPr>
-        <w:t>boarding</w:t>
-      </w:r>
-      <w:proofErr w:type="spellEnd"/>
-      <w:r>
-        <w:rPr>
-          <w:i/>
-        </w:rPr>
-        <w:t xml:space="preserve"> </w:t>
-      </w:r>
-      <w:proofErr w:type="spellStart"/>
-      <w:r>
-        <w:rPr>
-          <w:i/>
-        </w:rPr>
-        <w:t>house</w:t>
-      </w:r>
-      <w:proofErr w:type="spellEnd"/>
-      <w:r>
-        <w:rPr>
-          <w:i/>
-        </w:rPr>
-        <w:t xml:space="preserve"> data. The SAW </w:t>
-      </w:r>
-      <w:proofErr w:type="spellStart"/>
-      <w:r>
-        <w:rPr>
-          <w:i/>
-        </w:rPr>
-        <w:t>calculation</w:t>
-      </w:r>
-      <w:proofErr w:type="spellEnd"/>
-      <w:r>
-        <w:rPr>
-          <w:i/>
-        </w:rPr>
-        <w:t xml:space="preserve"> </w:t>
-      </w:r>
-      <w:proofErr w:type="spellStart"/>
-      <w:r>
-        <w:rPr>
-          <w:i/>
-        </w:rPr>
-        <w:t>is</w:t>
-      </w:r>
-      <w:proofErr w:type="spellEnd"/>
-      <w:r>
-        <w:rPr>
-          <w:i/>
-        </w:rPr>
-        <w:t xml:space="preserve"> </w:t>
-      </w:r>
-      <w:proofErr w:type="spellStart"/>
-      <w:r>
-        <w:rPr>
-          <w:i/>
-        </w:rPr>
-        <w:t>carried</w:t>
-      </w:r>
-      <w:proofErr w:type="spellEnd"/>
-      <w:r>
-        <w:rPr>
-          <w:i/>
-        </w:rPr>
-        <w:t xml:space="preserve"> </w:t>
-      </w:r>
-      <w:proofErr w:type="spellStart"/>
-      <w:r>
-        <w:rPr>
-          <w:i/>
-        </w:rPr>
-        <w:t>out</w:t>
-      </w:r>
-      <w:proofErr w:type="spellEnd"/>
-      <w:r>
-        <w:rPr>
-          <w:i/>
-        </w:rPr>
-        <w:t xml:space="preserve"> </w:t>
-      </w:r>
-      <w:proofErr w:type="spellStart"/>
-      <w:r>
-        <w:rPr>
-          <w:i/>
-        </w:rPr>
-        <w:t>by</w:t>
-      </w:r>
-      <w:proofErr w:type="spellEnd"/>
-      <w:r>
-        <w:rPr>
-          <w:i/>
-        </w:rPr>
-        <w:t xml:space="preserve"> </w:t>
-      </w:r>
-      <w:proofErr w:type="spellStart"/>
-      <w:r>
-        <w:rPr>
-          <w:i/>
-        </w:rPr>
-        <w:t>determining</w:t>
-      </w:r>
-      <w:proofErr w:type="spellEnd"/>
-      <w:r>
-        <w:rPr>
-          <w:i/>
-        </w:rPr>
-        <w:t xml:space="preserve"> </w:t>
-      </w:r>
-      <w:proofErr w:type="spellStart"/>
-      <w:r>
-        <w:rPr>
-          <w:i/>
-        </w:rPr>
-        <w:t>the</w:t>
-      </w:r>
-      <w:proofErr w:type="spellEnd"/>
-      <w:r>
-        <w:rPr>
-          <w:i/>
-        </w:rPr>
-        <w:t xml:space="preserve"> </w:t>
-      </w:r>
-      <w:proofErr w:type="spellStart"/>
-      <w:r>
-        <w:rPr>
-          <w:i/>
-        </w:rPr>
-        <w:t>criteria</w:t>
-      </w:r>
-      <w:proofErr w:type="spellEnd"/>
-      <w:r>
-        <w:rPr>
-          <w:i/>
-        </w:rPr>
-        <w:t xml:space="preserve"> </w:t>
-      </w:r>
-      <w:proofErr w:type="spellStart"/>
-      <w:r>
-        <w:rPr>
-          <w:i/>
-        </w:rPr>
-        <w:t>weights</w:t>
-      </w:r>
-      <w:proofErr w:type="spellEnd"/>
-      <w:r>
-        <w:rPr>
-          <w:i/>
-        </w:rPr>
-        <w:t xml:space="preserve"> </w:t>
-      </w:r>
-      <w:proofErr w:type="spellStart"/>
-      <w:r>
-        <w:rPr>
-          <w:i/>
-        </w:rPr>
-        <w:t>with</w:t>
-      </w:r>
-      <w:proofErr w:type="spellEnd"/>
-      <w:r>
-        <w:rPr>
-          <w:i/>
-        </w:rPr>
-        <w:t xml:space="preserve"> </w:t>
-      </w:r>
-      <w:proofErr w:type="spellStart"/>
-      <w:r>
-        <w:rPr>
-          <w:i/>
-        </w:rPr>
-        <w:t>the</w:t>
-      </w:r>
-      <w:proofErr w:type="spellEnd"/>
-      <w:r>
-        <w:rPr>
-          <w:i/>
-        </w:rPr>
-        <w:t xml:space="preserve"> </w:t>
-      </w:r>
-      <w:proofErr w:type="spellStart"/>
-      <w:r>
-        <w:rPr>
-          <w:i/>
-        </w:rPr>
-        <w:t>Rank</w:t>
-      </w:r>
-      <w:proofErr w:type="spellEnd"/>
-      <w:r>
-        <w:rPr>
-          <w:i/>
-        </w:rPr>
-        <w:t xml:space="preserve"> Order </w:t>
-      </w:r>
-      <w:proofErr w:type="spellStart"/>
-      <w:r>
-        <w:rPr>
-          <w:i/>
-        </w:rPr>
-        <w:t>Centroid</w:t>
-      </w:r>
-      <w:proofErr w:type="spellEnd"/>
-      <w:r>
-        <w:rPr>
-          <w:i/>
-        </w:rPr>
-        <w:t xml:space="preserve"> (ROC) </w:t>
-      </w:r>
-      <w:proofErr w:type="spellStart"/>
-      <w:r>
-        <w:rPr>
-          <w:i/>
-        </w:rPr>
-        <w:t>method</w:t>
-      </w:r>
-      <w:proofErr w:type="spellEnd"/>
-      <w:r>
-        <w:rPr>
-          <w:i/>
-        </w:rPr>
-        <w:t xml:space="preserve">, </w:t>
-      </w:r>
-      <w:proofErr w:type="spellStart"/>
-      <w:r>
-        <w:rPr>
-          <w:i/>
-        </w:rPr>
-        <w:t>normalizing</w:t>
-      </w:r>
-      <w:proofErr w:type="spellEnd"/>
-      <w:r>
-        <w:rPr>
-          <w:i/>
-        </w:rPr>
-        <w:t xml:space="preserve"> </w:t>
-      </w:r>
-      <w:proofErr w:type="spellStart"/>
-      <w:r>
-        <w:rPr>
-          <w:i/>
-        </w:rPr>
-        <w:t>the</w:t>
-      </w:r>
-      <w:proofErr w:type="spellEnd"/>
-      <w:r>
-        <w:rPr>
-          <w:i/>
-        </w:rPr>
-        <w:t xml:space="preserve"> </w:t>
-      </w:r>
-      <w:proofErr w:type="spellStart"/>
-      <w:r>
-        <w:rPr>
-          <w:i/>
-        </w:rPr>
-        <w:t>decision</w:t>
-      </w:r>
-      <w:proofErr w:type="spellEnd"/>
-      <w:r>
-        <w:rPr>
-          <w:i/>
-        </w:rPr>
-        <w:t xml:space="preserve"> </w:t>
-      </w:r>
-      <w:proofErr w:type="spellStart"/>
-      <w:r>
-        <w:rPr>
-          <w:i/>
-        </w:rPr>
-        <w:t>matrix</w:t>
-      </w:r>
-      <w:proofErr w:type="spellEnd"/>
-      <w:r>
-        <w:rPr>
-          <w:i/>
-        </w:rPr>
-        <w:t xml:space="preserve">, </w:t>
-      </w:r>
-      <w:proofErr w:type="spellStart"/>
-      <w:r>
-        <w:rPr>
-          <w:i/>
-        </w:rPr>
-        <w:t>and</w:t>
-      </w:r>
-      <w:proofErr w:type="spellEnd"/>
-      <w:r>
-        <w:rPr>
-          <w:i/>
-          <w:spacing w:val="-4"/>
-        </w:rPr>
-        <w:t xml:space="preserve"> </w:t>
-      </w:r>
-      <w:proofErr w:type="spellStart"/>
-      <w:r>
-        <w:rPr>
-          <w:i/>
-        </w:rPr>
-        <w:t>calculating</w:t>
-      </w:r>
-      <w:proofErr w:type="spellEnd"/>
-      <w:r>
-        <w:rPr>
-          <w:i/>
-          <w:spacing w:val="-4"/>
-        </w:rPr>
-        <w:t xml:space="preserve"> </w:t>
-      </w:r>
-      <w:proofErr w:type="spellStart"/>
-      <w:r>
-        <w:rPr>
-          <w:i/>
-        </w:rPr>
-        <w:t>the</w:t>
-      </w:r>
-      <w:proofErr w:type="spellEnd"/>
-      <w:r>
-        <w:rPr>
-          <w:i/>
-          <w:spacing w:val="-4"/>
-        </w:rPr>
-        <w:t xml:space="preserve"> </w:t>
-      </w:r>
-      <w:proofErr w:type="spellStart"/>
-      <w:r>
-        <w:rPr>
-          <w:i/>
-        </w:rPr>
-        <w:t>preference</w:t>
-      </w:r>
-      <w:proofErr w:type="spellEnd"/>
-      <w:r>
-        <w:rPr>
-          <w:i/>
-          <w:spacing w:val="-4"/>
-        </w:rPr>
-        <w:t xml:space="preserve"> </w:t>
-      </w:r>
-      <w:proofErr w:type="spellStart"/>
-      <w:r>
-        <w:rPr>
-          <w:i/>
-        </w:rPr>
-        <w:t>value</w:t>
-      </w:r>
-      <w:proofErr w:type="spellEnd"/>
-      <w:r>
-        <w:rPr>
-          <w:i/>
-          <w:spacing w:val="-4"/>
-        </w:rPr>
-        <w:t xml:space="preserve"> </w:t>
-      </w:r>
-      <w:proofErr w:type="spellStart"/>
-      <w:r>
-        <w:rPr>
-          <w:i/>
-        </w:rPr>
-        <w:t>of</w:t>
-      </w:r>
-      <w:proofErr w:type="spellEnd"/>
-      <w:r>
-        <w:rPr>
-          <w:i/>
-          <w:spacing w:val="-4"/>
-        </w:rPr>
-        <w:t xml:space="preserve"> </w:t>
-      </w:r>
-      <w:proofErr w:type="spellStart"/>
-      <w:r>
-        <w:rPr>
-          <w:i/>
-        </w:rPr>
-        <w:t>each</w:t>
-      </w:r>
-      <w:proofErr w:type="spellEnd"/>
-      <w:r>
-        <w:rPr>
-          <w:i/>
-          <w:spacing w:val="-4"/>
-        </w:rPr>
-        <w:t xml:space="preserve"> </w:t>
-      </w:r>
-      <w:proofErr w:type="spellStart"/>
-      <w:r>
-        <w:rPr>
-          <w:i/>
-        </w:rPr>
-        <w:t>alternative</w:t>
-      </w:r>
-      <w:proofErr w:type="spellEnd"/>
-      <w:r>
-        <w:rPr>
-          <w:i/>
-        </w:rPr>
-        <w:t>.</w:t>
-      </w:r>
-      <w:r>
-        <w:rPr>
-          <w:i/>
-          <w:spacing w:val="-4"/>
-        </w:rPr>
-        <w:t xml:space="preserve"> </w:t>
-      </w:r>
-      <w:r>
-        <w:rPr>
-          <w:i/>
-        </w:rPr>
-        <w:t>The</w:t>
-      </w:r>
-      <w:r>
-        <w:rPr>
-          <w:i/>
-          <w:spacing w:val="-4"/>
-        </w:rPr>
-        <w:t xml:space="preserve"> </w:t>
-      </w:r>
-      <w:proofErr w:type="spellStart"/>
-      <w:r>
-        <w:rPr>
-          <w:i/>
-        </w:rPr>
-        <w:t>results</w:t>
-      </w:r>
-      <w:proofErr w:type="spellEnd"/>
-      <w:r>
-        <w:rPr>
-          <w:i/>
-          <w:spacing w:val="-4"/>
-        </w:rPr>
-        <w:t xml:space="preserve"> </w:t>
-      </w:r>
-      <w:proofErr w:type="spellStart"/>
-      <w:r>
-        <w:rPr>
-          <w:i/>
-        </w:rPr>
-        <w:t>show</w:t>
-      </w:r>
-      <w:proofErr w:type="spellEnd"/>
-      <w:r>
-        <w:rPr>
-          <w:i/>
-          <w:spacing w:val="-4"/>
-        </w:rPr>
-        <w:t xml:space="preserve"> </w:t>
-      </w:r>
-      <w:proofErr w:type="spellStart"/>
-      <w:r>
-        <w:rPr>
-          <w:i/>
-        </w:rPr>
-        <w:t>that</w:t>
-      </w:r>
-      <w:proofErr w:type="spellEnd"/>
-      <w:r>
-        <w:rPr>
-          <w:i/>
-          <w:spacing w:val="-4"/>
-        </w:rPr>
-        <w:t xml:space="preserve"> </w:t>
-      </w:r>
-      <w:r>
-        <w:rPr>
-          <w:i/>
-        </w:rPr>
-        <w:t>Pondok</w:t>
-      </w:r>
-      <w:r>
-        <w:rPr>
-          <w:i/>
-          <w:spacing w:val="-4"/>
-        </w:rPr>
-        <w:t xml:space="preserve"> </w:t>
-      </w:r>
-      <w:proofErr w:type="spellStart"/>
-      <w:r>
-        <w:rPr>
-          <w:i/>
-        </w:rPr>
-        <w:t>Harmony</w:t>
-      </w:r>
-      <w:proofErr w:type="spellEnd"/>
-      <w:r>
-        <w:rPr>
-          <w:i/>
-        </w:rPr>
-        <w:t xml:space="preserve"> 1 </w:t>
-      </w:r>
-      <w:proofErr w:type="spellStart"/>
-      <w:r>
-        <w:rPr>
-          <w:i/>
-        </w:rPr>
-        <w:t>obtained</w:t>
-      </w:r>
-      <w:proofErr w:type="spellEnd"/>
-      <w:r>
-        <w:rPr>
-          <w:i/>
-        </w:rPr>
-        <w:t xml:space="preserve"> </w:t>
-      </w:r>
-      <w:proofErr w:type="spellStart"/>
-      <w:r>
-        <w:rPr>
-          <w:i/>
-        </w:rPr>
-        <w:t>the</w:t>
-      </w:r>
-      <w:proofErr w:type="spellEnd"/>
-      <w:r>
-        <w:rPr>
-          <w:i/>
-        </w:rPr>
-        <w:t xml:space="preserve"> </w:t>
-      </w:r>
-      <w:proofErr w:type="spellStart"/>
-      <w:r>
-        <w:rPr>
-          <w:i/>
-        </w:rPr>
-        <w:t>highest</w:t>
-      </w:r>
-      <w:proofErr w:type="spellEnd"/>
-      <w:r>
-        <w:rPr>
-          <w:i/>
-        </w:rPr>
-        <w:t xml:space="preserve"> </w:t>
-      </w:r>
-      <w:proofErr w:type="spellStart"/>
-      <w:r>
-        <w:rPr>
-          <w:i/>
-        </w:rPr>
-        <w:t>preference</w:t>
-      </w:r>
-      <w:proofErr w:type="spellEnd"/>
-      <w:r>
-        <w:rPr>
-          <w:i/>
-        </w:rPr>
-        <w:t xml:space="preserve"> </w:t>
-      </w:r>
-      <w:proofErr w:type="spellStart"/>
-      <w:r>
-        <w:rPr>
-          <w:i/>
-        </w:rPr>
-        <w:t>value</w:t>
-      </w:r>
-      <w:proofErr w:type="spellEnd"/>
-      <w:r>
-        <w:rPr>
-          <w:i/>
-        </w:rPr>
-        <w:t xml:space="preserve"> </w:t>
-      </w:r>
-      <w:proofErr w:type="spellStart"/>
-      <w:r>
-        <w:rPr>
-          <w:i/>
-        </w:rPr>
-        <w:t>of</w:t>
-      </w:r>
-      <w:proofErr w:type="spellEnd"/>
-      <w:r>
-        <w:rPr>
-          <w:i/>
-        </w:rPr>
-        <w:t xml:space="preserve"> 0.8150, </w:t>
-      </w:r>
-      <w:proofErr w:type="spellStart"/>
-      <w:r>
-        <w:rPr>
-          <w:i/>
-        </w:rPr>
-        <w:t>and</w:t>
-      </w:r>
-      <w:proofErr w:type="spellEnd"/>
-      <w:r>
-        <w:rPr>
-          <w:i/>
-        </w:rPr>
-        <w:t xml:space="preserve"> </w:t>
-      </w:r>
-      <w:proofErr w:type="spellStart"/>
-      <w:r>
-        <w:rPr>
-          <w:i/>
-        </w:rPr>
-        <w:t>the</w:t>
-      </w:r>
-      <w:proofErr w:type="spellEnd"/>
-      <w:r>
-        <w:rPr>
-          <w:i/>
-        </w:rPr>
-        <w:t xml:space="preserve"> </w:t>
-      </w:r>
-      <w:proofErr w:type="spellStart"/>
-      <w:r>
-        <w:rPr>
-          <w:i/>
-        </w:rPr>
-        <w:t>system</w:t>
-      </w:r>
-      <w:proofErr w:type="spellEnd"/>
-      <w:r>
-        <w:rPr>
-          <w:i/>
-        </w:rPr>
-        <w:t xml:space="preserve"> </w:t>
-      </w:r>
-      <w:proofErr w:type="spellStart"/>
-      <w:r>
-        <w:rPr>
-          <w:i/>
-        </w:rPr>
-        <w:t>is</w:t>
-      </w:r>
-      <w:proofErr w:type="spellEnd"/>
-      <w:r>
-        <w:rPr>
-          <w:i/>
-        </w:rPr>
-        <w:t xml:space="preserve"> </w:t>
-      </w:r>
-      <w:proofErr w:type="spellStart"/>
-      <w:r>
-        <w:rPr>
-          <w:i/>
-        </w:rPr>
-        <w:t>able</w:t>
-      </w:r>
-      <w:proofErr w:type="spellEnd"/>
-      <w:r>
-        <w:rPr>
-          <w:i/>
-        </w:rPr>
-        <w:t xml:space="preserve"> </w:t>
-      </w:r>
-      <w:proofErr w:type="spellStart"/>
-      <w:r>
-        <w:rPr>
-          <w:i/>
-        </w:rPr>
-        <w:t>to</w:t>
-      </w:r>
-      <w:proofErr w:type="spellEnd"/>
-      <w:r>
-        <w:rPr>
-          <w:i/>
-        </w:rPr>
-        <w:t xml:space="preserve"> </w:t>
-      </w:r>
-      <w:proofErr w:type="spellStart"/>
-      <w:r>
-        <w:rPr>
-          <w:i/>
-        </w:rPr>
-        <w:t>generate</w:t>
-      </w:r>
-      <w:proofErr w:type="spellEnd"/>
-      <w:r>
-        <w:rPr>
-          <w:i/>
-        </w:rPr>
-        <w:t xml:space="preserve"> </w:t>
-      </w:r>
-      <w:proofErr w:type="spellStart"/>
-      <w:r>
-        <w:rPr>
-          <w:i/>
-        </w:rPr>
-        <w:t>boarding</w:t>
-      </w:r>
-      <w:proofErr w:type="spellEnd"/>
-      <w:r>
-        <w:rPr>
-          <w:i/>
-        </w:rPr>
-        <w:t xml:space="preserve"> </w:t>
-      </w:r>
-      <w:proofErr w:type="spellStart"/>
-      <w:r>
-        <w:rPr>
-          <w:i/>
-        </w:rPr>
-        <w:t>house</w:t>
-      </w:r>
-      <w:proofErr w:type="spellEnd"/>
-      <w:r>
-        <w:rPr>
-          <w:i/>
-        </w:rPr>
-        <w:t xml:space="preserve"> </w:t>
-      </w:r>
-      <w:proofErr w:type="spellStart"/>
-      <w:r>
-        <w:rPr>
-          <w:i/>
-        </w:rPr>
-        <w:t>recommendations</w:t>
-      </w:r>
-      <w:proofErr w:type="spellEnd"/>
-      <w:r>
-        <w:rPr>
-          <w:i/>
-        </w:rPr>
-        <w:t xml:space="preserve"> in order </w:t>
-      </w:r>
-      <w:proofErr w:type="spellStart"/>
-      <w:r>
-        <w:rPr>
-          <w:i/>
-        </w:rPr>
-        <w:t>based</w:t>
-      </w:r>
-      <w:proofErr w:type="spellEnd"/>
-      <w:r>
-        <w:rPr>
-          <w:i/>
-        </w:rPr>
-        <w:t xml:space="preserve"> </w:t>
-      </w:r>
-      <w:proofErr w:type="spellStart"/>
-      <w:r>
-        <w:rPr>
-          <w:i/>
-        </w:rPr>
-        <w:t>on</w:t>
-      </w:r>
-      <w:proofErr w:type="spellEnd"/>
-      <w:r>
-        <w:rPr>
-          <w:i/>
-        </w:rPr>
-        <w:t xml:space="preserve"> </w:t>
-      </w:r>
-      <w:proofErr w:type="spellStart"/>
-      <w:r>
-        <w:rPr>
-          <w:i/>
-        </w:rPr>
-        <w:t>the</w:t>
-      </w:r>
-      <w:proofErr w:type="spellEnd"/>
-      <w:r>
-        <w:rPr>
-          <w:i/>
-        </w:rPr>
-        <w:t xml:space="preserve"> </w:t>
-      </w:r>
-      <w:proofErr w:type="spellStart"/>
-      <w:r>
-        <w:rPr>
-          <w:i/>
-        </w:rPr>
-        <w:t>preference</w:t>
-      </w:r>
-      <w:proofErr w:type="spellEnd"/>
-      <w:r>
-        <w:rPr>
-          <w:i/>
-        </w:rPr>
-        <w:t xml:space="preserve"> </w:t>
-      </w:r>
-      <w:proofErr w:type="spellStart"/>
-      <w:r>
-        <w:rPr>
-          <w:i/>
-        </w:rPr>
-        <w:t>values</w:t>
-      </w:r>
-      <w:proofErr w:type="spellEnd"/>
-      <w:r>
-        <w:rPr>
-          <w:i/>
-        </w:rPr>
-        <w:t xml:space="preserve"> </w:t>
-      </w:r>
-      <w:proofErr w:type="spellStart"/>
-      <w:r>
-        <w:rPr>
-          <w:i/>
-        </w:rPr>
-        <w:t>obtained</w:t>
-      </w:r>
-      <w:proofErr w:type="spellEnd"/>
-      <w:r>
-        <w:rPr>
-          <w:i/>
-        </w:rPr>
-        <w:t xml:space="preserve">. </w:t>
-      </w:r>
-      <w:proofErr w:type="spellStart"/>
-      <w:r>
-        <w:rPr>
-          <w:i/>
-        </w:rPr>
-        <w:t>Through</w:t>
-      </w:r>
-      <w:proofErr w:type="spellEnd"/>
-      <w:r>
-        <w:rPr>
-          <w:i/>
-        </w:rPr>
-        <w:t xml:space="preserve"> </w:t>
-      </w:r>
-      <w:proofErr w:type="spellStart"/>
-      <w:r>
-        <w:rPr>
-          <w:i/>
-        </w:rPr>
-        <w:t>the</w:t>
-      </w:r>
-      <w:proofErr w:type="spellEnd"/>
-      <w:r>
-        <w:rPr>
-          <w:i/>
-        </w:rPr>
-        <w:t xml:space="preserve"> </w:t>
-      </w:r>
-      <w:proofErr w:type="spellStart"/>
-      <w:r>
-        <w:rPr>
-          <w:i/>
-        </w:rPr>
-        <w:t>application</w:t>
-      </w:r>
-      <w:proofErr w:type="spellEnd"/>
-      <w:r>
-        <w:rPr>
-          <w:i/>
-        </w:rPr>
-        <w:t xml:space="preserve"> </w:t>
-      </w:r>
-      <w:proofErr w:type="spellStart"/>
-      <w:r>
-        <w:rPr>
-          <w:i/>
-        </w:rPr>
-        <w:t>of</w:t>
-      </w:r>
-      <w:proofErr w:type="spellEnd"/>
-      <w:r>
-        <w:rPr>
-          <w:i/>
-        </w:rPr>
-        <w:t xml:space="preserve"> </w:t>
-      </w:r>
-      <w:proofErr w:type="spellStart"/>
-      <w:r>
-        <w:rPr>
-          <w:i/>
-        </w:rPr>
-        <w:t>this</w:t>
-      </w:r>
-      <w:proofErr w:type="spellEnd"/>
-      <w:r>
-        <w:rPr>
-          <w:i/>
-        </w:rPr>
-        <w:t xml:space="preserve"> </w:t>
-      </w:r>
-      <w:proofErr w:type="spellStart"/>
-      <w:r>
-        <w:rPr>
-          <w:i/>
-        </w:rPr>
-        <w:t>technology</w:t>
-      </w:r>
-      <w:proofErr w:type="spellEnd"/>
-      <w:r>
-        <w:rPr>
-          <w:i/>
-        </w:rPr>
-        <w:t xml:space="preserve">, </w:t>
-      </w:r>
-      <w:proofErr w:type="spellStart"/>
-      <w:r>
-        <w:rPr>
-          <w:i/>
-        </w:rPr>
-        <w:t>the</w:t>
-      </w:r>
-      <w:proofErr w:type="spellEnd"/>
-      <w:r>
-        <w:rPr>
-          <w:i/>
-        </w:rPr>
-        <w:t xml:space="preserve"> </w:t>
-      </w:r>
-      <w:proofErr w:type="spellStart"/>
-      <w:r>
-        <w:rPr>
-          <w:i/>
-        </w:rPr>
-        <w:t>process</w:t>
-      </w:r>
-      <w:proofErr w:type="spellEnd"/>
-      <w:r>
-        <w:rPr>
-          <w:i/>
-        </w:rPr>
-        <w:t xml:space="preserve"> </w:t>
-      </w:r>
-      <w:proofErr w:type="spellStart"/>
-      <w:r>
-        <w:rPr>
-          <w:i/>
-        </w:rPr>
-        <w:t>of</w:t>
-      </w:r>
-      <w:proofErr w:type="spellEnd"/>
-      <w:r>
-        <w:rPr>
-          <w:i/>
-        </w:rPr>
-        <w:t xml:space="preserve"> </w:t>
-      </w:r>
-      <w:proofErr w:type="spellStart"/>
-      <w:r>
-        <w:rPr>
-          <w:i/>
-        </w:rPr>
-        <w:t>determining</w:t>
-      </w:r>
-      <w:proofErr w:type="spellEnd"/>
-      <w:r>
-        <w:rPr>
-          <w:i/>
-        </w:rPr>
-        <w:t xml:space="preserve"> </w:t>
-      </w:r>
-      <w:proofErr w:type="spellStart"/>
-      <w:r>
-        <w:rPr>
-          <w:i/>
-        </w:rPr>
-        <w:t>boarding</w:t>
-      </w:r>
-      <w:proofErr w:type="spellEnd"/>
-      <w:r>
-        <w:rPr>
-          <w:i/>
-        </w:rPr>
-        <w:t xml:space="preserve"> </w:t>
-      </w:r>
-      <w:proofErr w:type="spellStart"/>
-      <w:r>
-        <w:rPr>
-          <w:i/>
-        </w:rPr>
-        <w:t>houses</w:t>
-      </w:r>
-      <w:proofErr w:type="spellEnd"/>
-      <w:r>
-        <w:rPr>
-          <w:i/>
-        </w:rPr>
-        <w:t xml:space="preserve"> </w:t>
-      </w:r>
-      <w:proofErr w:type="spellStart"/>
-      <w:r>
-        <w:rPr>
-          <w:i/>
-        </w:rPr>
-        <w:t>becomes</w:t>
-      </w:r>
-      <w:proofErr w:type="spellEnd"/>
-      <w:r>
-        <w:rPr>
-          <w:i/>
-        </w:rPr>
-        <w:t xml:space="preserve"> </w:t>
-      </w:r>
-      <w:proofErr w:type="spellStart"/>
-      <w:r>
-        <w:rPr>
-          <w:i/>
-        </w:rPr>
-        <w:t>more</w:t>
-      </w:r>
-      <w:proofErr w:type="spellEnd"/>
-      <w:r>
-        <w:rPr>
-          <w:i/>
-        </w:rPr>
-        <w:t xml:space="preserve"> </w:t>
-      </w:r>
-      <w:proofErr w:type="spellStart"/>
-      <w:r>
-        <w:rPr>
-          <w:i/>
-        </w:rPr>
-        <w:t>structured</w:t>
-      </w:r>
-      <w:proofErr w:type="spellEnd"/>
       <w:r>
         <w:rPr>
           <w:i/>
@@ -3505,314 +1829,11 @@
         </w:rPr>
         <w:t xml:space="preserve"> </w:t>
       </w:r>
-      <w:proofErr w:type="spellStart"/>
-      <w:r>
-        <w:rPr>
-          <w:i/>
-        </w:rPr>
-        <w:t>and</w:t>
-      </w:r>
-      <w:proofErr w:type="spellEnd"/>
-      <w:r>
-        <w:rPr>
-          <w:i/>
-          <w:spacing w:val="-12"/>
-        </w:rPr>
-        <w:t xml:space="preserve"> </w:t>
-      </w:r>
-      <w:proofErr w:type="spellStart"/>
-      <w:r>
-        <w:rPr>
-          <w:i/>
-        </w:rPr>
-        <w:t>measurable</w:t>
-      </w:r>
-      <w:proofErr w:type="spellEnd"/>
-      <w:r>
-        <w:rPr>
-          <w:i/>
-        </w:rPr>
-        <w:t>,</w:t>
-      </w:r>
-      <w:r>
-        <w:rPr>
-          <w:i/>
-          <w:spacing w:val="-12"/>
-        </w:rPr>
-        <w:t xml:space="preserve"> </w:t>
-      </w:r>
-      <w:proofErr w:type="spellStart"/>
-      <w:r>
-        <w:rPr>
-          <w:i/>
-        </w:rPr>
-        <w:t>thus</w:t>
-      </w:r>
-      <w:proofErr w:type="spellEnd"/>
-      <w:r>
-        <w:rPr>
-          <w:i/>
-          <w:spacing w:val="-12"/>
-        </w:rPr>
-        <w:t xml:space="preserve"> </w:t>
-      </w:r>
-      <w:proofErr w:type="spellStart"/>
-      <w:r>
-        <w:rPr>
-          <w:i/>
-        </w:rPr>
-        <w:t>supporting</w:t>
-      </w:r>
-      <w:proofErr w:type="spellEnd"/>
-      <w:r>
-        <w:rPr>
-          <w:i/>
-          <w:spacing w:val="-12"/>
-        </w:rPr>
-        <w:t xml:space="preserve"> </w:t>
-      </w:r>
-      <w:proofErr w:type="spellStart"/>
-      <w:r>
-        <w:rPr>
-          <w:i/>
-        </w:rPr>
-        <w:t>more</w:t>
-      </w:r>
-      <w:proofErr w:type="spellEnd"/>
-      <w:r>
-        <w:rPr>
-          <w:i/>
-          <w:spacing w:val="-12"/>
-        </w:rPr>
-        <w:t xml:space="preserve"> </w:t>
-      </w:r>
-      <w:proofErr w:type="spellStart"/>
-      <w:r>
-        <w:rPr>
-          <w:i/>
-        </w:rPr>
-        <w:t>effective</w:t>
-      </w:r>
-      <w:proofErr w:type="spellEnd"/>
-      <w:r>
-        <w:rPr>
-          <w:i/>
-          <w:spacing w:val="-12"/>
-        </w:rPr>
-        <w:t xml:space="preserve"> </w:t>
-      </w:r>
-      <w:proofErr w:type="spellStart"/>
-      <w:r>
-        <w:rPr>
-          <w:i/>
-        </w:rPr>
-        <w:t>and</w:t>
-      </w:r>
-      <w:proofErr w:type="spellEnd"/>
-      <w:r>
-        <w:rPr>
-          <w:i/>
-          <w:spacing w:val="-12"/>
-        </w:rPr>
-        <w:t xml:space="preserve"> </w:t>
-      </w:r>
-      <w:proofErr w:type="spellStart"/>
-      <w:r>
-        <w:rPr>
-          <w:i/>
-        </w:rPr>
-        <w:t>efficient</w:t>
-      </w:r>
-      <w:proofErr w:type="spellEnd"/>
-      <w:r>
-        <w:rPr>
-          <w:i/>
-          <w:spacing w:val="-11"/>
-        </w:rPr>
-        <w:t xml:space="preserve"> </w:t>
-      </w:r>
-      <w:proofErr w:type="spellStart"/>
-      <w:r>
-        <w:rPr>
-          <w:i/>
-        </w:rPr>
-        <w:t>decision</w:t>
-      </w:r>
-      <w:proofErr w:type="spellEnd"/>
-      <w:r>
-        <w:rPr>
-          <w:i/>
-          <w:spacing w:val="-12"/>
-        </w:rPr>
-        <w:t xml:space="preserve"> </w:t>
-      </w:r>
-      <w:r>
-        <w:rPr>
-          <w:i/>
-        </w:rPr>
-        <w:t>making</w:t>
-      </w:r>
-      <w:r>
-        <w:rPr>
-          <w:i/>
-          <w:spacing w:val="-12"/>
-        </w:rPr>
-        <w:t xml:space="preserve"> </w:t>
-      </w:r>
-      <w:proofErr w:type="spellStart"/>
-      <w:r>
-        <w:rPr>
-          <w:i/>
-        </w:rPr>
-        <w:t>for</w:t>
-      </w:r>
-      <w:proofErr w:type="spellEnd"/>
-      <w:r>
-        <w:rPr>
-          <w:i/>
-          <w:spacing w:val="-12"/>
-        </w:rPr>
-        <w:t xml:space="preserve"> </w:t>
-      </w:r>
-      <w:proofErr w:type="spellStart"/>
-      <w:r>
-        <w:rPr>
-          <w:i/>
-        </w:rPr>
-        <w:t>users</w:t>
-      </w:r>
-      <w:proofErr w:type="spellEnd"/>
-      <w:r>
-        <w:rPr>
-          <w:i/>
-        </w:rPr>
-        <w:t xml:space="preserve"> in </w:t>
-      </w:r>
-      <w:proofErr w:type="spellStart"/>
-      <w:r>
-        <w:rPr>
-          <w:i/>
-        </w:rPr>
-        <w:t>finding</w:t>
-      </w:r>
-      <w:proofErr w:type="spellEnd"/>
-      <w:r>
-        <w:rPr>
-          <w:i/>
-        </w:rPr>
-        <w:t xml:space="preserve"> </w:t>
-      </w:r>
-      <w:proofErr w:type="spellStart"/>
-      <w:r>
-        <w:rPr>
-          <w:i/>
-        </w:rPr>
-        <w:t>the</w:t>
-      </w:r>
-      <w:proofErr w:type="spellEnd"/>
-      <w:r>
-        <w:rPr>
-          <w:i/>
-        </w:rPr>
-        <w:t xml:space="preserve"> </w:t>
-      </w:r>
-      <w:proofErr w:type="spellStart"/>
-      <w:r>
-        <w:rPr>
-          <w:i/>
-        </w:rPr>
-        <w:t>boarding</w:t>
-      </w:r>
-      <w:proofErr w:type="spellEnd"/>
-      <w:r>
-        <w:rPr>
-          <w:i/>
-        </w:rPr>
-        <w:t xml:space="preserve"> </w:t>
-      </w:r>
-      <w:proofErr w:type="spellStart"/>
-      <w:r>
-        <w:rPr>
-          <w:i/>
-        </w:rPr>
-        <w:t>house</w:t>
-      </w:r>
-      <w:proofErr w:type="spellEnd"/>
-      <w:r>
-        <w:rPr>
-          <w:i/>
-        </w:rPr>
-        <w:t xml:space="preserve"> </w:t>
-      </w:r>
-      <w:proofErr w:type="spellStart"/>
-      <w:r>
-        <w:rPr>
-          <w:i/>
-        </w:rPr>
-        <w:t>that</w:t>
-      </w:r>
-      <w:proofErr w:type="spellEnd"/>
-      <w:r>
-        <w:rPr>
-          <w:i/>
-        </w:rPr>
-        <w:t xml:space="preserve"> </w:t>
-      </w:r>
-      <w:proofErr w:type="spellStart"/>
-      <w:r>
-        <w:rPr>
-          <w:i/>
-        </w:rPr>
-        <w:t>best</w:t>
-      </w:r>
-      <w:proofErr w:type="spellEnd"/>
-      <w:r>
-        <w:rPr>
-          <w:i/>
-        </w:rPr>
-        <w:t xml:space="preserve"> </w:t>
-      </w:r>
-      <w:proofErr w:type="spellStart"/>
-      <w:r>
-        <w:rPr>
-          <w:i/>
-        </w:rPr>
-        <w:t>suits</w:t>
-      </w:r>
-      <w:proofErr w:type="spellEnd"/>
-      <w:r>
-        <w:rPr>
-          <w:i/>
-        </w:rPr>
-        <w:t xml:space="preserve"> </w:t>
-      </w:r>
-      <w:proofErr w:type="spellStart"/>
-      <w:r>
-        <w:rPr>
-          <w:i/>
-        </w:rPr>
-        <w:t>their</w:t>
-      </w:r>
-      <w:proofErr w:type="spellEnd"/>
-      <w:r>
-        <w:rPr>
-          <w:i/>
-        </w:rPr>
-        <w:t xml:space="preserve"> </w:t>
-      </w:r>
-      <w:proofErr w:type="spellStart"/>
-      <w:r>
-        <w:rPr>
-          <w:i/>
-        </w:rPr>
-        <w:t>needs</w:t>
-      </w:r>
-      <w:proofErr w:type="spellEnd"/>
-      <w:r>
-        <w:rPr>
-          <w:i/>
-        </w:rPr>
-        <w:t>.</w:t>
+      <w:r>
+        <w:rPr>
+          <w:i/>
+        </w:rPr>
+        <w:t>users in finding the boarding house that best suits their needs.</w:t>
       </w:r>
     </w:p>
     <w:p>
@@ -3832,23 +1853,13 @@
           <w:i/>
         </w:rPr>
       </w:pPr>
-      <w:proofErr w:type="spellStart"/>
       <w:r>
         <w:rPr>
           <w:b/>
           <w:i/>
         </w:rPr>
-        <w:t>Keywords</w:t>
-      </w:r>
-      <w:proofErr w:type="spellEnd"/>
-      <w:r>
-        <w:rPr>
-          <w:b/>
-          <w:i/>
-        </w:rPr>
-        <w:t>—</w:t>
-      </w:r>
-      <w:proofErr w:type="spellStart"/>
+        <w:t>Keywords—</w:t>
+      </w:r>
       <w:r>
         <w:rPr>
           <w:i/>
@@ -3862,7 +1873,6 @@
         </w:rPr>
         <w:t>oarding</w:t>
       </w:r>
-      <w:proofErr w:type="spellEnd"/>
       <w:r>
         <w:rPr>
           <w:i/>
@@ -3883,14 +1893,12 @@
         </w:rPr>
         <w:t xml:space="preserve"> </w:t>
       </w:r>
-      <w:proofErr w:type="spellStart"/>
       <w:r>
         <w:rPr>
           <w:i/>
         </w:rPr>
         <w:t>Recommendation</w:t>
       </w:r>
-      <w:proofErr w:type="spellEnd"/>
       <w:r>
         <w:rPr>
           <w:i/>
@@ -3911,14 +1919,12 @@
         </w:rPr>
         <w:t xml:space="preserve"> </w:t>
       </w:r>
-      <w:proofErr w:type="spellStart"/>
       <w:r>
         <w:rPr>
           <w:i/>
         </w:rPr>
         <w:t>Simple</w:t>
       </w:r>
-      <w:proofErr w:type="spellEnd"/>
       <w:r>
         <w:rPr>
           <w:i/>
@@ -3926,14 +1932,12 @@
         </w:rPr>
         <w:t xml:space="preserve"> </w:t>
       </w:r>
-      <w:proofErr w:type="spellStart"/>
       <w:r>
         <w:rPr>
           <w:i/>
         </w:rPr>
         <w:t>Additive</w:t>
       </w:r>
-      <w:proofErr w:type="spellEnd"/>
       <w:r>
         <w:rPr>
           <w:i/>
@@ -3941,14 +1945,12 @@
         </w:rPr>
         <w:t xml:space="preserve"> </w:t>
       </w:r>
-      <w:proofErr w:type="spellStart"/>
       <w:r>
         <w:rPr>
           <w:i/>
         </w:rPr>
         <w:t>Weighting</w:t>
       </w:r>
-      <w:proofErr w:type="spellEnd"/>
       <w:r>
         <w:rPr>
           <w:i/>
@@ -3960,35 +1962,7 @@
         <w:rPr>
           <w:i/>
         </w:rPr>
-        <w:t xml:space="preserve">(SAW), Mobile </w:t>
-      </w:r>
-      <w:proofErr w:type="spellStart"/>
-      <w:r>
-        <w:rPr>
-          <w:i/>
-        </w:rPr>
-        <w:t>Application</w:t>
-      </w:r>
-      <w:proofErr w:type="spellEnd"/>
-      <w:r>
-        <w:rPr>
-          <w:i/>
-        </w:rPr>
-        <w:t xml:space="preserve">, </w:t>
-      </w:r>
-      <w:proofErr w:type="spellStart"/>
-      <w:r>
-        <w:rPr>
-          <w:i/>
-        </w:rPr>
-        <w:t>Decision</w:t>
-      </w:r>
-      <w:proofErr w:type="spellEnd"/>
-      <w:r>
-        <w:rPr>
-          <w:i/>
-        </w:rPr>
-        <w:t xml:space="preserve"> Making.</w:t>
+        <w:t>(SAW), Mobile Application, Decision Making.</w:t>
       </w:r>
     </w:p>
     <w:p>
@@ -4089,7 +2063,7 @@
           </mc:Choice>
           <mc:Fallback>
             <w:pict>
-              <v:shape w14:anchorId="7BB73AB6" id="Graphic 5" o:spid="_x0000_s1026" style="position:absolute;margin-left:84pt;margin-top:23.15pt;width:428.2pt;height:.5pt;z-index:-15728128;visibility:visible;mso-wrap-style:square;mso-wrap-distance-left:0;mso-wrap-distance-top:0;mso-wrap-distance-right:0;mso-wrap-distance-bottom:0;mso-position-horizontal:absolute;mso-position-horizontal-relative:page;mso-position-vertical:absolute;mso-position-vertical-relative:text;v-text-anchor:top" coordsize="5438140,6350" o:gfxdata="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" path="m5437632,l,,,6096r5437632,l5437632,xe" fillcolor="black" stroked="f">
+              <v:shape w14:anchorId="10E5B155" id="Graphic 5" o:spid="_x0000_s1026" style="position:absolute;margin-left:84pt;margin-top:23.15pt;width:428.2pt;height:.5pt;z-index:-15728128;visibility:visible;mso-wrap-style:square;mso-wrap-distance-left:0;mso-wrap-distance-top:0;mso-wrap-distance-right:0;mso-wrap-distance-bottom:0;mso-position-horizontal:absolute;mso-position-horizontal-relative:page;mso-position-vertical:absolute;mso-position-vertical-relative:text;v-text-anchor:top" coordsize="5438140,6350" o:gfxdata="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" path="m5437632,l,,,6096r5437632,l5437632,xe" fillcolor="black" stroked="f">
                 <v:path arrowok="t"/>
                 <w10:wrap type="topAndBottom" anchorx="page"/>
               </v:shape>
@@ -4170,23 +2144,7 @@
         <w:jc w:val="both"/>
       </w:pPr>
       <w:r>
-        <w:t xml:space="preserve">Banyaknya masyarakat yang melanjutkan pendidikan atau bekerja di luar daerah menyebabkan kebutuhan akan tempat tinggal sementara semakin bertambah. Mahasiswa dan pekerja yang merantau membutuhkan tempat tinggal yang dapat digunakan selama menjalani kegiatan studi maupun pekerjaan di daerah tersebut. Salah satu pilihan yang banyak diminati adalah rumah </w:t>
-      </w:r>
-      <w:proofErr w:type="spellStart"/>
-      <w:r>
-        <w:t>kost</w:t>
-      </w:r>
-      <w:proofErr w:type="spellEnd"/>
-      <w:r>
-        <w:t xml:space="preserve">, yaitu tempat tinggal sewa yang menyediakan kamar dengan fasilitas tertentu serta tarif yang telah ditetapkan oleh pemiliknya [1]. Rumah </w:t>
-      </w:r>
-      <w:proofErr w:type="spellStart"/>
-      <w:r>
-        <w:t>kost</w:t>
-      </w:r>
-      <w:proofErr w:type="spellEnd"/>
-      <w:r>
-        <w:t xml:space="preserve"> dinilai lebih praktis dan sesuai dengan</w:t>
+        <w:t>Banyaknya masyarakat yang melanjutkan pendidikan atau bekerja di luar daerah menyebabkan kebutuhan akan tempat tinggal sementara semakin bertambah. Mahasiswa dan pekerja yang merantau membutuhkan tempat tinggal yang dapat digunakan selama menjalani kegiatan studi maupun pekerjaan di daerah tersebut. Salah satu pilihan yang banyak diminati adalah rumah kost, yaitu tempat tinggal sewa yang menyediakan kamar dengan fasilitas tertentu serta tarif yang telah ditetapkan oleh pemiliknya [1]. Rumah kost dinilai lebih praktis dan sesuai dengan</w:t>
       </w:r>
       <w:r>
         <w:rPr>
@@ -4294,15 +2252,7 @@
         <w:t xml:space="preserve"> </w:t>
       </w:r>
       <w:r>
-        <w:t xml:space="preserve">yang relatif terjangkau. Oleh karena itu, rumah </w:t>
-      </w:r>
-      <w:proofErr w:type="spellStart"/>
-      <w:r>
-        <w:t>kost</w:t>
-      </w:r>
-      <w:proofErr w:type="spellEnd"/>
-      <w:r>
-        <w:t xml:space="preserve"> menjadi salah satu alternatif hunian sementara yang cukup diminati.</w:t>
+        <w:t>yang relatif terjangkau. Oleh karena itu, rumah kost menjadi salah satu alternatif hunian sementara yang cukup diminati.</w:t>
       </w:r>
     </w:p>
     <w:p>
@@ -4313,63 +2263,7 @@
         <w:jc w:val="both"/>
       </w:pPr>
       <w:r>
-        <w:t xml:space="preserve">Mahasiswa yang menempuh pendidikan di wilayah Kelurahan </w:t>
-      </w:r>
-      <w:proofErr w:type="spellStart"/>
-      <w:r>
-        <w:t>Tamalanrea</w:t>
-      </w:r>
-      <w:proofErr w:type="spellEnd"/>
-      <w:r>
-        <w:t xml:space="preserve"> Indah, membutuhkan informasi rumah </w:t>
-      </w:r>
-      <w:proofErr w:type="spellStart"/>
-      <w:r>
-        <w:t>kost</w:t>
-      </w:r>
-      <w:proofErr w:type="spellEnd"/>
-      <w:r>
-        <w:t xml:space="preserve"> sebagai tempat tinggal sementara. Namun, banyaknya pilihan rumah </w:t>
-      </w:r>
-      <w:proofErr w:type="spellStart"/>
-      <w:r>
-        <w:t>kost</w:t>
-      </w:r>
-      <w:proofErr w:type="spellEnd"/>
-      <w:r>
-        <w:t xml:space="preserve"> yang tersedia justru menjadi kendala. Dalam memilih rumah </w:t>
-      </w:r>
-      <w:proofErr w:type="spellStart"/>
-      <w:r>
-        <w:t>kost</w:t>
-      </w:r>
-      <w:proofErr w:type="spellEnd"/>
-      <w:r>
-        <w:t xml:space="preserve"> biasanya menggunakan cara konvensional yaitu dengan mendatangi rumah </w:t>
-      </w:r>
-      <w:proofErr w:type="spellStart"/>
-      <w:r>
-        <w:t>kost</w:t>
-      </w:r>
-      <w:proofErr w:type="spellEnd"/>
-      <w:r>
-        <w:t xml:space="preserve"> atau memperoleh informasi dari orang lain dan melalui sosial media. Hal ini membutuhkan waktu untuk mendapatkan rekomendasi yang cocok untuk para pencari </w:t>
-      </w:r>
-      <w:proofErr w:type="spellStart"/>
-      <w:r>
-        <w:t>kost</w:t>
-      </w:r>
-      <w:proofErr w:type="spellEnd"/>
-      <w:r>
-        <w:t xml:space="preserve">, karena mereka harus mempertimbangkan berbagai aspek seperti harga yang terjangkau, lokasi yang dekat dengan tempat aktivitas, serta fasilitas yang memadai. Setiap rumah </w:t>
-      </w:r>
-      <w:proofErr w:type="spellStart"/>
-      <w:r>
-        <w:t>kost</w:t>
-      </w:r>
-      <w:proofErr w:type="spellEnd"/>
-      <w:r>
-        <w:t xml:space="preserve"> menawarkan kriteria yang berbeda-beda, sehingga calon penghuni perlu lebih cermat dalam memilih agar sesuai dengan kebutuhan mereka.</w:t>
+        <w:t>Mahasiswa yang menempuh pendidikan di wilayah Kelurahan Tamalanrea Indah, membutuhkan informasi rumah kost sebagai tempat tinggal sementara. Namun, banyaknya pilihan rumah kost yang tersedia justru menjadi kendala. Dalam memilih rumah kost biasanya menggunakan cara konvensional yaitu dengan mendatangi rumah kost atau memperoleh informasi dari orang lain dan melalui sosial media. Hal ini membutuhkan waktu untuk mendapatkan rekomendasi yang cocok untuk para pencari kost, karena mereka harus mempertimbangkan berbagai aspek seperti harga yang terjangkau, lokasi yang dekat dengan tempat aktivitas, serta fasilitas yang memadai. Setiap rumah kost menawarkan kriteria yang berbeda-beda, sehingga calon penghuni perlu lebih cermat dalam memilih agar sesuai dengan kebutuhan mereka.</w:t>
       </w:r>
     </w:p>
     <w:p>
@@ -4380,55 +2274,7 @@
         <w:jc w:val="both"/>
       </w:pPr>
       <w:r>
-        <w:t xml:space="preserve">Berdasarkan dari masalah tersebut peneliti merancang sistem rekomendasi rumah </w:t>
-      </w:r>
-      <w:proofErr w:type="spellStart"/>
-      <w:r>
-        <w:t>kost</w:t>
-      </w:r>
-      <w:proofErr w:type="spellEnd"/>
-      <w:r>
-        <w:t xml:space="preserve"> berbasis </w:t>
-      </w:r>
-      <w:proofErr w:type="spellStart"/>
-      <w:r>
-        <w:t>mobile</w:t>
-      </w:r>
-      <w:proofErr w:type="spellEnd"/>
-      <w:r>
-        <w:t xml:space="preserve"> dengan metode </w:t>
-      </w:r>
-      <w:proofErr w:type="spellStart"/>
-      <w:r>
-        <w:t>Simple</w:t>
-      </w:r>
-      <w:proofErr w:type="spellEnd"/>
-      <w:r>
-        <w:t xml:space="preserve"> </w:t>
-      </w:r>
-      <w:proofErr w:type="spellStart"/>
-      <w:r>
-        <w:t>Additive</w:t>
-      </w:r>
-      <w:proofErr w:type="spellEnd"/>
-      <w:r>
-        <w:t xml:space="preserve"> </w:t>
-      </w:r>
-      <w:proofErr w:type="spellStart"/>
-      <w:r>
-        <w:t>Weighting</w:t>
-      </w:r>
-      <w:proofErr w:type="spellEnd"/>
-      <w:r>
-        <w:t xml:space="preserve"> (SAW) sebagai pendekatan sistematis dalam memberikan rekomendasi rumah </w:t>
-      </w:r>
-      <w:proofErr w:type="spellStart"/>
-      <w:r>
-        <w:t>kost</w:t>
-      </w:r>
-      <w:proofErr w:type="spellEnd"/>
-      <w:r>
-        <w:t xml:space="preserve"> berdasarkan sejumlah kriteria yang telah ditentukan.</w:t>
+        <w:t>Berdasarkan dari masalah tersebut peneliti merancang sistem rekomendasi rumah kost berbasis mobile dengan metode Simple Additive Weighting (SAW) sebagai pendekatan sistematis dalam memberikan rekomendasi rumah kost berdasarkan sejumlah kriteria yang telah ditentukan.</w:t>
       </w:r>
       <w:r>
         <w:rPr>
@@ -4518,15 +2364,7 @@
         <w:t xml:space="preserve"> </w:t>
       </w:r>
       <w:r>
-        <w:t xml:space="preserve">menghitung bobot tertinggi dari nilai masing-masing atribut pada setiap alternatif [2]. Melalui penerapan metode SAW, pengguna dapat memperoleh hasil rekomendasi rumah </w:t>
-      </w:r>
-      <w:proofErr w:type="spellStart"/>
-      <w:r>
-        <w:t>kost</w:t>
-      </w:r>
-      <w:proofErr w:type="spellEnd"/>
-      <w:r>
-        <w:t xml:space="preserve"> karena proses penilaiannya dilakukan secara terukur.</w:t>
+        <w:t>menghitung bobot tertinggi dari nilai masing-masing atribut pada setiap alternatif [2]. Melalui penerapan metode SAW, pengguna dapat memperoleh hasil rekomendasi rumah kost karena proses penilaiannya dilakukan secara terukur.</w:t>
       </w:r>
     </w:p>
     <w:p>
@@ -4636,31 +2474,7 @@
         <w:t xml:space="preserve"> </w:t>
       </w:r>
       <w:r>
-        <w:t xml:space="preserve">penilaian, yaitu jarak rumah </w:t>
-      </w:r>
-      <w:proofErr w:type="spellStart"/>
-      <w:r>
-        <w:t>kost</w:t>
-      </w:r>
-      <w:proofErr w:type="spellEnd"/>
-      <w:r>
-        <w:t xml:space="preserve">, biaya, fasilitas, lokasi pendukung, keamanan, ukuran ruangan, batas jam malam, jenis listrik, dan kebersihan rumah </w:t>
-      </w:r>
-      <w:proofErr w:type="spellStart"/>
-      <w:r>
-        <w:t>kost</w:t>
-      </w:r>
-      <w:proofErr w:type="spellEnd"/>
-      <w:r>
-        <w:t xml:space="preserve">. Sistem yang dihasilkan memudahkan pengguna dalam menentukan rumah </w:t>
-      </w:r>
-      <w:proofErr w:type="spellStart"/>
-      <w:r>
-        <w:t>kost</w:t>
-      </w:r>
-      <w:proofErr w:type="spellEnd"/>
-      <w:r>
-        <w:t>.</w:t>
+        <w:t>penilaian, yaitu jarak rumah kost, biaya, fasilitas, lokasi pendukung, keamanan, ukuran ruangan, batas jam malam, jenis listrik, dan kebersihan rumah kost. Sistem yang dihasilkan memudahkan pengguna dalam menentukan rumah kost.</w:t>
       </w:r>
     </w:p>
     <w:p>
@@ -4671,39 +2485,7 @@
         <w:jc w:val="both"/>
       </w:pPr>
       <w:r>
-        <w:t xml:space="preserve">Pada penelitian yang dilakukan oleh Anugrah </w:t>
-      </w:r>
-      <w:proofErr w:type="spellStart"/>
-      <w:r>
-        <w:t>dkk</w:t>
-      </w:r>
-      <w:proofErr w:type="spellEnd"/>
-      <w:r>
-        <w:t xml:space="preserve"> [4], menggunakan Metode </w:t>
-      </w:r>
-      <w:proofErr w:type="spellStart"/>
-      <w:r>
-        <w:t>Weighted</w:t>
-      </w:r>
-      <w:proofErr w:type="spellEnd"/>
-      <w:r>
-        <w:t xml:space="preserve"> </w:t>
-      </w:r>
-      <w:proofErr w:type="spellStart"/>
-      <w:r>
-        <w:t>Product</w:t>
-      </w:r>
-      <w:proofErr w:type="spellEnd"/>
-      <w:r>
-        <w:t xml:space="preserve">, sistem yang dikembangkan menggunakan 8 kriteria penilaian, yaitu jenis </w:t>
-      </w:r>
-      <w:proofErr w:type="spellStart"/>
-      <w:r>
-        <w:t>kost</w:t>
-      </w:r>
-      <w:proofErr w:type="spellEnd"/>
-      <w:r>
-        <w:t>,</w:t>
+        <w:t>Pada penelitian yang dilakukan oleh Anugrah dkk [4], menggunakan Metode Weighted Product, sistem yang dikembangkan menggunakan 8 kriteria penilaian, yaitu jenis kost,</w:t>
       </w:r>
       <w:r>
         <w:rPr>
@@ -4829,23 +2611,7 @@
         <w:t xml:space="preserve"> </w:t>
       </w:r>
       <w:r>
-        <w:t xml:space="preserve">melalui </w:t>
-      </w:r>
-      <w:proofErr w:type="spellStart"/>
-      <w:r>
-        <w:t>User</w:t>
-      </w:r>
-      <w:proofErr w:type="spellEnd"/>
-      <w:r>
-        <w:t xml:space="preserve"> </w:t>
-      </w:r>
-      <w:proofErr w:type="spellStart"/>
-      <w:r>
-        <w:t>Acceptance</w:t>
-      </w:r>
-      <w:proofErr w:type="spellEnd"/>
-      <w:r>
-        <w:t xml:space="preserve"> Testing (UAT) menunjukkan tingkat penerimaan di atas 85%, sehingga sistem dapat digunakan dengan baik.</w:t>
+        <w:t>melalui User Acceptance Testing (UAT) menunjukkan tingkat penerimaan di atas 85%, sehingga sistem dapat digunakan dengan baik.</w:t>
       </w:r>
     </w:p>
     <w:p>
@@ -4954,14 +2720,12 @@
         </w:rPr>
         <w:t xml:space="preserve"> </w:t>
       </w:r>
-      <w:proofErr w:type="spellStart"/>
       <w:r>
         <w:rPr>
           <w:spacing w:val="-5"/>
         </w:rPr>
         <w:t>dkk</w:t>
       </w:r>
-      <w:proofErr w:type="spellEnd"/>
     </w:p>
     <w:p>
       <w:pPr>
@@ -5079,84 +2843,146 @@
         <w:t xml:space="preserve"> </w:t>
       </w:r>
       <w:r>
-        <w:t xml:space="preserve">Adapun perbedaannya pada penelitian ini dengan 2 kriteria, yaitu jenis pembayaran air dan jenis </w:t>
-      </w:r>
-      <w:proofErr w:type="spellStart"/>
+        <w:t>Adapun perbedaannya pada penelitian ini dengan 2 kriteria, yaitu jenis pembayaran air dan jenis kost, sehingga total kriteria yang digunakan pada penelitian ini adalah 9 kriteria tetapi sistem yang dirancang belum memiliki fitur penyewaan rumah kost (booking). Selain itu, perbedaan utama sekaligus kontribusi ilmiah dalam penelitian ini terletak pada penerapan metode Rank Order Centroid</w:t>
+      </w:r>
+      <w:r>
+        <w:rPr>
+          <w:spacing w:val="-12"/>
+        </w:rPr>
+        <w:t xml:space="preserve"> </w:t>
+      </w:r>
+      <w:r>
+        <w:t>(ROC)</w:t>
+      </w:r>
+      <w:r>
+        <w:rPr>
+          <w:spacing w:val="-12"/>
+        </w:rPr>
+        <w:t xml:space="preserve"> </w:t>
+      </w:r>
+      <w:r>
+        <w:t>untuk</w:t>
+      </w:r>
+      <w:r>
+        <w:rPr>
+          <w:spacing w:val="-12"/>
+        </w:rPr>
+        <w:t xml:space="preserve"> </w:t>
+      </w:r>
+      <w:r>
+        <w:t>menentukan</w:t>
+      </w:r>
+      <w:r>
+        <w:rPr>
+          <w:spacing w:val="-12"/>
+        </w:rPr>
+        <w:t xml:space="preserve"> </w:t>
+      </w:r>
+      <w:r>
+        <w:t>bobot</w:t>
+      </w:r>
+      <w:r>
+        <w:rPr>
+          <w:spacing w:val="-12"/>
+        </w:rPr>
+        <w:t xml:space="preserve"> </w:t>
+      </w:r>
+      <w:r>
+        <w:t>kriteria</w:t>
+      </w:r>
+      <w:r>
+        <w:rPr>
+          <w:spacing w:val="-12"/>
+        </w:rPr>
+        <w:t xml:space="preserve"> </w:t>
+      </w:r>
+      <w:r>
+        <w:t>secara</w:t>
+      </w:r>
+      <w:r>
+        <w:rPr>
+          <w:spacing w:val="-12"/>
+        </w:rPr>
+        <w:t xml:space="preserve"> </w:t>
+      </w:r>
+      <w:r>
+        <w:t>lebih</w:t>
+      </w:r>
+      <w:r>
+        <w:rPr>
+          <w:spacing w:val="-12"/>
+        </w:rPr>
+        <w:t xml:space="preserve"> </w:t>
+      </w:r>
+      <w:r>
+        <w:t>objektif</w:t>
+      </w:r>
+      <w:r>
+        <w:rPr>
+          <w:spacing w:val="-12"/>
+        </w:rPr>
+        <w:t xml:space="preserve"> </w:t>
+      </w:r>
+      <w:r>
+        <w:t>berdasarkan</w:t>
+      </w:r>
+      <w:r>
+        <w:rPr>
+          <w:spacing w:val="-12"/>
+        </w:rPr>
+        <w:t xml:space="preserve"> </w:t>
+      </w:r>
+      <w:r>
+        <w:t>skala</w:t>
+      </w:r>
+      <w:r>
+        <w:rPr>
+          <w:spacing w:val="-12"/>
+        </w:rPr>
+        <w:t xml:space="preserve"> </w:t>
+      </w:r>
+      <w:r>
+        <w:t>prioritas kepentingan. Dengan mengadaptasi sembilan kriteria yang disesuaikan dengan karakteristik wilayah Kelurahan Tamalanrea Indah, penelitian diharapkan dapat memberikan kemudahan dalam</w:t>
+      </w:r>
+      <w:r>
+        <w:rPr>
+          <w:spacing w:val="-14"/>
+        </w:rPr>
+        <w:t xml:space="preserve"> </w:t>
+      </w:r>
+      <w:r>
+        <w:t>pemilihan</w:t>
+      </w:r>
+      <w:r>
+        <w:rPr>
+          <w:spacing w:val="-14"/>
+        </w:rPr>
+        <w:t xml:space="preserve"> </w:t>
+      </w:r>
+      <w:r>
+        <w:t>rumah</w:t>
+      </w:r>
+      <w:r>
+        <w:rPr>
+          <w:spacing w:val="-14"/>
+        </w:rPr>
+        <w:t xml:space="preserve"> </w:t>
+      </w:r>
       <w:r>
         <w:t>kost</w:t>
       </w:r>
-      <w:proofErr w:type="spellEnd"/>
-      <w:r>
-        <w:t xml:space="preserve">, sehingga total kriteria yang digunakan pada penelitian ini adalah 9 kriteria tetapi sistem yang dirancang belum memiliki fitur penyewaan rumah </w:t>
-      </w:r>
-      <w:proofErr w:type="spellStart"/>
-      <w:r>
-        <w:t>kost</w:t>
-      </w:r>
-      <w:proofErr w:type="spellEnd"/>
-      <w:r>
-        <w:t xml:space="preserve"> (</w:t>
-      </w:r>
-      <w:proofErr w:type="spellStart"/>
-      <w:r>
-        <w:t>booking</w:t>
-      </w:r>
-      <w:proofErr w:type="spellEnd"/>
-      <w:r>
-        <w:t xml:space="preserve">). Selain itu, perbedaan utama sekaligus kontribusi ilmiah dalam penelitian ini terletak pada penerapan metode </w:t>
-      </w:r>
-      <w:proofErr w:type="spellStart"/>
-      <w:r>
-        <w:t>Rank</w:t>
-      </w:r>
-      <w:proofErr w:type="spellEnd"/>
-      <w:r>
-        <w:t xml:space="preserve"> Order </w:t>
-      </w:r>
-      <w:proofErr w:type="spellStart"/>
-      <w:r>
-        <w:t>Centroid</w:t>
-      </w:r>
-      <w:proofErr w:type="spellEnd"/>
-      <w:r>
-        <w:rPr>
-          <w:spacing w:val="-12"/>
-        </w:rPr>
-        <w:t xml:space="preserve"> </w:t>
-      </w:r>
-      <w:r>
-        <w:t>(ROC)</w:t>
-      </w:r>
-      <w:r>
-        <w:rPr>
-          <w:spacing w:val="-12"/>
-        </w:rPr>
-        <w:t xml:space="preserve"> </w:t>
-      </w:r>
-      <w:r>
-        <w:t>untuk</w:t>
-      </w:r>
-      <w:r>
-        <w:rPr>
-          <w:spacing w:val="-12"/>
-        </w:rPr>
-        <w:t xml:space="preserve"> </w:t>
-      </w:r>
-      <w:r>
-        <w:t>menentukan</w:t>
-      </w:r>
-      <w:r>
-        <w:rPr>
-          <w:spacing w:val="-12"/>
-        </w:rPr>
-        <w:t xml:space="preserve"> </w:t>
-      </w:r>
-      <w:r>
-        <w:t>bobot</w:t>
-      </w:r>
-      <w:r>
-        <w:rPr>
-          <w:spacing w:val="-12"/>
+      <w:r>
+        <w:rPr>
+          <w:spacing w:val="-13"/>
+        </w:rPr>
+        <w:t xml:space="preserve"> </w:t>
+      </w:r>
+      <w:r>
+        <w:t>berdasarkan</w:t>
+      </w:r>
+      <w:r>
+        <w:rPr>
+          <w:spacing w:val="-14"/>
         </w:rPr>
         <w:t xml:space="preserve"> </w:t>
       </w:r>
@@ -5165,74 +2991,12 @@
       </w:r>
       <w:r>
         <w:rPr>
-          <w:spacing w:val="-12"/>
-        </w:rPr>
-        <w:t xml:space="preserve"> </w:t>
-      </w:r>
-      <w:r>
-        <w:t>secara</w:t>
-      </w:r>
-      <w:r>
-        <w:rPr>
-          <w:spacing w:val="-12"/>
-        </w:rPr>
-        <w:t xml:space="preserve"> </w:t>
-      </w:r>
-      <w:r>
-        <w:t>lebih</w:t>
-      </w:r>
-      <w:r>
-        <w:rPr>
-          <w:spacing w:val="-12"/>
-        </w:rPr>
-        <w:t xml:space="preserve"> </w:t>
-      </w:r>
-      <w:r>
-        <w:t>objektif</w:t>
-      </w:r>
-      <w:r>
-        <w:rPr>
-          <w:spacing w:val="-12"/>
-        </w:rPr>
-        <w:t xml:space="preserve"> </w:t>
-      </w:r>
-      <w:r>
-        <w:t>berdasarkan</w:t>
-      </w:r>
-      <w:r>
-        <w:rPr>
-          <w:spacing w:val="-12"/>
-        </w:rPr>
-        <w:t xml:space="preserve"> </w:t>
-      </w:r>
-      <w:r>
-        <w:t>skala</w:t>
-      </w:r>
-      <w:r>
-        <w:rPr>
-          <w:spacing w:val="-12"/>
-        </w:rPr>
-        <w:t xml:space="preserve"> </w:t>
-      </w:r>
-      <w:r>
-        <w:t xml:space="preserve">prioritas kepentingan. Dengan mengadaptasi sembilan kriteria yang disesuaikan dengan karakteristik wilayah Kelurahan </w:t>
-      </w:r>
-      <w:proofErr w:type="spellStart"/>
-      <w:r>
-        <w:t>Tamalanrea</w:t>
-      </w:r>
-      <w:proofErr w:type="spellEnd"/>
-      <w:r>
-        <w:t xml:space="preserve"> Indah, penelitian diharapkan dapat memberikan kemudahan dalam</w:t>
-      </w:r>
-      <w:r>
-        <w:rPr>
           <w:spacing w:val="-14"/>
         </w:rPr>
         <w:t xml:space="preserve"> </w:t>
       </w:r>
       <w:r>
-        <w:t>pemilihan</w:t>
+        <w:t>sehingga</w:t>
       </w:r>
       <w:r>
         <w:rPr>
@@ -5241,7 +3005,16 @@
         <w:t xml:space="preserve"> </w:t>
       </w:r>
       <w:r>
-        <w:t>rumah</w:t>
+        <w:t>dapat</w:t>
+      </w:r>
+      <w:r>
+        <w:rPr>
+          <w:spacing w:val="-13"/>
+        </w:rPr>
+        <w:t xml:space="preserve"> </w:t>
+      </w:r>
+      <w:r>
+        <w:t>memberikan</w:t>
       </w:r>
       <w:r>
         <w:rPr>
@@ -5249,19 +3022,8 @@
         </w:rPr>
         <w:t xml:space="preserve"> </w:t>
       </w:r>
-      <w:proofErr w:type="spellStart"/>
-      <w:r>
-        <w:t>kost</w:t>
-      </w:r>
-      <w:proofErr w:type="spellEnd"/>
-      <w:r>
-        <w:rPr>
-          <w:spacing w:val="-13"/>
-        </w:rPr>
-        <w:t xml:space="preserve"> </w:t>
-      </w:r>
-      <w:r>
-        <w:t>berdasarkan</w:t>
+      <w:r>
+        <w:t>rekomendasi</w:t>
       </w:r>
       <w:r>
         <w:rPr>
@@ -5270,60 +3032,7 @@
         <w:t xml:space="preserve"> </w:t>
       </w:r>
       <w:r>
-        <w:t>kriteria</w:t>
-      </w:r>
-      <w:r>
-        <w:rPr>
-          <w:spacing w:val="-14"/>
-        </w:rPr>
-        <w:t xml:space="preserve"> </w:t>
-      </w:r>
-      <w:r>
-        <w:t>sehingga</w:t>
-      </w:r>
-      <w:r>
-        <w:rPr>
-          <w:spacing w:val="-14"/>
-        </w:rPr>
-        <w:t xml:space="preserve"> </w:t>
-      </w:r>
-      <w:r>
-        <w:t>dapat</w:t>
-      </w:r>
-      <w:r>
-        <w:rPr>
-          <w:spacing w:val="-13"/>
-        </w:rPr>
-        <w:t xml:space="preserve"> </w:t>
-      </w:r>
-      <w:r>
-        <w:t>memberikan</w:t>
-      </w:r>
-      <w:r>
-        <w:rPr>
-          <w:spacing w:val="-14"/>
-        </w:rPr>
-        <w:t xml:space="preserve"> </w:t>
-      </w:r>
-      <w:r>
-        <w:t>rekomendasi</w:t>
-      </w:r>
-      <w:r>
-        <w:rPr>
-          <w:spacing w:val="-14"/>
-        </w:rPr>
-        <w:t xml:space="preserve"> </w:t>
-      </w:r>
-      <w:r>
-        <w:t xml:space="preserve">rumah </w:t>
-      </w:r>
-      <w:proofErr w:type="spellStart"/>
-      <w:r>
-        <w:t>kost</w:t>
-      </w:r>
-      <w:proofErr w:type="spellEnd"/>
-      <w:r>
-        <w:t xml:space="preserve"> bagi pengguna.</w:t>
+        <w:t>rumah kost bagi pengguna.</w:t>
       </w:r>
     </w:p>
     <w:p>
@@ -5461,13 +3170,29 @@
       <w:r>
         <w:t>Pengambilan keputusan (</w:t>
       </w:r>
-      <w:proofErr w:type="spellStart"/>
-      <w:r>
-        <w:t>desicion</w:t>
-      </w:r>
-      <w:proofErr w:type="spellEnd"/>
-      <w:r>
-        <w:t xml:space="preserve"> making) adalah sebuah mekanisme dalam melakukan penilaian dan menyeleksi sebuah/beberapa pilihan [5]. Ketetapan pengambilan keputusan dirumuskan setelah menjalani beberapa proses perhitungan rasional dan peninjauan alternatif. Sebelum</w:t>
+      <w:r>
+        <w:rPr>
+          <w:i/>
+          <w:iCs/>
+        </w:rPr>
+        <w:t>deci</w:t>
+      </w:r>
+      <w:r>
+        <w:rPr>
+          <w:i/>
+          <w:iCs/>
+        </w:rPr>
+        <w:t>si</w:t>
+      </w:r>
+      <w:r>
+        <w:rPr>
+          <w:i/>
+          <w:iCs/>
+        </w:rPr>
+        <w:t>on making</w:t>
+      </w:r>
+      <w:r>
+        <w:t>) adalah sebuah mekanisme dalam melakukan penilaian dan menyeleksi sebuah/beberapa pilihan [5]. Ketetapan pengambilan keputusan dirumuskan setelah menjalani beberapa proses perhitungan rasional dan peninjauan alternatif. Sebelum</w:t>
       </w:r>
       <w:r>
         <w:rPr>
@@ -5589,14 +3314,12 @@
         </w:rPr>
         <w:t xml:space="preserve"> </w:t>
       </w:r>
-      <w:proofErr w:type="spellStart"/>
       <w:r>
         <w:rPr>
           <w:i/>
         </w:rPr>
         <w:t>Rank</w:t>
       </w:r>
-      <w:proofErr w:type="spellEnd"/>
       <w:r>
         <w:rPr>
           <w:i/>
@@ -5617,14 +3340,12 @@
         </w:rPr>
         <w:t xml:space="preserve"> </w:t>
       </w:r>
-      <w:proofErr w:type="spellStart"/>
       <w:r>
         <w:rPr>
           <w:i/>
         </w:rPr>
         <w:t>Centroid</w:t>
       </w:r>
-      <w:proofErr w:type="spellEnd"/>
       <w:r>
         <w:rPr>
           <w:i/>
@@ -6034,7 +3755,6 @@
         <w:spacing w:line="248" w:lineRule="exact"/>
         <w:ind w:left="291"/>
       </w:pPr>
-      <w:proofErr w:type="spellStart"/>
       <w:r>
         <w:t>W</w:t>
       </w:r>
@@ -6044,7 +3764,6 @@
         </w:rPr>
         <w:t>m</w:t>
       </w:r>
-      <w:proofErr w:type="spellEnd"/>
       <w:r>
         <w:t>=</w:t>
       </w:r>
@@ -6154,14 +3873,12 @@
         </w:rPr>
         <w:t xml:space="preserve"> </w:t>
       </w:r>
-      <w:proofErr w:type="spellStart"/>
       <w:r>
         <w:rPr>
           <w:i/>
         </w:rPr>
         <w:t>Simple</w:t>
       </w:r>
-      <w:proofErr w:type="spellEnd"/>
       <w:r>
         <w:rPr>
           <w:i/>
@@ -6169,14 +3886,12 @@
         </w:rPr>
         <w:t xml:space="preserve"> </w:t>
       </w:r>
-      <w:proofErr w:type="spellStart"/>
       <w:r>
         <w:rPr>
           <w:i/>
         </w:rPr>
         <w:t>Additive</w:t>
       </w:r>
-      <w:proofErr w:type="spellEnd"/>
       <w:r>
         <w:rPr>
           <w:i/>
@@ -6184,14 +3899,12 @@
         </w:rPr>
         <w:t xml:space="preserve"> </w:t>
       </w:r>
-      <w:proofErr w:type="spellStart"/>
       <w:r>
         <w:rPr>
           <w:i/>
         </w:rPr>
         <w:t>Weighting</w:t>
       </w:r>
-      <w:proofErr w:type="spellEnd"/>
       <w:r>
         <w:rPr>
           <w:i/>
@@ -6214,37 +3927,8 @@
         <w:ind w:left="291" w:right="551" w:firstLine="720"/>
         <w:jc w:val="both"/>
       </w:pPr>
-      <w:proofErr w:type="spellStart"/>
-      <w:r>
-        <w:t>Simple</w:t>
-      </w:r>
-      <w:proofErr w:type="spellEnd"/>
-      <w:r>
-        <w:t xml:space="preserve"> </w:t>
-      </w:r>
-      <w:proofErr w:type="spellStart"/>
-      <w:r>
-        <w:t>Additive</w:t>
-      </w:r>
-      <w:proofErr w:type="spellEnd"/>
-      <w:r>
-        <w:t xml:space="preserve"> </w:t>
-      </w:r>
-      <w:proofErr w:type="spellStart"/>
-      <w:r>
-        <w:t>Weighting</w:t>
-      </w:r>
-      <w:proofErr w:type="spellEnd"/>
-      <w:r>
-        <w:t xml:space="preserve"> (SAW) adalah mencari penjumlahan terbobot dari </w:t>
-      </w:r>
-      <w:proofErr w:type="spellStart"/>
-      <w:r>
-        <w:t>rating</w:t>
-      </w:r>
-      <w:proofErr w:type="spellEnd"/>
-      <w:r>
-        <w:t xml:space="preserve"> kinerja pada setiap alternatif pada setiap atribut [8]. Prinsip utama metode SAW adalah melakukan perhitungan penjumlahan terbobot terhadap nilai kinerja masing-masing alternatif pada seluruh kriteria penilaian [9]. Metode SAW adalah salah satu metode dalam Sistem Pendukung</w:t>
+      <w:r>
+        <w:t>Simple Additive Weighting (SAW) adalah mencari penjumlahan terbobot dari rating kinerja pada setiap alternatif pada setiap atribut [8]. Prinsip utama metode SAW adalah melakukan perhitungan penjumlahan terbobot terhadap nilai kinerja masing-masing alternatif pada seluruh kriteria penilaian [9]. Metode SAW adalah salah satu metode dalam Sistem Pendukung</w:t>
       </w:r>
       <w:r>
         <w:rPr>
@@ -6365,7 +4049,6 @@
         </w:rPr>
         <w:t>r</w:t>
       </w:r>
-      <w:proofErr w:type="spellStart"/>
       <w:r>
         <w:rPr>
           <w:spacing w:val="-5"/>
@@ -6373,7 +4056,6 @@
         </w:rPr>
         <w:t>ij</w:t>
       </w:r>
-      <w:proofErr w:type="spellEnd"/>
     </w:p>
     <w:p>
       <w:pPr>
@@ -6416,7 +4098,6 @@
         </w:rPr>
         <w:t>X</w:t>
       </w:r>
-      <w:proofErr w:type="spellStart"/>
       <w:r>
         <w:rPr>
           <w:spacing w:val="-5"/>
@@ -6426,7 +4107,6 @@
         </w:rPr>
         <w:t>ij</w:t>
       </w:r>
-      <w:proofErr w:type="spellEnd"/>
       <w:r>
         <w:rPr>
           <w:spacing w:val="40"/>
@@ -6466,7 +4146,6 @@
         </w:rPr>
         <w:t>X</w:t>
       </w:r>
-      <w:proofErr w:type="spellStart"/>
       <w:r>
         <w:rPr>
           <w:spacing w:val="-5"/>
@@ -6475,7 +4154,6 @@
         </w:rPr>
         <w:t>ij</w:t>
       </w:r>
-      <w:proofErr w:type="spellEnd"/>
     </w:p>
     <w:p>
       <w:pPr>
@@ -6542,14 +4220,12 @@
         </w:rPr>
         <w:t>(</w:t>
       </w:r>
-      <w:proofErr w:type="spellStart"/>
       <w:r>
         <w:rPr>
           <w:spacing w:val="-2"/>
         </w:rPr>
         <w:t>Benefit</w:t>
       </w:r>
-      <w:proofErr w:type="spellEnd"/>
       <w:r>
         <w:rPr>
           <w:rFonts w:ascii="Cambria Math"/>
@@ -6606,7 +4282,6 @@
         </w:rPr>
         <w:t>r</w:t>
       </w:r>
-      <w:proofErr w:type="spellStart"/>
       <w:r>
         <w:rPr>
           <w:spacing w:val="-4"/>
@@ -6614,7 +4289,6 @@
         </w:rPr>
         <w:t>ij</w:t>
       </w:r>
-      <w:proofErr w:type="spellEnd"/>
       <w:r>
         <w:rPr>
           <w:spacing w:val="40"/>
@@ -6674,7 +4348,6 @@
         </w:rPr>
         <w:t>X</w:t>
       </w:r>
-      <w:proofErr w:type="spellStart"/>
       <w:r>
         <w:rPr>
           <w:position w:val="11"/>
@@ -6683,7 +4356,6 @@
         </w:rPr>
         <w:t>ij</w:t>
       </w:r>
-      <w:proofErr w:type="spellEnd"/>
       <w:r>
         <w:rPr>
           <w:spacing w:val="61"/>
@@ -6744,11 +4416,9 @@
         </w:rPr>
         <w:t>(</w:t>
       </w:r>
-      <w:proofErr w:type="spellStart"/>
       <w:r>
         <w:t>Cost</w:t>
       </w:r>
-      <w:proofErr w:type="spellEnd"/>
       <w:r>
         <w:rPr>
           <w:rFonts w:ascii="Cambria Math"/>
@@ -6800,7 +4470,6 @@
         </w:rPr>
         <w:t>X</w:t>
       </w:r>
-      <w:proofErr w:type="spellStart"/>
       <w:r>
         <w:rPr>
           <w:spacing w:val="-5"/>
@@ -6808,7 +4477,6 @@
         </w:rPr>
         <w:t>ij</w:t>
       </w:r>
-      <w:proofErr w:type="spellEnd"/>
     </w:p>
     <w:p>
       <w:pPr>
@@ -6833,7 +4501,6 @@
         <w:spacing w:before="6" w:line="273" w:lineRule="auto"/>
         <w:ind w:left="291" w:right="3194"/>
       </w:pPr>
-      <w:proofErr w:type="spellStart"/>
       <w:r>
         <w:t>r</w:t>
       </w:r>
@@ -6843,7 +4510,6 @@
         </w:rPr>
         <w:t>ij</w:t>
       </w:r>
-      <w:proofErr w:type="spellEnd"/>
       <w:r>
         <w:t>=</w:t>
       </w:r>
@@ -6935,24 +4601,13 @@
         <w:t xml:space="preserve"> </w:t>
       </w:r>
       <w:r>
-        <w:t xml:space="preserve">ke -j. </w:t>
-      </w:r>
-      <w:proofErr w:type="spellStart"/>
-      <w:r>
-        <w:t>X</w:t>
+        <w:t>ke -j. X</w:t>
       </w:r>
       <w:r>
         <w:rPr>
           <w:vertAlign w:val="subscript"/>
         </w:rPr>
-        <w:t>ij</w:t>
-      </w:r>
-      <w:proofErr w:type="spellEnd"/>
-      <w:r>
-        <w:rPr>
-          <w:vertAlign w:val="subscript"/>
-        </w:rPr>
-        <w:t>=</w:t>
+        <w:t>ij=</w:t>
       </w:r>
       <w:r>
         <w:t xml:space="preserve"> nilai asli dari alternatif ke – i terhadap ke -j.</w:t>
@@ -6973,7 +4628,6 @@
         </w:rPr>
         <w:t xml:space="preserve"> </w:t>
       </w:r>
-      <w:proofErr w:type="spellStart"/>
       <w:r>
         <w:t>X</w:t>
       </w:r>
@@ -6981,81 +4635,61 @@
         <w:rPr>
           <w:vertAlign w:val="subscript"/>
         </w:rPr>
+        <w:t>ij=</w:t>
+      </w:r>
+      <w:r>
+        <w:t xml:space="preserve"> nilai</w:t>
+      </w:r>
+      <w:r>
+        <w:rPr>
+          <w:spacing w:val="-2"/>
+        </w:rPr>
+        <w:t xml:space="preserve"> </w:t>
+      </w:r>
+      <w:r>
+        <w:t>maksimum</w:t>
+      </w:r>
+      <w:r>
+        <w:rPr>
+          <w:spacing w:val="-2"/>
+        </w:rPr>
+        <w:t xml:space="preserve"> </w:t>
+      </w:r>
+      <w:r>
+        <w:t>dari</w:t>
+      </w:r>
+      <w:r>
+        <w:rPr>
+          <w:spacing w:val="-2"/>
+        </w:rPr>
+        <w:t xml:space="preserve"> </w:t>
+      </w:r>
+      <w:r>
+        <w:t>setiap</w:t>
+      </w:r>
+      <w:r>
+        <w:rPr>
+          <w:spacing w:val="-2"/>
+        </w:rPr>
+        <w:t xml:space="preserve"> </w:t>
+      </w:r>
+      <w:r>
+        <w:t>kriteria. Min X</w:t>
+      </w:r>
+      <w:r>
+        <w:rPr>
+          <w:vertAlign w:val="subscript"/>
+        </w:rPr>
         <w:t>ij</w:t>
       </w:r>
-      <w:proofErr w:type="spellEnd"/>
-      <w:r>
-        <w:rPr>
-          <w:vertAlign w:val="subscript"/>
-        </w:rPr>
-        <w:t>=</w:t>
-      </w:r>
-      <w:r>
-        <w:t xml:space="preserve"> nilai</w:t>
-      </w:r>
-      <w:r>
-        <w:rPr>
-          <w:spacing w:val="-2"/>
-        </w:rPr>
-        <w:t xml:space="preserve"> </w:t>
-      </w:r>
-      <w:r>
-        <w:t>maksimum</w:t>
-      </w:r>
-      <w:r>
-        <w:rPr>
-          <w:spacing w:val="-2"/>
-        </w:rPr>
-        <w:t xml:space="preserve"> </w:t>
-      </w:r>
-      <w:r>
-        <w:t>dari</w:t>
-      </w:r>
-      <w:r>
-        <w:rPr>
-          <w:spacing w:val="-2"/>
-        </w:rPr>
-        <w:t xml:space="preserve"> </w:t>
-      </w:r>
-      <w:r>
-        <w:t>setiap</w:t>
-      </w:r>
-      <w:r>
-        <w:rPr>
-          <w:spacing w:val="-2"/>
-        </w:rPr>
-        <w:t xml:space="preserve"> </w:t>
-      </w:r>
-      <w:r>
-        <w:t xml:space="preserve">kriteria. Min </w:t>
-      </w:r>
-      <w:proofErr w:type="spellStart"/>
-      <w:r>
-        <w:t>X</w:t>
-      </w:r>
-      <w:r>
-        <w:rPr>
-          <w:vertAlign w:val="subscript"/>
-        </w:rPr>
-        <w:t>ij</w:t>
-      </w:r>
-      <w:proofErr w:type="spellEnd"/>
       <w:r>
         <w:t xml:space="preserve">= nilai minimum dari setiap kriteria. </w:t>
       </w:r>
-      <w:proofErr w:type="spellStart"/>
-      <w:r>
-        <w:rPr>
-          <w:i/>
-        </w:rPr>
-        <w:t>Benefit</w:t>
-      </w:r>
-      <w:proofErr w:type="spellEnd"/>
-      <w:r>
-        <w:rPr>
-          <w:i/>
-        </w:rPr>
-        <w:t xml:space="preserve"> </w:t>
+      <w:r>
+        <w:rPr>
+          <w:i/>
+        </w:rPr>
+        <w:t xml:space="preserve">Benefit </w:t>
       </w:r>
       <w:r>
         <w:t>= Jika nilai terbesar adalah terbaik.</w:t>
@@ -7067,14 +4701,12 @@
         <w:spacing w:line="213" w:lineRule="exact"/>
         <w:ind w:left="291"/>
       </w:pPr>
-      <w:proofErr w:type="spellStart"/>
       <w:r>
         <w:rPr>
           <w:i/>
         </w:rPr>
         <w:t>Cost</w:t>
       </w:r>
-      <w:proofErr w:type="spellEnd"/>
       <w:r>
         <w:rPr>
           <w:i/>
@@ -7204,15 +4836,7 @@
         <w:t xml:space="preserve"> </w:t>
       </w:r>
       <w:r>
-        <w:t>(</w:t>
-      </w:r>
-      <w:proofErr w:type="spellStart"/>
-      <w:r>
-        <w:t>V_i</w:t>
-      </w:r>
-      <w:proofErr w:type="spellEnd"/>
-      <w:r>
-        <w:t>)</w:t>
+        <w:t>(V_i)</w:t>
       </w:r>
       <w:r>
         <w:rPr>
@@ -7361,7 +4985,6 @@
           </mc:Fallback>
         </mc:AlternateContent>
       </w:r>
-      <w:proofErr w:type="spellStart"/>
       <w:r>
         <w:rPr>
           <w:w w:val="105"/>
@@ -7375,7 +4998,6 @@
         </w:rPr>
         <w:t>i</w:t>
       </w:r>
-      <w:proofErr w:type="spellEnd"/>
       <w:r>
         <w:rPr>
           <w:w w:val="105"/>
@@ -7413,7 +5035,6 @@
         </w:rPr>
         <w:t xml:space="preserve">  </w:t>
       </w:r>
-      <w:proofErr w:type="spellStart"/>
       <w:r>
         <w:rPr>
           <w:w w:val="105"/>
@@ -7427,7 +5048,6 @@
         </w:rPr>
         <w:t>j</w:t>
       </w:r>
-      <w:proofErr w:type="spellEnd"/>
       <w:r>
         <w:rPr>
           <w:spacing w:val="40"/>
@@ -7448,7 +5068,6 @@
         </w:rPr>
         <w:t xml:space="preserve"> </w:t>
       </w:r>
-      <w:proofErr w:type="spellStart"/>
       <w:r>
         <w:rPr>
           <w:w w:val="105"/>
@@ -7462,7 +5081,6 @@
         </w:rPr>
         <w:t>ij</w:t>
       </w:r>
-      <w:proofErr w:type="spellEnd"/>
       <w:r>
         <w:rPr>
           <w:spacing w:val="-4"/>
@@ -7511,7 +5129,6 @@
         <w:spacing w:before="3"/>
         <w:ind w:left="291"/>
       </w:pPr>
-      <w:proofErr w:type="spellStart"/>
       <w:r>
         <w:t>V</w:t>
       </w:r>
@@ -7521,7 +5138,6 @@
         </w:rPr>
         <w:t>i</w:t>
       </w:r>
-      <w:proofErr w:type="spellEnd"/>
       <w:r>
         <w:t>=</w:t>
       </w:r>
@@ -7696,7 +5312,6 @@
         <w:spacing w:before="5"/>
         <w:ind w:left="291"/>
       </w:pPr>
-      <w:proofErr w:type="spellStart"/>
       <w:r>
         <w:t>w</w:t>
       </w:r>
@@ -7706,7 +5321,6 @@
         </w:rPr>
         <w:t>j</w:t>
       </w:r>
-      <w:proofErr w:type="spellEnd"/>
       <w:r>
         <w:t>=</w:t>
       </w:r>
@@ -7759,7 +5373,6 @@
         <w:spacing w:before="35"/>
         <w:ind w:left="291"/>
       </w:pPr>
-      <w:proofErr w:type="spellStart"/>
       <w:r>
         <w:t>r</w:t>
       </w:r>
@@ -7769,7 +5382,6 @@
         </w:rPr>
         <w:t>ij</w:t>
       </w:r>
-      <w:proofErr w:type="spellEnd"/>
       <w:r>
         <w:rPr>
           <w:spacing w:val="5"/>
@@ -7794,11 +5406,9 @@
         </w:rPr>
         <w:t xml:space="preserve"> </w:t>
       </w:r>
-      <w:proofErr w:type="spellStart"/>
       <w:r>
         <w:t>rating</w:t>
       </w:r>
-      <w:proofErr w:type="spellEnd"/>
       <w:r>
         <w:rPr>
           <w:spacing w:val="-3"/>
@@ -8044,23 +5654,7 @@
         <w:t xml:space="preserve"> </w:t>
       </w:r>
       <w:r>
-        <w:t xml:space="preserve">kondisi rumah </w:t>
-      </w:r>
-      <w:proofErr w:type="spellStart"/>
-      <w:r>
-        <w:t>kost</w:t>
-      </w:r>
-      <w:proofErr w:type="spellEnd"/>
-      <w:r>
-        <w:t xml:space="preserve"> di wilayah Kelurahan </w:t>
-      </w:r>
-      <w:proofErr w:type="spellStart"/>
-      <w:r>
-        <w:t>Tamalanrea</w:t>
-      </w:r>
-      <w:proofErr w:type="spellEnd"/>
-      <w:r>
-        <w:t xml:space="preserve"> Indah.</w:t>
+        <w:t>kondisi rumah kost di wilayah Kelurahan Tamalanrea Indah.</w:t>
       </w:r>
     </w:p>
     <w:p>
@@ -8135,13 +5729,8 @@
         </w:rPr>
         <w:t xml:space="preserve"> </w:t>
       </w:r>
-      <w:proofErr w:type="spellStart"/>
-      <w:r>
-        <w:t>kost</w:t>
-      </w:r>
-      <w:proofErr w:type="spellEnd"/>
-      <w:r>
-        <w:t>,</w:t>
+      <w:r>
+        <w:t>kost,</w:t>
       </w:r>
       <w:r>
         <w:rPr>
@@ -8176,13 +5765,8 @@
         </w:rPr>
         <w:t xml:space="preserve"> </w:t>
       </w:r>
-      <w:proofErr w:type="spellStart"/>
-      <w:r>
-        <w:t>kost</w:t>
-      </w:r>
-      <w:proofErr w:type="spellEnd"/>
-      <w:r>
-        <w:t>,</w:t>
+      <w:r>
+        <w:t>kost,</w:t>
       </w:r>
       <w:r>
         <w:rPr>
@@ -8200,31 +5784,7 @@
         <w:t xml:space="preserve"> </w:t>
       </w:r>
       <w:r>
-        <w:t xml:space="preserve">rumah </w:t>
-      </w:r>
-      <w:proofErr w:type="spellStart"/>
-      <w:r>
-        <w:t>kost</w:t>
-      </w:r>
-      <w:proofErr w:type="spellEnd"/>
-      <w:r>
-        <w:t xml:space="preserve"> atau pengelola (admin) rumah </w:t>
-      </w:r>
-      <w:proofErr w:type="spellStart"/>
-      <w:r>
-        <w:t>kost</w:t>
-      </w:r>
-      <w:proofErr w:type="spellEnd"/>
-      <w:r>
-        <w:t xml:space="preserve">, agar memperoleh informasi mengenai karakteristik rumah </w:t>
-      </w:r>
-      <w:proofErr w:type="spellStart"/>
-      <w:r>
-        <w:t>kost</w:t>
-      </w:r>
-      <w:proofErr w:type="spellEnd"/>
-      <w:r>
-        <w:t>.</w:t>
+        <w:t>rumah kost atau pengelola (admin) rumah kost, agar memperoleh informasi mengenai karakteristik rumah kost.</w:t>
       </w:r>
     </w:p>
     <w:p>
@@ -8242,31 +5802,7 @@
         <w:ind w:right="553"/>
       </w:pPr>
       <w:r>
-        <w:t xml:space="preserve">Literatur: Teknik literatur ini dilakukan dengan mempelajari jurnal terkait seperti jurnal yang membahas sistem rekomendasi rumah </w:t>
-      </w:r>
-      <w:proofErr w:type="spellStart"/>
-      <w:r>
-        <w:t>kost</w:t>
-      </w:r>
-      <w:proofErr w:type="spellEnd"/>
-      <w:r>
-        <w:t xml:space="preserve">, buku, dan skripsi yang mendukung penelitian ini. Informasi ini digunakan sebagai landasan untuk memahami bagaimana merancang sistem rekomendasi rumah </w:t>
-      </w:r>
-      <w:proofErr w:type="spellStart"/>
-      <w:r>
-        <w:t>kost</w:t>
-      </w:r>
-      <w:proofErr w:type="spellEnd"/>
-      <w:r>
-        <w:t xml:space="preserve"> dan untuk mengidentifikasi faktor-faktor penting dalam memilih rumah </w:t>
-      </w:r>
-      <w:proofErr w:type="spellStart"/>
-      <w:r>
-        <w:t>kost</w:t>
-      </w:r>
-      <w:proofErr w:type="spellEnd"/>
-      <w:r>
-        <w:t>.</w:t>
+        <w:t>Literatur: Teknik literatur ini dilakukan dengan mempelajari jurnal terkait seperti jurnal yang membahas sistem rekomendasi rumah kost, buku, dan skripsi yang mendukung penelitian ini. Informasi ini digunakan sebagai landasan untuk memahami bagaimana merancang sistem rekomendasi rumah kost dan untuk mengidentifikasi faktor-faktor penting dalam memilih rumah kost.</w:t>
       </w:r>
     </w:p>
     <w:p>
@@ -8285,14 +5821,12 @@
           <w:i/>
         </w:rPr>
       </w:pPr>
-      <w:proofErr w:type="spellStart"/>
       <w:r>
         <w:rPr>
           <w:i/>
         </w:rPr>
         <w:t>Unified</w:t>
       </w:r>
-      <w:proofErr w:type="spellEnd"/>
       <w:r>
         <w:rPr>
           <w:i/>
@@ -8300,14 +5834,12 @@
         </w:rPr>
         <w:t xml:space="preserve"> </w:t>
       </w:r>
-      <w:proofErr w:type="spellStart"/>
       <w:r>
         <w:rPr>
           <w:i/>
         </w:rPr>
         <w:t>Modelling</w:t>
       </w:r>
-      <w:proofErr w:type="spellEnd"/>
       <w:r>
         <w:rPr>
           <w:i/>
@@ -8315,14 +5847,12 @@
         </w:rPr>
         <w:t xml:space="preserve"> </w:t>
       </w:r>
-      <w:proofErr w:type="spellStart"/>
       <w:r>
         <w:rPr>
           <w:i/>
         </w:rPr>
         <w:t>Language</w:t>
       </w:r>
-      <w:proofErr w:type="spellEnd"/>
       <w:r>
         <w:rPr>
           <w:i/>
@@ -8378,14 +5908,12 @@
         </w:rPr>
         <w:t xml:space="preserve"> </w:t>
       </w:r>
-      <w:proofErr w:type="spellStart"/>
       <w:r>
         <w:rPr>
           <w:i/>
         </w:rPr>
         <w:t>Case</w:t>
       </w:r>
-      <w:proofErr w:type="spellEnd"/>
       <w:r>
         <w:rPr>
           <w:i/>
@@ -8409,15 +5937,7 @@
         <w:jc w:val="both"/>
       </w:pPr>
       <w:r>
-        <w:t xml:space="preserve">Use </w:t>
-      </w:r>
-      <w:proofErr w:type="spellStart"/>
-      <w:r>
-        <w:t>case</w:t>
-      </w:r>
-      <w:proofErr w:type="spellEnd"/>
-      <w:r>
-        <w:t xml:space="preserve"> diagram merupakan gambaran hubungan interaksi antara satu atau lebih aktor dengan</w:t>
+        <w:t>Use case diagram merupakan gambaran hubungan interaksi antara satu atau lebih aktor dengan</w:t>
       </w:r>
       <w:r>
         <w:rPr>
@@ -8479,22 +5999,18 @@
         </w:rPr>
         <w:t xml:space="preserve"> </w:t>
       </w:r>
-      <w:proofErr w:type="spellStart"/>
       <w:r>
         <w:t>software</w:t>
       </w:r>
-      <w:proofErr w:type="spellEnd"/>
       <w:r>
         <w:rPr>
           <w:spacing w:val="-13"/>
         </w:rPr>
         <w:t xml:space="preserve"> </w:t>
       </w:r>
-      <w:proofErr w:type="spellStart"/>
       <w:r>
         <w:t>engineering</w:t>
       </w:r>
-      <w:proofErr w:type="spellEnd"/>
       <w:r>
         <w:rPr>
           <w:spacing w:val="-13"/>
@@ -8519,13 +6035,8 @@
         </w:rPr>
         <w:t xml:space="preserve"> </w:t>
       </w:r>
-      <w:proofErr w:type="spellStart"/>
-      <w:r>
-        <w:t>analysis</w:t>
-      </w:r>
-      <w:proofErr w:type="spellEnd"/>
-      <w:r>
-        <w:t>,</w:t>
+      <w:r>
+        <w:t>analysis,</w:t>
       </w:r>
       <w:r>
         <w:rPr>
@@ -8533,21 +6044,8 @@
         </w:rPr>
         <w:t xml:space="preserve"> </w:t>
       </w:r>
-      <w:proofErr w:type="spellStart"/>
-      <w:r>
-        <w:t>use</w:t>
-      </w:r>
-      <w:proofErr w:type="spellEnd"/>
-      <w:r>
-        <w:t xml:space="preserve"> </w:t>
-      </w:r>
-      <w:proofErr w:type="spellStart"/>
-      <w:r>
-        <w:t>case</w:t>
-      </w:r>
-      <w:proofErr w:type="spellEnd"/>
-      <w:r>
-        <w:t xml:space="preserve"> menjelaskan bagaimana sistem akan berperilaku dari sudut pandang pengguna, bukan dari sisi teknis sistem.</w:t>
+      <w:r>
+        <w:t>use case menjelaskan bagaimana sistem akan berperilaku dari sudut pandang pengguna, bukan dari sisi teknis sistem.</w:t>
       </w:r>
     </w:p>
     <w:p>
@@ -8566,14 +6064,12 @@
           <w:i/>
         </w:rPr>
       </w:pPr>
-      <w:proofErr w:type="spellStart"/>
       <w:r>
         <w:rPr>
           <w:i/>
         </w:rPr>
         <w:t>Activity</w:t>
       </w:r>
-      <w:proofErr w:type="spellEnd"/>
       <w:r>
         <w:rPr>
           <w:i/>
@@ -8596,29 +6092,8 @@
         <w:ind w:left="291" w:right="553" w:firstLine="720"/>
         <w:jc w:val="both"/>
       </w:pPr>
-      <w:proofErr w:type="spellStart"/>
-      <w:r>
-        <w:t>Activity</w:t>
-      </w:r>
-      <w:proofErr w:type="spellEnd"/>
-      <w:r>
-        <w:t xml:space="preserve"> Diagram adalah salah satu jenis diagram dalam </w:t>
-      </w:r>
-      <w:proofErr w:type="spellStart"/>
-      <w:r>
-        <w:t>Unified</w:t>
-      </w:r>
-      <w:proofErr w:type="spellEnd"/>
-      <w:r>
-        <w:t xml:space="preserve"> Modeling </w:t>
-      </w:r>
-      <w:proofErr w:type="spellStart"/>
-      <w:r>
-        <w:t>Language</w:t>
-      </w:r>
-      <w:proofErr w:type="spellEnd"/>
-      <w:r>
-        <w:t xml:space="preserve"> (UML)</w:t>
+      <w:r>
+        <w:t>Activity Diagram adalah salah satu jenis diagram dalam Unified Modeling Language (UML)</w:t>
       </w:r>
       <w:r>
         <w:rPr>
@@ -8681,15 +6156,7 @@
         <w:t xml:space="preserve"> </w:t>
       </w:r>
       <w:r>
-        <w:t>(</w:t>
-      </w:r>
-      <w:proofErr w:type="spellStart"/>
-      <w:r>
-        <w:t>workflow</w:t>
-      </w:r>
-      <w:proofErr w:type="spellEnd"/>
-      <w:r>
-        <w:t>)</w:t>
+        <w:t>(workflow)</w:t>
       </w:r>
       <w:r>
         <w:rPr>
@@ -8744,14 +6211,12 @@
           <w:i/>
         </w:rPr>
       </w:pPr>
-      <w:proofErr w:type="spellStart"/>
       <w:r>
         <w:rPr>
           <w:i/>
         </w:rPr>
         <w:t>Sequence</w:t>
       </w:r>
-      <w:proofErr w:type="spellEnd"/>
       <w:r>
         <w:rPr>
           <w:i/>
@@ -8774,29 +6239,8 @@
         <w:ind w:left="291" w:right="552" w:firstLine="720"/>
         <w:jc w:val="both"/>
       </w:pPr>
-      <w:proofErr w:type="spellStart"/>
-      <w:r>
-        <w:t>Sequence</w:t>
-      </w:r>
-      <w:proofErr w:type="spellEnd"/>
-      <w:r>
-        <w:t xml:space="preserve"> Diagram adalah salah satu jenis diagram dalam </w:t>
-      </w:r>
-      <w:proofErr w:type="spellStart"/>
-      <w:r>
-        <w:t>Unified</w:t>
-      </w:r>
-      <w:proofErr w:type="spellEnd"/>
-      <w:r>
-        <w:t xml:space="preserve"> Modeling </w:t>
-      </w:r>
-      <w:proofErr w:type="spellStart"/>
-      <w:r>
-        <w:t>Language</w:t>
-      </w:r>
-      <w:proofErr w:type="spellEnd"/>
-      <w:r>
-        <w:t xml:space="preserve"> (UML) yang digunakan untuk menggambarkan urutan interaksi antara objek-objek atau komponen sistem dalam menjalankan suatu proses. Diagram ini menampilkan bagaimana pesan atau perintah dikirim dan diterima antar objek secara berurutan berdasarkan waktu [13].</w:t>
+      <w:r>
+        <w:t>Sequence Diagram adalah salah satu jenis diagram dalam Unified Modeling Language (UML) yang digunakan untuk menggambarkan urutan interaksi antara objek-objek atau komponen sistem dalam menjalankan suatu proses. Diagram ini menampilkan bagaimana pesan atau perintah dikirim dan diterima antar objek secara berurutan berdasarkan waktu [13].</w:t>
       </w:r>
     </w:p>
     <w:p>
@@ -9037,14 +6481,12 @@
           <w:i/>
         </w:rPr>
       </w:pPr>
-      <w:proofErr w:type="spellStart"/>
       <w:r>
         <w:rPr>
           <w:i/>
         </w:rPr>
         <w:t>Unified</w:t>
       </w:r>
-      <w:proofErr w:type="spellEnd"/>
       <w:r>
         <w:rPr>
           <w:i/>
@@ -9052,14 +6494,12 @@
         </w:rPr>
         <w:t xml:space="preserve"> </w:t>
       </w:r>
-      <w:proofErr w:type="spellStart"/>
       <w:r>
         <w:rPr>
           <w:i/>
         </w:rPr>
         <w:t>Modelling</w:t>
       </w:r>
-      <w:proofErr w:type="spellEnd"/>
       <w:r>
         <w:rPr>
           <w:i/>
@@ -9067,14 +6507,12 @@
         </w:rPr>
         <w:t xml:space="preserve"> </w:t>
       </w:r>
-      <w:proofErr w:type="spellStart"/>
       <w:r>
         <w:rPr>
           <w:i/>
         </w:rPr>
         <w:t>Language</w:t>
       </w:r>
-      <w:proofErr w:type="spellEnd"/>
       <w:r>
         <w:rPr>
           <w:i/>
@@ -9155,14 +6593,12 @@
           </wp:anchor>
         </w:drawing>
       </w:r>
-      <w:proofErr w:type="spellStart"/>
       <w:r>
         <w:rPr>
           <w:i/>
         </w:rPr>
         <w:t>Activity</w:t>
       </w:r>
-      <w:proofErr w:type="spellEnd"/>
       <w:r>
         <w:rPr>
           <w:i/>
@@ -9194,7 +6630,10 @@
         <w:t xml:space="preserve"> </w:t>
       </w:r>
       <w:r>
-        <w:t>2.</w:t>
+        <w:t>1</w:t>
+      </w:r>
+      <w:r>
+        <w:t>.</w:t>
       </w:r>
       <w:r>
         <w:rPr>
@@ -9202,11 +6641,9 @@
         </w:rPr>
         <w:t xml:space="preserve"> </w:t>
       </w:r>
-      <w:proofErr w:type="spellStart"/>
       <w:r>
         <w:t>Activity</w:t>
       </w:r>
-      <w:proofErr w:type="spellEnd"/>
       <w:r>
         <w:rPr>
           <w:spacing w:val="-5"/>
@@ -9301,14 +6738,12 @@
           </wp:anchor>
         </w:drawing>
       </w:r>
-      <w:proofErr w:type="spellStart"/>
       <w:r>
         <w:rPr>
           <w:i/>
         </w:rPr>
         <w:t>Sequence</w:t>
       </w:r>
-      <w:proofErr w:type="spellEnd"/>
       <w:r>
         <w:rPr>
           <w:i/>
@@ -9340,7 +6775,10 @@
         <w:t xml:space="preserve"> </w:t>
       </w:r>
       <w:r>
-        <w:t>3.</w:t>
+        <w:t>2</w:t>
+      </w:r>
+      <w:r>
+        <w:t>.</w:t>
       </w:r>
       <w:r>
         <w:rPr>
@@ -9348,11 +6786,9 @@
         </w:rPr>
         <w:t xml:space="preserve"> </w:t>
       </w:r>
-      <w:proofErr w:type="spellStart"/>
       <w:r>
         <w:t>Sequence</w:t>
       </w:r>
-      <w:proofErr w:type="spellEnd"/>
       <w:r>
         <w:rPr>
           <w:spacing w:val="-5"/>
@@ -9395,14 +6831,12 @@
         </w:rPr>
         <w:t xml:space="preserve"> </w:t>
       </w:r>
-      <w:proofErr w:type="spellStart"/>
       <w:r>
         <w:rPr>
           <w:i/>
         </w:rPr>
         <w:t>Case</w:t>
       </w:r>
-      <w:proofErr w:type="spellEnd"/>
       <w:r>
         <w:rPr>
           <w:i/>
@@ -9673,7 +7107,10 @@
         <w:t xml:space="preserve"> </w:t>
       </w:r>
       <w:r>
-        <w:t>1.</w:t>
+        <w:t>3</w:t>
+      </w:r>
+      <w:r>
+        <w:t>.</w:t>
       </w:r>
       <w:r>
         <w:rPr>
@@ -9690,11 +7127,9 @@
         </w:rPr>
         <w:t xml:space="preserve"> </w:t>
       </w:r>
-      <w:proofErr w:type="spellStart"/>
       <w:r>
         <w:t>Case</w:t>
       </w:r>
-      <w:proofErr w:type="spellEnd"/>
       <w:r>
         <w:rPr>
           <w:spacing w:val="-3"/>
@@ -9896,47 +7331,7 @@
         <w:jc w:val="both"/>
       </w:pPr>
       <w:r>
-        <w:t xml:space="preserve">Maka tahap selanjutnya yaitu peneliti akan menentukan jenis atribut yang dimiliki dari </w:t>
-      </w:r>
-      <w:proofErr w:type="spellStart"/>
-      <w:r>
-        <w:t>masing</w:t>
-      </w:r>
-      <w:proofErr w:type="spellEnd"/>
-      <w:r>
-        <w:t xml:space="preserve"> </w:t>
-      </w:r>
-      <w:proofErr w:type="spellStart"/>
-      <w:r>
-        <w:t>masing</w:t>
-      </w:r>
-      <w:proofErr w:type="spellEnd"/>
-      <w:r>
-        <w:t xml:space="preserve"> kriteria. Ada 2 jenis atributnya yaitu </w:t>
-      </w:r>
-      <w:proofErr w:type="spellStart"/>
-      <w:r>
-        <w:t>Cost</w:t>
-      </w:r>
-      <w:proofErr w:type="spellEnd"/>
-      <w:r>
-        <w:t xml:space="preserve"> dengan </w:t>
-      </w:r>
-      <w:proofErr w:type="spellStart"/>
-      <w:r>
-        <w:t>Benefit</w:t>
-      </w:r>
-      <w:proofErr w:type="spellEnd"/>
-      <w:r>
-        <w:t>. Dalam metode SAW, kriteria penilaian diklasifikasikan ke dalam dua kategori, yaitu atribut keuntungan (</w:t>
-      </w:r>
-      <w:proofErr w:type="spellStart"/>
-      <w:r>
-        <w:t>benefit</w:t>
-      </w:r>
-      <w:proofErr w:type="spellEnd"/>
-      <w:r>
-        <w:t>) dan atribut</w:t>
+        <w:t>Maka tahap selanjutnya yaitu peneliti akan menentukan jenis atribut yang dimiliki dari masing masing kriteria. Ada 2 jenis atributnya yaitu Cost dengan Benefit. Dalam metode SAW, kriteria penilaian diklasifikasikan ke dalam dua kategori, yaitu atribut keuntungan (benefit) dan atribut</w:t>
       </w:r>
       <w:r>
         <w:rPr>
@@ -9954,15 +7349,7 @@
         <w:t xml:space="preserve"> </w:t>
       </w:r>
       <w:r>
-        <w:t>(</w:t>
-      </w:r>
-      <w:proofErr w:type="spellStart"/>
-      <w:r>
-        <w:t>cost</w:t>
-      </w:r>
-      <w:proofErr w:type="spellEnd"/>
-      <w:r>
-        <w:t>)</w:t>
+        <w:t>(cost)</w:t>
       </w:r>
       <w:r>
         <w:rPr>
@@ -10070,23 +7457,7 @@
         <w:t xml:space="preserve"> </w:t>
       </w:r>
       <w:r>
-        <w:t xml:space="preserve">apa saja kriteria yang tergolong sebagai </w:t>
-      </w:r>
-      <w:proofErr w:type="spellStart"/>
-      <w:r>
-        <w:t>Cost</w:t>
-      </w:r>
-      <w:proofErr w:type="spellEnd"/>
-      <w:r>
-        <w:t xml:space="preserve"> maupun </w:t>
-      </w:r>
-      <w:proofErr w:type="spellStart"/>
-      <w:r>
-        <w:t>Benefit</w:t>
-      </w:r>
-      <w:proofErr w:type="spellEnd"/>
-      <w:r>
-        <w:t>.</w:t>
+        <w:t>apa saja kriteria yang tergolong sebagai Cost maupun Benefit.</w:t>
       </w:r>
     </w:p>
     <w:p>
@@ -10297,7 +7668,6 @@
                 <w:sz w:val="20"/>
               </w:rPr>
             </w:pPr>
-            <w:proofErr w:type="spellStart"/>
             <w:r>
               <w:rPr>
                 <w:i/>
@@ -10306,7 +7676,6 @@
               </w:rPr>
               <w:t>Cost</w:t>
             </w:r>
-            <w:proofErr w:type="spellEnd"/>
           </w:p>
         </w:tc>
       </w:tr>
@@ -10371,7 +7740,6 @@
                 <w:sz w:val="20"/>
               </w:rPr>
             </w:pPr>
-            <w:proofErr w:type="spellStart"/>
             <w:r>
               <w:rPr>
                 <w:i/>
@@ -10380,7 +7748,6 @@
               </w:rPr>
               <w:t>Benefit</w:t>
             </w:r>
-            <w:proofErr w:type="spellEnd"/>
           </w:p>
         </w:tc>
       </w:tr>
@@ -10456,7 +7823,6 @@
                 <w:sz w:val="20"/>
               </w:rPr>
             </w:pPr>
-            <w:proofErr w:type="spellStart"/>
             <w:r>
               <w:rPr>
                 <w:i/>
@@ -10465,7 +7831,6 @@
               </w:rPr>
               <w:t>Benefit</w:t>
             </w:r>
-            <w:proofErr w:type="spellEnd"/>
           </w:p>
         </w:tc>
       </w:tr>
@@ -10645,7 +8010,6 @@
                 <w:sz w:val="20"/>
               </w:rPr>
             </w:pPr>
-            <w:proofErr w:type="spellStart"/>
             <w:r>
               <w:rPr>
                 <w:i/>
@@ -10654,7 +8018,6 @@
               </w:rPr>
               <w:t>Benefit</w:t>
             </w:r>
-            <w:proofErr w:type="spellEnd"/>
           </w:p>
         </w:tc>
       </w:tr>
@@ -10719,7 +8082,6 @@
                 <w:sz w:val="20"/>
               </w:rPr>
             </w:pPr>
-            <w:proofErr w:type="spellStart"/>
             <w:r>
               <w:rPr>
                 <w:i/>
@@ -10728,7 +8090,6 @@
               </w:rPr>
               <w:t>Benefit</w:t>
             </w:r>
-            <w:proofErr w:type="spellEnd"/>
           </w:p>
         </w:tc>
       </w:tr>
@@ -10816,7 +8177,6 @@
                 <w:sz w:val="20"/>
               </w:rPr>
             </w:pPr>
-            <w:proofErr w:type="spellStart"/>
             <w:r>
               <w:rPr>
                 <w:i/>
@@ -10825,7 +8185,6 @@
               </w:rPr>
               <w:t>Cost</w:t>
             </w:r>
-            <w:proofErr w:type="spellEnd"/>
           </w:p>
         </w:tc>
       </w:tr>
@@ -10879,7 +8238,6 @@
               </w:rPr>
               <w:t xml:space="preserve"> </w:t>
             </w:r>
-            <w:proofErr w:type="spellStart"/>
             <w:r>
               <w:rPr>
                 <w:spacing w:val="-4"/>
@@ -10887,7 +8245,6 @@
               </w:rPr>
               <w:t>Kost</w:t>
             </w:r>
-            <w:proofErr w:type="spellEnd"/>
           </w:p>
         </w:tc>
         <w:tc>
@@ -10903,7 +8260,6 @@
                 <w:sz w:val="20"/>
               </w:rPr>
             </w:pPr>
-            <w:proofErr w:type="spellStart"/>
             <w:r>
               <w:rPr>
                 <w:i/>
@@ -10912,7 +8268,6 @@
               </w:rPr>
               <w:t>Benefit</w:t>
             </w:r>
-            <w:proofErr w:type="spellEnd"/>
           </w:p>
         </w:tc>
       </w:tr>
@@ -10990,7 +8345,6 @@
                 <w:sz w:val="20"/>
               </w:rPr>
             </w:pPr>
-            <w:proofErr w:type="spellStart"/>
             <w:r>
               <w:rPr>
                 <w:i/>
@@ -10999,7 +8353,6 @@
               </w:rPr>
               <w:t>Benefit</w:t>
             </w:r>
-            <w:proofErr w:type="spellEnd"/>
           </w:p>
         </w:tc>
       </w:tr>
@@ -11087,7 +8440,6 @@
                 <w:sz w:val="20"/>
               </w:rPr>
             </w:pPr>
-            <w:proofErr w:type="spellStart"/>
             <w:r>
               <w:rPr>
                 <w:i/>
@@ -11096,7 +8448,6 @@
               </w:rPr>
               <w:t>Benefit</w:t>
             </w:r>
-            <w:proofErr w:type="spellEnd"/>
           </w:p>
         </w:tc>
       </w:tr>
@@ -11184,21 +8535,8 @@
         <w:ind w:left="291" w:right="551" w:firstLine="720"/>
         <w:jc w:val="both"/>
       </w:pPr>
-      <w:proofErr w:type="spellStart"/>
-      <w:r>
-        <w:t>Rank</w:t>
-      </w:r>
-      <w:proofErr w:type="spellEnd"/>
-      <w:r>
-        <w:t xml:space="preserve"> Order </w:t>
-      </w:r>
-      <w:proofErr w:type="spellStart"/>
-      <w:r>
-        <w:t>Centroid</w:t>
-      </w:r>
-      <w:proofErr w:type="spellEnd"/>
-      <w:r>
-        <w:t xml:space="preserve"> (ROC) adalah metode penentuan bobot yang memanfaatkan peringkat</w:t>
+      <w:r>
+        <w:t>Rank Order Centroid (ROC) adalah metode penentuan bobot yang memanfaatkan peringkat</w:t>
       </w:r>
       <w:r>
         <w:rPr>
@@ -11536,15 +8874,7 @@
         <w:jc w:val="both"/>
       </w:pPr>
       <w:r>
-        <w:t xml:space="preserve">kriteria ini sudah menetapkan ada 9 kriteria yang akan digunakan. Maka rumus yang akan diterapkan rumus ke (1) dan penerapan perhitungan rumus </w:t>
-      </w:r>
-      <w:proofErr w:type="spellStart"/>
-      <w:r>
-        <w:t>nya</w:t>
-      </w:r>
-      <w:proofErr w:type="spellEnd"/>
-      <w:r>
-        <w:t xml:space="preserve"> sebagai berikut.</w:t>
+        <w:t>kriteria ini sudah menetapkan ada 9 kriteria yang akan digunakan. Maka rumus yang akan diterapkan rumus ke (1) dan penerapan perhitungan rumus nya sebagai berikut.</w:t>
       </w:r>
     </w:p>
     <w:p>
@@ -12992,19 +10322,7 @@
               <w:szCs w:val="14"/>
               <w:lang w:eastAsia="en-GB" w:bidi="en-US"/>
             </w:rPr>
-            <m:t xml:space="preserve"> </m:t>
-          </m:r>
-          <m:r>
-            <m:rPr>
-              <m:nor/>
-            </m:rPr>
-            <w:rPr>
-              <w:rFonts w:ascii="Cambria Math" w:eastAsiaTheme="minorEastAsia"/>
-              <w:sz w:val="14"/>
-              <w:szCs w:val="14"/>
-              <w:lang w:eastAsia="en-GB" w:bidi="en-US"/>
-            </w:rPr>
-            <m:t>(6)</m:t>
+            <m:t xml:space="preserve"> (6)</m:t>
           </m:r>
         </m:oMath>
       </m:oMathPara>
@@ -13046,23 +10364,7 @@
         <w:jc w:val="both"/>
       </w:pPr>
       <w:r>
-        <w:t xml:space="preserve">Penelitian ini menggunakan metode </w:t>
-      </w:r>
-      <w:proofErr w:type="spellStart"/>
-      <w:r>
-        <w:t>Rank</w:t>
-      </w:r>
-      <w:proofErr w:type="spellEnd"/>
-      <w:r>
-        <w:t xml:space="preserve"> Order </w:t>
-      </w:r>
-      <w:proofErr w:type="spellStart"/>
-      <w:r>
-        <w:t>Centroid</w:t>
-      </w:r>
-      <w:proofErr w:type="spellEnd"/>
-      <w:r>
-        <w:t xml:space="preserve"> (ROC) untuk menentukan bobot kriteria secara objektif berdasarkan peringkatnya. Sebagai contoh pada Persamaan 5, perhitungan</w:t>
+        <w:t>Penelitian ini menggunakan metode Rank Order Centroid (ROC) untuk menentukan bobot kriteria secara objektif berdasarkan peringkatnya. Sebagai contoh pada Persamaan 5, perhitungan</w:t>
       </w:r>
       <w:r>
         <w:rPr>
@@ -13990,7 +11292,6 @@
               </w:rPr>
               <w:t xml:space="preserve"> </w:t>
             </w:r>
-            <w:proofErr w:type="spellStart"/>
             <w:r>
               <w:rPr>
                 <w:spacing w:val="-4"/>
@@ -13998,7 +11299,6 @@
               </w:rPr>
               <w:t>kost</w:t>
             </w:r>
-            <w:proofErr w:type="spellEnd"/>
           </w:p>
         </w:tc>
         <w:tc>
@@ -14374,7 +11674,6 @@
         </w:rPr>
         <w:t xml:space="preserve"> </w:t>
       </w:r>
-      <w:proofErr w:type="spellStart"/>
       <w:r>
         <w:rPr>
           <w:i/>
@@ -14382,7 +11681,6 @@
         </w:rPr>
         <w:t>Crisp</w:t>
       </w:r>
-      <w:proofErr w:type="spellEnd"/>
     </w:p>
     <w:p>
       <w:pPr>
@@ -14491,15 +11789,7 @@
         <w:t xml:space="preserve"> </w:t>
       </w:r>
       <w:r>
-        <w:t xml:space="preserve">kualitatif maupun kuantitatif menjadi nilai </w:t>
-      </w:r>
-      <w:proofErr w:type="spellStart"/>
-      <w:r>
-        <w:t>Crisp</w:t>
-      </w:r>
-      <w:proofErr w:type="spellEnd"/>
-      <w:r>
-        <w:t xml:space="preserve"> (sub-kriteria). Nilai-nilai tersebut kemudian dikonversi menjadi</w:t>
+        <w:t>kualitatif maupun kuantitatif menjadi nilai Crisp (sub-kriteria). Nilai-nilai tersebut kemudian dikonversi menjadi</w:t>
       </w:r>
       <w:r>
         <w:rPr>
@@ -14553,15 +11843,7 @@
         <w:t xml:space="preserve"> </w:t>
       </w:r>
       <w:r>
-        <w:t>(</w:t>
-      </w:r>
-      <w:proofErr w:type="spellStart"/>
-      <w:r>
-        <w:t>mapping</w:t>
-      </w:r>
-      <w:proofErr w:type="spellEnd"/>
-      <w:r>
-        <w:t>)</w:t>
+        <w:t>(mapping)</w:t>
       </w:r>
       <w:r>
         <w:rPr>
@@ -17848,17 +15130,8 @@
           <w:spacing w:val="-4"/>
           <w:sz w:val="20"/>
         </w:rPr>
-        <w:t xml:space="preserve"> </w:t>
-      </w:r>
-      <w:proofErr w:type="spellStart"/>
-      <w:r>
-        <w:rPr>
-          <w:spacing w:val="-4"/>
-          <w:sz w:val="20"/>
-        </w:rPr>
-        <w:t>Kost</w:t>
-      </w:r>
-      <w:proofErr w:type="spellEnd"/>
+        <w:t xml:space="preserve"> Kost</w:t>
+      </w:r>
     </w:p>
     <w:tbl>
       <w:tblPr>
@@ -18203,37 +15476,12 @@
                 <w:sz w:val="20"/>
               </w:rPr>
             </w:pPr>
-            <w:proofErr w:type="spellStart"/>
-            <w:r>
-              <w:rPr>
-                <w:spacing w:val="-2"/>
-                <w:sz w:val="20"/>
-              </w:rPr>
-              <w:t>Pascabayar</w:t>
-            </w:r>
-            <w:proofErr w:type="spellEnd"/>
-            <w:r>
-              <w:rPr>
-                <w:spacing w:val="-2"/>
-                <w:sz w:val="20"/>
-              </w:rPr>
-              <w:t>(</w:t>
-            </w:r>
-            <w:proofErr w:type="spellStart"/>
-            <w:r>
-              <w:rPr>
-                <w:spacing w:val="-2"/>
-                <w:sz w:val="20"/>
-              </w:rPr>
-              <w:t>perbulan</w:t>
-            </w:r>
-            <w:proofErr w:type="spellEnd"/>
-            <w:r>
-              <w:rPr>
-                <w:spacing w:val="-2"/>
-                <w:sz w:val="20"/>
-              </w:rPr>
-              <w:t>/meteran)</w:t>
+            <w:r>
+              <w:rPr>
+                <w:spacing w:val="-2"/>
+                <w:sz w:val="20"/>
+              </w:rPr>
+              <w:t>Pascabayar(perbulan/meteran)</w:t>
             </w:r>
           </w:p>
         </w:tc>
@@ -18283,23 +15531,7 @@
                 <w:spacing w:val="-2"/>
                 <w:sz w:val="20"/>
               </w:rPr>
-              <w:t>Prabayar(</w:t>
-            </w:r>
-            <w:proofErr w:type="spellStart"/>
-            <w:r>
-              <w:rPr>
-                <w:spacing w:val="-2"/>
-                <w:sz w:val="20"/>
-              </w:rPr>
-              <w:t>token</w:t>
-            </w:r>
-            <w:proofErr w:type="spellEnd"/>
-            <w:r>
-              <w:rPr>
-                <w:spacing w:val="-2"/>
-                <w:sz w:val="20"/>
-              </w:rPr>
-              <w:t>)</w:t>
+              <w:t>Prabayar(token)</w:t>
             </w:r>
           </w:p>
         </w:tc>
@@ -18585,37 +15817,12 @@
                 <w:sz w:val="20"/>
               </w:rPr>
             </w:pPr>
-            <w:proofErr w:type="spellStart"/>
-            <w:r>
-              <w:rPr>
-                <w:spacing w:val="-2"/>
-                <w:sz w:val="20"/>
-              </w:rPr>
-              <w:t>Pascabayar</w:t>
-            </w:r>
-            <w:proofErr w:type="spellEnd"/>
-            <w:r>
-              <w:rPr>
-                <w:spacing w:val="-2"/>
-                <w:sz w:val="20"/>
-              </w:rPr>
-              <w:t>(</w:t>
-            </w:r>
-            <w:proofErr w:type="spellStart"/>
-            <w:r>
-              <w:rPr>
-                <w:spacing w:val="-2"/>
-                <w:sz w:val="20"/>
-              </w:rPr>
-              <w:t>perbulan</w:t>
-            </w:r>
-            <w:proofErr w:type="spellEnd"/>
-            <w:r>
-              <w:rPr>
-                <w:spacing w:val="-2"/>
-                <w:sz w:val="20"/>
-              </w:rPr>
-              <w:t>/meteran)</w:t>
+            <w:r>
+              <w:rPr>
+                <w:spacing w:val="-2"/>
+                <w:sz w:val="20"/>
+              </w:rPr>
+              <w:t>Pascabayar(perbulan/meteran)</w:t>
             </w:r>
           </w:p>
         </w:tc>
@@ -18767,31 +15974,7 @@
         <w:jc w:val="both"/>
       </w:pPr>
       <w:r>
-        <w:t xml:space="preserve">Penelitian ini menggunakan data alternatif berupa seluruh rumah </w:t>
-      </w:r>
-      <w:proofErr w:type="spellStart"/>
-      <w:r>
-        <w:t>kost</w:t>
-      </w:r>
-      <w:proofErr w:type="spellEnd"/>
-      <w:r>
-        <w:t xml:space="preserve"> yang diuji dalam sistem. Dalam penelitian menggunakan data sebanyak 16 data </w:t>
-      </w:r>
-      <w:proofErr w:type="spellStart"/>
-      <w:r>
-        <w:t>kost</w:t>
-      </w:r>
-      <w:proofErr w:type="spellEnd"/>
-      <w:r>
-        <w:t xml:space="preserve"> yang akan di ujikan dan perhitungan jarak menggunakan sistem yang </w:t>
-      </w:r>
-      <w:proofErr w:type="spellStart"/>
-      <w:r>
-        <w:t>dimana</w:t>
-      </w:r>
-      <w:proofErr w:type="spellEnd"/>
-      <w:r>
-        <w:t xml:space="preserve"> sistem akan menjadi pemicu untuk mendapatkan sebuah jarak yang nantinya akan di tampilkan di Data Alternatif. Jarak yang menjadi tujuan yaitu Universitas Dipa Makassar.</w:t>
+        <w:t>Penelitian ini menggunakan data alternatif berupa seluruh rumah kost yang diuji dalam sistem. Dalam penelitian menggunakan data sebanyak 16 data kost yang akan di ujikan dan perhitungan jarak menggunakan sistem yang dimana sistem akan menjadi pemicu untuk mendapatkan sebuah jarak yang nantinya akan di tampilkan di Data Alternatif. Jarak yang menjadi tujuan yaitu Universitas Dipa Makassar.</w:t>
       </w:r>
     </w:p>
     <w:p>
@@ -18999,14 +16182,12 @@
               </w:rPr>
               <w:t xml:space="preserve"> </w:t>
             </w:r>
-            <w:proofErr w:type="spellStart"/>
             <w:r>
               <w:rPr>
                 <w:sz w:val="15"/>
               </w:rPr>
               <w:t>Harmony</w:t>
             </w:r>
-            <w:proofErr w:type="spellEnd"/>
             <w:r>
               <w:rPr>
                 <w:spacing w:val="-10"/>
@@ -19078,14 +16259,12 @@
               </w:rPr>
               <w:t xml:space="preserve"> </w:t>
             </w:r>
-            <w:proofErr w:type="spellStart"/>
             <w:r>
               <w:rPr>
                 <w:sz w:val="15"/>
               </w:rPr>
               <w:t>Harmony</w:t>
             </w:r>
-            <w:proofErr w:type="spellEnd"/>
             <w:r>
               <w:rPr>
                 <w:spacing w:val="-10"/>
@@ -19157,14 +16336,12 @@
               </w:rPr>
               <w:t xml:space="preserve"> </w:t>
             </w:r>
-            <w:proofErr w:type="spellStart"/>
             <w:r>
               <w:rPr>
                 <w:sz w:val="15"/>
               </w:rPr>
               <w:t>Harmony</w:t>
             </w:r>
-            <w:proofErr w:type="spellEnd"/>
             <w:r>
               <w:rPr>
                 <w:spacing w:val="-10"/>
@@ -19444,7 +16621,6 @@
               </w:rPr>
               <w:t xml:space="preserve"> </w:t>
             </w:r>
-            <w:proofErr w:type="spellStart"/>
             <w:r>
               <w:rPr>
                 <w:spacing w:val="-2"/>
@@ -19452,7 +16628,6 @@
               </w:rPr>
               <w:t>Anaqu</w:t>
             </w:r>
-            <w:proofErr w:type="spellEnd"/>
           </w:p>
         </w:tc>
       </w:tr>
@@ -19891,7 +17066,6 @@
               </w:rPr>
               <w:t xml:space="preserve"> </w:t>
             </w:r>
-            <w:proofErr w:type="spellStart"/>
             <w:r>
               <w:rPr>
                 <w:spacing w:val="-2"/>
@@ -19899,7 +17073,6 @@
               </w:rPr>
               <w:t>Yumma</w:t>
             </w:r>
-            <w:proofErr w:type="spellEnd"/>
           </w:p>
         </w:tc>
       </w:tr>
@@ -20043,7 +17216,6 @@
                 <w:sz w:val="15"/>
               </w:rPr>
             </w:pPr>
-            <w:proofErr w:type="spellStart"/>
             <w:r>
               <w:rPr>
                 <w:spacing w:val="-4"/>
@@ -20051,7 +17223,6 @@
               </w:rPr>
               <w:t>Kost</w:t>
             </w:r>
-            <w:proofErr w:type="spellEnd"/>
             <w:r>
               <w:rPr>
                 <w:spacing w:val="40"/>
@@ -20059,7 +17230,6 @@
               </w:rPr>
               <w:t xml:space="preserve"> </w:t>
             </w:r>
-            <w:proofErr w:type="spellStart"/>
             <w:r>
               <w:rPr>
                 <w:spacing w:val="-2"/>
@@ -20067,7 +17237,6 @@
               </w:rPr>
               <w:t>FajarNur</w:t>
             </w:r>
-            <w:proofErr w:type="spellEnd"/>
           </w:p>
         </w:tc>
       </w:tr>
@@ -24440,31 +21609,7 @@
         <w:jc w:val="both"/>
       </w:pPr>
       <w:r>
-        <w:t xml:space="preserve">Setelah menentukan Matriks Keputusan maka langkah selanjutnya peneliti akan melakukan Normalisasi Matriks Keputusan dengan menerapkan rumus (2) sama (3) dan untuk mendapatkan </w:t>
-      </w:r>
-      <w:proofErr w:type="spellStart"/>
-      <w:r>
-        <w:t>masing</w:t>
-      </w:r>
-      <w:proofErr w:type="spellEnd"/>
-      <w:r>
-        <w:t xml:space="preserve"> bobot yang sudah di kategorikan sebagai </w:t>
-      </w:r>
-      <w:proofErr w:type="spellStart"/>
-      <w:r>
-        <w:t>Cost</w:t>
-      </w:r>
-      <w:proofErr w:type="spellEnd"/>
-      <w:r>
-        <w:t xml:space="preserve"> maupun </w:t>
-      </w:r>
-      <w:proofErr w:type="spellStart"/>
-      <w:r>
-        <w:t>Benefit</w:t>
-      </w:r>
-      <w:proofErr w:type="spellEnd"/>
-      <w:r>
-        <w:t>.</w:t>
+        <w:t>Setelah menentukan Matriks Keputusan maka langkah selanjutnya peneliti akan melakukan Normalisasi Matriks Keputusan dengan menerapkan rumus (2) sama (3) dan untuk mendapatkan masing bobot yang sudah di kategorikan sebagai Cost maupun Benefit.</w:t>
       </w:r>
     </w:p>
     <w:p>
@@ -24489,11 +21634,9 @@
         </w:rPr>
         <w:t xml:space="preserve"> </w:t>
       </w:r>
-      <w:proofErr w:type="spellStart"/>
       <w:r>
         <w:t>Harmony</w:t>
       </w:r>
-      <w:proofErr w:type="spellEnd"/>
       <w:r>
         <w:rPr>
           <w:spacing w:val="-6"/>
@@ -25022,15 +22165,7 @@
         <w:jc w:val="both"/>
       </w:pPr>
       <w:r>
-        <w:t xml:space="preserve">Dalam penelitian ini data matriks </w:t>
-      </w:r>
-      <w:proofErr w:type="spellStart"/>
-      <w:r>
-        <w:t>ternormalisiasi</w:t>
-      </w:r>
-      <w:proofErr w:type="spellEnd"/>
-      <w:r>
-        <w:t xml:space="preserve"> di dapatkan dari persamaan rumus </w:t>
+        <w:t xml:space="preserve">Dalam penelitian ini data matriks ternormalisiasi di dapatkan dari persamaan rumus </w:t>
       </w:r>
       <w:r>
         <w:t>7</w:t>
@@ -25042,31 +22177,7 @@
         <w:t>8</w:t>
       </w:r>
       <w:r>
-        <w:t xml:space="preserve"> yang menandakan setiap kriteria memiliki </w:t>
-      </w:r>
-      <w:proofErr w:type="spellStart"/>
-      <w:r>
-        <w:t>Benefit</w:t>
-      </w:r>
-      <w:proofErr w:type="spellEnd"/>
-      <w:r>
-        <w:t xml:space="preserve"> dan </w:t>
-      </w:r>
-      <w:proofErr w:type="spellStart"/>
-      <w:r>
-        <w:t>Cost</w:t>
-      </w:r>
-      <w:proofErr w:type="spellEnd"/>
-      <w:r>
-        <w:t xml:space="preserve"> </w:t>
-      </w:r>
-      <w:proofErr w:type="spellStart"/>
-      <w:r>
-        <w:t>masing</w:t>
-      </w:r>
-      <w:proofErr w:type="spellEnd"/>
-      <w:r>
-        <w:t xml:space="preserve"> dan ini akan di terapkan di semua perhitungan dan seterusnya.</w:t>
+        <w:t xml:space="preserve"> yang menandakan setiap kriteria memiliki Benefit dan Cost masing dan ini akan di terapkan di semua perhitungan dan seterusnya.</w:t>
       </w:r>
     </w:p>
     <w:p>
@@ -28986,7 +26097,6 @@
         </w:rPr>
         <w:t xml:space="preserve"> </w:t>
       </w:r>
-      <w:proofErr w:type="spellStart"/>
       <w:r>
         <w:rPr>
           <w:i/>
@@ -28994,7 +26104,6 @@
         </w:rPr>
         <w:t>Ranking</w:t>
       </w:r>
-      <w:proofErr w:type="spellEnd"/>
     </w:p>
     <w:p>
       <w:pPr>
@@ -29004,15 +26113,7 @@
         <w:jc w:val="both"/>
       </w:pPr>
       <w:r>
-        <w:t xml:space="preserve">Kemudian akan menyusun Matriks Ternormalisasi maka langkah berikutnya dengan melakukan </w:t>
-      </w:r>
-      <w:proofErr w:type="spellStart"/>
-      <w:r>
-        <w:t>Perangkingan</w:t>
-      </w:r>
-      <w:proofErr w:type="spellEnd"/>
-      <w:r>
-        <w:t xml:space="preserve"> dengan rumus (4) maka akan didapatkan hasilnya pada tabel di tabel </w:t>
+        <w:t xml:space="preserve">Kemudian akan menyusun Matriks Ternormalisasi maka langkah berikutnya dengan melakukan Perangkingan dengan rumus (4) maka akan didapatkan hasilnya pada tabel di tabel </w:t>
       </w:r>
       <w:r>
         <w:rPr>
@@ -29187,7 +26288,6 @@
         </w:rPr>
         <w:t xml:space="preserve">  </w:t>
       </w:r>
-      <w:proofErr w:type="spellStart"/>
       <w:r>
         <w:rPr>
           <w:w w:val="105"/>
@@ -29203,7 +26303,6 @@
         </w:rPr>
         <w:t>j</w:t>
       </w:r>
-      <w:proofErr w:type="spellEnd"/>
       <w:r>
         <w:rPr>
           <w:w w:val="105"/>
@@ -29219,7 +26318,6 @@
         </w:rPr>
         <w:t xml:space="preserve"> </w:t>
       </w:r>
-      <w:proofErr w:type="spellStart"/>
       <w:r>
         <w:rPr>
           <w:w w:val="105"/>
@@ -29235,7 +26333,6 @@
         </w:rPr>
         <w:t>ij</w:t>
       </w:r>
-      <w:proofErr w:type="spellEnd"/>
       <w:r>
         <w:rPr>
           <w:w w:val="105"/>
@@ -29256,15 +26353,7 @@
           <w:w w:val="105"/>
           <w:position w:val="2"/>
         </w:rPr>
-        <w:t>C1(</w:t>
-      </w:r>
-      <w:proofErr w:type="spellStart"/>
-      <w:r>
-        <w:rPr>
-          <w:w w:val="105"/>
-          <w:position w:val="2"/>
-        </w:rPr>
-        <w:t>w</w:t>
+        <w:t>C1(w</w:t>
       </w:r>
       <w:r>
         <w:rPr>
@@ -29274,7 +26363,6 @@
         </w:rPr>
         <w:t>j</w:t>
       </w:r>
-      <w:proofErr w:type="spellEnd"/>
       <w:r>
         <w:rPr>
           <w:w w:val="105"/>
@@ -29290,7 +26378,6 @@
         </w:rPr>
         <w:t xml:space="preserve"> </w:t>
       </w:r>
-      <w:proofErr w:type="spellStart"/>
       <w:r>
         <w:rPr>
           <w:w w:val="105"/>
@@ -29306,7 +26393,6 @@
         </w:rPr>
         <w:t>ij</w:t>
       </w:r>
-      <w:proofErr w:type="spellEnd"/>
       <w:r>
         <w:rPr>
           <w:w w:val="105"/>
@@ -29342,15 +26428,7 @@
           <w:w w:val="105"/>
           <w:position w:val="2"/>
         </w:rPr>
-        <w:t>C2(</w:t>
-      </w:r>
-      <w:proofErr w:type="spellStart"/>
-      <w:r>
-        <w:rPr>
-          <w:w w:val="105"/>
-          <w:position w:val="2"/>
-        </w:rPr>
-        <w:t>w</w:t>
+        <w:t>C2(w</w:t>
       </w:r>
       <w:r>
         <w:rPr>
@@ -29360,7 +26438,6 @@
         </w:rPr>
         <w:t>j</w:t>
       </w:r>
-      <w:proofErr w:type="spellEnd"/>
       <w:r>
         <w:rPr>
           <w:w w:val="105"/>
@@ -29376,7 +26453,6 @@
         </w:rPr>
         <w:t xml:space="preserve"> </w:t>
       </w:r>
-      <w:proofErr w:type="spellStart"/>
       <w:r>
         <w:rPr>
           <w:w w:val="105"/>
@@ -29392,7 +26468,6 @@
         </w:rPr>
         <w:t>ij</w:t>
       </w:r>
-      <w:proofErr w:type="spellEnd"/>
       <w:r>
         <w:rPr>
           <w:w w:val="105"/>
@@ -29428,15 +26503,7 @@
           <w:w w:val="105"/>
           <w:position w:val="2"/>
         </w:rPr>
-        <w:t>C3(</w:t>
-      </w:r>
-      <w:proofErr w:type="spellStart"/>
-      <w:r>
-        <w:rPr>
-          <w:w w:val="105"/>
-          <w:position w:val="2"/>
-        </w:rPr>
-        <w:t>w</w:t>
+        <w:t>C3(w</w:t>
       </w:r>
       <w:r>
         <w:rPr>
@@ -29446,7 +26513,6 @@
         </w:rPr>
         <w:t>j</w:t>
       </w:r>
-      <w:proofErr w:type="spellEnd"/>
       <w:r>
         <w:rPr>
           <w:w w:val="105"/>
@@ -29462,7 +26528,6 @@
         </w:rPr>
         <w:t xml:space="preserve"> </w:t>
       </w:r>
-      <w:proofErr w:type="spellStart"/>
       <w:r>
         <w:rPr>
           <w:w w:val="105"/>
@@ -29478,7 +26543,6 @@
         </w:rPr>
         <w:t>ij</w:t>
       </w:r>
-      <w:proofErr w:type="spellEnd"/>
       <w:r>
         <w:rPr>
           <w:w w:val="105"/>
@@ -29514,15 +26578,7 @@
           <w:w w:val="105"/>
           <w:position w:val="2"/>
         </w:rPr>
-        <w:t>C4(</w:t>
-      </w:r>
-      <w:proofErr w:type="spellStart"/>
-      <w:r>
-        <w:rPr>
-          <w:w w:val="105"/>
-          <w:position w:val="2"/>
-        </w:rPr>
-        <w:t>w</w:t>
+        <w:t>C4(w</w:t>
       </w:r>
       <w:r>
         <w:rPr>
@@ -29532,7 +26588,6 @@
         </w:rPr>
         <w:t>j</w:t>
       </w:r>
-      <w:proofErr w:type="spellEnd"/>
       <w:r>
         <w:rPr>
           <w:w w:val="105"/>
@@ -29548,7 +26603,6 @@
         </w:rPr>
         <w:t xml:space="preserve"> </w:t>
       </w:r>
-      <w:proofErr w:type="spellStart"/>
       <w:r>
         <w:rPr>
           <w:w w:val="105"/>
@@ -29564,7 +26618,6 @@
         </w:rPr>
         <w:t>ij</w:t>
       </w:r>
-      <w:proofErr w:type="spellEnd"/>
       <w:r>
         <w:rPr>
           <w:w w:val="105"/>
@@ -29600,15 +26653,7 @@
           <w:w w:val="105"/>
           <w:position w:val="2"/>
         </w:rPr>
-        <w:t>C5(</w:t>
-      </w:r>
-      <w:proofErr w:type="spellStart"/>
-      <w:r>
-        <w:rPr>
-          <w:w w:val="105"/>
-          <w:position w:val="2"/>
-        </w:rPr>
-        <w:t>w</w:t>
+        <w:t>C5(w</w:t>
       </w:r>
       <w:r>
         <w:rPr>
@@ -29618,7 +26663,6 @@
         </w:rPr>
         <w:t>j</w:t>
       </w:r>
-      <w:proofErr w:type="spellEnd"/>
       <w:r>
         <w:rPr>
           <w:w w:val="105"/>
@@ -29634,7 +26678,6 @@
         </w:rPr>
         <w:t xml:space="preserve"> </w:t>
       </w:r>
-      <w:proofErr w:type="spellStart"/>
       <w:r>
         <w:rPr>
           <w:w w:val="105"/>
@@ -29650,7 +26693,6 @@
         </w:rPr>
         <w:t>ij</w:t>
       </w:r>
-      <w:proofErr w:type="spellEnd"/>
       <w:r>
         <w:rPr>
           <w:w w:val="105"/>
@@ -29686,15 +26728,7 @@
           <w:w w:val="105"/>
           <w:position w:val="2"/>
         </w:rPr>
-        <w:t>C6(</w:t>
-      </w:r>
-      <w:proofErr w:type="spellStart"/>
-      <w:r>
-        <w:rPr>
-          <w:w w:val="105"/>
-          <w:position w:val="2"/>
-        </w:rPr>
-        <w:t>w</w:t>
+        <w:t>C6(w</w:t>
       </w:r>
       <w:r>
         <w:rPr>
@@ -29704,7 +26738,6 @@
         </w:rPr>
         <w:t>j</w:t>
       </w:r>
-      <w:proofErr w:type="spellEnd"/>
       <w:r>
         <w:rPr>
           <w:w w:val="105"/>
@@ -29720,7 +26753,6 @@
         </w:rPr>
         <w:t xml:space="preserve"> </w:t>
       </w:r>
-      <w:proofErr w:type="spellStart"/>
       <w:r>
         <w:rPr>
           <w:spacing w:val="-4"/>
@@ -29738,7 +26770,6 @@
         </w:rPr>
         <w:t>ij</w:t>
       </w:r>
-      <w:proofErr w:type="spellEnd"/>
       <w:r>
         <w:rPr>
           <w:spacing w:val="-4"/>
@@ -29768,11 +26799,7 @@
         <w:t xml:space="preserve"> </w:t>
       </w:r>
       <w:r>
-        <w:t>C7(</w:t>
-      </w:r>
-      <w:proofErr w:type="spellStart"/>
-      <w:r>
-        <w:t>w</w:t>
+        <w:t>C7(w</w:t>
       </w:r>
       <w:r>
         <w:rPr>
@@ -29780,7 +26807,6 @@
         </w:rPr>
         <w:t>j</w:t>
       </w:r>
-      <w:proofErr w:type="spellEnd"/>
       <w:r>
         <w:t>*</w:t>
       </w:r>
@@ -29790,7 +26816,6 @@
         </w:rPr>
         <w:t xml:space="preserve"> </w:t>
       </w:r>
-      <w:proofErr w:type="spellStart"/>
       <w:r>
         <w:t>r</w:t>
       </w:r>
@@ -29800,7 +26825,6 @@
         </w:rPr>
         <w:t>ij</w:t>
       </w:r>
-      <w:proofErr w:type="spellEnd"/>
       <w:r>
         <w:t>)</w:t>
       </w:r>
@@ -29820,11 +26844,7 @@
         <w:t xml:space="preserve"> </w:t>
       </w:r>
       <w:r>
-        <w:t>C8(</w:t>
-      </w:r>
-      <w:proofErr w:type="spellStart"/>
-      <w:r>
-        <w:t>w</w:t>
+        <w:t>C8(w</w:t>
       </w:r>
       <w:r>
         <w:rPr>
@@ -29832,7 +26852,6 @@
         </w:rPr>
         <w:t>j</w:t>
       </w:r>
-      <w:proofErr w:type="spellEnd"/>
       <w:r>
         <w:t>*</w:t>
       </w:r>
@@ -29842,7 +26861,6 @@
         </w:rPr>
         <w:t xml:space="preserve"> </w:t>
       </w:r>
-      <w:proofErr w:type="spellStart"/>
       <w:r>
         <w:t>r</w:t>
       </w:r>
@@ -29852,7 +26870,6 @@
         </w:rPr>
         <w:t>ij</w:t>
       </w:r>
-      <w:proofErr w:type="spellEnd"/>
       <w:r>
         <w:t>)</w:t>
       </w:r>
@@ -29872,11 +26889,7 @@
         <w:t xml:space="preserve"> </w:t>
       </w:r>
       <w:r>
-        <w:t>C9(</w:t>
-      </w:r>
-      <w:proofErr w:type="spellStart"/>
-      <w:r>
-        <w:t>w</w:t>
+        <w:t>C9(w</w:t>
       </w:r>
       <w:r>
         <w:rPr>
@@ -29884,7 +26897,6 @@
         </w:rPr>
         <w:t>j</w:t>
       </w:r>
-      <w:proofErr w:type="spellEnd"/>
       <w:r>
         <w:t>*</w:t>
       </w:r>
@@ -29894,7 +26906,6 @@
         </w:rPr>
         <w:t xml:space="preserve"> </w:t>
       </w:r>
-      <w:proofErr w:type="spellStart"/>
       <w:r>
         <w:rPr>
           <w:spacing w:val="-4"/>
@@ -29908,7 +26919,6 @@
         </w:rPr>
         <w:t>ij</w:t>
       </w:r>
-      <w:proofErr w:type="spellEnd"/>
       <w:r>
         <w:rPr>
           <w:spacing w:val="-4"/>
@@ -30351,14 +27361,12 @@
         </w:rPr>
         <w:t xml:space="preserve"> </w:t>
       </w:r>
-      <w:proofErr w:type="spellStart"/>
       <w:r>
         <w:rPr>
           <w:sz w:val="20"/>
         </w:rPr>
         <w:t>Ranking</w:t>
       </w:r>
-      <w:proofErr w:type="spellEnd"/>
       <w:r>
         <w:rPr>
           <w:spacing w:val="-3"/>
@@ -30688,7 +27696,6 @@
                 <w:sz w:val="14"/>
               </w:rPr>
             </w:pPr>
-            <w:proofErr w:type="spellStart"/>
             <w:r>
               <w:rPr>
                 <w:b/>
@@ -30697,7 +27704,6 @@
               </w:rPr>
               <w:t>Rank</w:t>
             </w:r>
-            <w:proofErr w:type="spellEnd"/>
           </w:p>
         </w:tc>
         <w:tc>
@@ -31017,14 +28023,12 @@
               </w:rPr>
               <w:t xml:space="preserve"> </w:t>
             </w:r>
-            <w:proofErr w:type="spellStart"/>
             <w:r>
               <w:rPr>
                 <w:sz w:val="14"/>
               </w:rPr>
               <w:t>Harmony</w:t>
             </w:r>
-            <w:proofErr w:type="spellEnd"/>
             <w:r>
               <w:rPr>
                 <w:spacing w:val="-5"/>
@@ -31334,14 +28338,12 @@
               </w:rPr>
               <w:t xml:space="preserve"> </w:t>
             </w:r>
-            <w:proofErr w:type="spellStart"/>
             <w:r>
               <w:rPr>
                 <w:sz w:val="14"/>
               </w:rPr>
               <w:t>Harmony</w:t>
             </w:r>
-            <w:proofErr w:type="spellEnd"/>
             <w:r>
               <w:rPr>
                 <w:spacing w:val="-5"/>
@@ -31651,14 +28653,12 @@
               </w:rPr>
               <w:t xml:space="preserve"> </w:t>
             </w:r>
-            <w:proofErr w:type="spellStart"/>
             <w:r>
               <w:rPr>
                 <w:sz w:val="14"/>
               </w:rPr>
               <w:t>Harmony</w:t>
             </w:r>
-            <w:proofErr w:type="spellEnd"/>
             <w:r>
               <w:rPr>
                 <w:spacing w:val="-5"/>
@@ -32887,7 +29887,6 @@
               </w:rPr>
               <w:t xml:space="preserve"> </w:t>
             </w:r>
-            <w:proofErr w:type="spellStart"/>
             <w:r>
               <w:rPr>
                 <w:spacing w:val="-2"/>
@@ -32895,7 +29894,6 @@
               </w:rPr>
               <w:t>Anaqu</w:t>
             </w:r>
-            <w:proofErr w:type="spellEnd"/>
           </w:p>
         </w:tc>
       </w:tr>
@@ -33552,7 +30550,6 @@
                 <w:sz w:val="14"/>
               </w:rPr>
             </w:pPr>
-            <w:proofErr w:type="spellStart"/>
             <w:r>
               <w:rPr>
                 <w:b/>
@@ -33561,7 +30558,6 @@
               </w:rPr>
               <w:t>Rank</w:t>
             </w:r>
-            <w:proofErr w:type="spellEnd"/>
           </w:p>
         </w:tc>
         <w:tc>
@@ -35102,7 +32098,6 @@
               </w:rPr>
               <w:t xml:space="preserve"> </w:t>
             </w:r>
-            <w:proofErr w:type="spellStart"/>
             <w:r>
               <w:rPr>
                 <w:spacing w:val="-2"/>
@@ -35110,7 +32105,6 @@
               </w:rPr>
               <w:t>Yumma</w:t>
             </w:r>
-            <w:proofErr w:type="spellEnd"/>
           </w:p>
         </w:tc>
       </w:tr>
@@ -35708,7 +32702,6 @@
                 <w:sz w:val="14"/>
               </w:rPr>
             </w:pPr>
-            <w:proofErr w:type="spellStart"/>
             <w:r>
               <w:rPr>
                 <w:spacing w:val="-2"/>
@@ -35716,7 +32709,6 @@
               </w:rPr>
               <w:t>FajarNur</w:t>
             </w:r>
-            <w:proofErr w:type="spellEnd"/>
           </w:p>
         </w:tc>
       </w:tr>
@@ -36167,7 +33159,7 @@
           </mc:Choice>
           <mc:Fallback>
             <w:pict>
-              <v:group w14:anchorId="597913FD" id="Group 61" o:spid="_x0000_s1026" style="position:absolute;margin-left:259.65pt;margin-top:26.75pt;width:89.2pt;height:173.4pt;z-index:-15713280;mso-wrap-distance-left:0;mso-wrap-distance-right:0;mso-position-horizontal-relative:page" coordsize="11328,22021" o:gfxdata="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">
+              <v:group w14:anchorId="5F5BA23C" id="Group 61" o:spid="_x0000_s1026" style="position:absolute;margin-left:259.65pt;margin-top:26.75pt;width:89.2pt;height:173.4pt;z-index:-15713280;mso-wrap-distance-left:0;mso-wrap-distance-right:0;mso-position-horizontal-relative:page" coordsize="11328,22021" o:gfxdata="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">
                 <v:shapetype id="_x0000_t75" coordsize="21600,21600" o:spt="75" o:preferrelative="t" path="m@4@5l@4@11@9@11@9@5xe" filled="f" stroked="f">
                   <v:stroke joinstyle="miter"/>
                   <v:formulas>
@@ -36385,7 +33377,7 @@
           </mc:Choice>
           <mc:Fallback>
             <w:pict>
-              <v:group w14:anchorId="14ECBD9C" id="Group 64" o:spid="_x0000_s1026" style="width:89.2pt;height:174.8pt;mso-position-horizontal-relative:char;mso-position-vertical-relative:line" coordsize="11328,22199" o:gfxdata="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">
+              <v:group w14:anchorId="55EAB7DB" id="Group 64" o:spid="_x0000_s1026" style="width:89.2pt;height:174.8pt;mso-position-horizontal-relative:char;mso-position-vertical-relative:line" coordsize="11328,22199" o:gfxdata="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">
                 <v:shape id="Image 65" o:spid="_x0000_s1027" type="#_x0000_t75" style="position:absolute;left:95;top:95;width:11138;height:22009;visibility:visible;mso-wrap-style:square" o:gfxdata="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">
                   <v:imagedata r:id="rId24" o:title=""/>
                 </v:shape>
@@ -36466,16 +33458,62 @@
         <w:jc w:val="both"/>
       </w:pPr>
       <w:r>
-        <w:t xml:space="preserve">Pada Gambar 4 ditampilkan halaman penentuan lokasi pada aplikasi pencari </w:t>
-      </w:r>
-      <w:proofErr w:type="spellStart"/>
+        <w:t>Pada Gambar 4 ditampilkan halaman penentuan lokasi pada aplikasi pencari kost yang digunakan pengguna untuk memilih titik koordinat secara langsung pada peta, kemudian pada Gambar</w:t>
+      </w:r>
+      <w:r>
+        <w:rPr>
+          <w:spacing w:val="-6"/>
+        </w:rPr>
+        <w:t xml:space="preserve"> </w:t>
+      </w:r>
+      <w:r>
+        <w:t>5</w:t>
+      </w:r>
+      <w:r>
+        <w:rPr>
+          <w:spacing w:val="-6"/>
+        </w:rPr>
+        <w:t xml:space="preserve"> </w:t>
+      </w:r>
+      <w:r>
+        <w:t>ditampilkan</w:t>
+      </w:r>
+      <w:r>
+        <w:rPr>
+          <w:spacing w:val="-6"/>
+        </w:rPr>
+        <w:t xml:space="preserve"> </w:t>
+      </w:r>
+      <w:r>
+        <w:t>halaman</w:t>
+      </w:r>
+      <w:r>
+        <w:rPr>
+          <w:spacing w:val="-6"/>
+        </w:rPr>
+        <w:t xml:space="preserve"> </w:t>
+      </w:r>
+      <w:r>
+        <w:t>hasil</w:t>
+      </w:r>
+      <w:r>
+        <w:rPr>
+          <w:spacing w:val="-6"/>
+        </w:rPr>
+        <w:t xml:space="preserve"> </w:t>
+      </w:r>
+      <w:r>
+        <w:t>rekomendasi</w:t>
+      </w:r>
+      <w:r>
+        <w:rPr>
+          <w:spacing w:val="-6"/>
+        </w:rPr>
+        <w:t xml:space="preserve"> </w:t>
+      </w:r>
       <w:r>
         <w:t>kost</w:t>
       </w:r>
-      <w:proofErr w:type="spellEnd"/>
-      <w:r>
-        <w:t xml:space="preserve"> yang digunakan pengguna untuk memilih titik koordinat secara langsung pada peta, kemudian pada Gambar</w:t>
-      </w:r>
       <w:r>
         <w:rPr>
           <w:spacing w:val="-6"/>
@@ -36483,7 +33521,7 @@
         <w:t xml:space="preserve"> </w:t>
       </w:r>
       <w:r>
-        <w:t>5</w:t>
+        <w:t>yang</w:t>
       </w:r>
       <w:r>
         <w:rPr>
@@ -36492,7 +33530,7 @@
         <w:t xml:space="preserve"> </w:t>
       </w:r>
       <w:r>
-        <w:t>ditampilkan</w:t>
+        <w:t>menampilkan</w:t>
       </w:r>
       <w:r>
         <w:rPr>
@@ -36501,7 +33539,7 @@
         <w:t xml:space="preserve"> </w:t>
       </w:r>
       <w:r>
-        <w:t>halaman</w:t>
+        <w:t>daftar</w:t>
       </w:r>
       <w:r>
         <w:rPr>
@@ -36510,66 +33548,8 @@
         <w:t xml:space="preserve"> </w:t>
       </w:r>
       <w:r>
-        <w:t>hasil</w:t>
-      </w:r>
-      <w:r>
-        <w:rPr>
-          <w:spacing w:val="-6"/>
-        </w:rPr>
-        <w:t xml:space="preserve"> </w:t>
-      </w:r>
-      <w:r>
-        <w:t>rekomendasi</w:t>
-      </w:r>
-      <w:r>
-        <w:rPr>
-          <w:spacing w:val="-6"/>
-        </w:rPr>
-        <w:t xml:space="preserve"> </w:t>
-      </w:r>
-      <w:proofErr w:type="spellStart"/>
-      <w:r>
         <w:t>kost</w:t>
       </w:r>
-      <w:proofErr w:type="spellEnd"/>
-      <w:r>
-        <w:rPr>
-          <w:spacing w:val="-6"/>
-        </w:rPr>
-        <w:t xml:space="preserve"> </w:t>
-      </w:r>
-      <w:r>
-        <w:t>yang</w:t>
-      </w:r>
-      <w:r>
-        <w:rPr>
-          <w:spacing w:val="-6"/>
-        </w:rPr>
-        <w:t xml:space="preserve"> </w:t>
-      </w:r>
-      <w:r>
-        <w:t>menampilkan</w:t>
-      </w:r>
-      <w:r>
-        <w:rPr>
-          <w:spacing w:val="-6"/>
-        </w:rPr>
-        <w:t xml:space="preserve"> </w:t>
-      </w:r>
-      <w:r>
-        <w:t>daftar</w:t>
-      </w:r>
-      <w:r>
-        <w:rPr>
-          <w:spacing w:val="-6"/>
-        </w:rPr>
-        <w:t xml:space="preserve"> </w:t>
-      </w:r>
-      <w:proofErr w:type="spellStart"/>
-      <w:r>
-        <w:t>kost</w:t>
-      </w:r>
-      <w:proofErr w:type="spellEnd"/>
       <w:r>
         <w:rPr>
           <w:spacing w:val="-6"/>
@@ -36670,25 +33650,21 @@
               <w:ind w:left="765"/>
               <w:jc w:val="left"/>
             </w:pPr>
-            <w:proofErr w:type="spellStart"/>
             <w:r>
               <w:t>Test</w:t>
             </w:r>
-            <w:proofErr w:type="spellEnd"/>
             <w:r>
               <w:rPr>
                 <w:spacing w:val="-4"/>
               </w:rPr>
               <w:t xml:space="preserve"> </w:t>
             </w:r>
-            <w:proofErr w:type="spellStart"/>
             <w:r>
               <w:rPr>
                 <w:spacing w:val="-2"/>
               </w:rPr>
               <w:t>Factor</w:t>
             </w:r>
-            <w:proofErr w:type="spellEnd"/>
           </w:p>
         </w:tc>
         <w:tc>
@@ -36884,13 +33860,8 @@
               <w:t xml:space="preserve"> </w:t>
             </w:r>
             <w:r>
-              <w:t xml:space="preserve">menampilkan titik lokasi </w:t>
-            </w:r>
-            <w:proofErr w:type="spellStart"/>
-            <w:r>
-              <w:t>kost</w:t>
-            </w:r>
-            <w:proofErr w:type="spellEnd"/>
+              <w:t>menampilkan titik lokasi kost</w:t>
+            </w:r>
           </w:p>
         </w:tc>
       </w:tr>
@@ -37048,13 +34019,8 @@
               </w:rPr>
               <w:t xml:space="preserve"> </w:t>
             </w:r>
-            <w:proofErr w:type="spellStart"/>
-            <w:r>
-              <w:t>kost</w:t>
-            </w:r>
-            <w:proofErr w:type="spellEnd"/>
-            <w:r>
-              <w:t xml:space="preserve"> dengan metode SAW</w:t>
+            <w:r>
+              <w:t>kost dengan metode SAW</w:t>
             </w:r>
           </w:p>
         </w:tc>
@@ -37157,11 +34123,9 @@
         </w:rPr>
         <w:t xml:space="preserve"> </w:t>
       </w:r>
-      <w:proofErr w:type="spellStart"/>
       <w:r>
         <w:t>kost</w:t>
       </w:r>
-      <w:proofErr w:type="spellEnd"/>
       <w:r>
         <w:rPr>
           <w:spacing w:val="-10"/>
@@ -37238,23 +34202,7 @@
         <w:jc w:val="both"/>
       </w:pPr>
       <w:r>
-        <w:t xml:space="preserve">Adapun kesimpulan pada penelitian ini tentang penerapan metode SAW untuk rekomendasi pencarian </w:t>
-      </w:r>
-      <w:proofErr w:type="spellStart"/>
-      <w:r>
-        <w:t>kost</w:t>
-      </w:r>
-      <w:proofErr w:type="spellEnd"/>
-      <w:r>
-        <w:t xml:space="preserve"> di kelurahan </w:t>
-      </w:r>
-      <w:proofErr w:type="spellStart"/>
-      <w:r>
-        <w:t>tamalanrea</w:t>
-      </w:r>
-      <w:proofErr w:type="spellEnd"/>
-      <w:r>
-        <w:t xml:space="preserve"> indah ini sebagai berikut:</w:t>
+        <w:t>Adapun kesimpulan pada penelitian ini tentang penerapan metode SAW untuk rekomendasi pencarian kost di kelurahan tamalanrea indah ini sebagai berikut:</w:t>
       </w:r>
     </w:p>
     <w:p>
@@ -37362,15 +34310,7 @@
         <w:t xml:space="preserve"> </w:t>
       </w:r>
       <w:r>
-        <w:t xml:space="preserve">rumah </w:t>
-      </w:r>
-      <w:proofErr w:type="spellStart"/>
-      <w:r>
-        <w:t>kost</w:t>
-      </w:r>
-      <w:proofErr w:type="spellEnd"/>
-      <w:r>
-        <w:t>, menggunakan 9 (sembilan) kriteria yaitu biaya, fasilitas, luas kamar, jarak, keamanan,</w:t>
+        <w:t>rumah kost, menggunakan 9 (sembilan) kriteria yaitu biaya, fasilitas, luas kamar, jarak, keamanan,</w:t>
       </w:r>
       <w:r>
         <w:rPr>
@@ -37414,13 +34354,8 @@
         </w:rPr>
         <w:t xml:space="preserve"> </w:t>
       </w:r>
-      <w:proofErr w:type="spellStart"/>
-      <w:r>
-        <w:t>kost</w:t>
-      </w:r>
-      <w:proofErr w:type="spellEnd"/>
-      <w:r>
-        <w:t>,</w:t>
+      <w:r>
+        <w:t>kost,</w:t>
       </w:r>
       <w:r>
         <w:rPr>
@@ -37492,15 +34427,7 @@
         <w:t xml:space="preserve"> </w:t>
       </w:r>
       <w:r>
-        <w:t xml:space="preserve">dari pembobotan dengan metode ROC, normalisasi, hingga </w:t>
-      </w:r>
-      <w:proofErr w:type="spellStart"/>
-      <w:r>
-        <w:t>perangkingan</w:t>
-      </w:r>
-      <w:proofErr w:type="spellEnd"/>
-      <w:r>
-        <w:t>.</w:t>
+        <w:t>dari pembobotan dengan metode ROC, normalisasi, hingga perangkingan.</w:t>
       </w:r>
     </w:p>
     <w:p>
@@ -37517,47 +34444,7 @@
         <w:ind w:right="553"/>
       </w:pPr>
       <w:r>
-        <w:t xml:space="preserve">Berdasarkan hasil penelitian, penerapan metode SAW pada aplikasi </w:t>
-      </w:r>
-      <w:proofErr w:type="spellStart"/>
-      <w:r>
-        <w:t>mobile</w:t>
-      </w:r>
-      <w:proofErr w:type="spellEnd"/>
-      <w:r>
-        <w:t xml:space="preserve"> pencarian </w:t>
-      </w:r>
-      <w:proofErr w:type="spellStart"/>
-      <w:r>
-        <w:t>kost</w:t>
-      </w:r>
-      <w:proofErr w:type="spellEnd"/>
-      <w:r>
-        <w:t xml:space="preserve"> di Kelurahan </w:t>
-      </w:r>
-      <w:proofErr w:type="spellStart"/>
-      <w:r>
-        <w:t>Tamalanrea</w:t>
-      </w:r>
-      <w:proofErr w:type="spellEnd"/>
-      <w:r>
-        <w:t xml:space="preserve"> Indah mampu menghasilkan perhitungan SAW menunjukkan bahwa Pondok </w:t>
-      </w:r>
-      <w:proofErr w:type="spellStart"/>
-      <w:r>
-        <w:t>Harmony</w:t>
-      </w:r>
-      <w:proofErr w:type="spellEnd"/>
-      <w:r>
-        <w:t xml:space="preserve"> 1 memperoleh nilai tertinggi sebesar 0,8150 dan menempati peringkat pertama dan rumah </w:t>
-      </w:r>
-      <w:proofErr w:type="spellStart"/>
-      <w:r>
-        <w:t>kost</w:t>
-      </w:r>
-      <w:proofErr w:type="spellEnd"/>
-      <w:r>
-        <w:t xml:space="preserve"> KFO2 menempati peringkat 16 dengan skor 0.5691.</w:t>
+        <w:t>Berdasarkan hasil penelitian, penerapan metode SAW pada aplikasi mobile pencarian kost di Kelurahan Tamalanrea Indah mampu menghasilkan perhitungan SAW menunjukkan bahwa Pondok Harmony 1 memperoleh nilai tertinggi sebesar 0,8150 dan menempati peringkat pertama dan rumah kost KFO2 menempati peringkat 16 dengan skor 0.5691.</w:t>
       </w:r>
     </w:p>
     <w:p>
@@ -37702,15 +34589,7 @@
         <w:ind w:right="551"/>
       </w:pPr>
       <w:r>
-        <w:t xml:space="preserve">Disarankan tidak hanya terbatas pada kelurahan </w:t>
-      </w:r>
-      <w:proofErr w:type="spellStart"/>
-      <w:r>
-        <w:t>Tamalanrea</w:t>
-      </w:r>
-      <w:proofErr w:type="spellEnd"/>
-      <w:r>
-        <w:t xml:space="preserve"> indah tetapi bisa diperluas di wilayah lain.</w:t>
+        <w:t>Disarankan tidak hanya terbatas pada kelurahan Tamalanrea indah tetapi bisa diperluas di wilayah lain.</w:t>
       </w:r>
     </w:p>
     <w:p>
@@ -37771,22 +34650,18 @@
         </w:rPr>
         <w:t xml:space="preserve"> </w:t>
       </w:r>
-      <w:proofErr w:type="spellStart"/>
       <w:r>
         <w:t>payment</w:t>
       </w:r>
-      <w:proofErr w:type="spellEnd"/>
       <w:r>
         <w:rPr>
           <w:spacing w:val="40"/>
         </w:rPr>
         <w:t xml:space="preserve"> </w:t>
       </w:r>
-      <w:proofErr w:type="spellStart"/>
       <w:r>
         <w:t>gateway</w:t>
       </w:r>
-      <w:proofErr w:type="spellEnd"/>
       <w:r>
         <w:rPr>
           <w:spacing w:val="40"/>
@@ -37802,21 +34677,8 @@
         </w:rPr>
         <w:t xml:space="preserve"> </w:t>
       </w:r>
-      <w:proofErr w:type="spellStart"/>
-      <w:r>
-        <w:t>midtrans</w:t>
-      </w:r>
-      <w:proofErr w:type="spellEnd"/>
-      <w:r>
-        <w:t xml:space="preserve">, sehingga pengguna dapat menyewa atau memesan </w:t>
-      </w:r>
-      <w:proofErr w:type="spellStart"/>
-      <w:r>
-        <w:t>kost</w:t>
-      </w:r>
-      <w:proofErr w:type="spellEnd"/>
-      <w:r>
-        <w:t xml:space="preserve"> dalam sistem.</w:t>
+      <w:r>
+        <w:t>midtrans, sehingga pengguna dapat menyewa atau memesan kost dalam sistem.</w:t>
       </w:r>
     </w:p>
     <w:p>
@@ -37950,31 +34812,7 @@
         <w:t xml:space="preserve"> </w:t>
       </w:r>
       <w:r>
-        <w:t xml:space="preserve">setinggi- tingginya diberikan kepada Bapak Jufri, S.Kom., M.T., Ph.D., selaku Pembimbing I, dan Ibu Nurlindasari </w:t>
-      </w:r>
-      <w:proofErr w:type="spellStart"/>
-      <w:r>
-        <w:t>Tamsir</w:t>
-      </w:r>
-      <w:proofErr w:type="spellEnd"/>
-      <w:r>
-        <w:t xml:space="preserve">, S.Kom., M.T., selaku Pembimbing II, atas segala bimbingan, arahan, serta masukan yang sangat berharga dalam penyelesaian penelitian ini. Terima kasih juga penulis </w:t>
-      </w:r>
-      <w:proofErr w:type="spellStart"/>
-      <w:r>
-        <w:t>tujukan</w:t>
-      </w:r>
-      <w:proofErr w:type="spellEnd"/>
-      <w:r>
-        <w:t xml:space="preserve"> kepada orang tua dan seluruh pihak yang telah memberikan dukungan moral maupun teknis sehingga sistem rekomendasi rumah </w:t>
-      </w:r>
-      <w:proofErr w:type="spellStart"/>
-      <w:r>
-        <w:t>kost</w:t>
-      </w:r>
-      <w:proofErr w:type="spellEnd"/>
-      <w:r>
-        <w:t xml:space="preserve"> ini dapat terealisasi dengan baik.</w:t>
+        <w:t>setinggi- tingginya diberikan kepada Bapak Jufri, S.Kom., M.T., Ph.D., selaku Pembimbing I, dan Ibu Nurlindasari Tamsir, S.Kom., M.T., selaku Pembimbing II, atas segala bimbingan, arahan, serta masukan yang sangat berharga dalam penyelesaian penelitian ini. Terima kasih juga penulis tujukan kepada orang tua dan seluruh pihak yang telah memberikan dukungan moral maupun teknis sehingga sistem rekomendasi rumah kost ini dapat terealisasi dengan baik.</w:t>
       </w:r>
     </w:p>
     <w:p>
@@ -38076,35 +34914,26 @@
         </w:rPr>
         <w:t xml:space="preserve"> </w:t>
       </w:r>
-      <w:proofErr w:type="spellStart"/>
       <w:r>
         <w:t>and</w:t>
       </w:r>
-      <w:proofErr w:type="spellEnd"/>
       <w:r>
         <w:rPr>
           <w:spacing w:val="-14"/>
         </w:rPr>
         <w:t xml:space="preserve"> </w:t>
       </w:r>
-      <w:proofErr w:type="spellStart"/>
       <w:r>
         <w:t>Emon</w:t>
       </w:r>
-      <w:proofErr w:type="spellEnd"/>
       <w:r>
         <w:rPr>
           <w:spacing w:val="-13"/>
         </w:rPr>
         <w:t xml:space="preserve"> </w:t>
       </w:r>
-      <w:proofErr w:type="spellStart"/>
-      <w:r>
-        <w:t>Azrialdi</w:t>
-      </w:r>
-      <w:proofErr w:type="spellEnd"/>
-      <w:r>
-        <w:t>,</w:t>
+      <w:r>
+        <w:t>Azrialdi,</w:t>
       </w:r>
       <w:r>
         <w:rPr>
@@ -38148,122 +34977,17 @@
         </w:rPr>
         <w:t xml:space="preserve"> </w:t>
       </w:r>
-      <w:proofErr w:type="spellStart"/>
-      <w:r>
-        <w:t>Kost</w:t>
-      </w:r>
-      <w:proofErr w:type="spellEnd"/>
-      <w:r>
-        <w:t xml:space="preserve"> Berbasis Web di Kecamatan Tampan,” </w:t>
-      </w:r>
-      <w:r>
-        <w:rPr>
-          <w:i/>
-        </w:rPr>
-        <w:t xml:space="preserve">MALCOM: Indonesian </w:t>
-      </w:r>
-      <w:proofErr w:type="spellStart"/>
-      <w:r>
-        <w:rPr>
-          <w:i/>
-        </w:rPr>
-        <w:t>Journal</w:t>
-      </w:r>
-      <w:proofErr w:type="spellEnd"/>
-      <w:r>
-        <w:rPr>
-          <w:i/>
-        </w:rPr>
-        <w:t xml:space="preserve"> </w:t>
-      </w:r>
-      <w:proofErr w:type="spellStart"/>
-      <w:r>
-        <w:rPr>
-          <w:i/>
-        </w:rPr>
-        <w:t>of</w:t>
-      </w:r>
-      <w:proofErr w:type="spellEnd"/>
-      <w:r>
-        <w:rPr>
-          <w:i/>
-        </w:rPr>
-        <w:t xml:space="preserve"> </w:t>
-      </w:r>
-      <w:proofErr w:type="spellStart"/>
-      <w:r>
-        <w:rPr>
-          <w:i/>
-        </w:rPr>
-        <w:t>Machine</w:t>
-      </w:r>
-      <w:proofErr w:type="spellEnd"/>
-      <w:r>
-        <w:rPr>
-          <w:i/>
-        </w:rPr>
-        <w:t xml:space="preserve"> </w:t>
-      </w:r>
-      <w:proofErr w:type="spellStart"/>
-      <w:r>
-        <w:rPr>
-          <w:i/>
-        </w:rPr>
-        <w:t>Learning</w:t>
-      </w:r>
-      <w:proofErr w:type="spellEnd"/>
-      <w:r>
-        <w:rPr>
-          <w:i/>
-        </w:rPr>
-        <w:t xml:space="preserve"> </w:t>
-      </w:r>
-      <w:proofErr w:type="spellStart"/>
-      <w:r>
-        <w:rPr>
-          <w:i/>
-        </w:rPr>
-        <w:t>and</w:t>
-      </w:r>
-      <w:proofErr w:type="spellEnd"/>
-      <w:r>
-        <w:rPr>
-          <w:i/>
-        </w:rPr>
-        <w:t xml:space="preserve"> </w:t>
-      </w:r>
-      <w:proofErr w:type="spellStart"/>
-      <w:r>
-        <w:rPr>
-          <w:i/>
-        </w:rPr>
-        <w:t>Computer</w:t>
-      </w:r>
-      <w:proofErr w:type="spellEnd"/>
-      <w:r>
-        <w:rPr>
-          <w:i/>
-        </w:rPr>
-        <w:t xml:space="preserve"> </w:t>
-      </w:r>
-      <w:proofErr w:type="spellStart"/>
-      <w:r>
-        <w:rPr>
-          <w:i/>
-        </w:rPr>
-        <w:t>Science</w:t>
-      </w:r>
-      <w:proofErr w:type="spellEnd"/>
-      <w:r>
-        <w:t xml:space="preserve">, vol. 2, </w:t>
-      </w:r>
-      <w:proofErr w:type="spellStart"/>
-      <w:r>
-        <w:t>pp</w:t>
-      </w:r>
-      <w:proofErr w:type="spellEnd"/>
-      <w:r>
-        <w:t xml:space="preserve">. 28–36, 2022, doi: </w:t>
+      <w:r>
+        <w:t xml:space="preserve">Kost Berbasis Web di Kecamatan Tampan,” </w:t>
+      </w:r>
+      <w:r>
+        <w:rPr>
+          <w:i/>
+        </w:rPr>
+        <w:t>MALCOM: Indonesian Journal of Machine Learning and Computer Science</w:t>
+      </w:r>
+      <w:r>
+        <w:t xml:space="preserve">, vol. 2, pp. 28–36, 2022, doi: </w:t>
       </w:r>
       <w:r>
         <w:rPr>
@@ -38287,23 +35011,7 @@
         <w:ind w:right="555"/>
       </w:pPr>
       <w:r>
-        <w:t xml:space="preserve">M. Reza, L. Ariyani, A. </w:t>
-      </w:r>
-      <w:proofErr w:type="spellStart"/>
-      <w:r>
-        <w:t>Sarwandianto</w:t>
-      </w:r>
-      <w:proofErr w:type="spellEnd"/>
-      <w:r>
-        <w:t xml:space="preserve">, </w:t>
-      </w:r>
-      <w:proofErr w:type="spellStart"/>
-      <w:r>
-        <w:t>and</w:t>
-      </w:r>
-      <w:proofErr w:type="spellEnd"/>
-      <w:r>
-        <w:t xml:space="preserve"> J. Barkah, “Sistem Pendukung Keputusan Pemilihan</w:t>
+        <w:t>M. Reza, L. Ariyani, A. Sarwandianto, and J. Barkah, “Sistem Pendukung Keputusan Pemilihan</w:t>
       </w:r>
       <w:r>
         <w:rPr>
@@ -38320,11 +35028,9 @@
         </w:rPr>
         <w:t xml:space="preserve"> </w:t>
       </w:r>
-      <w:proofErr w:type="spellStart"/>
       <w:r>
         <w:t>Kost</w:t>
       </w:r>
-      <w:proofErr w:type="spellEnd"/>
       <w:r>
         <w:rPr>
           <w:spacing w:val="-14"/>
@@ -38349,33 +35055,27 @@
         </w:rPr>
         <w:t xml:space="preserve"> </w:t>
       </w:r>
-      <w:proofErr w:type="spellStart"/>
       <w:r>
         <w:t>Simple</w:t>
       </w:r>
-      <w:proofErr w:type="spellEnd"/>
       <w:r>
         <w:rPr>
           <w:spacing w:val="-14"/>
         </w:rPr>
         <w:t xml:space="preserve"> </w:t>
       </w:r>
-      <w:proofErr w:type="spellStart"/>
       <w:r>
         <w:t>Additive</w:t>
       </w:r>
-      <w:proofErr w:type="spellEnd"/>
       <w:r>
         <w:rPr>
           <w:spacing w:val="-14"/>
         </w:rPr>
         <w:t xml:space="preserve"> </w:t>
       </w:r>
-      <w:proofErr w:type="spellStart"/>
       <w:r>
         <w:t>Weighting</w:t>
       </w:r>
-      <w:proofErr w:type="spellEnd"/>
       <w:r>
         <w:rPr>
           <w:spacing w:val="-14"/>
@@ -38481,13 +35181,8 @@
         </w:rPr>
         <w:t xml:space="preserve"> </w:t>
       </w:r>
-      <w:proofErr w:type="spellStart"/>
-      <w:r>
-        <w:t>pp</w:t>
-      </w:r>
-      <w:proofErr w:type="spellEnd"/>
-      <w:r>
-        <w:t>.</w:t>
+      <w:r>
+        <w:t>pp.</w:t>
       </w:r>
       <w:r>
         <w:rPr>
@@ -38523,15 +35218,7 @@
         <w:t xml:space="preserve"> </w:t>
       </w:r>
       <w:r>
-        <w:t>10.35870/</w:t>
-      </w:r>
-      <w:proofErr w:type="spellStart"/>
-      <w:r>
-        <w:t>jti</w:t>
-      </w:r>
-      <w:proofErr w:type="spellEnd"/>
-      <w:r>
-        <w:t>.</w:t>
+        <w:t>10.35870/jti.</w:t>
       </w:r>
     </w:p>
     <w:p>
@@ -38549,23 +35236,7 @@
         <w:ind w:right="551"/>
       </w:pPr>
       <w:r>
-        <w:t xml:space="preserve">H. Hawari Bahar, “Perancangan Aplikasi Pemilihan Rumah Kos di Sekitar Universitas </w:t>
-      </w:r>
-      <w:proofErr w:type="spellStart"/>
-      <w:r>
-        <w:t>Mercubuana</w:t>
-      </w:r>
-      <w:proofErr w:type="spellEnd"/>
-      <w:r>
-        <w:t xml:space="preserve"> dengan metode SAW Berbasis </w:t>
-      </w:r>
-      <w:proofErr w:type="spellStart"/>
-      <w:r>
-        <w:t>Website</w:t>
-      </w:r>
-      <w:proofErr w:type="spellEnd"/>
-      <w:r>
-        <w:t xml:space="preserve"> TUGAS AKHIR,” 2022. [Online].</w:t>
+        <w:t>H. Hawari Bahar, “Perancangan Aplikasi Pemilihan Rumah Kos di Sekitar Universitas Mercubuana dengan metode SAW Berbasis Website TUGAS AKHIR,” 2022. [Online].</w:t>
       </w:r>
     </w:p>
     <w:p>
@@ -38575,13 +35246,8 @@
         <w:ind w:left="858"/>
         <w:jc w:val="both"/>
       </w:pPr>
-      <w:proofErr w:type="spellStart"/>
-      <w:r>
-        <w:t>Available</w:t>
-      </w:r>
-      <w:proofErr w:type="spellEnd"/>
-      <w:r>
-        <w:t>:</w:t>
+      <w:r>
+        <w:t>Available:</w:t>
       </w:r>
       <w:r>
         <w:rPr>
@@ -38613,30 +35279,14 @@
       <w:r>
         <w:t xml:space="preserve">A. Anugrah Ma </w:t>
       </w:r>
-      <w:proofErr w:type="spellStart"/>
-      <w:r>
-        <w:rPr>
-          <w:i/>
-        </w:rPr>
-        <w:t>et</w:t>
-      </w:r>
-      <w:proofErr w:type="spellEnd"/>
-      <w:r>
-        <w:rPr>
-          <w:i/>
-        </w:rPr>
-        <w:t xml:space="preserve"> al.</w:t>
-      </w:r>
-      <w:r>
-        <w:t xml:space="preserve">, “Sistem Pendukung Keputusan Rekomendasi </w:t>
-      </w:r>
-      <w:proofErr w:type="spellStart"/>
-      <w:r>
-        <w:t>Kost</w:t>
-      </w:r>
-      <w:proofErr w:type="spellEnd"/>
-      <w:r>
-        <w:t xml:space="preserve"> Untuk Mahasiswa</w:t>
+      <w:r>
+        <w:rPr>
+          <w:i/>
+        </w:rPr>
+        <w:t>et al.</w:t>
+      </w:r>
+      <w:r>
+        <w:t>, “Sistem Pendukung Keputusan Rekomendasi Kost Untuk Mahasiswa</w:t>
       </w:r>
       <w:r>
         <w:rPr>
@@ -38689,24 +35339,17 @@
         </w:rPr>
         <w:t xml:space="preserve"> </w:t>
       </w:r>
-      <w:proofErr w:type="spellStart"/>
       <w:r>
         <w:t>Weighted</w:t>
       </w:r>
-      <w:proofErr w:type="spellEnd"/>
       <w:r>
         <w:rPr>
           <w:spacing w:val="-14"/>
         </w:rPr>
         <w:t xml:space="preserve"> </w:t>
       </w:r>
-      <w:proofErr w:type="spellStart"/>
-      <w:r>
-        <w:t>Product</w:t>
-      </w:r>
-      <w:proofErr w:type="spellEnd"/>
-      <w:r>
-        <w:t>,”</w:t>
+      <w:r>
+        <w:t>Product,”</w:t>
       </w:r>
       <w:r>
         <w:rPr>
@@ -38734,15 +35377,7 @@
         <w:t>Mahasiswa Teknik Informatika)</w:t>
       </w:r>
       <w:r>
-        <w:t xml:space="preserve">, vol. 9, no. 6, </w:t>
-      </w:r>
-      <w:proofErr w:type="spellStart"/>
-      <w:r>
-        <w:t>pp</w:t>
-      </w:r>
-      <w:proofErr w:type="spellEnd"/>
-      <w:r>
-        <w:t xml:space="preserve">. 9982–9989, 2025, doi: </w:t>
+        <w:t xml:space="preserve">, vol. 9, no. 6, pp. 9982–9989, 2025, doi: </w:t>
       </w:r>
       <w:r>
         <w:rPr>
@@ -38778,31 +35413,7 @@
       </w:pPr>
       <w:r>
         <w:lastRenderedPageBreak/>
-        <w:t xml:space="preserve">O. Rizky, E. </w:t>
-      </w:r>
-      <w:proofErr w:type="spellStart"/>
-      <w:r>
-        <w:t>Febriansah</w:t>
-      </w:r>
-      <w:proofErr w:type="spellEnd"/>
-      <w:r>
-        <w:t xml:space="preserve">, S. </w:t>
-      </w:r>
-      <w:proofErr w:type="spellStart"/>
-      <w:r>
-        <w:t>Mb</w:t>
-      </w:r>
-      <w:proofErr w:type="spellEnd"/>
-      <w:r>
-        <w:t xml:space="preserve">, M. S. Dewi, </w:t>
-      </w:r>
-      <w:proofErr w:type="spellStart"/>
-      <w:r>
-        <w:t>and</w:t>
-      </w:r>
-      <w:proofErr w:type="spellEnd"/>
-      <w:r>
-        <w:t xml:space="preserve"> R. Meiliza, </w:t>
+        <w:t xml:space="preserve">O. Rizky, E. Febriansah, S. Mb, M. S. Dewi, and R. Meiliza, </w:t>
       </w:r>
       <w:r>
         <w:rPr>
@@ -38846,13 +35457,8 @@
         </w:rPr>
         <w:t xml:space="preserve"> </w:t>
       </w:r>
-      <w:proofErr w:type="spellStart"/>
-      <w:r>
-        <w:t>Rusliyawati</w:t>
-      </w:r>
-      <w:proofErr w:type="spellEnd"/>
-      <w:r>
-        <w:t>,</w:t>
+      <w:r>
+        <w:t>Rusliyawati,</w:t>
       </w:r>
       <w:r>
         <w:rPr>
@@ -38860,11 +35466,9 @@
         </w:rPr>
         <w:t xml:space="preserve"> </w:t>
       </w:r>
-      <w:proofErr w:type="spellStart"/>
       <w:r>
         <w:t>and</w:t>
       </w:r>
-      <w:proofErr w:type="spellEnd"/>
       <w:r>
         <w:rPr>
           <w:spacing w:val="-6"/>
@@ -38941,95 +35545,94 @@
         <w:ind w:right="550"/>
       </w:pPr>
       <w:r>
-        <w:t xml:space="preserve">V. </w:t>
-      </w:r>
-      <w:proofErr w:type="spellStart"/>
-      <w:r>
-        <w:t>Pitsalitz</w:t>
-      </w:r>
-      <w:proofErr w:type="spellEnd"/>
-      <w:r>
-        <w:t xml:space="preserve"> Sabandar, P. Korespondensi, </w:t>
-      </w:r>
-      <w:proofErr w:type="spellStart"/>
-      <w:r>
+        <w:t>V. Pitsalitz Sabandar, P. Korespondensi, and V. P. Sabandar, “Kombinasi Metode Rank Order Centroid dan Complex Proportional Assessment Dalam Pemilihan Jasa Kontruksi Perbaikan</w:t>
+      </w:r>
+      <w:r>
+        <w:rPr>
+          <w:spacing w:val="-2"/>
+        </w:rPr>
+        <w:t xml:space="preserve"> </w:t>
+      </w:r>
+      <w:r>
+        <w:t>Gedung,”</w:t>
+      </w:r>
+      <w:r>
+        <w:rPr>
+          <w:spacing w:val="-1"/>
+        </w:rPr>
+        <w:t xml:space="preserve"> </w:t>
+      </w:r>
+      <w:r>
+        <w:rPr>
+          <w:i/>
+        </w:rPr>
+        <w:t>Journal</w:t>
+      </w:r>
+      <w:r>
+        <w:rPr>
+          <w:i/>
+          <w:spacing w:val="-2"/>
+        </w:rPr>
+        <w:t xml:space="preserve"> </w:t>
+      </w:r>
+      <w:r>
+        <w:rPr>
+          <w:i/>
+        </w:rPr>
+        <w:t>of</w:t>
+      </w:r>
+      <w:r>
+        <w:rPr>
+          <w:i/>
+          <w:spacing w:val="-2"/>
+        </w:rPr>
+        <w:t xml:space="preserve"> </w:t>
+      </w:r>
+      <w:r>
+        <w:rPr>
+          <w:i/>
+        </w:rPr>
+        <w:t>Data</w:t>
+      </w:r>
+      <w:r>
+        <w:rPr>
+          <w:i/>
+          <w:spacing w:val="-2"/>
+        </w:rPr>
+        <w:t xml:space="preserve"> </w:t>
+      </w:r>
+      <w:r>
+        <w:rPr>
+          <w:i/>
+        </w:rPr>
+        <w:t>Science</w:t>
+      </w:r>
+      <w:r>
+        <w:rPr>
+          <w:i/>
+          <w:spacing w:val="-2"/>
+        </w:rPr>
+        <w:t xml:space="preserve"> </w:t>
+      </w:r>
+      <w:r>
+        <w:rPr>
+          <w:i/>
+        </w:rPr>
         <w:t>and</w:t>
       </w:r>
-      <w:proofErr w:type="spellEnd"/>
-      <w:r>
-        <w:t xml:space="preserve"> V. P. Sabandar, “Kombinasi Metode </w:t>
-      </w:r>
-      <w:proofErr w:type="spellStart"/>
-      <w:r>
-        <w:t>Rank</w:t>
-      </w:r>
-      <w:proofErr w:type="spellEnd"/>
-      <w:r>
-        <w:t xml:space="preserve"> Order </w:t>
-      </w:r>
-      <w:proofErr w:type="spellStart"/>
-      <w:r>
-        <w:t>Centroid</w:t>
-      </w:r>
-      <w:proofErr w:type="spellEnd"/>
-      <w:r>
-        <w:t xml:space="preserve"> dan </w:t>
-      </w:r>
-      <w:proofErr w:type="spellStart"/>
-      <w:r>
-        <w:t>Complex</w:t>
-      </w:r>
-      <w:proofErr w:type="spellEnd"/>
-      <w:r>
-        <w:t xml:space="preserve"> </w:t>
-      </w:r>
-      <w:proofErr w:type="spellStart"/>
-      <w:r>
-        <w:t>Proportional</w:t>
-      </w:r>
-      <w:proofErr w:type="spellEnd"/>
-      <w:r>
-        <w:t xml:space="preserve"> </w:t>
-      </w:r>
-      <w:proofErr w:type="spellStart"/>
-      <w:r>
-        <w:t>Assessment</w:t>
-      </w:r>
-      <w:proofErr w:type="spellEnd"/>
-      <w:r>
-        <w:t xml:space="preserve"> Dalam Pemilihan Jasa </w:t>
-      </w:r>
-      <w:proofErr w:type="spellStart"/>
-      <w:r>
-        <w:t>Kontruksi</w:t>
-      </w:r>
-      <w:proofErr w:type="spellEnd"/>
-      <w:r>
-        <w:t xml:space="preserve"> Perbaikan</w:t>
-      </w:r>
-      <w:r>
-        <w:rPr>
+      <w:r>
+        <w:rPr>
+          <w:i/>
           <w:spacing w:val="-2"/>
         </w:rPr>
         <w:t xml:space="preserve"> </w:t>
       </w:r>
       <w:r>
-        <w:t>Gedung,”</w:t>
-      </w:r>
-      <w:r>
-        <w:rPr>
-          <w:spacing w:val="-1"/>
-        </w:rPr>
-        <w:t xml:space="preserve"> </w:t>
-      </w:r>
-      <w:proofErr w:type="spellStart"/>
-      <w:r>
-        <w:rPr>
-          <w:i/>
-        </w:rPr>
-        <w:t>Journal</w:t>
-      </w:r>
-      <w:proofErr w:type="spellEnd"/>
+        <w:rPr>
+          <w:i/>
+        </w:rPr>
+        <w:t>Information</w:t>
+      </w:r>
       <w:r>
         <w:rPr>
           <w:i/>
@@ -39037,14 +35640,12 @@
         </w:rPr>
         <w:t xml:space="preserve"> </w:t>
       </w:r>
-      <w:proofErr w:type="spellStart"/>
-      <w:r>
-        <w:rPr>
-          <w:i/>
-        </w:rPr>
-        <w:t>of</w:t>
-      </w:r>
-      <w:proofErr w:type="spellEnd"/>
+      <w:r>
+        <w:rPr>
+          <w:i/>
+        </w:rPr>
+        <w:t>System</w:t>
+      </w:r>
       <w:r>
         <w:rPr>
           <w:i/>
@@ -39056,116 +35657,37 @@
         <w:rPr>
           <w:i/>
         </w:rPr>
-        <w:t>Data</w:t>
-      </w:r>
-      <w:r>
-        <w:rPr>
-          <w:i/>
+        <w:t>(DIMIS)</w:t>
+      </w:r>
+      <w:r>
+        <w:t>,</w:t>
+      </w:r>
+      <w:r>
+        <w:rPr>
           <w:spacing w:val="-2"/>
         </w:rPr>
         <w:t xml:space="preserve"> </w:t>
       </w:r>
-      <w:proofErr w:type="spellStart"/>
-      <w:r>
-        <w:rPr>
-          <w:i/>
-        </w:rPr>
-        <w:t>Science</w:t>
-      </w:r>
-      <w:proofErr w:type="spellEnd"/>
-      <w:r>
-        <w:rPr>
-          <w:i/>
+      <w:r>
+        <w:t>vol.</w:t>
+      </w:r>
+      <w:r>
+        <w:rPr>
           <w:spacing w:val="-2"/>
         </w:rPr>
         <w:t xml:space="preserve"> </w:t>
       </w:r>
-      <w:proofErr w:type="spellStart"/>
-      <w:r>
-        <w:rPr>
-          <w:i/>
-        </w:rPr>
-        <w:t>and</w:t>
-      </w:r>
-      <w:proofErr w:type="spellEnd"/>
-      <w:r>
-        <w:rPr>
-          <w:i/>
+      <w:r>
+        <w:t>2,</w:t>
+      </w:r>
+      <w:r>
+        <w:rPr>
           <w:spacing w:val="-2"/>
         </w:rPr>
         <w:t xml:space="preserve"> </w:t>
       </w:r>
-      <w:proofErr w:type="spellStart"/>
-      <w:r>
-        <w:rPr>
-          <w:i/>
-        </w:rPr>
-        <w:t>Information</w:t>
-      </w:r>
-      <w:proofErr w:type="spellEnd"/>
-      <w:r>
-        <w:rPr>
-          <w:i/>
-          <w:spacing w:val="-2"/>
-        </w:rPr>
-        <w:t xml:space="preserve"> </w:t>
-      </w:r>
-      <w:r>
-        <w:rPr>
-          <w:i/>
-        </w:rPr>
-        <w:t>System</w:t>
-      </w:r>
-      <w:r>
-        <w:rPr>
-          <w:i/>
-          <w:spacing w:val="-2"/>
-        </w:rPr>
-        <w:t xml:space="preserve"> </w:t>
-      </w:r>
-      <w:r>
-        <w:rPr>
-          <w:i/>
-        </w:rPr>
-        <w:t>(DIMIS)</w:t>
-      </w:r>
-      <w:r>
-        <w:t>,</w:t>
-      </w:r>
-      <w:r>
-        <w:rPr>
-          <w:spacing w:val="-2"/>
-        </w:rPr>
-        <w:t xml:space="preserve"> </w:t>
-      </w:r>
-      <w:r>
-        <w:t>vol.</w:t>
-      </w:r>
-      <w:r>
-        <w:rPr>
-          <w:spacing w:val="-2"/>
-        </w:rPr>
-        <w:t xml:space="preserve"> </w:t>
-      </w:r>
-      <w:r>
-        <w:t>2,</w:t>
-      </w:r>
-      <w:r>
-        <w:rPr>
-          <w:spacing w:val="-2"/>
-        </w:rPr>
-        <w:t xml:space="preserve"> </w:t>
-      </w:r>
-      <w:r>
-        <w:t xml:space="preserve">no. 2, </w:t>
-      </w:r>
-      <w:proofErr w:type="spellStart"/>
-      <w:r>
-        <w:t>pp</w:t>
-      </w:r>
-      <w:proofErr w:type="spellEnd"/>
-      <w:r>
-        <w:t>. 59–69, 2024, doi: 10.58602/dimis.v2i2.120.</w:t>
+      <w:r>
+        <w:t>no. 2, pp. 59–69, 2024, doi: 10.58602/dimis.v2i2.120.</w:t>
       </w:r>
     </w:p>
     <w:p>
@@ -39272,11 +35794,9 @@
         </w:rPr>
         <w:t xml:space="preserve"> </w:t>
       </w:r>
-      <w:proofErr w:type="spellStart"/>
       <w:r>
         <w:t>and</w:t>
       </w:r>
-      <w:proofErr w:type="spellEnd"/>
       <w:r>
         <w:rPr>
           <w:spacing w:val="-8"/>
@@ -39311,39 +35831,7 @@
         <w:t xml:space="preserve"> </w:t>
       </w:r>
       <w:r>
-        <w:t xml:space="preserve">Pendukung Keputusan Pemilihan </w:t>
-      </w:r>
-      <w:proofErr w:type="spellStart"/>
-      <w:r>
-        <w:t>Kost</w:t>
-      </w:r>
-      <w:proofErr w:type="spellEnd"/>
-      <w:r>
-        <w:t xml:space="preserve"> Di Sekitar Fakultas Ilmu Komputer Universitas Duta Bangsa Surakarta Menggunakan Metode </w:t>
-      </w:r>
-      <w:proofErr w:type="spellStart"/>
-      <w:r>
-        <w:t>Simple</w:t>
-      </w:r>
-      <w:proofErr w:type="spellEnd"/>
-      <w:r>
-        <w:t xml:space="preserve"> </w:t>
-      </w:r>
-      <w:proofErr w:type="spellStart"/>
-      <w:r>
-        <w:t>Additive</w:t>
-      </w:r>
-      <w:proofErr w:type="spellEnd"/>
-      <w:r>
-        <w:t xml:space="preserve"> </w:t>
-      </w:r>
-      <w:proofErr w:type="spellStart"/>
-      <w:r>
-        <w:t>Weighting</w:t>
-      </w:r>
-      <w:proofErr w:type="spellEnd"/>
-      <w:r>
-        <w:t>(SAW),” 2022.</w:t>
+        <w:t>Pendukung Keputusan Pemilihan Kost Di Sekitar Fakultas Ilmu Komputer Universitas Duta Bangsa Surakarta Menggunakan Metode Simple Additive Weighting(SAW),” 2022.</w:t>
       </w:r>
     </w:p>
     <w:p>
@@ -39361,39 +35849,7 @@
         <w:ind w:right="554"/>
       </w:pPr>
       <w:r>
-        <w:t xml:space="preserve">P. Pratama Putra, D. </w:t>
-      </w:r>
-      <w:proofErr w:type="spellStart"/>
-      <w:r>
-        <w:t>Toresa</w:t>
-      </w:r>
-      <w:proofErr w:type="spellEnd"/>
-      <w:r>
-        <w:t xml:space="preserve">, Y. Ersan </w:t>
-      </w:r>
-      <w:proofErr w:type="spellStart"/>
-      <w:r>
-        <w:t>Fadrial</w:t>
-      </w:r>
-      <w:proofErr w:type="spellEnd"/>
-      <w:r>
-        <w:t xml:space="preserve">, P. Sari, R. </w:t>
-      </w:r>
-      <w:proofErr w:type="spellStart"/>
-      <w:r>
-        <w:t>Muzawi</w:t>
-      </w:r>
-      <w:proofErr w:type="spellEnd"/>
-      <w:r>
-        <w:t xml:space="preserve">, </w:t>
-      </w:r>
-      <w:proofErr w:type="spellStart"/>
-      <w:r>
-        <w:t>and</w:t>
-      </w:r>
-      <w:proofErr w:type="spellEnd"/>
-      <w:r>
-        <w:t xml:space="preserve"> N. Sahrun, “SISTEM</w:t>
+        <w:t>P. Pratama Putra, D. Toresa, Y. Ersan Fadrial, P. Sari, R. Muzawi, and N. Sahrun, “SISTEM</w:t>
       </w:r>
       <w:r>
         <w:rPr>
@@ -39457,15 +35913,7 @@
         <w:t>Jurnal Teknologi Dan Sistem Informasi Bisnis- JTEKSIS</w:t>
       </w:r>
       <w:r>
-        <w:t xml:space="preserve">, vol. 4, no. 2, </w:t>
-      </w:r>
-      <w:proofErr w:type="spellStart"/>
-      <w:r>
-        <w:t>pp</w:t>
-      </w:r>
-      <w:proofErr w:type="spellEnd"/>
-      <w:r>
-        <w:t>. 285–293, 2022, doi: 10.47233/jteksis.v4i2.457.</w:t>
+        <w:t>, vol. 4, no. 2, pp. 285–293, 2022, doi: 10.47233/jteksis.v4i2.457.</w:t>
       </w:r>
     </w:p>
     <w:p>
@@ -39483,155 +35931,13 @@
         <w:ind w:right="552"/>
       </w:pPr>
       <w:r>
-        <w:t xml:space="preserve">R. Tarigan, N. Daniyati, </w:t>
-      </w:r>
-      <w:proofErr w:type="spellStart"/>
-      <w:r>
-        <w:t>and</w:t>
-      </w:r>
-      <w:proofErr w:type="spellEnd"/>
-      <w:r>
-        <w:t xml:space="preserve"> A. </w:t>
-      </w:r>
-      <w:proofErr w:type="spellStart"/>
-      <w:r>
-        <w:t>Usri</w:t>
-      </w:r>
-      <w:proofErr w:type="spellEnd"/>
-      <w:r>
-        <w:t xml:space="preserve">, “Sistem Informasi Pencarian dan Pemesanan </w:t>
-      </w:r>
-      <w:proofErr w:type="spellStart"/>
-      <w:r>
-        <w:t>Kost</w:t>
-      </w:r>
-      <w:proofErr w:type="spellEnd"/>
-      <w:r>
-        <w:t xml:space="preserve"> dengan Metode </w:t>
-      </w:r>
-      <w:proofErr w:type="spellStart"/>
-      <w:r>
-        <w:t>Simple</w:t>
-      </w:r>
-      <w:proofErr w:type="spellEnd"/>
-      <w:r>
-        <w:t xml:space="preserve"> </w:t>
-      </w:r>
-      <w:proofErr w:type="spellStart"/>
-      <w:r>
-        <w:t>Additive</w:t>
-      </w:r>
-      <w:proofErr w:type="spellEnd"/>
-      <w:r>
-        <w:t xml:space="preserve"> </w:t>
-      </w:r>
-      <w:proofErr w:type="spellStart"/>
-      <w:r>
-        <w:t>Weighting</w:t>
-      </w:r>
-      <w:proofErr w:type="spellEnd"/>
-      <w:r>
-        <w:t xml:space="preserve"> (SAW) </w:t>
-      </w:r>
-      <w:proofErr w:type="spellStart"/>
-      <w:r>
-        <w:t>Boarding</w:t>
-      </w:r>
-      <w:proofErr w:type="spellEnd"/>
-      <w:r>
-        <w:t xml:space="preserve"> </w:t>
-      </w:r>
-      <w:proofErr w:type="spellStart"/>
-      <w:r>
-        <w:t>Search</w:t>
-      </w:r>
-      <w:proofErr w:type="spellEnd"/>
-      <w:r>
-        <w:t xml:space="preserve"> </w:t>
-      </w:r>
-      <w:proofErr w:type="spellStart"/>
-      <w:r>
-        <w:t>and</w:t>
-      </w:r>
-      <w:proofErr w:type="spellEnd"/>
-      <w:r>
-        <w:t xml:space="preserve"> </w:t>
-      </w:r>
-      <w:proofErr w:type="spellStart"/>
-      <w:r>
-        <w:t>Booking</w:t>
-      </w:r>
-      <w:proofErr w:type="spellEnd"/>
-      <w:r>
-        <w:t xml:space="preserve"> </w:t>
-      </w:r>
-      <w:proofErr w:type="spellStart"/>
-      <w:r>
-        <w:t>Information</w:t>
-      </w:r>
-      <w:proofErr w:type="spellEnd"/>
-      <w:r>
-        <w:t xml:space="preserve"> System </w:t>
-      </w:r>
-      <w:proofErr w:type="spellStart"/>
-      <w:r>
-        <w:t>with</w:t>
-      </w:r>
-      <w:proofErr w:type="spellEnd"/>
-      <w:r>
-        <w:t xml:space="preserve"> </w:t>
-      </w:r>
-      <w:proofErr w:type="spellStart"/>
-      <w:r>
-        <w:t>Simple</w:t>
-      </w:r>
-      <w:proofErr w:type="spellEnd"/>
-      <w:r>
-        <w:t xml:space="preserve"> </w:t>
-      </w:r>
-      <w:proofErr w:type="spellStart"/>
-      <w:r>
-        <w:t>Additive</w:t>
-      </w:r>
-      <w:proofErr w:type="spellEnd"/>
-      <w:r>
-        <w:t xml:space="preserve"> </w:t>
-      </w:r>
-      <w:proofErr w:type="spellStart"/>
-      <w:r>
-        <w:t>Weighting</w:t>
-      </w:r>
-      <w:proofErr w:type="spellEnd"/>
-      <w:r>
-        <w:t xml:space="preserve"> (SAW) </w:t>
-      </w:r>
-      <w:proofErr w:type="spellStart"/>
-      <w:r>
-        <w:t>Method</w:t>
-      </w:r>
-      <w:proofErr w:type="spellEnd"/>
-      <w:r>
-        <w:t xml:space="preserve">,” </w:t>
-      </w:r>
-      <w:r>
-        <w:rPr>
-          <w:i/>
-        </w:rPr>
-        <w:t xml:space="preserve">Jl. </w:t>
-      </w:r>
-      <w:proofErr w:type="spellStart"/>
-      <w:r>
-        <w:rPr>
-          <w:i/>
-        </w:rPr>
-        <w:t>Ciwaru</w:t>
-      </w:r>
-      <w:proofErr w:type="spellEnd"/>
-      <w:r>
-        <w:rPr>
-          <w:i/>
-        </w:rPr>
-        <w:t xml:space="preserve"> Raya</w:t>
+        <w:t xml:space="preserve">R. Tarigan, N. Daniyati, and A. Usri, “Sistem Informasi Pencarian dan Pemesanan Kost dengan Metode Simple Additive Weighting (SAW) Boarding Search and Booking Information System with Simple Additive Weighting (SAW) Method,” </w:t>
+      </w:r>
+      <w:r>
+        <w:rPr>
+          <w:i/>
+        </w:rPr>
+        <w:t>Jl. Ciwaru Raya</w:t>
       </w:r>
       <w:r>
         <w:t>, vol. 14, no. 1, p. 217066, 2022, doi: 10.22303/csrid.14.1.2022.39-54.</w:t>
@@ -39660,13 +35966,8 @@
         </w:rPr>
         <w:t xml:space="preserve"> </w:t>
       </w:r>
-      <w:proofErr w:type="spellStart"/>
-      <w:r>
-        <w:t>Voutama</w:t>
-      </w:r>
-      <w:proofErr w:type="spellEnd"/>
-      <w:r>
-        <w:t>,</w:t>
+      <w:r>
+        <w:t>Voutama,</w:t>
       </w:r>
       <w:r>
         <w:rPr>
@@ -39683,11 +35984,9 @@
         </w:rPr>
         <w:t xml:space="preserve"> </w:t>
       </w:r>
-      <w:proofErr w:type="spellStart"/>
       <w:r>
         <w:t>Antrian</w:t>
       </w:r>
-      <w:proofErr w:type="spellEnd"/>
       <w:r>
         <w:rPr>
           <w:spacing w:val="-13"/>
@@ -39721,11 +36020,9 @@
         </w:rPr>
         <w:t xml:space="preserve"> </w:t>
       </w:r>
-      <w:proofErr w:type="spellStart"/>
       <w:r>
         <w:t>Website</w:t>
       </w:r>
-      <w:proofErr w:type="spellEnd"/>
       <w:r>
         <w:rPr>
           <w:spacing w:val="-13"/>
@@ -39753,14 +36050,12 @@
       <w:r>
         <w:t xml:space="preserve">CRM dan Penerapan UML,” </w:t>
       </w:r>
-      <w:proofErr w:type="spellStart"/>
       <w:r>
         <w:rPr>
           <w:i/>
         </w:rPr>
         <w:t>Komputika</w:t>
       </w:r>
-      <w:proofErr w:type="spellEnd"/>
       <w:r>
         <w:rPr>
           <w:i/>
@@ -39775,15 +36070,7 @@
         <w:t>: Jurnal Sistem Komputer</w:t>
       </w:r>
       <w:r>
-        <w:t xml:space="preserve">, vol. 11, no. 1, </w:t>
-      </w:r>
-      <w:proofErr w:type="spellStart"/>
-      <w:r>
-        <w:t>pp</w:t>
-      </w:r>
-      <w:proofErr w:type="spellEnd"/>
-      <w:r>
-        <w:t>. 102–111, Feb. 2022, doi: 10.34010/komputika.v11i1.4677.</w:t>
+        <w:t>, vol. 11, no. 1, pp. 102–111, Feb. 2022, doi: 10.34010/komputika.v11i1.4677.</w:t>
       </w:r>
     </w:p>
     <w:p>
@@ -39801,47 +36088,7 @@
         <w:ind w:right="553"/>
       </w:pPr>
       <w:r>
-        <w:t xml:space="preserve">D. Titian Lestari </w:t>
-      </w:r>
-      <w:proofErr w:type="spellStart"/>
-      <w:r>
-        <w:t>and</w:t>
-      </w:r>
-      <w:proofErr w:type="spellEnd"/>
-      <w:r>
-        <w:t xml:space="preserve"> D. Ayu Megawaty, “Sistem Informasi PKK Berbasis </w:t>
-      </w:r>
-      <w:proofErr w:type="spellStart"/>
-      <w:r>
-        <w:t>Website</w:t>
-      </w:r>
-      <w:proofErr w:type="spellEnd"/>
-      <w:r>
-        <w:t xml:space="preserve"> Menggunakan </w:t>
-      </w:r>
-      <w:proofErr w:type="spellStart"/>
-      <w:r>
-        <w:t>Framework</w:t>
-      </w:r>
-      <w:proofErr w:type="spellEnd"/>
-      <w:r>
-        <w:t xml:space="preserve"> </w:t>
-      </w:r>
-      <w:proofErr w:type="spellStart"/>
-      <w:r>
-        <w:t>Codeigniter</w:t>
-      </w:r>
-      <w:proofErr w:type="spellEnd"/>
-      <w:r>
-        <w:t xml:space="preserve">(Studi Kasus: Kampung </w:t>
-      </w:r>
-      <w:proofErr w:type="spellStart"/>
-      <w:r>
-        <w:t>Purwoejo</w:t>
-      </w:r>
-      <w:proofErr w:type="spellEnd"/>
-      <w:r>
-        <w:t xml:space="preserve">),” </w:t>
+        <w:t xml:space="preserve">D. Titian Lestari and D. Ayu Megawaty, “Sistem Informasi PKK Berbasis Website Menggunakan Framework Codeigniter(Studi Kasus: Kampung Purwoejo),” </w:t>
       </w:r>
       <w:r>
         <w:rPr>
@@ -39850,23 +36097,7 @@
         <w:t>Jurnal Informatika dan Rekayasa Perangkat Lunak (JATIKA)</w:t>
       </w:r>
       <w:r>
-        <w:t xml:space="preserve">, vol. 3, no. 2, </w:t>
-      </w:r>
-      <w:proofErr w:type="spellStart"/>
-      <w:r>
-        <w:t>pp</w:t>
-      </w:r>
-      <w:proofErr w:type="spellEnd"/>
-      <w:r>
-        <w:t xml:space="preserve">. 244–253, 2022, [Online]. </w:t>
-      </w:r>
-      <w:proofErr w:type="spellStart"/>
-      <w:r>
-        <w:t>Available</w:t>
-      </w:r>
-      <w:proofErr w:type="spellEnd"/>
-      <w:r>
-        <w:t xml:space="preserve">: </w:t>
+        <w:t xml:space="preserve">, vol. 3, no. 2, pp. 244–253, 2022, [Online]. Available: </w:t>
       </w:r>
       <w:hyperlink r:id="rId26">
         <w:r>
@@ -39889,126 +36120,16 @@
         <w:ind w:right="555"/>
       </w:pPr>
       <w:r>
-        <w:t xml:space="preserve">M. R. </w:t>
-      </w:r>
-      <w:proofErr w:type="spellStart"/>
-      <w:r>
-        <w:t>Wayahdi</w:t>
-      </w:r>
-      <w:proofErr w:type="spellEnd"/>
-      <w:r>
-        <w:t xml:space="preserve"> </w:t>
-      </w:r>
-      <w:proofErr w:type="spellStart"/>
-      <w:r>
-        <w:t>and</w:t>
-      </w:r>
-      <w:proofErr w:type="spellEnd"/>
-      <w:r>
-        <w:t xml:space="preserve"> F. </w:t>
-      </w:r>
-      <w:proofErr w:type="spellStart"/>
-      <w:r>
-        <w:t>Ruziq</w:t>
-      </w:r>
-      <w:proofErr w:type="spellEnd"/>
-      <w:r>
-        <w:t xml:space="preserve">, “Pemodelan Sistem Penerimaan Anggota Baru dengan </w:t>
-      </w:r>
-      <w:proofErr w:type="spellStart"/>
-      <w:r>
-        <w:t>Unified</w:t>
-      </w:r>
-      <w:proofErr w:type="spellEnd"/>
-      <w:r>
-        <w:t xml:space="preserve"> Modeling </w:t>
-      </w:r>
-      <w:proofErr w:type="spellStart"/>
-      <w:r>
-        <w:t>Language</w:t>
-      </w:r>
-      <w:proofErr w:type="spellEnd"/>
-      <w:r>
-        <w:t xml:space="preserve"> (UML) (Studi Kasus: </w:t>
-      </w:r>
-      <w:proofErr w:type="spellStart"/>
-      <w:r>
-        <w:t>Programmer</w:t>
-      </w:r>
-      <w:proofErr w:type="spellEnd"/>
-      <w:r>
-        <w:t xml:space="preserve"> </w:t>
-      </w:r>
-      <w:proofErr w:type="spellStart"/>
-      <w:r>
-        <w:t>Association</w:t>
-      </w:r>
-      <w:proofErr w:type="spellEnd"/>
-      <w:r>
-        <w:t xml:space="preserve"> </w:t>
-      </w:r>
-      <w:proofErr w:type="spellStart"/>
-      <w:r>
-        <w:t>of</w:t>
-      </w:r>
-      <w:proofErr w:type="spellEnd"/>
-      <w:r>
-        <w:t xml:space="preserve"> </w:t>
-      </w:r>
-      <w:proofErr w:type="spellStart"/>
-      <w:r>
-        <w:t>Battuta</w:t>
-      </w:r>
-      <w:proofErr w:type="spellEnd"/>
-      <w:r>
-        <w:t xml:space="preserve">),” </w:t>
-      </w:r>
-      <w:r>
-        <w:rPr>
-          <w:i/>
-        </w:rPr>
-        <w:t xml:space="preserve">Jurnal </w:t>
-      </w:r>
-      <w:proofErr w:type="spellStart"/>
-      <w:r>
-        <w:rPr>
-          <w:i/>
-        </w:rPr>
-        <w:t>Minfo</w:t>
-      </w:r>
-      <w:proofErr w:type="spellEnd"/>
-      <w:r>
-        <w:rPr>
-          <w:i/>
-        </w:rPr>
-        <w:t xml:space="preserve"> </w:t>
-      </w:r>
-      <w:proofErr w:type="spellStart"/>
-      <w:r>
-        <w:rPr>
-          <w:i/>
-        </w:rPr>
-        <w:t>Polgan</w:t>
-      </w:r>
-      <w:proofErr w:type="spellEnd"/>
-      <w:r>
-        <w:t xml:space="preserve">, vol. 12, no. 1, </w:t>
-      </w:r>
-      <w:proofErr w:type="spellStart"/>
-      <w:r>
-        <w:t>pp</w:t>
-      </w:r>
-      <w:proofErr w:type="spellEnd"/>
-      <w:r>
-        <w:t xml:space="preserve">. 1514–1521, </w:t>
-      </w:r>
-      <w:proofErr w:type="spellStart"/>
-      <w:r>
-        <w:t>Aug</w:t>
-      </w:r>
-      <w:proofErr w:type="spellEnd"/>
-      <w:r>
-        <w:t xml:space="preserve">. 2023, doi: </w:t>
+        <w:t xml:space="preserve">M. R. Wayahdi and F. Ruziq, “Pemodelan Sistem Penerimaan Anggota Baru dengan Unified Modeling Language (UML) (Studi Kasus: Programmer Association of Battuta),” </w:t>
+      </w:r>
+      <w:r>
+        <w:rPr>
+          <w:i/>
+        </w:rPr>
+        <w:t>Jurnal Minfo Polgan</w:t>
+      </w:r>
+      <w:r>
+        <w:t xml:space="preserve">, vol. 12, no. 1, pp. 1514–1521, Aug. 2023, doi: </w:t>
       </w:r>
       <w:r>
         <w:rPr>
@@ -40032,106 +36153,16 @@
         <w:ind w:right="554"/>
       </w:pPr>
       <w:r>
-        <w:t xml:space="preserve">M. Zen, Irwan, Hafni, </w:t>
-      </w:r>
-      <w:proofErr w:type="spellStart"/>
-      <w:r>
-        <w:t>and</w:t>
-      </w:r>
-      <w:proofErr w:type="spellEnd"/>
-      <w:r>
-        <w:t xml:space="preserve"> M. D. P. Ananda, “Implementasi dan Pengujian Menggunakan Metode </w:t>
-      </w:r>
-      <w:proofErr w:type="spellStart"/>
-      <w:r>
-        <w:t>BlackBox</w:t>
-      </w:r>
-      <w:proofErr w:type="spellEnd"/>
-      <w:r>
-        <w:t xml:space="preserve"> Testing Pada Sistem Informasi </w:t>
-      </w:r>
-      <w:proofErr w:type="spellStart"/>
-      <w:r>
-        <w:t>Tracer</w:t>
-      </w:r>
-      <w:proofErr w:type="spellEnd"/>
-      <w:r>
-        <w:t xml:space="preserve"> Study,” </w:t>
-      </w:r>
-      <w:proofErr w:type="spellStart"/>
-      <w:r>
-        <w:rPr>
-          <w:i/>
-        </w:rPr>
-        <w:t>Bulletin</w:t>
-      </w:r>
-      <w:proofErr w:type="spellEnd"/>
-      <w:r>
-        <w:rPr>
-          <w:i/>
-        </w:rPr>
-        <w:t xml:space="preserve"> </w:t>
-      </w:r>
-      <w:proofErr w:type="spellStart"/>
-      <w:r>
-        <w:rPr>
-          <w:i/>
-        </w:rPr>
-        <w:t>of</w:t>
-      </w:r>
-      <w:proofErr w:type="spellEnd"/>
-      <w:r>
-        <w:rPr>
-          <w:i/>
-        </w:rPr>
-        <w:t xml:space="preserve"> </w:t>
-      </w:r>
-      <w:proofErr w:type="spellStart"/>
-      <w:r>
-        <w:rPr>
-          <w:i/>
-        </w:rPr>
-        <w:t>Computer</w:t>
-      </w:r>
-      <w:proofErr w:type="spellEnd"/>
-      <w:r>
-        <w:rPr>
-          <w:i/>
-        </w:rPr>
-        <w:t xml:space="preserve"> </w:t>
-      </w:r>
-      <w:proofErr w:type="spellStart"/>
-      <w:r>
-        <w:rPr>
-          <w:i/>
-        </w:rPr>
-        <w:t>Science</w:t>
-      </w:r>
-      <w:proofErr w:type="spellEnd"/>
-      <w:r>
-        <w:rPr>
-          <w:i/>
-        </w:rPr>
-        <w:t xml:space="preserve"> </w:t>
-      </w:r>
-      <w:proofErr w:type="spellStart"/>
-      <w:r>
-        <w:rPr>
-          <w:i/>
-        </w:rPr>
-        <w:t>Research</w:t>
-      </w:r>
-      <w:proofErr w:type="spellEnd"/>
-      <w:r>
-        <w:t xml:space="preserve">, vol. 4, no. 4, </w:t>
-      </w:r>
-      <w:proofErr w:type="spellStart"/>
-      <w:r>
-        <w:t>pp</w:t>
-      </w:r>
-      <w:proofErr w:type="spellEnd"/>
-      <w:r>
-        <w:t xml:space="preserve">. 327–340, Jun. 2024, doi: </w:t>
+        <w:t xml:space="preserve">M. Zen, Irwan, Hafni, and M. D. P. Ananda, “Implementasi dan Pengujian Menggunakan Metode BlackBox Testing Pada Sistem Informasi Tracer Study,” </w:t>
+      </w:r>
+      <w:r>
+        <w:rPr>
+          <w:i/>
+        </w:rPr>
+        <w:t>Bulletin of Computer Science Research</w:t>
+      </w:r>
+      <w:r>
+        <w:t xml:space="preserve">, vol. 4, no. 4, pp. 327–340, Jun. 2024, doi: </w:t>
       </w:r>
       <w:r>
         <w:rPr>
@@ -40181,11 +36212,9 @@
         </w:rPr>
         <w:t xml:space="preserve"> </w:t>
       </w:r>
-      <w:proofErr w:type="spellStart"/>
       <w:r>
         <w:t>and</w:t>
       </w:r>
-      <w:proofErr w:type="spellEnd"/>
       <w:r>
         <w:rPr>
           <w:spacing w:val="-12"/>
@@ -40228,33 +36257,27 @@
         </w:rPr>
         <w:t xml:space="preserve"> </w:t>
       </w:r>
-      <w:proofErr w:type="spellStart"/>
       <w:r>
         <w:t>Simple</w:t>
       </w:r>
-      <w:proofErr w:type="spellEnd"/>
       <w:r>
         <w:rPr>
           <w:spacing w:val="-12"/>
         </w:rPr>
         <w:t xml:space="preserve"> </w:t>
       </w:r>
-      <w:proofErr w:type="spellStart"/>
       <w:r>
         <w:t>Additive</w:t>
       </w:r>
-      <w:proofErr w:type="spellEnd"/>
       <w:r>
         <w:rPr>
           <w:spacing w:val="-12"/>
         </w:rPr>
         <w:t xml:space="preserve"> </w:t>
       </w:r>
-      <w:proofErr w:type="spellStart"/>
       <w:r>
         <w:t>Weighting</w:t>
       </w:r>
-      <w:proofErr w:type="spellEnd"/>
       <w:r>
         <w:rPr>
           <w:spacing w:val="-12"/>
@@ -40271,23 +36294,7 @@
         <w:t xml:space="preserve"> </w:t>
       </w:r>
       <w:r>
-        <w:t xml:space="preserve">Berbasis </w:t>
-      </w:r>
-      <w:proofErr w:type="spellStart"/>
-      <w:r>
-        <w:t>Website</w:t>
-      </w:r>
-      <w:proofErr w:type="spellEnd"/>
-      <w:r>
-        <w:t xml:space="preserve"> Dalam Menentukan Penilaian Kinerja Perangkat Desa </w:t>
-      </w:r>
-      <w:proofErr w:type="spellStart"/>
-      <w:r>
-        <w:t>Claket</w:t>
-      </w:r>
-      <w:proofErr w:type="spellEnd"/>
-      <w:r>
-        <w:t xml:space="preserve">,” </w:t>
+        <w:t xml:space="preserve">Berbasis Website Dalam Menentukan Penilaian Kinerja Perangkat Desa Claket,” </w:t>
       </w:r>
       <w:r>
         <w:rPr>
@@ -40306,13 +36313,8 @@
         <w:ind w:left="858"/>
         <w:jc w:val="both"/>
       </w:pPr>
-      <w:proofErr w:type="spellStart"/>
-      <w:r>
-        <w:t>pp</w:t>
-      </w:r>
-      <w:proofErr w:type="spellEnd"/>
-      <w:r>
-        <w:t>.</w:t>
+      <w:r>
+        <w:t>pp.</w:t>
       </w:r>
       <w:r>
         <w:rPr>
@@ -40369,122 +36371,16 @@
         <w:ind w:right="554"/>
       </w:pPr>
       <w:r>
-        <w:t xml:space="preserve">F. Mahdi, Faisal, Dwina Pri </w:t>
-      </w:r>
-      <w:proofErr w:type="spellStart"/>
-      <w:r>
-        <w:t>Indini</w:t>
-      </w:r>
-      <w:proofErr w:type="spellEnd"/>
-      <w:r>
-        <w:t xml:space="preserve">, </w:t>
-      </w:r>
-      <w:proofErr w:type="spellStart"/>
-      <w:r>
-        <w:t>and</w:t>
-      </w:r>
-      <w:proofErr w:type="spellEnd"/>
-      <w:r>
-        <w:t xml:space="preserve"> </w:t>
-      </w:r>
-      <w:proofErr w:type="spellStart"/>
-      <w:r>
-        <w:t>Mesran</w:t>
-      </w:r>
-      <w:proofErr w:type="spellEnd"/>
-      <w:r>
-        <w:t>, “Penerapan Metode WASPAS dan ROC (</w:t>
-      </w:r>
-      <w:proofErr w:type="spellStart"/>
-      <w:r>
-        <w:t>Rank</w:t>
-      </w:r>
-      <w:proofErr w:type="spellEnd"/>
-      <w:r>
-        <w:t xml:space="preserve"> Order </w:t>
-      </w:r>
-      <w:proofErr w:type="spellStart"/>
-      <w:r>
-        <w:t>Centroid</w:t>
-      </w:r>
-      <w:proofErr w:type="spellEnd"/>
-      <w:r>
-        <w:t xml:space="preserve">) dalam Pengangkatan Karyawan Kontrak,” </w:t>
-      </w:r>
-      <w:proofErr w:type="spellStart"/>
-      <w:r>
-        <w:rPr>
-          <w:i/>
-        </w:rPr>
-        <w:t>Bulletin</w:t>
-      </w:r>
-      <w:proofErr w:type="spellEnd"/>
-      <w:r>
-        <w:rPr>
-          <w:i/>
-        </w:rPr>
-        <w:t xml:space="preserve"> </w:t>
-      </w:r>
-      <w:proofErr w:type="spellStart"/>
-      <w:r>
-        <w:rPr>
-          <w:i/>
-        </w:rPr>
-        <w:t>of</w:t>
-      </w:r>
-      <w:proofErr w:type="spellEnd"/>
-      <w:r>
-        <w:rPr>
-          <w:i/>
-        </w:rPr>
-        <w:t xml:space="preserve"> </w:t>
-      </w:r>
-      <w:proofErr w:type="spellStart"/>
-      <w:r>
-        <w:rPr>
-          <w:i/>
-        </w:rPr>
-        <w:t>Computer</w:t>
-      </w:r>
-      <w:proofErr w:type="spellEnd"/>
-      <w:r>
-        <w:rPr>
-          <w:i/>
-        </w:rPr>
-        <w:t xml:space="preserve"> </w:t>
-      </w:r>
-      <w:proofErr w:type="spellStart"/>
-      <w:r>
-        <w:rPr>
-          <w:i/>
-        </w:rPr>
-        <w:t>Science</w:t>
-      </w:r>
-      <w:proofErr w:type="spellEnd"/>
-      <w:r>
-        <w:rPr>
-          <w:i/>
-        </w:rPr>
-        <w:t xml:space="preserve"> </w:t>
-      </w:r>
-      <w:proofErr w:type="spellStart"/>
-      <w:r>
-        <w:rPr>
-          <w:i/>
-        </w:rPr>
-        <w:t>Research</w:t>
-      </w:r>
-      <w:proofErr w:type="spellEnd"/>
-      <w:r>
-        <w:t xml:space="preserve">, vol. 3, no. 2, </w:t>
-      </w:r>
-      <w:proofErr w:type="spellStart"/>
-      <w:r>
-        <w:t>pp</w:t>
-      </w:r>
-      <w:proofErr w:type="spellEnd"/>
-      <w:r>
-        <w:t xml:space="preserve">. 197–202, Feb. 2023, doi: </w:t>
+        <w:t xml:space="preserve">F. Mahdi, Faisal, Dwina Pri Indini, and Mesran, “Penerapan Metode WASPAS dan ROC (Rank Order Centroid) dalam Pengangkatan Karyawan Kontrak,” </w:t>
+      </w:r>
+      <w:r>
+        <w:rPr>
+          <w:i/>
+        </w:rPr>
+        <w:t>Bulletin of Computer Science Research</w:t>
+      </w:r>
+      <w:r>
+        <w:t xml:space="preserve">, vol. 3, no. 2, pp. 197–202, Feb. 2023, doi: </w:t>
       </w:r>
       <w:r>
         <w:rPr>
@@ -40508,104 +36404,16 @@
         <w:ind w:right="554"/>
       </w:pPr>
       <w:r>
-        <w:t xml:space="preserve">M. </w:t>
-      </w:r>
-      <w:proofErr w:type="spellStart"/>
-      <w:r>
-        <w:t>Alpan</w:t>
-      </w:r>
-      <w:proofErr w:type="spellEnd"/>
-      <w:r>
-        <w:t xml:space="preserve">, S. Fadli, S. Hamdi, </w:t>
-      </w:r>
-      <w:proofErr w:type="spellStart"/>
-      <w:r>
-        <w:t>and</w:t>
-      </w:r>
-      <w:proofErr w:type="spellEnd"/>
-      <w:r>
-        <w:t xml:space="preserve"> S. Lombok, “Pengembangan Model Evaluasi Kinerja Menggunakan Metode MABAC dengan Pembobotan ROC (Studi Kasus: SAMSAT Praya),” </w:t>
-      </w:r>
-      <w:r>
-        <w:rPr>
-          <w:i/>
-        </w:rPr>
-        <w:t xml:space="preserve">Saeful Hamdi INNOVATIVE: </w:t>
-      </w:r>
-      <w:proofErr w:type="spellStart"/>
-      <w:r>
-        <w:rPr>
-          <w:i/>
-        </w:rPr>
-        <w:t>Journal</w:t>
-      </w:r>
-      <w:proofErr w:type="spellEnd"/>
-      <w:r>
-        <w:rPr>
-          <w:i/>
-        </w:rPr>
-        <w:t xml:space="preserve"> </w:t>
-      </w:r>
-      <w:proofErr w:type="spellStart"/>
-      <w:r>
-        <w:rPr>
-          <w:i/>
-        </w:rPr>
-        <w:t>Of</w:t>
-      </w:r>
-      <w:proofErr w:type="spellEnd"/>
-      <w:r>
-        <w:rPr>
-          <w:i/>
-        </w:rPr>
-        <w:t xml:space="preserve"> </w:t>
-      </w:r>
-      <w:proofErr w:type="spellStart"/>
-      <w:r>
-        <w:rPr>
-          <w:i/>
-        </w:rPr>
-        <w:t>Social</w:t>
-      </w:r>
-      <w:proofErr w:type="spellEnd"/>
-      <w:r>
-        <w:rPr>
-          <w:i/>
-        </w:rPr>
-        <w:t xml:space="preserve"> </w:t>
-      </w:r>
-      <w:proofErr w:type="spellStart"/>
-      <w:r>
-        <w:rPr>
-          <w:i/>
-        </w:rPr>
-        <w:t>Science</w:t>
-      </w:r>
-      <w:proofErr w:type="spellEnd"/>
-      <w:r>
-        <w:rPr>
-          <w:i/>
-        </w:rPr>
-        <w:t xml:space="preserve"> </w:t>
-      </w:r>
-      <w:proofErr w:type="spellStart"/>
-      <w:r>
-        <w:rPr>
-          <w:i/>
-        </w:rPr>
-        <w:t>Research</w:t>
-      </w:r>
-      <w:proofErr w:type="spellEnd"/>
-      <w:r>
-        <w:t xml:space="preserve">, vol. 4, </w:t>
-      </w:r>
-      <w:proofErr w:type="spellStart"/>
-      <w:r>
-        <w:t>pp</w:t>
-      </w:r>
-      <w:proofErr w:type="spellEnd"/>
-      <w:r>
-        <w:t>. 14501–14517, doi: https://doi.org/10.31004/innovative.v4i3.12243.</w:t>
+        <w:t xml:space="preserve">M. Alpan, S. Fadli, S. Hamdi, and S. Lombok, “Pengembangan Model Evaluasi Kinerja Menggunakan Metode MABAC dengan Pembobotan ROC (Studi Kasus: SAMSAT Praya),” </w:t>
+      </w:r>
+      <w:r>
+        <w:rPr>
+          <w:i/>
+        </w:rPr>
+        <w:t>Saeful Hamdi INNOVATIVE: Journal Of Social Science Research</w:t>
+      </w:r>
+      <w:r>
+        <w:t>, vol. 4, pp. 14501–14517, doi: https://doi.org/10.31004/innovative.v4i3.12243.</w:t>
       </w:r>
     </w:p>
     <w:sectPr>
@@ -40718,7 +36526,7 @@
         </mc:Choice>
         <mc:Fallback>
           <w:pict>
-            <v:shape w14:anchorId="3CE4CF36" id="Graphic 2" o:spid="_x0000_s1026" style="position:absolute;margin-left:83.25pt;margin-top:772.25pt;width:430.1pt;height:.1pt;z-index:-17441280;visibility:visible;mso-wrap-style:square;mso-wrap-distance-left:0;mso-wrap-distance-top:0;mso-wrap-distance-right:0;mso-wrap-distance-bottom:0;mso-position-horizontal:absolute;mso-position-horizontal-relative:page;mso-position-vertical:absolute;mso-position-vertical-relative:page;v-text-anchor:top" coordsize="5462270,1270" o:gfxdata="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" path="m,l5462270,1e" filled="f">
+            <v:shape w14:anchorId="13E2CE41" id="Graphic 2" o:spid="_x0000_s1026" style="position:absolute;margin-left:83.25pt;margin-top:772.25pt;width:430.1pt;height:.1pt;z-index:-17441280;visibility:visible;mso-wrap-style:square;mso-wrap-distance-left:0;mso-wrap-distance-top:0;mso-wrap-distance-right:0;mso-wrap-distance-bottom:0;mso-position-horizontal:absolute;mso-position-horizontal-relative:page;mso-position-vertical:absolute;mso-position-vertical-relative:page;v-text-anchor:top" coordsize="5462270,1270" o:gfxdata="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" path="m,l5462270,1e" filled="f">
               <v:path arrowok="t"/>
               <w10:wrap anchorx="page" anchory="page"/>
             </v:shape>
@@ -40772,11 +36580,9 @@
                             <w:spacing w:before="11"/>
                             <w:ind w:left="20"/>
                           </w:pPr>
-                          <w:proofErr w:type="spellStart"/>
                           <w:r>
                             <w:t>Vol</w:t>
                           </w:r>
-                          <w:proofErr w:type="spellEnd"/>
                           <w:r>
                             <w:rPr>
                               <w:spacing w:val="-4"/>
@@ -40852,11 +36658,9 @@
                       <w:spacing w:before="11"/>
                       <w:ind w:left="20"/>
                     </w:pPr>
-                    <w:proofErr w:type="spellStart"/>
                     <w:r>
                       <w:t>Vol</w:t>
                     </w:r>
-                    <w:proofErr w:type="spellEnd"/>
                     <w:r>
                       <w:rPr>
                         <w:spacing w:val="-4"/>
@@ -40974,11 +36778,9 @@
                             <w:spacing w:before="11"/>
                             <w:ind w:left="20"/>
                           </w:pPr>
-                          <w:proofErr w:type="spellStart"/>
                           <w:r>
                             <w:t>Vol</w:t>
                           </w:r>
-                          <w:proofErr w:type="spellEnd"/>
                           <w:r>
                             <w:rPr>
                               <w:spacing w:val="-4"/>
@@ -41081,11 +36883,9 @@
                       <w:spacing w:before="11"/>
                       <w:ind w:left="20"/>
                     </w:pPr>
-                    <w:proofErr w:type="spellStart"/>
                     <w:r>
                       <w:t>Vol</w:t>
                     </w:r>
-                    <w:proofErr w:type="spellEnd"/>
                     <w:r>
                       <w:rPr>
                         <w:spacing w:val="-4"/>
@@ -41256,7 +37056,7 @@
         </mc:Choice>
         <mc:Fallback>
           <w:pict>
-            <v:shape w14:anchorId="40286EE1" id="Graphic 12" o:spid="_x0000_s1026" style="position:absolute;margin-left:83.25pt;margin-top:772.25pt;width:430.1pt;height:.1pt;z-index:-17437184;visibility:visible;mso-wrap-style:square;mso-wrap-distance-left:0;mso-wrap-distance-top:0;mso-wrap-distance-right:0;mso-wrap-distance-bottom:0;mso-position-horizontal:absolute;mso-position-horizontal-relative:page;mso-position-vertical:absolute;mso-position-vertical-relative:page;v-text-anchor:top" coordsize="5462270,1270" o:gfxdata="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" path="m,l5462270,1e" filled="f">
+            <v:shape w14:anchorId="07CA81F8" id="Graphic 12" o:spid="_x0000_s1026" style="position:absolute;margin-left:83.25pt;margin-top:772.25pt;width:430.1pt;height:.1pt;z-index:-17437184;visibility:visible;mso-wrap-style:square;mso-wrap-distance-left:0;mso-wrap-distance-top:0;mso-wrap-distance-right:0;mso-wrap-distance-bottom:0;mso-position-horizontal:absolute;mso-position-horizontal-relative:page;mso-position-vertical:absolute;mso-position-vertical-relative:page;v-text-anchor:top" coordsize="5462270,1270" o:gfxdata="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" path="m,l5462270,1e" filled="f">
               <v:path arrowok="t"/>
               <w10:wrap anchorx="page" anchory="page"/>
             </v:shape>
@@ -41310,11 +37110,9 @@
                             <w:spacing w:before="11"/>
                             <w:ind w:left="20"/>
                           </w:pPr>
-                          <w:proofErr w:type="spellStart"/>
                           <w:r>
                             <w:t>Vol</w:t>
                           </w:r>
-                          <w:proofErr w:type="spellEnd"/>
                           <w:r>
                             <w:rPr>
                               <w:spacing w:val="-4"/>
@@ -41390,11 +37188,9 @@
                       <w:spacing w:before="11"/>
                       <w:ind w:left="20"/>
                     </w:pPr>
-                    <w:proofErr w:type="spellStart"/>
                     <w:r>
                       <w:t>Vol</w:t>
                     </w:r>
-                    <w:proofErr w:type="spellEnd"/>
                     <w:r>
                       <w:rPr>
                         <w:spacing w:val="-4"/>
@@ -41545,7 +37341,7 @@
         </mc:Choice>
         <mc:Fallback>
           <w:pict>
-            <v:shape w14:anchorId="650A466D" id="Graphic 11" o:spid="_x0000_s1026" style="position:absolute;margin-left:84pt;margin-top:772.1pt;width:428.2pt;height:.5pt;z-index:-17437696;visibility:visible;mso-wrap-style:square;mso-wrap-distance-left:0;mso-wrap-distance-top:0;mso-wrap-distance-right:0;mso-wrap-distance-bottom:0;mso-position-horizontal:absolute;mso-position-horizontal-relative:page;mso-position-vertical:absolute;mso-position-vertical-relative:page;v-text-anchor:top" coordsize="5438140,6350" o:gfxdata="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" path="m5437632,l,,,6096r5437632,l5437632,xe" fillcolor="black" stroked="f">
+            <v:shape w14:anchorId="6AFB261A" id="Graphic 11" o:spid="_x0000_s1026" style="position:absolute;margin-left:84pt;margin-top:772.1pt;width:428.2pt;height:.5pt;z-index:-17437696;visibility:visible;mso-wrap-style:square;mso-wrap-distance-left:0;mso-wrap-distance-top:0;mso-wrap-distance-right:0;mso-wrap-distance-bottom:0;mso-position-horizontal:absolute;mso-position-horizontal-relative:page;mso-position-vertical:absolute;mso-position-vertical-relative:page;v-text-anchor:top" coordsize="5438140,6350" o:gfxdata="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" path="m5437632,l,,,6096r5437632,l5437632,xe" fillcolor="black" stroked="f">
               <v:path arrowok="t"/>
               <w10:wrap anchorx="page" anchory="page"/>
             </v:shape>
@@ -41658,7 +37454,7 @@
         </mc:Choice>
         <mc:Fallback>
           <w:pict>
-            <v:shape w14:anchorId="062A6F6D" id="Graphic 6" o:spid="_x0000_s1026" style="position:absolute;margin-left:85.55pt;margin-top:72.9pt;width:430.1pt;height:.1pt;z-index:-17440256;visibility:visible;mso-wrap-style:square;mso-wrap-distance-left:0;mso-wrap-distance-top:0;mso-wrap-distance-right:0;mso-wrap-distance-bottom:0;mso-position-horizontal:absolute;mso-position-horizontal-relative:page;mso-position-vertical:absolute;mso-position-vertical-relative:page;v-text-anchor:top" coordsize="5462270,1270" o:gfxdata="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" path="m,l5462270,1e" filled="f">
+            <v:shape w14:anchorId="28805403" id="Graphic 6" o:spid="_x0000_s1026" style="position:absolute;margin-left:85.55pt;margin-top:72.9pt;width:430.1pt;height:.1pt;z-index:-17440256;visibility:visible;mso-wrap-style:square;mso-wrap-distance-left:0;mso-wrap-distance-top:0;mso-wrap-distance-right:0;mso-wrap-distance-bottom:0;mso-position-horizontal:absolute;mso-position-horizontal-relative:page;mso-position-vertical:absolute;mso-position-vertical-relative:page;v-text-anchor:top" coordsize="5462270,1270" o:gfxdata="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" path="m,l5462270,1e" filled="f">
               <v:path arrowok="t"/>
               <w10:wrap anchorx="page" anchory="page"/>
             </v:shape>
@@ -42023,7 +37819,7 @@
         </mc:Choice>
         <mc:Fallback>
           <w:pict>
-            <v:shape w14:anchorId="20B74AD6" id="Graphic 9" o:spid="_x0000_s1026" style="position:absolute;margin-left:84pt;margin-top:70.55pt;width:411.6pt;height:.5pt;z-index:-17438720;visibility:visible;mso-wrap-style:square;mso-wrap-distance-left:0;mso-wrap-distance-top:0;mso-wrap-distance-right:0;mso-wrap-distance-bottom:0;mso-position-horizontal:absolute;mso-position-horizontal-relative:page;mso-position-vertical:absolute;mso-position-vertical-relative:page;v-text-anchor:top" coordsize="5227320,6350" o:gfxdata="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" path="m5227320,l,,,6096r5227320,l5227320,xe" fillcolor="black" stroked="f">
+            <v:shape w14:anchorId="12359732" id="Graphic 9" o:spid="_x0000_s1026" style="position:absolute;margin-left:84pt;margin-top:70.55pt;width:411.6pt;height:.5pt;z-index:-17438720;visibility:visible;mso-wrap-style:square;mso-wrap-distance-left:0;mso-wrap-distance-top:0;mso-wrap-distance-right:0;mso-wrap-distance-bottom:0;mso-position-horizontal:absolute;mso-position-horizontal-relative:page;mso-position-vertical:absolute;mso-position-vertical-relative:page;v-text-anchor:top" coordsize="5227320,6350" o:gfxdata="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" path="m5227320,l,,,6096r5227320,l5227320,xe" fillcolor="black" stroked="f">
               <v:path arrowok="t"/>
               <w10:wrap anchorx="page" anchory="page"/>
             </v:shape>
@@ -43827,10 +39623,12 @@
     <w:rsid w:val="003A2150"/>
     <w:rsid w:val="004947D0"/>
     <w:rsid w:val="009D2601"/>
+    <w:rsid w:val="009E5388"/>
     <w:rsid w:val="00A01BF9"/>
     <w:rsid w:val="00A411F9"/>
     <w:rsid w:val="00AF19C4"/>
     <w:rsid w:val="00B57018"/>
+    <w:rsid w:val="00CC03C6"/>
   </w:rsids>
   <m:mathPr>
     <m:mathFont m:val="Cambria Math"/>

--- a/Word/2240-Article Text-5005-1-10-20260328 - tanpa menyinggung.docx
+++ b/Word/2240-Article Text-5005-1-10-20260328 - tanpa menyinggung.docx
@@ -375,7 +375,7 @@
           </mc:Choice>
           <mc:Fallback>
             <w:pict>
-              <v:shape w14:anchorId="6ABD29FD" id="Graphic 4" o:spid="_x0000_s1026" style="position:absolute;margin-left:86.45pt;margin-top:7.15pt;width:423pt;height:.1pt;z-index:-15728640;visibility:visible;mso-wrap-style:square;mso-wrap-distance-left:0;mso-wrap-distance-top:0;mso-wrap-distance-right:0;mso-wrap-distance-bottom:0;mso-position-horizontal:absolute;mso-position-horizontal-relative:page;mso-position-vertical:absolute;mso-position-vertical-relative:text;v-text-anchor:top" coordsize="5372100,1270" o:gfxdata="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" path="m,l5372100,1e" filled="f">
+              <v:shape w14:anchorId="6F94C10C" id="Graphic 4" o:spid="_x0000_s1026" style="position:absolute;margin-left:86.45pt;margin-top:7.15pt;width:423pt;height:.1pt;z-index:-15728640;visibility:visible;mso-wrap-style:square;mso-wrap-distance-left:0;mso-wrap-distance-top:0;mso-wrap-distance-right:0;mso-wrap-distance-bottom:0;mso-position-horizontal:absolute;mso-position-horizontal-relative:page;mso-position-vertical:absolute;mso-position-vertical-relative:text;v-text-anchor:top" coordsize="5372100,1270" o:gfxdata="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" path="m,l5372100,1e" filled="f">
                 <v:path arrowok="t"/>
                 <w10:wrap type="topAndBottom" anchorx="page"/>
               </v:shape>
@@ -434,8 +434,21 @@
         </w:rPr>
         <w:t xml:space="preserve"> </w:t>
       </w:r>
-      <w:r>
-        <w:t>Kost Berbasis Mobile di Tamalanrea Indah</w:t>
+      <w:proofErr w:type="spellStart"/>
+      <w:r>
+        <w:t>Kost</w:t>
+      </w:r>
+      <w:proofErr w:type="spellEnd"/>
+      <w:r>
+        <w:t xml:space="preserve"> Berbasis Mobile di </w:t>
+      </w:r>
+      <w:proofErr w:type="spellStart"/>
+      <w:r>
+        <w:t>Tamalanrea</w:t>
+      </w:r>
+      <w:proofErr w:type="spellEnd"/>
+      <w:r>
+        <w:t xml:space="preserve"> Indah</w:t>
       </w:r>
     </w:p>
     <w:p>
@@ -594,7 +607,15 @@
         <w:jc w:val="center"/>
       </w:pPr>
       <w:r>
-        <w:t>e-mail:</w:t>
+        <w:t>e-</w:t>
+      </w:r>
+      <w:proofErr w:type="spellStart"/>
+      <w:r>
+        <w:t>mail</w:t>
+      </w:r>
+      <w:proofErr w:type="spellEnd"/>
+      <w:r>
+        <w:t>:</w:t>
       </w:r>
       <w:r>
         <w:rPr>
@@ -691,7 +712,21 @@
         <w:rPr>
           <w:i/>
         </w:rPr>
-        <w:t>Rumah kost merupakan kebutuhan utama bagi mahasiswa dan pendatang di wilayah Kelurahan</w:t>
+        <w:t xml:space="preserve">Rumah </w:t>
+      </w:r>
+      <w:proofErr w:type="spellStart"/>
+      <w:r>
+        <w:rPr>
+          <w:i/>
+        </w:rPr>
+        <w:t>kost</w:t>
+      </w:r>
+      <w:proofErr w:type="spellEnd"/>
+      <w:r>
+        <w:rPr>
+          <w:i/>
+        </w:rPr>
+        <w:t xml:space="preserve"> merupakan kebutuhan utama bagi mahasiswa dan pendatang di wilayah Kelurahan</w:t>
       </w:r>
       <w:r>
         <w:rPr>
@@ -700,12 +735,14 @@
         </w:rPr>
         <w:t xml:space="preserve"> </w:t>
       </w:r>
+      <w:proofErr w:type="spellStart"/>
       <w:r>
         <w:rPr>
           <w:i/>
         </w:rPr>
         <w:t>Tamalanrea</w:t>
       </w:r>
+      <w:proofErr w:type="spellEnd"/>
       <w:r>
         <w:rPr>
           <w:i/>
@@ -821,7 +858,133 @@
         <w:rPr>
           <w:i/>
         </w:rPr>
-        <w:t>dan kriteria yang beragam sehingga membuat pencari kost perlu mempertimbangkan lebih dalam menentukan hunian yang paling sesuai. Penelitian ini bertujuan merancang aplikasi mobile berbasis sistem rekomendasi menggunakan metode Simple Additive Weighting (SAW) berdasarkan 9 kriteria penilaian, yaitu biaya, fasilitas, luas kamar, jarak, keamanan, batas jam malam, jenis kost, jenis listrik, dan jenis air dengan 16 data alternatif rumah kost. Perhitungan SAW dilakukan dengan penentuan bobot kriteria dengan metode Rank Order Centroid (ROC), normalisasi matriks keputusan, serta perhitungan nilai preferensi setiap alternatif. Hasil penelitian</w:t>
+        <w:t xml:space="preserve">dan kriteria yang beragam sehingga membuat pencari </w:t>
+      </w:r>
+      <w:proofErr w:type="spellStart"/>
+      <w:r>
+        <w:rPr>
+          <w:i/>
+        </w:rPr>
+        <w:t>kost</w:t>
+      </w:r>
+      <w:proofErr w:type="spellEnd"/>
+      <w:r>
+        <w:rPr>
+          <w:i/>
+        </w:rPr>
+        <w:t xml:space="preserve"> perlu mempertimbangkan lebih dalam menentukan hunian yang paling sesuai. Penelitian ini bertujuan merancang aplikasi </w:t>
+      </w:r>
+      <w:proofErr w:type="spellStart"/>
+      <w:r>
+        <w:rPr>
+          <w:i/>
+        </w:rPr>
+        <w:t>mobile</w:t>
+      </w:r>
+      <w:proofErr w:type="spellEnd"/>
+      <w:r>
+        <w:rPr>
+          <w:i/>
+        </w:rPr>
+        <w:t xml:space="preserve"> berbasis sistem rekomendasi menggunakan metode </w:t>
+      </w:r>
+      <w:proofErr w:type="spellStart"/>
+      <w:r>
+        <w:rPr>
+          <w:i/>
+        </w:rPr>
+        <w:t>Simple</w:t>
+      </w:r>
+      <w:proofErr w:type="spellEnd"/>
+      <w:r>
+        <w:rPr>
+          <w:i/>
+        </w:rPr>
+        <w:t xml:space="preserve"> </w:t>
+      </w:r>
+      <w:proofErr w:type="spellStart"/>
+      <w:r>
+        <w:rPr>
+          <w:i/>
+        </w:rPr>
+        <w:t>Additive</w:t>
+      </w:r>
+      <w:proofErr w:type="spellEnd"/>
+      <w:r>
+        <w:rPr>
+          <w:i/>
+        </w:rPr>
+        <w:t xml:space="preserve"> </w:t>
+      </w:r>
+      <w:proofErr w:type="spellStart"/>
+      <w:r>
+        <w:rPr>
+          <w:i/>
+        </w:rPr>
+        <w:t>Weighting</w:t>
+      </w:r>
+      <w:proofErr w:type="spellEnd"/>
+      <w:r>
+        <w:rPr>
+          <w:i/>
+        </w:rPr>
+        <w:t xml:space="preserve"> (SAW) berdasarkan 9 kriteria penilaian, yaitu biaya, fasilitas, luas kamar, jarak, keamanan, batas jam malam, jenis </w:t>
+      </w:r>
+      <w:proofErr w:type="spellStart"/>
+      <w:r>
+        <w:rPr>
+          <w:i/>
+        </w:rPr>
+        <w:t>kost</w:t>
+      </w:r>
+      <w:proofErr w:type="spellEnd"/>
+      <w:r>
+        <w:rPr>
+          <w:i/>
+        </w:rPr>
+        <w:t xml:space="preserve">, jenis listrik, dan jenis air dengan 16 data alternatif rumah </w:t>
+      </w:r>
+      <w:proofErr w:type="spellStart"/>
+      <w:r>
+        <w:rPr>
+          <w:i/>
+        </w:rPr>
+        <w:t>kost</w:t>
+      </w:r>
+      <w:proofErr w:type="spellEnd"/>
+      <w:r>
+        <w:rPr>
+          <w:i/>
+        </w:rPr>
+        <w:t xml:space="preserve">. Perhitungan SAW dilakukan dengan penentuan bobot kriteria dengan metode </w:t>
+      </w:r>
+      <w:proofErr w:type="spellStart"/>
+      <w:r>
+        <w:rPr>
+          <w:i/>
+        </w:rPr>
+        <w:t>Rank</w:t>
+      </w:r>
+      <w:proofErr w:type="spellEnd"/>
+      <w:r>
+        <w:rPr>
+          <w:i/>
+        </w:rPr>
+        <w:t xml:space="preserve"> Order </w:t>
+      </w:r>
+      <w:proofErr w:type="spellStart"/>
+      <w:r>
+        <w:rPr>
+          <w:i/>
+        </w:rPr>
+        <w:t>Centroid</w:t>
+      </w:r>
+      <w:proofErr w:type="spellEnd"/>
+      <w:r>
+        <w:rPr>
+          <w:i/>
+        </w:rPr>
+        <w:t xml:space="preserve"> (ROC), normalisasi matriks keputusan, serta perhitungan nilai preferensi setiap alternatif. Hasil penelitian</w:t>
       </w:r>
       <w:r>
         <w:rPr>
@@ -869,12 +1032,14 @@
         </w:rPr>
         <w:t xml:space="preserve"> </w:t>
       </w:r>
+      <w:proofErr w:type="spellStart"/>
       <w:r>
         <w:rPr>
           <w:i/>
         </w:rPr>
         <w:t>harmony</w:t>
       </w:r>
+      <w:proofErr w:type="spellEnd"/>
       <w:r>
         <w:rPr>
           <w:i/>
@@ -951,7 +1116,49 @@
         <w:rPr>
           <w:i/>
         </w:rPr>
-        <w:t>sebesar 0,8150, serta sistem mampu menghasilkan rekomendasi rumah kost secara terurut berdasarkan nilai preferensi yang diperoleh. Melalui penerapan teknologi ini, proses penentuan rumah kost menjadi lebih terstruktur dan terukur sehingga mendukung pengambilan keputusan yang lebih efektif serta efisien bagi pengguna dalam menemukan rumah kost yang paling sesuai dengan kebutuhan mereka.</w:t>
+        <w:t xml:space="preserve">sebesar 0,8150, serta sistem mampu menghasilkan rekomendasi rumah </w:t>
+      </w:r>
+      <w:proofErr w:type="spellStart"/>
+      <w:r>
+        <w:rPr>
+          <w:i/>
+        </w:rPr>
+        <w:t>kost</w:t>
+      </w:r>
+      <w:proofErr w:type="spellEnd"/>
+      <w:r>
+        <w:rPr>
+          <w:i/>
+        </w:rPr>
+        <w:t xml:space="preserve"> secara terurut berdasarkan nilai preferensi yang diperoleh. Melalui penerapan teknologi ini, proses penentuan rumah </w:t>
+      </w:r>
+      <w:proofErr w:type="spellStart"/>
+      <w:r>
+        <w:rPr>
+          <w:i/>
+        </w:rPr>
+        <w:t>kost</w:t>
+      </w:r>
+      <w:proofErr w:type="spellEnd"/>
+      <w:r>
+        <w:rPr>
+          <w:i/>
+        </w:rPr>
+        <w:t xml:space="preserve"> menjadi lebih terstruktur dan terukur sehingga mendukung pengambilan keputusan yang lebih efektif serta efisien bagi pengguna dalam menemukan rumah </w:t>
+      </w:r>
+      <w:proofErr w:type="spellStart"/>
+      <w:r>
+        <w:rPr>
+          <w:i/>
+        </w:rPr>
+        <w:t>kost</w:t>
+      </w:r>
+      <w:proofErr w:type="spellEnd"/>
+      <w:r>
+        <w:rPr>
+          <w:i/>
+        </w:rPr>
+        <w:t xml:space="preserve"> yang paling sesuai dengan kebutuhan mereka.</w:t>
       </w:r>
     </w:p>
     <w:p>
@@ -1005,11 +1212,19 @@
         </w:rPr>
         <w:t xml:space="preserve"> </w:t>
       </w:r>
-      <w:r>
-        <w:rPr>
-          <w:i/>
-        </w:rPr>
-        <w:t>kost,</w:t>
+      <w:proofErr w:type="spellStart"/>
+      <w:r>
+        <w:rPr>
+          <w:i/>
+        </w:rPr>
+        <w:t>kost</w:t>
+      </w:r>
+      <w:proofErr w:type="spellEnd"/>
+      <w:r>
+        <w:rPr>
+          <w:i/>
+        </w:rPr>
+        <w:t>,</w:t>
       </w:r>
       <w:r>
         <w:rPr>
@@ -1044,12 +1259,14 @@
         </w:rPr>
         <w:t xml:space="preserve"> </w:t>
       </w:r>
+      <w:proofErr w:type="spellStart"/>
       <w:r>
         <w:rPr>
           <w:i/>
         </w:rPr>
         <w:t>Simple</w:t>
       </w:r>
+      <w:proofErr w:type="spellEnd"/>
       <w:r>
         <w:rPr>
           <w:i/>
@@ -1057,12 +1274,14 @@
         </w:rPr>
         <w:t xml:space="preserve"> </w:t>
       </w:r>
+      <w:proofErr w:type="spellStart"/>
       <w:r>
         <w:rPr>
           <w:i/>
         </w:rPr>
         <w:t>Additive</w:t>
       </w:r>
+      <w:proofErr w:type="spellEnd"/>
       <w:r>
         <w:rPr>
           <w:i/>
@@ -1070,12 +1289,14 @@
         </w:rPr>
         <w:t xml:space="preserve"> </w:t>
       </w:r>
+      <w:proofErr w:type="spellStart"/>
       <w:r>
         <w:rPr>
           <w:i/>
         </w:rPr>
         <w:t>Weighting</w:t>
       </w:r>
+      <w:proofErr w:type="spellEnd"/>
       <w:r>
         <w:rPr>
           <w:i/>
@@ -1122,6 +1343,7 @@
           <w:sz w:val="20"/>
         </w:rPr>
       </w:pPr>
+      <w:proofErr w:type="spellStart"/>
       <w:r>
         <w:rPr>
           <w:b/>
@@ -1130,6 +1352,7 @@
         </w:rPr>
         <w:t>Abstract</w:t>
       </w:r>
+      <w:proofErr w:type="spellEnd"/>
     </w:p>
     <w:p>
       <w:pPr>
@@ -1140,11 +1363,145 @@
           <w:i/>
         </w:rPr>
       </w:pPr>
-      <w:r>
-        <w:rPr>
-          <w:i/>
-        </w:rPr>
-        <w:t>Boarding houses are a primary need for students and newcomers in the Tamalanrea Indah</w:t>
+      <w:proofErr w:type="spellStart"/>
+      <w:r>
+        <w:rPr>
+          <w:i/>
+        </w:rPr>
+        <w:t>Boarding</w:t>
+      </w:r>
+      <w:proofErr w:type="spellEnd"/>
+      <w:r>
+        <w:rPr>
+          <w:i/>
+        </w:rPr>
+        <w:t xml:space="preserve"> </w:t>
+      </w:r>
+      <w:proofErr w:type="spellStart"/>
+      <w:r>
+        <w:rPr>
+          <w:i/>
+        </w:rPr>
+        <w:t>houses</w:t>
+      </w:r>
+      <w:proofErr w:type="spellEnd"/>
+      <w:r>
+        <w:rPr>
+          <w:i/>
+        </w:rPr>
+        <w:t xml:space="preserve"> are a </w:t>
+      </w:r>
+      <w:proofErr w:type="spellStart"/>
+      <w:r>
+        <w:rPr>
+          <w:i/>
+        </w:rPr>
+        <w:t>primary</w:t>
+      </w:r>
+      <w:proofErr w:type="spellEnd"/>
+      <w:r>
+        <w:rPr>
+          <w:i/>
+        </w:rPr>
+        <w:t xml:space="preserve"> </w:t>
+      </w:r>
+      <w:proofErr w:type="spellStart"/>
+      <w:r>
+        <w:rPr>
+          <w:i/>
+        </w:rPr>
+        <w:t>need</w:t>
+      </w:r>
+      <w:proofErr w:type="spellEnd"/>
+      <w:r>
+        <w:rPr>
+          <w:i/>
+        </w:rPr>
+        <w:t xml:space="preserve"> </w:t>
+      </w:r>
+      <w:proofErr w:type="spellStart"/>
+      <w:r>
+        <w:rPr>
+          <w:i/>
+        </w:rPr>
+        <w:t>for</w:t>
+      </w:r>
+      <w:proofErr w:type="spellEnd"/>
+      <w:r>
+        <w:rPr>
+          <w:i/>
+        </w:rPr>
+        <w:t xml:space="preserve"> </w:t>
+      </w:r>
+      <w:proofErr w:type="spellStart"/>
+      <w:r>
+        <w:rPr>
+          <w:i/>
+        </w:rPr>
+        <w:t>students</w:t>
+      </w:r>
+      <w:proofErr w:type="spellEnd"/>
+      <w:r>
+        <w:rPr>
+          <w:i/>
+        </w:rPr>
+        <w:t xml:space="preserve"> </w:t>
+      </w:r>
+      <w:proofErr w:type="spellStart"/>
+      <w:r>
+        <w:rPr>
+          <w:i/>
+        </w:rPr>
+        <w:t>and</w:t>
+      </w:r>
+      <w:proofErr w:type="spellEnd"/>
+      <w:r>
+        <w:rPr>
+          <w:i/>
+        </w:rPr>
+        <w:t xml:space="preserve"> </w:t>
+      </w:r>
+      <w:proofErr w:type="spellStart"/>
+      <w:r>
+        <w:rPr>
+          <w:i/>
+        </w:rPr>
+        <w:t>newcomers</w:t>
+      </w:r>
+      <w:proofErr w:type="spellEnd"/>
+      <w:r>
+        <w:rPr>
+          <w:i/>
+        </w:rPr>
+        <w:t xml:space="preserve"> in </w:t>
+      </w:r>
+      <w:proofErr w:type="spellStart"/>
+      <w:r>
+        <w:rPr>
+          <w:i/>
+        </w:rPr>
+        <w:t>the</w:t>
+      </w:r>
+      <w:proofErr w:type="spellEnd"/>
+      <w:r>
+        <w:rPr>
+          <w:i/>
+        </w:rPr>
+        <w:t xml:space="preserve"> </w:t>
+      </w:r>
+      <w:proofErr w:type="spellStart"/>
+      <w:r>
+        <w:rPr>
+          <w:i/>
+        </w:rPr>
+        <w:t>Tamalanrea</w:t>
+      </w:r>
+      <w:proofErr w:type="spellEnd"/>
+      <w:r>
+        <w:rPr>
+          <w:i/>
+        </w:rPr>
+        <w:t xml:space="preserve"> Indah</w:t>
       </w:r>
       <w:r>
         <w:rPr>
@@ -1153,12 +1510,14 @@
         </w:rPr>
         <w:t xml:space="preserve"> </w:t>
       </w:r>
+      <w:proofErr w:type="spellStart"/>
       <w:r>
         <w:rPr>
           <w:i/>
         </w:rPr>
         <w:t>Village</w:t>
       </w:r>
+      <w:proofErr w:type="spellEnd"/>
       <w:r>
         <w:rPr>
           <w:i/>
@@ -1179,12 +1538,14 @@
         </w:rPr>
         <w:t xml:space="preserve"> </w:t>
       </w:r>
+      <w:proofErr w:type="spellStart"/>
       <w:r>
         <w:rPr>
           <w:i/>
         </w:rPr>
         <w:t>but</w:t>
       </w:r>
+      <w:proofErr w:type="spellEnd"/>
       <w:r>
         <w:rPr>
           <w:i/>
@@ -1192,12 +1553,14 @@
         </w:rPr>
         <w:t xml:space="preserve"> </w:t>
       </w:r>
+      <w:proofErr w:type="spellStart"/>
       <w:r>
         <w:rPr>
           <w:i/>
         </w:rPr>
         <w:t>the</w:t>
       </w:r>
+      <w:proofErr w:type="spellEnd"/>
       <w:r>
         <w:rPr>
           <w:i/>
@@ -1205,12 +1568,14 @@
         </w:rPr>
         <w:t xml:space="preserve"> </w:t>
       </w:r>
+      <w:proofErr w:type="spellStart"/>
       <w:r>
         <w:rPr>
           <w:i/>
         </w:rPr>
         <w:t>many</w:t>
       </w:r>
+      <w:proofErr w:type="spellEnd"/>
       <w:r>
         <w:rPr>
           <w:i/>
@@ -1218,12 +1583,14 @@
         </w:rPr>
         <w:t xml:space="preserve"> </w:t>
       </w:r>
+      <w:proofErr w:type="spellStart"/>
       <w:r>
         <w:rPr>
           <w:i/>
         </w:rPr>
         <w:t>choices</w:t>
       </w:r>
+      <w:proofErr w:type="spellEnd"/>
       <w:r>
         <w:rPr>
           <w:i/>
@@ -1231,12 +1598,14 @@
         </w:rPr>
         <w:t xml:space="preserve"> </w:t>
       </w:r>
+      <w:proofErr w:type="spellStart"/>
       <w:r>
         <w:rPr>
           <w:i/>
         </w:rPr>
         <w:t>available</w:t>
       </w:r>
+      <w:proofErr w:type="spellEnd"/>
       <w:r>
         <w:rPr>
           <w:i/>
@@ -1244,12 +1613,14 @@
         </w:rPr>
         <w:t xml:space="preserve"> </w:t>
       </w:r>
+      <w:proofErr w:type="spellStart"/>
       <w:r>
         <w:rPr>
           <w:i/>
         </w:rPr>
         <w:t>with</w:t>
       </w:r>
+      <w:proofErr w:type="spellEnd"/>
       <w:r>
         <w:rPr>
           <w:i/>
@@ -1257,12 +1628,14 @@
         </w:rPr>
         <w:t xml:space="preserve"> </w:t>
       </w:r>
+      <w:proofErr w:type="spellStart"/>
       <w:r>
         <w:rPr>
           <w:i/>
         </w:rPr>
         <w:t>diverse</w:t>
       </w:r>
+      <w:proofErr w:type="spellEnd"/>
       <w:r>
         <w:rPr>
           <w:i/>
@@ -1270,12 +1643,14 @@
         </w:rPr>
         <w:t xml:space="preserve"> </w:t>
       </w:r>
+      <w:proofErr w:type="spellStart"/>
       <w:r>
         <w:rPr>
           <w:i/>
         </w:rPr>
         <w:t>characteristics</w:t>
       </w:r>
+      <w:proofErr w:type="spellEnd"/>
       <w:r>
         <w:rPr>
           <w:i/>
@@ -1283,12 +1658,14 @@
         </w:rPr>
         <w:t xml:space="preserve"> </w:t>
       </w:r>
+      <w:proofErr w:type="spellStart"/>
       <w:r>
         <w:rPr>
           <w:i/>
         </w:rPr>
         <w:t>and</w:t>
       </w:r>
+      <w:proofErr w:type="spellEnd"/>
       <w:r>
         <w:rPr>
           <w:i/>
@@ -1296,12 +1673,14 @@
         </w:rPr>
         <w:t xml:space="preserve"> </w:t>
       </w:r>
+      <w:proofErr w:type="spellStart"/>
       <w:r>
         <w:rPr>
           <w:i/>
         </w:rPr>
         <w:t>criteria</w:t>
       </w:r>
+      <w:proofErr w:type="spellEnd"/>
       <w:r>
         <w:rPr>
           <w:i/>
@@ -1309,11 +1688,537 @@
         </w:rPr>
         <w:t xml:space="preserve"> </w:t>
       </w:r>
-      <w:r>
-        <w:rPr>
-          <w:i/>
-        </w:rPr>
-        <w:t>make boarding house seekers need to consider more in determining the most suitable residence. This study aims to design a mobile application based on a recommendation system using the Simple Additive Weighting (SAW) method based on 9 assessment criteria, namely cost, facilities, room size,</w:t>
+      <w:proofErr w:type="spellStart"/>
+      <w:r>
+        <w:rPr>
+          <w:i/>
+        </w:rPr>
+        <w:t>make</w:t>
+      </w:r>
+      <w:proofErr w:type="spellEnd"/>
+      <w:r>
+        <w:rPr>
+          <w:i/>
+        </w:rPr>
+        <w:t xml:space="preserve"> </w:t>
+      </w:r>
+      <w:proofErr w:type="spellStart"/>
+      <w:r>
+        <w:rPr>
+          <w:i/>
+        </w:rPr>
+        <w:t>boarding</w:t>
+      </w:r>
+      <w:proofErr w:type="spellEnd"/>
+      <w:r>
+        <w:rPr>
+          <w:i/>
+        </w:rPr>
+        <w:t xml:space="preserve"> </w:t>
+      </w:r>
+      <w:proofErr w:type="spellStart"/>
+      <w:r>
+        <w:rPr>
+          <w:i/>
+        </w:rPr>
+        <w:t>house</w:t>
+      </w:r>
+      <w:proofErr w:type="spellEnd"/>
+      <w:r>
+        <w:rPr>
+          <w:i/>
+        </w:rPr>
+        <w:t xml:space="preserve"> </w:t>
+      </w:r>
+      <w:proofErr w:type="spellStart"/>
+      <w:r>
+        <w:rPr>
+          <w:i/>
+        </w:rPr>
+        <w:t>seekers</w:t>
+      </w:r>
+      <w:proofErr w:type="spellEnd"/>
+      <w:r>
+        <w:rPr>
+          <w:i/>
+        </w:rPr>
+        <w:t xml:space="preserve"> </w:t>
+      </w:r>
+      <w:proofErr w:type="spellStart"/>
+      <w:r>
+        <w:rPr>
+          <w:i/>
+        </w:rPr>
+        <w:t>need</w:t>
+      </w:r>
+      <w:proofErr w:type="spellEnd"/>
+      <w:r>
+        <w:rPr>
+          <w:i/>
+        </w:rPr>
+        <w:t xml:space="preserve"> </w:t>
+      </w:r>
+      <w:proofErr w:type="spellStart"/>
+      <w:r>
+        <w:rPr>
+          <w:i/>
+        </w:rPr>
+        <w:t>to</w:t>
+      </w:r>
+      <w:proofErr w:type="spellEnd"/>
+      <w:r>
+        <w:rPr>
+          <w:i/>
+        </w:rPr>
+        <w:t xml:space="preserve"> </w:t>
+      </w:r>
+      <w:proofErr w:type="spellStart"/>
+      <w:r>
+        <w:rPr>
+          <w:i/>
+        </w:rPr>
+        <w:t>consider</w:t>
+      </w:r>
+      <w:proofErr w:type="spellEnd"/>
+      <w:r>
+        <w:rPr>
+          <w:i/>
+        </w:rPr>
+        <w:t xml:space="preserve"> </w:t>
+      </w:r>
+      <w:proofErr w:type="spellStart"/>
+      <w:r>
+        <w:rPr>
+          <w:i/>
+        </w:rPr>
+        <w:t>more</w:t>
+      </w:r>
+      <w:proofErr w:type="spellEnd"/>
+      <w:r>
+        <w:rPr>
+          <w:i/>
+        </w:rPr>
+        <w:t xml:space="preserve"> in </w:t>
+      </w:r>
+      <w:proofErr w:type="spellStart"/>
+      <w:r>
+        <w:rPr>
+          <w:i/>
+        </w:rPr>
+        <w:t>determining</w:t>
+      </w:r>
+      <w:proofErr w:type="spellEnd"/>
+      <w:r>
+        <w:rPr>
+          <w:i/>
+        </w:rPr>
+        <w:t xml:space="preserve"> </w:t>
+      </w:r>
+      <w:proofErr w:type="spellStart"/>
+      <w:r>
+        <w:rPr>
+          <w:i/>
+        </w:rPr>
+        <w:t>the</w:t>
+      </w:r>
+      <w:proofErr w:type="spellEnd"/>
+      <w:r>
+        <w:rPr>
+          <w:i/>
+        </w:rPr>
+        <w:t xml:space="preserve"> </w:t>
+      </w:r>
+      <w:proofErr w:type="spellStart"/>
+      <w:r>
+        <w:rPr>
+          <w:i/>
+        </w:rPr>
+        <w:t>most</w:t>
+      </w:r>
+      <w:proofErr w:type="spellEnd"/>
+      <w:r>
+        <w:rPr>
+          <w:i/>
+        </w:rPr>
+        <w:t xml:space="preserve"> </w:t>
+      </w:r>
+      <w:proofErr w:type="spellStart"/>
+      <w:r>
+        <w:rPr>
+          <w:i/>
+        </w:rPr>
+        <w:t>suitable</w:t>
+      </w:r>
+      <w:proofErr w:type="spellEnd"/>
+      <w:r>
+        <w:rPr>
+          <w:i/>
+        </w:rPr>
+        <w:t xml:space="preserve"> </w:t>
+      </w:r>
+      <w:proofErr w:type="spellStart"/>
+      <w:r>
+        <w:rPr>
+          <w:i/>
+        </w:rPr>
+        <w:t>residence</w:t>
+      </w:r>
+      <w:proofErr w:type="spellEnd"/>
+      <w:r>
+        <w:rPr>
+          <w:i/>
+        </w:rPr>
+        <w:t xml:space="preserve">. </w:t>
+      </w:r>
+      <w:proofErr w:type="spellStart"/>
+      <w:r>
+        <w:rPr>
+          <w:i/>
+        </w:rPr>
+        <w:t>This</w:t>
+      </w:r>
+      <w:proofErr w:type="spellEnd"/>
+      <w:r>
+        <w:rPr>
+          <w:i/>
+        </w:rPr>
+        <w:t xml:space="preserve"> study </w:t>
+      </w:r>
+      <w:proofErr w:type="spellStart"/>
+      <w:r>
+        <w:rPr>
+          <w:i/>
+        </w:rPr>
+        <w:t>aims</w:t>
+      </w:r>
+      <w:proofErr w:type="spellEnd"/>
+      <w:r>
+        <w:rPr>
+          <w:i/>
+        </w:rPr>
+        <w:t xml:space="preserve"> </w:t>
+      </w:r>
+      <w:proofErr w:type="spellStart"/>
+      <w:r>
+        <w:rPr>
+          <w:i/>
+        </w:rPr>
+        <w:t>to</w:t>
+      </w:r>
+      <w:proofErr w:type="spellEnd"/>
+      <w:r>
+        <w:rPr>
+          <w:i/>
+        </w:rPr>
+        <w:t xml:space="preserve"> </w:t>
+      </w:r>
+      <w:proofErr w:type="spellStart"/>
+      <w:r>
+        <w:rPr>
+          <w:i/>
+        </w:rPr>
+        <w:t>design</w:t>
+      </w:r>
+      <w:proofErr w:type="spellEnd"/>
+      <w:r>
+        <w:rPr>
+          <w:i/>
+        </w:rPr>
+        <w:t xml:space="preserve"> a </w:t>
+      </w:r>
+      <w:proofErr w:type="spellStart"/>
+      <w:r>
+        <w:rPr>
+          <w:i/>
+        </w:rPr>
+        <w:t>mobile</w:t>
+      </w:r>
+      <w:proofErr w:type="spellEnd"/>
+      <w:r>
+        <w:rPr>
+          <w:i/>
+        </w:rPr>
+        <w:t xml:space="preserve"> </w:t>
+      </w:r>
+      <w:proofErr w:type="spellStart"/>
+      <w:r>
+        <w:rPr>
+          <w:i/>
+        </w:rPr>
+        <w:t>application</w:t>
+      </w:r>
+      <w:proofErr w:type="spellEnd"/>
+      <w:r>
+        <w:rPr>
+          <w:i/>
+        </w:rPr>
+        <w:t xml:space="preserve"> </w:t>
+      </w:r>
+      <w:proofErr w:type="spellStart"/>
+      <w:r>
+        <w:rPr>
+          <w:i/>
+        </w:rPr>
+        <w:t>based</w:t>
+      </w:r>
+      <w:proofErr w:type="spellEnd"/>
+      <w:r>
+        <w:rPr>
+          <w:i/>
+        </w:rPr>
+        <w:t xml:space="preserve"> </w:t>
+      </w:r>
+      <w:proofErr w:type="spellStart"/>
+      <w:r>
+        <w:rPr>
+          <w:i/>
+        </w:rPr>
+        <w:t>on</w:t>
+      </w:r>
+      <w:proofErr w:type="spellEnd"/>
+      <w:r>
+        <w:rPr>
+          <w:i/>
+        </w:rPr>
+        <w:t xml:space="preserve"> a </w:t>
+      </w:r>
+      <w:proofErr w:type="spellStart"/>
+      <w:r>
+        <w:rPr>
+          <w:i/>
+        </w:rPr>
+        <w:t>recommendation</w:t>
+      </w:r>
+      <w:proofErr w:type="spellEnd"/>
+      <w:r>
+        <w:rPr>
+          <w:i/>
+        </w:rPr>
+        <w:t xml:space="preserve"> </w:t>
+      </w:r>
+      <w:proofErr w:type="spellStart"/>
+      <w:r>
+        <w:rPr>
+          <w:i/>
+        </w:rPr>
+        <w:t>system</w:t>
+      </w:r>
+      <w:proofErr w:type="spellEnd"/>
+      <w:r>
+        <w:rPr>
+          <w:i/>
+        </w:rPr>
+        <w:t xml:space="preserve"> </w:t>
+      </w:r>
+      <w:proofErr w:type="spellStart"/>
+      <w:r>
+        <w:rPr>
+          <w:i/>
+        </w:rPr>
+        <w:t>using</w:t>
+      </w:r>
+      <w:proofErr w:type="spellEnd"/>
+      <w:r>
+        <w:rPr>
+          <w:i/>
+        </w:rPr>
+        <w:t xml:space="preserve"> </w:t>
+      </w:r>
+      <w:proofErr w:type="spellStart"/>
+      <w:r>
+        <w:rPr>
+          <w:i/>
+        </w:rPr>
+        <w:t>the</w:t>
+      </w:r>
+      <w:proofErr w:type="spellEnd"/>
+      <w:r>
+        <w:rPr>
+          <w:i/>
+        </w:rPr>
+        <w:t xml:space="preserve"> </w:t>
+      </w:r>
+      <w:proofErr w:type="spellStart"/>
+      <w:r>
+        <w:rPr>
+          <w:i/>
+        </w:rPr>
+        <w:t>Simple</w:t>
+      </w:r>
+      <w:proofErr w:type="spellEnd"/>
+      <w:r>
+        <w:rPr>
+          <w:i/>
+        </w:rPr>
+        <w:t xml:space="preserve"> </w:t>
+      </w:r>
+      <w:proofErr w:type="spellStart"/>
+      <w:r>
+        <w:rPr>
+          <w:i/>
+        </w:rPr>
+        <w:t>Additive</w:t>
+      </w:r>
+      <w:proofErr w:type="spellEnd"/>
+      <w:r>
+        <w:rPr>
+          <w:i/>
+        </w:rPr>
+        <w:t xml:space="preserve"> </w:t>
+      </w:r>
+      <w:proofErr w:type="spellStart"/>
+      <w:r>
+        <w:rPr>
+          <w:i/>
+        </w:rPr>
+        <w:t>Weighting</w:t>
+      </w:r>
+      <w:proofErr w:type="spellEnd"/>
+      <w:r>
+        <w:rPr>
+          <w:i/>
+        </w:rPr>
+        <w:t xml:space="preserve"> (SAW) </w:t>
+      </w:r>
+      <w:proofErr w:type="spellStart"/>
+      <w:r>
+        <w:rPr>
+          <w:i/>
+        </w:rPr>
+        <w:t>method</w:t>
+      </w:r>
+      <w:proofErr w:type="spellEnd"/>
+      <w:r>
+        <w:rPr>
+          <w:i/>
+        </w:rPr>
+        <w:t xml:space="preserve"> </w:t>
+      </w:r>
+      <w:proofErr w:type="spellStart"/>
+      <w:r>
+        <w:rPr>
+          <w:i/>
+        </w:rPr>
+        <w:t>based</w:t>
+      </w:r>
+      <w:proofErr w:type="spellEnd"/>
+      <w:r>
+        <w:rPr>
+          <w:i/>
+        </w:rPr>
+        <w:t xml:space="preserve"> </w:t>
+      </w:r>
+      <w:proofErr w:type="spellStart"/>
+      <w:r>
+        <w:rPr>
+          <w:i/>
+        </w:rPr>
+        <w:t>on</w:t>
+      </w:r>
+      <w:proofErr w:type="spellEnd"/>
+      <w:r>
+        <w:rPr>
+          <w:i/>
+        </w:rPr>
+        <w:t xml:space="preserve"> 9 </w:t>
+      </w:r>
+      <w:proofErr w:type="spellStart"/>
+      <w:r>
+        <w:rPr>
+          <w:i/>
+        </w:rPr>
+        <w:t>assessment</w:t>
+      </w:r>
+      <w:proofErr w:type="spellEnd"/>
+      <w:r>
+        <w:rPr>
+          <w:i/>
+        </w:rPr>
+        <w:t xml:space="preserve"> </w:t>
+      </w:r>
+      <w:proofErr w:type="spellStart"/>
+      <w:r>
+        <w:rPr>
+          <w:i/>
+        </w:rPr>
+        <w:t>criteria</w:t>
+      </w:r>
+      <w:proofErr w:type="spellEnd"/>
+      <w:r>
+        <w:rPr>
+          <w:i/>
+        </w:rPr>
+        <w:t xml:space="preserve">, </w:t>
+      </w:r>
+      <w:proofErr w:type="spellStart"/>
+      <w:r>
+        <w:rPr>
+          <w:i/>
+        </w:rPr>
+        <w:t>namely</w:t>
+      </w:r>
+      <w:proofErr w:type="spellEnd"/>
+      <w:r>
+        <w:rPr>
+          <w:i/>
+        </w:rPr>
+        <w:t xml:space="preserve"> </w:t>
+      </w:r>
+      <w:proofErr w:type="spellStart"/>
+      <w:r>
+        <w:rPr>
+          <w:i/>
+        </w:rPr>
+        <w:t>cost</w:t>
+      </w:r>
+      <w:proofErr w:type="spellEnd"/>
+      <w:r>
+        <w:rPr>
+          <w:i/>
+        </w:rPr>
+        <w:t xml:space="preserve">, </w:t>
+      </w:r>
+      <w:proofErr w:type="spellStart"/>
+      <w:r>
+        <w:rPr>
+          <w:i/>
+        </w:rPr>
+        <w:t>facilities</w:t>
+      </w:r>
+      <w:proofErr w:type="spellEnd"/>
+      <w:r>
+        <w:rPr>
+          <w:i/>
+        </w:rPr>
+        <w:t xml:space="preserve">, </w:t>
+      </w:r>
+      <w:proofErr w:type="spellStart"/>
+      <w:r>
+        <w:rPr>
+          <w:i/>
+        </w:rPr>
+        <w:t>room</w:t>
+      </w:r>
+      <w:proofErr w:type="spellEnd"/>
+      <w:r>
+        <w:rPr>
+          <w:i/>
+        </w:rPr>
+        <w:t xml:space="preserve"> </w:t>
+      </w:r>
+      <w:proofErr w:type="spellStart"/>
+      <w:r>
+        <w:rPr>
+          <w:i/>
+        </w:rPr>
+        <w:t>size</w:t>
+      </w:r>
+      <w:proofErr w:type="spellEnd"/>
+      <w:r>
+        <w:rPr>
+          <w:i/>
+        </w:rPr>
+        <w:t>,</w:t>
       </w:r>
       <w:r>
         <w:rPr>
@@ -1322,11 +2227,19 @@
         </w:rPr>
         <w:t xml:space="preserve"> </w:t>
       </w:r>
-      <w:r>
-        <w:rPr>
-          <w:i/>
-        </w:rPr>
-        <w:t>distance,</w:t>
+      <w:proofErr w:type="spellStart"/>
+      <w:r>
+        <w:rPr>
+          <w:i/>
+        </w:rPr>
+        <w:t>distance</w:t>
+      </w:r>
+      <w:proofErr w:type="spellEnd"/>
+      <w:r>
+        <w:rPr>
+          <w:i/>
+        </w:rPr>
+        <w:t>,</w:t>
       </w:r>
       <w:r>
         <w:rPr>
@@ -1335,11 +2248,19 @@
         </w:rPr>
         <w:t xml:space="preserve"> </w:t>
       </w:r>
-      <w:r>
-        <w:rPr>
-          <w:i/>
-        </w:rPr>
-        <w:t>security,</w:t>
+      <w:proofErr w:type="spellStart"/>
+      <w:r>
+        <w:rPr>
+          <w:i/>
+        </w:rPr>
+        <w:t>security</w:t>
+      </w:r>
+      <w:proofErr w:type="spellEnd"/>
+      <w:r>
+        <w:rPr>
+          <w:i/>
+        </w:rPr>
+        <w:t>,</w:t>
       </w:r>
       <w:r>
         <w:rPr>
@@ -1348,11 +2269,19 @@
         </w:rPr>
         <w:t xml:space="preserve"> </w:t>
       </w:r>
-      <w:r>
-        <w:rPr>
-          <w:i/>
-        </w:rPr>
-        <w:t>curfew,</w:t>
+      <w:proofErr w:type="spellStart"/>
+      <w:r>
+        <w:rPr>
+          <w:i/>
+        </w:rPr>
+        <w:t>curfew</w:t>
+      </w:r>
+      <w:proofErr w:type="spellEnd"/>
+      <w:r>
+        <w:rPr>
+          <w:i/>
+        </w:rPr>
+        <w:t>,</w:t>
       </w:r>
       <w:r>
         <w:rPr>
@@ -1361,12 +2290,14 @@
         </w:rPr>
         <w:t xml:space="preserve"> </w:t>
       </w:r>
+      <w:proofErr w:type="spellStart"/>
       <w:r>
         <w:rPr>
           <w:i/>
         </w:rPr>
         <w:t>type</w:t>
       </w:r>
+      <w:proofErr w:type="spellEnd"/>
       <w:r>
         <w:rPr>
           <w:i/>
@@ -1374,12 +2305,14 @@
         </w:rPr>
         <w:t xml:space="preserve"> </w:t>
       </w:r>
+      <w:proofErr w:type="spellStart"/>
       <w:r>
         <w:rPr>
           <w:i/>
         </w:rPr>
         <w:t>of</w:t>
       </w:r>
+      <w:proofErr w:type="spellEnd"/>
       <w:r>
         <w:rPr>
           <w:i/>
@@ -1387,12 +2320,14 @@
         </w:rPr>
         <w:t xml:space="preserve"> </w:t>
       </w:r>
+      <w:proofErr w:type="spellStart"/>
       <w:r>
         <w:rPr>
           <w:i/>
         </w:rPr>
         <w:t>boarding</w:t>
       </w:r>
+      <w:proofErr w:type="spellEnd"/>
       <w:r>
         <w:rPr>
           <w:i/>
@@ -1400,11 +2335,19 @@
         </w:rPr>
         <w:t xml:space="preserve"> </w:t>
       </w:r>
-      <w:r>
-        <w:rPr>
-          <w:i/>
-        </w:rPr>
-        <w:t>house,</w:t>
+      <w:proofErr w:type="spellStart"/>
+      <w:r>
+        <w:rPr>
+          <w:i/>
+        </w:rPr>
+        <w:t>house</w:t>
+      </w:r>
+      <w:proofErr w:type="spellEnd"/>
+      <w:r>
+        <w:rPr>
+          <w:i/>
+        </w:rPr>
+        <w:t>,</w:t>
       </w:r>
       <w:r>
         <w:rPr>
@@ -1413,12 +2356,14 @@
         </w:rPr>
         <w:t xml:space="preserve"> </w:t>
       </w:r>
+      <w:proofErr w:type="spellStart"/>
       <w:r>
         <w:rPr>
           <w:i/>
         </w:rPr>
         <w:t>type</w:t>
       </w:r>
+      <w:proofErr w:type="spellEnd"/>
       <w:r>
         <w:rPr>
           <w:i/>
@@ -1426,12 +2371,14 @@
         </w:rPr>
         <w:t xml:space="preserve"> </w:t>
       </w:r>
+      <w:proofErr w:type="spellStart"/>
       <w:r>
         <w:rPr>
           <w:i/>
         </w:rPr>
         <w:t>of</w:t>
       </w:r>
+      <w:proofErr w:type="spellEnd"/>
       <w:r>
         <w:rPr>
           <w:i/>
@@ -1439,11 +2386,19 @@
         </w:rPr>
         <w:t xml:space="preserve"> </w:t>
       </w:r>
-      <w:r>
-        <w:rPr>
-          <w:i/>
-        </w:rPr>
-        <w:t>electricity,</w:t>
+      <w:proofErr w:type="spellStart"/>
+      <w:r>
+        <w:rPr>
+          <w:i/>
+        </w:rPr>
+        <w:t>electricity</w:t>
+      </w:r>
+      <w:proofErr w:type="spellEnd"/>
+      <w:r>
+        <w:rPr>
+          <w:i/>
+        </w:rPr>
+        <w:t>,</w:t>
       </w:r>
       <w:r>
         <w:rPr>
@@ -1452,12 +2407,14 @@
         </w:rPr>
         <w:t xml:space="preserve"> </w:t>
       </w:r>
+      <w:proofErr w:type="spellStart"/>
       <w:r>
         <w:rPr>
           <w:i/>
         </w:rPr>
         <w:t>and</w:t>
       </w:r>
+      <w:proofErr w:type="spellEnd"/>
       <w:r>
         <w:rPr>
           <w:i/>
@@ -1465,12 +2422,14 @@
         </w:rPr>
         <w:t xml:space="preserve"> </w:t>
       </w:r>
+      <w:proofErr w:type="spellStart"/>
       <w:r>
         <w:rPr>
           <w:i/>
         </w:rPr>
         <w:t>type</w:t>
       </w:r>
+      <w:proofErr w:type="spellEnd"/>
       <w:r>
         <w:rPr>
           <w:i/>
@@ -1478,12 +2437,14 @@
         </w:rPr>
         <w:t xml:space="preserve"> </w:t>
       </w:r>
+      <w:proofErr w:type="spellStart"/>
       <w:r>
         <w:rPr>
           <w:i/>
         </w:rPr>
         <w:t>of</w:t>
       </w:r>
+      <w:proofErr w:type="spellEnd"/>
       <w:r>
         <w:rPr>
           <w:i/>
@@ -1491,12 +2452,14 @@
         </w:rPr>
         <w:t xml:space="preserve"> </w:t>
       </w:r>
+      <w:proofErr w:type="spellStart"/>
       <w:r>
         <w:rPr>
           <w:i/>
         </w:rPr>
         <w:t>water</w:t>
       </w:r>
+      <w:proofErr w:type="spellEnd"/>
       <w:r>
         <w:rPr>
           <w:i/>
@@ -1504,12 +2467,322 @@
         </w:rPr>
         <w:t xml:space="preserve"> </w:t>
       </w:r>
-      <w:r>
-        <w:rPr>
-          <w:i/>
-        </w:rPr>
-        <w:t>with 16 alternative boarding house data. The SAW calculation is carried out by determining the criteria weights with the Rank Order Centroid (ROC) method, normalizing the decision matrix, and</w:t>
-      </w:r>
+      <w:proofErr w:type="spellStart"/>
+      <w:r>
+        <w:rPr>
+          <w:i/>
+        </w:rPr>
+        <w:t>with</w:t>
+      </w:r>
+      <w:proofErr w:type="spellEnd"/>
+      <w:r>
+        <w:rPr>
+          <w:i/>
+        </w:rPr>
+        <w:t xml:space="preserve"> 16 </w:t>
+      </w:r>
+      <w:proofErr w:type="spellStart"/>
+      <w:r>
+        <w:rPr>
+          <w:i/>
+        </w:rPr>
+        <w:t>alternative</w:t>
+      </w:r>
+      <w:proofErr w:type="spellEnd"/>
+      <w:r>
+        <w:rPr>
+          <w:i/>
+        </w:rPr>
+        <w:t xml:space="preserve"> </w:t>
+      </w:r>
+      <w:proofErr w:type="spellStart"/>
+      <w:r>
+        <w:rPr>
+          <w:i/>
+        </w:rPr>
+        <w:t>boarding</w:t>
+      </w:r>
+      <w:proofErr w:type="spellEnd"/>
+      <w:r>
+        <w:rPr>
+          <w:i/>
+        </w:rPr>
+        <w:t xml:space="preserve"> </w:t>
+      </w:r>
+      <w:proofErr w:type="spellStart"/>
+      <w:r>
+        <w:rPr>
+          <w:i/>
+        </w:rPr>
+        <w:t>house</w:t>
+      </w:r>
+      <w:proofErr w:type="spellEnd"/>
+      <w:r>
+        <w:rPr>
+          <w:i/>
+        </w:rPr>
+        <w:t xml:space="preserve"> data. The SAW </w:t>
+      </w:r>
+      <w:proofErr w:type="spellStart"/>
+      <w:r>
+        <w:rPr>
+          <w:i/>
+        </w:rPr>
+        <w:t>calculation</w:t>
+      </w:r>
+      <w:proofErr w:type="spellEnd"/>
+      <w:r>
+        <w:rPr>
+          <w:i/>
+        </w:rPr>
+        <w:t xml:space="preserve"> </w:t>
+      </w:r>
+      <w:proofErr w:type="spellStart"/>
+      <w:r>
+        <w:rPr>
+          <w:i/>
+        </w:rPr>
+        <w:t>is</w:t>
+      </w:r>
+      <w:proofErr w:type="spellEnd"/>
+      <w:r>
+        <w:rPr>
+          <w:i/>
+        </w:rPr>
+        <w:t xml:space="preserve"> </w:t>
+      </w:r>
+      <w:proofErr w:type="spellStart"/>
+      <w:r>
+        <w:rPr>
+          <w:i/>
+        </w:rPr>
+        <w:t>carried</w:t>
+      </w:r>
+      <w:proofErr w:type="spellEnd"/>
+      <w:r>
+        <w:rPr>
+          <w:i/>
+        </w:rPr>
+        <w:t xml:space="preserve"> </w:t>
+      </w:r>
+      <w:proofErr w:type="spellStart"/>
+      <w:r>
+        <w:rPr>
+          <w:i/>
+        </w:rPr>
+        <w:t>out</w:t>
+      </w:r>
+      <w:proofErr w:type="spellEnd"/>
+      <w:r>
+        <w:rPr>
+          <w:i/>
+        </w:rPr>
+        <w:t xml:space="preserve"> </w:t>
+      </w:r>
+      <w:proofErr w:type="spellStart"/>
+      <w:r>
+        <w:rPr>
+          <w:i/>
+        </w:rPr>
+        <w:t>by</w:t>
+      </w:r>
+      <w:proofErr w:type="spellEnd"/>
+      <w:r>
+        <w:rPr>
+          <w:i/>
+        </w:rPr>
+        <w:t xml:space="preserve"> </w:t>
+      </w:r>
+      <w:proofErr w:type="spellStart"/>
+      <w:r>
+        <w:rPr>
+          <w:i/>
+        </w:rPr>
+        <w:t>determining</w:t>
+      </w:r>
+      <w:proofErr w:type="spellEnd"/>
+      <w:r>
+        <w:rPr>
+          <w:i/>
+        </w:rPr>
+        <w:t xml:space="preserve"> </w:t>
+      </w:r>
+      <w:proofErr w:type="spellStart"/>
+      <w:r>
+        <w:rPr>
+          <w:i/>
+        </w:rPr>
+        <w:t>the</w:t>
+      </w:r>
+      <w:proofErr w:type="spellEnd"/>
+      <w:r>
+        <w:rPr>
+          <w:i/>
+        </w:rPr>
+        <w:t xml:space="preserve"> </w:t>
+      </w:r>
+      <w:proofErr w:type="spellStart"/>
+      <w:r>
+        <w:rPr>
+          <w:i/>
+        </w:rPr>
+        <w:t>criteria</w:t>
+      </w:r>
+      <w:proofErr w:type="spellEnd"/>
+      <w:r>
+        <w:rPr>
+          <w:i/>
+        </w:rPr>
+        <w:t xml:space="preserve"> </w:t>
+      </w:r>
+      <w:proofErr w:type="spellStart"/>
+      <w:r>
+        <w:rPr>
+          <w:i/>
+        </w:rPr>
+        <w:t>weights</w:t>
+      </w:r>
+      <w:proofErr w:type="spellEnd"/>
+      <w:r>
+        <w:rPr>
+          <w:i/>
+        </w:rPr>
+        <w:t xml:space="preserve"> </w:t>
+      </w:r>
+      <w:proofErr w:type="spellStart"/>
+      <w:r>
+        <w:rPr>
+          <w:i/>
+        </w:rPr>
+        <w:t>with</w:t>
+      </w:r>
+      <w:proofErr w:type="spellEnd"/>
+      <w:r>
+        <w:rPr>
+          <w:i/>
+        </w:rPr>
+        <w:t xml:space="preserve"> </w:t>
+      </w:r>
+      <w:proofErr w:type="spellStart"/>
+      <w:r>
+        <w:rPr>
+          <w:i/>
+        </w:rPr>
+        <w:t>the</w:t>
+      </w:r>
+      <w:proofErr w:type="spellEnd"/>
+      <w:r>
+        <w:rPr>
+          <w:i/>
+        </w:rPr>
+        <w:t xml:space="preserve"> </w:t>
+      </w:r>
+      <w:proofErr w:type="spellStart"/>
+      <w:r>
+        <w:rPr>
+          <w:i/>
+        </w:rPr>
+        <w:t>Rank</w:t>
+      </w:r>
+      <w:proofErr w:type="spellEnd"/>
+      <w:r>
+        <w:rPr>
+          <w:i/>
+        </w:rPr>
+        <w:t xml:space="preserve"> Order </w:t>
+      </w:r>
+      <w:proofErr w:type="spellStart"/>
+      <w:r>
+        <w:rPr>
+          <w:i/>
+        </w:rPr>
+        <w:t>Centroid</w:t>
+      </w:r>
+      <w:proofErr w:type="spellEnd"/>
+      <w:r>
+        <w:rPr>
+          <w:i/>
+        </w:rPr>
+        <w:t xml:space="preserve"> (ROC) </w:t>
+      </w:r>
+      <w:proofErr w:type="spellStart"/>
+      <w:r>
+        <w:rPr>
+          <w:i/>
+        </w:rPr>
+        <w:t>method</w:t>
+      </w:r>
+      <w:proofErr w:type="spellEnd"/>
+      <w:r>
+        <w:rPr>
+          <w:i/>
+        </w:rPr>
+        <w:t xml:space="preserve">, </w:t>
+      </w:r>
+      <w:proofErr w:type="spellStart"/>
+      <w:r>
+        <w:rPr>
+          <w:i/>
+        </w:rPr>
+        <w:t>normalizing</w:t>
+      </w:r>
+      <w:proofErr w:type="spellEnd"/>
+      <w:r>
+        <w:rPr>
+          <w:i/>
+        </w:rPr>
+        <w:t xml:space="preserve"> </w:t>
+      </w:r>
+      <w:proofErr w:type="spellStart"/>
+      <w:r>
+        <w:rPr>
+          <w:i/>
+        </w:rPr>
+        <w:t>the</w:t>
+      </w:r>
+      <w:proofErr w:type="spellEnd"/>
+      <w:r>
+        <w:rPr>
+          <w:i/>
+        </w:rPr>
+        <w:t xml:space="preserve"> </w:t>
+      </w:r>
+      <w:proofErr w:type="spellStart"/>
+      <w:r>
+        <w:rPr>
+          <w:i/>
+        </w:rPr>
+        <w:t>decision</w:t>
+      </w:r>
+      <w:proofErr w:type="spellEnd"/>
+      <w:r>
+        <w:rPr>
+          <w:i/>
+        </w:rPr>
+        <w:t xml:space="preserve"> </w:t>
+      </w:r>
+      <w:proofErr w:type="spellStart"/>
+      <w:r>
+        <w:rPr>
+          <w:i/>
+        </w:rPr>
+        <w:t>matrix</w:t>
+      </w:r>
+      <w:proofErr w:type="spellEnd"/>
+      <w:r>
+        <w:rPr>
+          <w:i/>
+        </w:rPr>
+        <w:t xml:space="preserve">, </w:t>
+      </w:r>
+      <w:proofErr w:type="spellStart"/>
+      <w:r>
+        <w:rPr>
+          <w:i/>
+        </w:rPr>
+        <w:t>and</w:t>
+      </w:r>
+      <w:proofErr w:type="spellEnd"/>
       <w:r>
         <w:rPr>
           <w:i/>
@@ -1517,12 +2790,14 @@
         </w:rPr>
         <w:t xml:space="preserve"> </w:t>
       </w:r>
+      <w:proofErr w:type="spellStart"/>
       <w:r>
         <w:rPr>
           <w:i/>
         </w:rPr>
         <w:t>calculating</w:t>
       </w:r>
+      <w:proofErr w:type="spellEnd"/>
       <w:r>
         <w:rPr>
           <w:i/>
@@ -1530,12 +2805,14 @@
         </w:rPr>
         <w:t xml:space="preserve"> </w:t>
       </w:r>
+      <w:proofErr w:type="spellStart"/>
       <w:r>
         <w:rPr>
           <w:i/>
         </w:rPr>
         <w:t>the</w:t>
       </w:r>
+      <w:proofErr w:type="spellEnd"/>
       <w:r>
         <w:rPr>
           <w:i/>
@@ -1543,12 +2820,14 @@
         </w:rPr>
         <w:t xml:space="preserve"> </w:t>
       </w:r>
+      <w:proofErr w:type="spellStart"/>
       <w:r>
         <w:rPr>
           <w:i/>
         </w:rPr>
         <w:t>preference</w:t>
       </w:r>
+      <w:proofErr w:type="spellEnd"/>
       <w:r>
         <w:rPr>
           <w:i/>
@@ -1556,12 +2835,14 @@
         </w:rPr>
         <w:t xml:space="preserve"> </w:t>
       </w:r>
+      <w:proofErr w:type="spellStart"/>
       <w:r>
         <w:rPr>
           <w:i/>
         </w:rPr>
         <w:t>value</w:t>
       </w:r>
+      <w:proofErr w:type="spellEnd"/>
       <w:r>
         <w:rPr>
           <w:i/>
@@ -1569,12 +2850,14 @@
         </w:rPr>
         <w:t xml:space="preserve"> </w:t>
       </w:r>
+      <w:proofErr w:type="spellStart"/>
       <w:r>
         <w:rPr>
           <w:i/>
         </w:rPr>
         <w:t>of</w:t>
       </w:r>
+      <w:proofErr w:type="spellEnd"/>
       <w:r>
         <w:rPr>
           <w:i/>
@@ -1582,12 +2865,14 @@
         </w:rPr>
         <w:t xml:space="preserve"> </w:t>
       </w:r>
+      <w:proofErr w:type="spellStart"/>
       <w:r>
         <w:rPr>
           <w:i/>
         </w:rPr>
         <w:t>each</w:t>
       </w:r>
+      <w:proofErr w:type="spellEnd"/>
       <w:r>
         <w:rPr>
           <w:i/>
@@ -1595,11 +2880,19 @@
         </w:rPr>
         <w:t xml:space="preserve"> </w:t>
       </w:r>
-      <w:r>
-        <w:rPr>
-          <w:i/>
-        </w:rPr>
-        <w:t>alternative.</w:t>
+      <w:proofErr w:type="spellStart"/>
+      <w:r>
+        <w:rPr>
+          <w:i/>
+        </w:rPr>
+        <w:t>alternative</w:t>
+      </w:r>
+      <w:proofErr w:type="spellEnd"/>
+      <w:r>
+        <w:rPr>
+          <w:i/>
+        </w:rPr>
+        <w:t>.</w:t>
       </w:r>
       <w:r>
         <w:rPr>
@@ -1621,12 +2914,14 @@
         </w:rPr>
         <w:t xml:space="preserve"> </w:t>
       </w:r>
+      <w:proofErr w:type="spellStart"/>
       <w:r>
         <w:rPr>
           <w:i/>
         </w:rPr>
         <w:t>results</w:t>
       </w:r>
+      <w:proofErr w:type="spellEnd"/>
       <w:r>
         <w:rPr>
           <w:i/>
@@ -1634,12 +2929,14 @@
         </w:rPr>
         <w:t xml:space="preserve"> </w:t>
       </w:r>
+      <w:proofErr w:type="spellStart"/>
       <w:r>
         <w:rPr>
           <w:i/>
         </w:rPr>
         <w:t>show</w:t>
       </w:r>
+      <w:proofErr w:type="spellEnd"/>
       <w:r>
         <w:rPr>
           <w:i/>
@@ -1647,12 +2944,14 @@
         </w:rPr>
         <w:t xml:space="preserve"> </w:t>
       </w:r>
+      <w:proofErr w:type="spellStart"/>
       <w:r>
         <w:rPr>
           <w:i/>
         </w:rPr>
         <w:t>that</w:t>
       </w:r>
+      <w:proofErr w:type="spellEnd"/>
       <w:r>
         <w:rPr>
           <w:i/>
@@ -1673,12 +2972,532 @@
         </w:rPr>
         <w:t xml:space="preserve"> </w:t>
       </w:r>
-      <w:r>
-        <w:rPr>
-          <w:i/>
-        </w:rPr>
-        <w:t>Harmony 1 obtained the highest preference value of 0.8150, and the system is able to generate boarding house recommendations in order based on the preference values obtained. Through the application of this technology, the process of determining boarding houses becomes more structured</w:t>
-      </w:r>
+      <w:proofErr w:type="spellStart"/>
+      <w:r>
+        <w:rPr>
+          <w:i/>
+        </w:rPr>
+        <w:t>Harmony</w:t>
+      </w:r>
+      <w:proofErr w:type="spellEnd"/>
+      <w:r>
+        <w:rPr>
+          <w:i/>
+        </w:rPr>
+        <w:t xml:space="preserve"> 1 </w:t>
+      </w:r>
+      <w:proofErr w:type="spellStart"/>
+      <w:r>
+        <w:rPr>
+          <w:i/>
+        </w:rPr>
+        <w:t>obtained</w:t>
+      </w:r>
+      <w:proofErr w:type="spellEnd"/>
+      <w:r>
+        <w:rPr>
+          <w:i/>
+        </w:rPr>
+        <w:t xml:space="preserve"> </w:t>
+      </w:r>
+      <w:proofErr w:type="spellStart"/>
+      <w:r>
+        <w:rPr>
+          <w:i/>
+        </w:rPr>
+        <w:t>the</w:t>
+      </w:r>
+      <w:proofErr w:type="spellEnd"/>
+      <w:r>
+        <w:rPr>
+          <w:i/>
+        </w:rPr>
+        <w:t xml:space="preserve"> </w:t>
+      </w:r>
+      <w:proofErr w:type="spellStart"/>
+      <w:r>
+        <w:rPr>
+          <w:i/>
+        </w:rPr>
+        <w:t>highest</w:t>
+      </w:r>
+      <w:proofErr w:type="spellEnd"/>
+      <w:r>
+        <w:rPr>
+          <w:i/>
+        </w:rPr>
+        <w:t xml:space="preserve"> </w:t>
+      </w:r>
+      <w:proofErr w:type="spellStart"/>
+      <w:r>
+        <w:rPr>
+          <w:i/>
+        </w:rPr>
+        <w:t>preference</w:t>
+      </w:r>
+      <w:proofErr w:type="spellEnd"/>
+      <w:r>
+        <w:rPr>
+          <w:i/>
+        </w:rPr>
+        <w:t xml:space="preserve"> </w:t>
+      </w:r>
+      <w:proofErr w:type="spellStart"/>
+      <w:r>
+        <w:rPr>
+          <w:i/>
+        </w:rPr>
+        <w:t>value</w:t>
+      </w:r>
+      <w:proofErr w:type="spellEnd"/>
+      <w:r>
+        <w:rPr>
+          <w:i/>
+        </w:rPr>
+        <w:t xml:space="preserve"> </w:t>
+      </w:r>
+      <w:proofErr w:type="spellStart"/>
+      <w:r>
+        <w:rPr>
+          <w:i/>
+        </w:rPr>
+        <w:t>of</w:t>
+      </w:r>
+      <w:proofErr w:type="spellEnd"/>
+      <w:r>
+        <w:rPr>
+          <w:i/>
+        </w:rPr>
+        <w:t xml:space="preserve"> 0.8150, </w:t>
+      </w:r>
+      <w:proofErr w:type="spellStart"/>
+      <w:r>
+        <w:rPr>
+          <w:i/>
+        </w:rPr>
+        <w:t>and</w:t>
+      </w:r>
+      <w:proofErr w:type="spellEnd"/>
+      <w:r>
+        <w:rPr>
+          <w:i/>
+        </w:rPr>
+        <w:t xml:space="preserve"> </w:t>
+      </w:r>
+      <w:proofErr w:type="spellStart"/>
+      <w:r>
+        <w:rPr>
+          <w:i/>
+        </w:rPr>
+        <w:t>the</w:t>
+      </w:r>
+      <w:proofErr w:type="spellEnd"/>
+      <w:r>
+        <w:rPr>
+          <w:i/>
+        </w:rPr>
+        <w:t xml:space="preserve"> </w:t>
+      </w:r>
+      <w:proofErr w:type="spellStart"/>
+      <w:r>
+        <w:rPr>
+          <w:i/>
+        </w:rPr>
+        <w:t>system</w:t>
+      </w:r>
+      <w:proofErr w:type="spellEnd"/>
+      <w:r>
+        <w:rPr>
+          <w:i/>
+        </w:rPr>
+        <w:t xml:space="preserve"> </w:t>
+      </w:r>
+      <w:proofErr w:type="spellStart"/>
+      <w:r>
+        <w:rPr>
+          <w:i/>
+        </w:rPr>
+        <w:t>is</w:t>
+      </w:r>
+      <w:proofErr w:type="spellEnd"/>
+      <w:r>
+        <w:rPr>
+          <w:i/>
+        </w:rPr>
+        <w:t xml:space="preserve"> </w:t>
+      </w:r>
+      <w:proofErr w:type="spellStart"/>
+      <w:r>
+        <w:rPr>
+          <w:i/>
+        </w:rPr>
+        <w:t>able</w:t>
+      </w:r>
+      <w:proofErr w:type="spellEnd"/>
+      <w:r>
+        <w:rPr>
+          <w:i/>
+        </w:rPr>
+        <w:t xml:space="preserve"> </w:t>
+      </w:r>
+      <w:proofErr w:type="spellStart"/>
+      <w:r>
+        <w:rPr>
+          <w:i/>
+        </w:rPr>
+        <w:t>to</w:t>
+      </w:r>
+      <w:proofErr w:type="spellEnd"/>
+      <w:r>
+        <w:rPr>
+          <w:i/>
+        </w:rPr>
+        <w:t xml:space="preserve"> </w:t>
+      </w:r>
+      <w:proofErr w:type="spellStart"/>
+      <w:r>
+        <w:rPr>
+          <w:i/>
+        </w:rPr>
+        <w:t>generate</w:t>
+      </w:r>
+      <w:proofErr w:type="spellEnd"/>
+      <w:r>
+        <w:rPr>
+          <w:i/>
+        </w:rPr>
+        <w:t xml:space="preserve"> </w:t>
+      </w:r>
+      <w:proofErr w:type="spellStart"/>
+      <w:r>
+        <w:rPr>
+          <w:i/>
+        </w:rPr>
+        <w:t>boarding</w:t>
+      </w:r>
+      <w:proofErr w:type="spellEnd"/>
+      <w:r>
+        <w:rPr>
+          <w:i/>
+        </w:rPr>
+        <w:t xml:space="preserve"> </w:t>
+      </w:r>
+      <w:proofErr w:type="spellStart"/>
+      <w:r>
+        <w:rPr>
+          <w:i/>
+        </w:rPr>
+        <w:t>house</w:t>
+      </w:r>
+      <w:proofErr w:type="spellEnd"/>
+      <w:r>
+        <w:rPr>
+          <w:i/>
+        </w:rPr>
+        <w:t xml:space="preserve"> </w:t>
+      </w:r>
+      <w:proofErr w:type="spellStart"/>
+      <w:r>
+        <w:rPr>
+          <w:i/>
+        </w:rPr>
+        <w:t>recommendations</w:t>
+      </w:r>
+      <w:proofErr w:type="spellEnd"/>
+      <w:r>
+        <w:rPr>
+          <w:i/>
+        </w:rPr>
+        <w:t xml:space="preserve"> in order </w:t>
+      </w:r>
+      <w:proofErr w:type="spellStart"/>
+      <w:r>
+        <w:rPr>
+          <w:i/>
+        </w:rPr>
+        <w:t>based</w:t>
+      </w:r>
+      <w:proofErr w:type="spellEnd"/>
+      <w:r>
+        <w:rPr>
+          <w:i/>
+        </w:rPr>
+        <w:t xml:space="preserve"> </w:t>
+      </w:r>
+      <w:proofErr w:type="spellStart"/>
+      <w:r>
+        <w:rPr>
+          <w:i/>
+        </w:rPr>
+        <w:t>on</w:t>
+      </w:r>
+      <w:proofErr w:type="spellEnd"/>
+      <w:r>
+        <w:rPr>
+          <w:i/>
+        </w:rPr>
+        <w:t xml:space="preserve"> </w:t>
+      </w:r>
+      <w:proofErr w:type="spellStart"/>
+      <w:r>
+        <w:rPr>
+          <w:i/>
+        </w:rPr>
+        <w:t>the</w:t>
+      </w:r>
+      <w:proofErr w:type="spellEnd"/>
+      <w:r>
+        <w:rPr>
+          <w:i/>
+        </w:rPr>
+        <w:t xml:space="preserve"> </w:t>
+      </w:r>
+      <w:proofErr w:type="spellStart"/>
+      <w:r>
+        <w:rPr>
+          <w:i/>
+        </w:rPr>
+        <w:t>preference</w:t>
+      </w:r>
+      <w:proofErr w:type="spellEnd"/>
+      <w:r>
+        <w:rPr>
+          <w:i/>
+        </w:rPr>
+        <w:t xml:space="preserve"> </w:t>
+      </w:r>
+      <w:proofErr w:type="spellStart"/>
+      <w:r>
+        <w:rPr>
+          <w:i/>
+        </w:rPr>
+        <w:t>values</w:t>
+      </w:r>
+      <w:proofErr w:type="spellEnd"/>
+      <w:r>
+        <w:rPr>
+          <w:i/>
+        </w:rPr>
+        <w:t xml:space="preserve"> </w:t>
+      </w:r>
+      <w:proofErr w:type="spellStart"/>
+      <w:r>
+        <w:rPr>
+          <w:i/>
+        </w:rPr>
+        <w:t>obtained</w:t>
+      </w:r>
+      <w:proofErr w:type="spellEnd"/>
+      <w:r>
+        <w:rPr>
+          <w:i/>
+        </w:rPr>
+        <w:t xml:space="preserve">. </w:t>
+      </w:r>
+      <w:proofErr w:type="spellStart"/>
+      <w:r>
+        <w:rPr>
+          <w:i/>
+        </w:rPr>
+        <w:t>Through</w:t>
+      </w:r>
+      <w:proofErr w:type="spellEnd"/>
+      <w:r>
+        <w:rPr>
+          <w:i/>
+        </w:rPr>
+        <w:t xml:space="preserve"> </w:t>
+      </w:r>
+      <w:proofErr w:type="spellStart"/>
+      <w:r>
+        <w:rPr>
+          <w:i/>
+        </w:rPr>
+        <w:t>the</w:t>
+      </w:r>
+      <w:proofErr w:type="spellEnd"/>
+      <w:r>
+        <w:rPr>
+          <w:i/>
+        </w:rPr>
+        <w:t xml:space="preserve"> </w:t>
+      </w:r>
+      <w:proofErr w:type="spellStart"/>
+      <w:r>
+        <w:rPr>
+          <w:i/>
+        </w:rPr>
+        <w:t>application</w:t>
+      </w:r>
+      <w:proofErr w:type="spellEnd"/>
+      <w:r>
+        <w:rPr>
+          <w:i/>
+        </w:rPr>
+        <w:t xml:space="preserve"> </w:t>
+      </w:r>
+      <w:proofErr w:type="spellStart"/>
+      <w:r>
+        <w:rPr>
+          <w:i/>
+        </w:rPr>
+        <w:t>of</w:t>
+      </w:r>
+      <w:proofErr w:type="spellEnd"/>
+      <w:r>
+        <w:rPr>
+          <w:i/>
+        </w:rPr>
+        <w:t xml:space="preserve"> </w:t>
+      </w:r>
+      <w:proofErr w:type="spellStart"/>
+      <w:r>
+        <w:rPr>
+          <w:i/>
+        </w:rPr>
+        <w:t>this</w:t>
+      </w:r>
+      <w:proofErr w:type="spellEnd"/>
+      <w:r>
+        <w:rPr>
+          <w:i/>
+        </w:rPr>
+        <w:t xml:space="preserve"> </w:t>
+      </w:r>
+      <w:proofErr w:type="spellStart"/>
+      <w:r>
+        <w:rPr>
+          <w:i/>
+        </w:rPr>
+        <w:t>technology</w:t>
+      </w:r>
+      <w:proofErr w:type="spellEnd"/>
+      <w:r>
+        <w:rPr>
+          <w:i/>
+        </w:rPr>
+        <w:t xml:space="preserve">, </w:t>
+      </w:r>
+      <w:proofErr w:type="spellStart"/>
+      <w:r>
+        <w:rPr>
+          <w:i/>
+        </w:rPr>
+        <w:t>the</w:t>
+      </w:r>
+      <w:proofErr w:type="spellEnd"/>
+      <w:r>
+        <w:rPr>
+          <w:i/>
+        </w:rPr>
+        <w:t xml:space="preserve"> </w:t>
+      </w:r>
+      <w:proofErr w:type="spellStart"/>
+      <w:r>
+        <w:rPr>
+          <w:i/>
+        </w:rPr>
+        <w:t>process</w:t>
+      </w:r>
+      <w:proofErr w:type="spellEnd"/>
+      <w:r>
+        <w:rPr>
+          <w:i/>
+        </w:rPr>
+        <w:t xml:space="preserve"> </w:t>
+      </w:r>
+      <w:proofErr w:type="spellStart"/>
+      <w:r>
+        <w:rPr>
+          <w:i/>
+        </w:rPr>
+        <w:t>of</w:t>
+      </w:r>
+      <w:proofErr w:type="spellEnd"/>
+      <w:r>
+        <w:rPr>
+          <w:i/>
+        </w:rPr>
+        <w:t xml:space="preserve"> </w:t>
+      </w:r>
+      <w:proofErr w:type="spellStart"/>
+      <w:r>
+        <w:rPr>
+          <w:i/>
+        </w:rPr>
+        <w:t>determining</w:t>
+      </w:r>
+      <w:proofErr w:type="spellEnd"/>
+      <w:r>
+        <w:rPr>
+          <w:i/>
+        </w:rPr>
+        <w:t xml:space="preserve"> </w:t>
+      </w:r>
+      <w:proofErr w:type="spellStart"/>
+      <w:r>
+        <w:rPr>
+          <w:i/>
+        </w:rPr>
+        <w:t>boarding</w:t>
+      </w:r>
+      <w:proofErr w:type="spellEnd"/>
+      <w:r>
+        <w:rPr>
+          <w:i/>
+        </w:rPr>
+        <w:t xml:space="preserve"> </w:t>
+      </w:r>
+      <w:proofErr w:type="spellStart"/>
+      <w:r>
+        <w:rPr>
+          <w:i/>
+        </w:rPr>
+        <w:t>houses</w:t>
+      </w:r>
+      <w:proofErr w:type="spellEnd"/>
+      <w:r>
+        <w:rPr>
+          <w:i/>
+        </w:rPr>
+        <w:t xml:space="preserve"> </w:t>
+      </w:r>
+      <w:proofErr w:type="spellStart"/>
+      <w:r>
+        <w:rPr>
+          <w:i/>
+        </w:rPr>
+        <w:t>becomes</w:t>
+      </w:r>
+      <w:proofErr w:type="spellEnd"/>
+      <w:r>
+        <w:rPr>
+          <w:i/>
+        </w:rPr>
+        <w:t xml:space="preserve"> </w:t>
+      </w:r>
+      <w:proofErr w:type="spellStart"/>
+      <w:r>
+        <w:rPr>
+          <w:i/>
+        </w:rPr>
+        <w:t>more</w:t>
+      </w:r>
+      <w:proofErr w:type="spellEnd"/>
+      <w:r>
+        <w:rPr>
+          <w:i/>
+        </w:rPr>
+        <w:t xml:space="preserve"> </w:t>
+      </w:r>
+      <w:proofErr w:type="spellStart"/>
+      <w:r>
+        <w:rPr>
+          <w:i/>
+        </w:rPr>
+        <w:t>structured</w:t>
+      </w:r>
+      <w:proofErr w:type="spellEnd"/>
       <w:r>
         <w:rPr>
           <w:i/>
@@ -1686,12 +3505,14 @@
         </w:rPr>
         <w:t xml:space="preserve"> </w:t>
       </w:r>
+      <w:proofErr w:type="spellStart"/>
       <w:r>
         <w:rPr>
           <w:i/>
         </w:rPr>
         <w:t>and</w:t>
       </w:r>
+      <w:proofErr w:type="spellEnd"/>
       <w:r>
         <w:rPr>
           <w:i/>
@@ -1699,11 +3520,19 @@
         </w:rPr>
         <w:t xml:space="preserve"> </w:t>
       </w:r>
-      <w:r>
-        <w:rPr>
-          <w:i/>
-        </w:rPr>
-        <w:t>measurable,</w:t>
+      <w:proofErr w:type="spellStart"/>
+      <w:r>
+        <w:rPr>
+          <w:i/>
+        </w:rPr>
+        <w:t>measurable</w:t>
+      </w:r>
+      <w:proofErr w:type="spellEnd"/>
+      <w:r>
+        <w:rPr>
+          <w:i/>
+        </w:rPr>
+        <w:t>,</w:t>
       </w:r>
       <w:r>
         <w:rPr>
@@ -1712,12 +3541,14 @@
         </w:rPr>
         <w:t xml:space="preserve"> </w:t>
       </w:r>
+      <w:proofErr w:type="spellStart"/>
       <w:r>
         <w:rPr>
           <w:i/>
         </w:rPr>
         <w:t>thus</w:t>
       </w:r>
+      <w:proofErr w:type="spellEnd"/>
       <w:r>
         <w:rPr>
           <w:i/>
@@ -1725,12 +3556,14 @@
         </w:rPr>
         <w:t xml:space="preserve"> </w:t>
       </w:r>
+      <w:proofErr w:type="spellStart"/>
       <w:r>
         <w:rPr>
           <w:i/>
         </w:rPr>
         <w:t>supporting</w:t>
       </w:r>
+      <w:proofErr w:type="spellEnd"/>
       <w:r>
         <w:rPr>
           <w:i/>
@@ -1738,12 +3571,14 @@
         </w:rPr>
         <w:t xml:space="preserve"> </w:t>
       </w:r>
+      <w:proofErr w:type="spellStart"/>
       <w:r>
         <w:rPr>
           <w:i/>
         </w:rPr>
         <w:t>more</w:t>
       </w:r>
+      <w:proofErr w:type="spellEnd"/>
       <w:r>
         <w:rPr>
           <w:i/>
@@ -1751,12 +3586,14 @@
         </w:rPr>
         <w:t xml:space="preserve"> </w:t>
       </w:r>
+      <w:proofErr w:type="spellStart"/>
       <w:r>
         <w:rPr>
           <w:i/>
         </w:rPr>
         <w:t>effective</w:t>
       </w:r>
+      <w:proofErr w:type="spellEnd"/>
       <w:r>
         <w:rPr>
           <w:i/>
@@ -1764,12 +3601,14 @@
         </w:rPr>
         <w:t xml:space="preserve"> </w:t>
       </w:r>
+      <w:proofErr w:type="spellStart"/>
       <w:r>
         <w:rPr>
           <w:i/>
         </w:rPr>
         <w:t>and</w:t>
       </w:r>
+      <w:proofErr w:type="spellEnd"/>
       <w:r>
         <w:rPr>
           <w:i/>
@@ -1777,12 +3616,14 @@
         </w:rPr>
         <w:t xml:space="preserve"> </w:t>
       </w:r>
+      <w:proofErr w:type="spellStart"/>
       <w:r>
         <w:rPr>
           <w:i/>
         </w:rPr>
         <w:t>efficient</w:t>
       </w:r>
+      <w:proofErr w:type="spellEnd"/>
       <w:r>
         <w:rPr>
           <w:i/>
@@ -1790,12 +3631,14 @@
         </w:rPr>
         <w:t xml:space="preserve"> </w:t>
       </w:r>
+      <w:proofErr w:type="spellStart"/>
       <w:r>
         <w:rPr>
           <w:i/>
         </w:rPr>
         <w:t>decision</w:t>
       </w:r>
+      <w:proofErr w:type="spellEnd"/>
       <w:r>
         <w:rPr>
           <w:i/>
@@ -1816,12 +3659,14 @@
         </w:rPr>
         <w:t xml:space="preserve"> </w:t>
       </w:r>
+      <w:proofErr w:type="spellStart"/>
       <w:r>
         <w:rPr>
           <w:i/>
         </w:rPr>
         <w:t>for</w:t>
       </w:r>
+      <w:proofErr w:type="spellEnd"/>
       <w:r>
         <w:rPr>
           <w:i/>
@@ -1829,11 +3674,145 @@
         </w:rPr>
         <w:t xml:space="preserve"> </w:t>
       </w:r>
-      <w:r>
-        <w:rPr>
-          <w:i/>
-        </w:rPr>
-        <w:t>users in finding the boarding house that best suits their needs.</w:t>
+      <w:proofErr w:type="spellStart"/>
+      <w:r>
+        <w:rPr>
+          <w:i/>
+        </w:rPr>
+        <w:t>users</w:t>
+      </w:r>
+      <w:proofErr w:type="spellEnd"/>
+      <w:r>
+        <w:rPr>
+          <w:i/>
+        </w:rPr>
+        <w:t xml:space="preserve"> in </w:t>
+      </w:r>
+      <w:proofErr w:type="spellStart"/>
+      <w:r>
+        <w:rPr>
+          <w:i/>
+        </w:rPr>
+        <w:t>finding</w:t>
+      </w:r>
+      <w:proofErr w:type="spellEnd"/>
+      <w:r>
+        <w:rPr>
+          <w:i/>
+        </w:rPr>
+        <w:t xml:space="preserve"> </w:t>
+      </w:r>
+      <w:proofErr w:type="spellStart"/>
+      <w:r>
+        <w:rPr>
+          <w:i/>
+        </w:rPr>
+        <w:t>the</w:t>
+      </w:r>
+      <w:proofErr w:type="spellEnd"/>
+      <w:r>
+        <w:rPr>
+          <w:i/>
+        </w:rPr>
+        <w:t xml:space="preserve"> </w:t>
+      </w:r>
+      <w:proofErr w:type="spellStart"/>
+      <w:r>
+        <w:rPr>
+          <w:i/>
+        </w:rPr>
+        <w:t>boarding</w:t>
+      </w:r>
+      <w:proofErr w:type="spellEnd"/>
+      <w:r>
+        <w:rPr>
+          <w:i/>
+        </w:rPr>
+        <w:t xml:space="preserve"> </w:t>
+      </w:r>
+      <w:proofErr w:type="spellStart"/>
+      <w:r>
+        <w:rPr>
+          <w:i/>
+        </w:rPr>
+        <w:t>house</w:t>
+      </w:r>
+      <w:proofErr w:type="spellEnd"/>
+      <w:r>
+        <w:rPr>
+          <w:i/>
+        </w:rPr>
+        <w:t xml:space="preserve"> </w:t>
+      </w:r>
+      <w:proofErr w:type="spellStart"/>
+      <w:r>
+        <w:rPr>
+          <w:i/>
+        </w:rPr>
+        <w:t>that</w:t>
+      </w:r>
+      <w:proofErr w:type="spellEnd"/>
+      <w:r>
+        <w:rPr>
+          <w:i/>
+        </w:rPr>
+        <w:t xml:space="preserve"> </w:t>
+      </w:r>
+      <w:proofErr w:type="spellStart"/>
+      <w:r>
+        <w:rPr>
+          <w:i/>
+        </w:rPr>
+        <w:t>best</w:t>
+      </w:r>
+      <w:proofErr w:type="spellEnd"/>
+      <w:r>
+        <w:rPr>
+          <w:i/>
+        </w:rPr>
+        <w:t xml:space="preserve"> </w:t>
+      </w:r>
+      <w:proofErr w:type="spellStart"/>
+      <w:r>
+        <w:rPr>
+          <w:i/>
+        </w:rPr>
+        <w:t>suits</w:t>
+      </w:r>
+      <w:proofErr w:type="spellEnd"/>
+      <w:r>
+        <w:rPr>
+          <w:i/>
+        </w:rPr>
+        <w:t xml:space="preserve"> </w:t>
+      </w:r>
+      <w:proofErr w:type="spellStart"/>
+      <w:r>
+        <w:rPr>
+          <w:i/>
+        </w:rPr>
+        <w:t>their</w:t>
+      </w:r>
+      <w:proofErr w:type="spellEnd"/>
+      <w:r>
+        <w:rPr>
+          <w:i/>
+        </w:rPr>
+        <w:t xml:space="preserve"> </w:t>
+      </w:r>
+      <w:proofErr w:type="spellStart"/>
+      <w:r>
+        <w:rPr>
+          <w:i/>
+        </w:rPr>
+        <w:t>needs</w:t>
+      </w:r>
+      <w:proofErr w:type="spellEnd"/>
+      <w:r>
+        <w:rPr>
+          <w:i/>
+        </w:rPr>
+        <w:t>.</w:t>
       </w:r>
     </w:p>
     <w:p>
@@ -1853,13 +3832,23 @@
           <w:i/>
         </w:rPr>
       </w:pPr>
+      <w:proofErr w:type="spellStart"/>
       <w:r>
         <w:rPr>
           <w:b/>
           <w:i/>
         </w:rPr>
-        <w:t>Keywords—</w:t>
-      </w:r>
+        <w:t>Keywords</w:t>
+      </w:r>
+      <w:proofErr w:type="spellEnd"/>
+      <w:r>
+        <w:rPr>
+          <w:b/>
+          <w:i/>
+        </w:rPr>
+        <w:t>—</w:t>
+      </w:r>
+      <w:proofErr w:type="spellStart"/>
       <w:r>
         <w:rPr>
           <w:i/>
@@ -1873,6 +3862,7 @@
         </w:rPr>
         <w:t>oarding</w:t>
       </w:r>
+      <w:proofErr w:type="spellEnd"/>
       <w:r>
         <w:rPr>
           <w:i/>
@@ -1893,12 +3883,14 @@
         </w:rPr>
         <w:t xml:space="preserve"> </w:t>
       </w:r>
+      <w:proofErr w:type="spellStart"/>
       <w:r>
         <w:rPr>
           <w:i/>
         </w:rPr>
         <w:t>Recommendation</w:t>
       </w:r>
+      <w:proofErr w:type="spellEnd"/>
       <w:r>
         <w:rPr>
           <w:i/>
@@ -1919,12 +3911,14 @@
         </w:rPr>
         <w:t xml:space="preserve"> </w:t>
       </w:r>
+      <w:proofErr w:type="spellStart"/>
       <w:r>
         <w:rPr>
           <w:i/>
         </w:rPr>
         <w:t>Simple</w:t>
       </w:r>
+      <w:proofErr w:type="spellEnd"/>
       <w:r>
         <w:rPr>
           <w:i/>
@@ -1932,12 +3926,14 @@
         </w:rPr>
         <w:t xml:space="preserve"> </w:t>
       </w:r>
+      <w:proofErr w:type="spellStart"/>
       <w:r>
         <w:rPr>
           <w:i/>
         </w:rPr>
         <w:t>Additive</w:t>
       </w:r>
+      <w:proofErr w:type="spellEnd"/>
       <w:r>
         <w:rPr>
           <w:i/>
@@ -1945,12 +3941,14 @@
         </w:rPr>
         <w:t xml:space="preserve"> </w:t>
       </w:r>
+      <w:proofErr w:type="spellStart"/>
       <w:r>
         <w:rPr>
           <w:i/>
         </w:rPr>
         <w:t>Weighting</w:t>
       </w:r>
+      <w:proofErr w:type="spellEnd"/>
       <w:r>
         <w:rPr>
           <w:i/>
@@ -1962,7 +3960,35 @@
         <w:rPr>
           <w:i/>
         </w:rPr>
-        <w:t>(SAW), Mobile Application, Decision Making.</w:t>
+        <w:t xml:space="preserve">(SAW), Mobile </w:t>
+      </w:r>
+      <w:proofErr w:type="spellStart"/>
+      <w:r>
+        <w:rPr>
+          <w:i/>
+        </w:rPr>
+        <w:t>Application</w:t>
+      </w:r>
+      <w:proofErr w:type="spellEnd"/>
+      <w:r>
+        <w:rPr>
+          <w:i/>
+        </w:rPr>
+        <w:t xml:space="preserve">, </w:t>
+      </w:r>
+      <w:proofErr w:type="spellStart"/>
+      <w:r>
+        <w:rPr>
+          <w:i/>
+        </w:rPr>
+        <w:t>Decision</w:t>
+      </w:r>
+      <w:proofErr w:type="spellEnd"/>
+      <w:r>
+        <w:rPr>
+          <w:i/>
+        </w:rPr>
+        <w:t xml:space="preserve"> Making.</w:t>
       </w:r>
     </w:p>
     <w:p>
@@ -2063,7 +4089,7 @@
           </mc:Choice>
           <mc:Fallback>
             <w:pict>
-              <v:shape w14:anchorId="10E5B155" id="Graphic 5" o:spid="_x0000_s1026" style="position:absolute;margin-left:84pt;margin-top:23.15pt;width:428.2pt;height:.5pt;z-index:-15728128;visibility:visible;mso-wrap-style:square;mso-wrap-distance-left:0;mso-wrap-distance-top:0;mso-wrap-distance-right:0;mso-wrap-distance-bottom:0;mso-position-horizontal:absolute;mso-position-horizontal-relative:page;mso-position-vertical:absolute;mso-position-vertical-relative:text;v-text-anchor:top" coordsize="5438140,6350" o:gfxdata="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" path="m5437632,l,,,6096r5437632,l5437632,xe" fillcolor="black" stroked="f">
+              <v:shape w14:anchorId="04DFDA25" id="Graphic 5" o:spid="_x0000_s1026" style="position:absolute;margin-left:84pt;margin-top:23.15pt;width:428.2pt;height:.5pt;z-index:-15728128;visibility:visible;mso-wrap-style:square;mso-wrap-distance-left:0;mso-wrap-distance-top:0;mso-wrap-distance-right:0;mso-wrap-distance-bottom:0;mso-position-horizontal:absolute;mso-position-horizontal-relative:page;mso-position-vertical:absolute;mso-position-vertical-relative:text;v-text-anchor:top" coordsize="5438140,6350" o:gfxdata="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" path="m5437632,l,,,6096r5437632,l5437632,xe" fillcolor="black" stroked="f">
                 <v:path arrowok="t"/>
                 <w10:wrap type="topAndBottom" anchorx="page"/>
               </v:shape>
@@ -2144,7 +4170,23 @@
         <w:jc w:val="both"/>
       </w:pPr>
       <w:r>
-        <w:t>Banyaknya masyarakat yang melanjutkan pendidikan atau bekerja di luar daerah menyebabkan kebutuhan akan tempat tinggal sementara semakin bertambah. Mahasiswa dan pekerja yang merantau membutuhkan tempat tinggal yang dapat digunakan selama menjalani kegiatan studi maupun pekerjaan di daerah tersebut. Salah satu pilihan yang banyak diminati adalah rumah kost, yaitu tempat tinggal sewa yang menyediakan kamar dengan fasilitas tertentu serta tarif yang telah ditetapkan oleh pemiliknya [1]. Rumah kost dinilai lebih praktis dan sesuai dengan</w:t>
+        <w:t xml:space="preserve">Banyaknya masyarakat yang melanjutkan pendidikan atau bekerja di luar daerah menyebabkan kebutuhan akan tempat tinggal sementara semakin bertambah. Mahasiswa dan pekerja yang merantau membutuhkan tempat tinggal yang dapat digunakan selama menjalani kegiatan studi maupun pekerjaan di daerah tersebut. Salah satu pilihan yang banyak diminati adalah rumah </w:t>
+      </w:r>
+      <w:proofErr w:type="spellStart"/>
+      <w:r>
+        <w:t>kost</w:t>
+      </w:r>
+      <w:proofErr w:type="spellEnd"/>
+      <w:r>
+        <w:t xml:space="preserve">, yaitu tempat tinggal sewa yang menyediakan kamar dengan fasilitas tertentu serta tarif yang telah ditetapkan oleh pemiliknya [1]. Rumah </w:t>
+      </w:r>
+      <w:proofErr w:type="spellStart"/>
+      <w:r>
+        <w:t>kost</w:t>
+      </w:r>
+      <w:proofErr w:type="spellEnd"/>
+      <w:r>
+        <w:t xml:space="preserve"> dinilai lebih praktis dan sesuai dengan</w:t>
       </w:r>
       <w:r>
         <w:rPr>
@@ -2252,7 +4294,15 @@
         <w:t xml:space="preserve"> </w:t>
       </w:r>
       <w:r>
-        <w:t>yang relatif terjangkau. Oleh karena itu, rumah kost menjadi salah satu alternatif hunian sementara yang cukup diminati.</w:t>
+        <w:t xml:space="preserve">yang relatif terjangkau. Oleh karena itu, rumah </w:t>
+      </w:r>
+      <w:proofErr w:type="spellStart"/>
+      <w:r>
+        <w:t>kost</w:t>
+      </w:r>
+      <w:proofErr w:type="spellEnd"/>
+      <w:r>
+        <w:t xml:space="preserve"> menjadi salah satu alternatif hunian sementara yang cukup diminati.</w:t>
       </w:r>
     </w:p>
     <w:p>
@@ -2263,7 +4313,63 @@
         <w:jc w:val="both"/>
       </w:pPr>
       <w:r>
-        <w:t>Mahasiswa yang menempuh pendidikan di wilayah Kelurahan Tamalanrea Indah, membutuhkan informasi rumah kost sebagai tempat tinggal sementara. Namun, banyaknya pilihan rumah kost yang tersedia justru menjadi kendala. Dalam memilih rumah kost biasanya menggunakan cara konvensional yaitu dengan mendatangi rumah kost atau memperoleh informasi dari orang lain dan melalui sosial media. Hal ini membutuhkan waktu untuk mendapatkan rekomendasi yang cocok untuk para pencari kost, karena mereka harus mempertimbangkan berbagai aspek seperti harga yang terjangkau, lokasi yang dekat dengan tempat aktivitas, serta fasilitas yang memadai. Setiap rumah kost menawarkan kriteria yang berbeda-beda, sehingga calon penghuni perlu lebih cermat dalam memilih agar sesuai dengan kebutuhan mereka.</w:t>
+        <w:t xml:space="preserve">Mahasiswa yang menempuh pendidikan di wilayah Kelurahan </w:t>
+      </w:r>
+      <w:proofErr w:type="spellStart"/>
+      <w:r>
+        <w:t>Tamalanrea</w:t>
+      </w:r>
+      <w:proofErr w:type="spellEnd"/>
+      <w:r>
+        <w:t xml:space="preserve"> Indah, membutuhkan informasi rumah </w:t>
+      </w:r>
+      <w:proofErr w:type="spellStart"/>
+      <w:r>
+        <w:t>kost</w:t>
+      </w:r>
+      <w:proofErr w:type="spellEnd"/>
+      <w:r>
+        <w:t xml:space="preserve"> sebagai tempat tinggal sementara. Namun, banyaknya pilihan rumah </w:t>
+      </w:r>
+      <w:proofErr w:type="spellStart"/>
+      <w:r>
+        <w:t>kost</w:t>
+      </w:r>
+      <w:proofErr w:type="spellEnd"/>
+      <w:r>
+        <w:t xml:space="preserve"> yang tersedia justru menjadi kendala. Dalam memilih rumah </w:t>
+      </w:r>
+      <w:proofErr w:type="spellStart"/>
+      <w:r>
+        <w:t>kost</w:t>
+      </w:r>
+      <w:proofErr w:type="spellEnd"/>
+      <w:r>
+        <w:t xml:space="preserve"> biasanya menggunakan cara konvensional yaitu dengan mendatangi rumah </w:t>
+      </w:r>
+      <w:proofErr w:type="spellStart"/>
+      <w:r>
+        <w:t>kost</w:t>
+      </w:r>
+      <w:proofErr w:type="spellEnd"/>
+      <w:r>
+        <w:t xml:space="preserve"> atau memperoleh informasi dari orang lain dan melalui sosial media. Hal ini membutuhkan waktu untuk mendapatkan rekomendasi yang cocok untuk para pencari </w:t>
+      </w:r>
+      <w:proofErr w:type="spellStart"/>
+      <w:r>
+        <w:t>kost</w:t>
+      </w:r>
+      <w:proofErr w:type="spellEnd"/>
+      <w:r>
+        <w:t xml:space="preserve">, karena mereka harus mempertimbangkan berbagai aspek seperti harga yang terjangkau, lokasi yang dekat dengan tempat aktivitas, serta fasilitas yang memadai. Setiap rumah </w:t>
+      </w:r>
+      <w:proofErr w:type="spellStart"/>
+      <w:r>
+        <w:t>kost</w:t>
+      </w:r>
+      <w:proofErr w:type="spellEnd"/>
+      <w:r>
+        <w:t xml:space="preserve"> menawarkan kriteria yang berbeda-beda, sehingga calon penghuni perlu lebih cermat dalam memilih agar sesuai dengan kebutuhan mereka.</w:t>
       </w:r>
     </w:p>
     <w:p>
@@ -2274,7 +4380,55 @@
         <w:jc w:val="both"/>
       </w:pPr>
       <w:r>
-        <w:t>Berdasarkan dari masalah tersebut peneliti merancang sistem rekomendasi rumah kost berbasis mobile dengan metode Simple Additive Weighting (SAW) sebagai pendekatan sistematis dalam memberikan rekomendasi rumah kost berdasarkan sejumlah kriteria yang telah ditentukan.</w:t>
+        <w:t xml:space="preserve">Berdasarkan dari masalah tersebut peneliti merancang sistem rekomendasi rumah </w:t>
+      </w:r>
+      <w:proofErr w:type="spellStart"/>
+      <w:r>
+        <w:t>kost</w:t>
+      </w:r>
+      <w:proofErr w:type="spellEnd"/>
+      <w:r>
+        <w:t xml:space="preserve"> berbasis </w:t>
+      </w:r>
+      <w:proofErr w:type="spellStart"/>
+      <w:r>
+        <w:t>mobile</w:t>
+      </w:r>
+      <w:proofErr w:type="spellEnd"/>
+      <w:r>
+        <w:t xml:space="preserve"> dengan metode </w:t>
+      </w:r>
+      <w:proofErr w:type="spellStart"/>
+      <w:r>
+        <w:t>Simple</w:t>
+      </w:r>
+      <w:proofErr w:type="spellEnd"/>
+      <w:r>
+        <w:t xml:space="preserve"> </w:t>
+      </w:r>
+      <w:proofErr w:type="spellStart"/>
+      <w:r>
+        <w:t>Additive</w:t>
+      </w:r>
+      <w:proofErr w:type="spellEnd"/>
+      <w:r>
+        <w:t xml:space="preserve"> </w:t>
+      </w:r>
+      <w:proofErr w:type="spellStart"/>
+      <w:r>
+        <w:t>Weighting</w:t>
+      </w:r>
+      <w:proofErr w:type="spellEnd"/>
+      <w:r>
+        <w:t xml:space="preserve"> (SAW) sebagai pendekatan sistematis dalam memberikan rekomendasi rumah </w:t>
+      </w:r>
+      <w:proofErr w:type="spellStart"/>
+      <w:r>
+        <w:t>kost</w:t>
+      </w:r>
+      <w:proofErr w:type="spellEnd"/>
+      <w:r>
+        <w:t xml:space="preserve"> berdasarkan sejumlah kriteria yang telah ditentukan.</w:t>
       </w:r>
       <w:r>
         <w:rPr>
@@ -2364,7 +4518,15 @@
         <w:t xml:space="preserve"> </w:t>
       </w:r>
       <w:r>
-        <w:t>menghitung bobot tertinggi dari nilai masing-masing atribut pada setiap alternatif [2]. Melalui penerapan metode SAW, pengguna dapat memperoleh hasil rekomendasi rumah kost karena proses penilaiannya dilakukan secara terukur.</w:t>
+        <w:t xml:space="preserve">menghitung bobot tertinggi dari nilai masing-masing atribut pada setiap alternatif [2]. Melalui penerapan metode SAW, pengguna dapat memperoleh hasil rekomendasi rumah </w:t>
+      </w:r>
+      <w:proofErr w:type="spellStart"/>
+      <w:r>
+        <w:t>kost</w:t>
+      </w:r>
+      <w:proofErr w:type="spellEnd"/>
+      <w:r>
+        <w:t xml:space="preserve"> karena proses penilaiannya dilakukan secara terukur.</w:t>
       </w:r>
     </w:p>
     <w:p>
@@ -2474,7 +4636,31 @@
         <w:t xml:space="preserve"> </w:t>
       </w:r>
       <w:r>
-        <w:t>penilaian, yaitu jarak rumah kost, biaya, fasilitas, lokasi pendukung, keamanan, ukuran ruangan, batas jam malam, jenis listrik, dan kebersihan rumah kost. Sistem yang dihasilkan memudahkan pengguna dalam menentukan rumah kost.</w:t>
+        <w:t xml:space="preserve">penilaian, yaitu jarak rumah </w:t>
+      </w:r>
+      <w:proofErr w:type="spellStart"/>
+      <w:r>
+        <w:t>kost</w:t>
+      </w:r>
+      <w:proofErr w:type="spellEnd"/>
+      <w:r>
+        <w:t xml:space="preserve">, biaya, fasilitas, lokasi pendukung, keamanan, ukuran ruangan, batas jam malam, jenis listrik, dan kebersihan rumah </w:t>
+      </w:r>
+      <w:proofErr w:type="spellStart"/>
+      <w:r>
+        <w:t>kost</w:t>
+      </w:r>
+      <w:proofErr w:type="spellEnd"/>
+      <w:r>
+        <w:t xml:space="preserve">. Sistem yang dihasilkan memudahkan pengguna dalam menentukan rumah </w:t>
+      </w:r>
+      <w:proofErr w:type="spellStart"/>
+      <w:r>
+        <w:t>kost</w:t>
+      </w:r>
+      <w:proofErr w:type="spellEnd"/>
+      <w:r>
+        <w:t>.</w:t>
       </w:r>
     </w:p>
     <w:p>
@@ -2485,7 +4671,39 @@
         <w:jc w:val="both"/>
       </w:pPr>
       <w:r>
-        <w:t>Pada penelitian yang dilakukan oleh Anugrah dkk [4], menggunakan Metode Weighted Product, sistem yang dikembangkan menggunakan 8 kriteria penilaian, yaitu jenis kost,</w:t>
+        <w:t xml:space="preserve">Pada penelitian yang dilakukan oleh Anugrah </w:t>
+      </w:r>
+      <w:proofErr w:type="spellStart"/>
+      <w:r>
+        <w:t>dkk</w:t>
+      </w:r>
+      <w:proofErr w:type="spellEnd"/>
+      <w:r>
+        <w:t xml:space="preserve"> [4], menggunakan Metode </w:t>
+      </w:r>
+      <w:proofErr w:type="spellStart"/>
+      <w:r>
+        <w:t>Weighted</w:t>
+      </w:r>
+      <w:proofErr w:type="spellEnd"/>
+      <w:r>
+        <w:t xml:space="preserve"> </w:t>
+      </w:r>
+      <w:proofErr w:type="spellStart"/>
+      <w:r>
+        <w:t>Product</w:t>
+      </w:r>
+      <w:proofErr w:type="spellEnd"/>
+      <w:r>
+        <w:t xml:space="preserve">, sistem yang dikembangkan menggunakan 8 kriteria penilaian, yaitu jenis </w:t>
+      </w:r>
+      <w:proofErr w:type="spellStart"/>
+      <w:r>
+        <w:t>kost</w:t>
+      </w:r>
+      <w:proofErr w:type="spellEnd"/>
+      <w:r>
+        <w:t>,</w:t>
       </w:r>
       <w:r>
         <w:rPr>
@@ -2611,7 +4829,23 @@
         <w:t xml:space="preserve"> </w:t>
       </w:r>
       <w:r>
-        <w:t>melalui User Acceptance Testing (UAT) menunjukkan tingkat penerimaan di atas 85%, sehingga sistem dapat digunakan dengan baik.</w:t>
+        <w:t xml:space="preserve">melalui </w:t>
+      </w:r>
+      <w:proofErr w:type="spellStart"/>
+      <w:r>
+        <w:t>User</w:t>
+      </w:r>
+      <w:proofErr w:type="spellEnd"/>
+      <w:r>
+        <w:t xml:space="preserve"> </w:t>
+      </w:r>
+      <w:proofErr w:type="spellStart"/>
+      <w:r>
+        <w:t>Acceptance</w:t>
+      </w:r>
+      <w:proofErr w:type="spellEnd"/>
+      <w:r>
+        <w:t xml:space="preserve"> Testing (UAT) menunjukkan tingkat penerimaan di atas 85%, sehingga sistem dapat digunakan dengan baik.</w:t>
       </w:r>
     </w:p>
     <w:p>
@@ -2720,12 +4954,14 @@
         </w:rPr>
         <w:t xml:space="preserve"> </w:t>
       </w:r>
+      <w:proofErr w:type="spellStart"/>
       <w:r>
         <w:rPr>
           <w:spacing w:val="-5"/>
         </w:rPr>
         <w:t>dkk</w:t>
       </w:r>
+      <w:proofErr w:type="spellEnd"/>
     </w:p>
     <w:p>
       <w:pPr>
@@ -2843,8 +5079,45 @@
         <w:t xml:space="preserve"> </w:t>
       </w:r>
       <w:r>
-        <w:t>Adapun perbedaannya pada penelitian ini dengan 2 kriteria, yaitu jenis pembayaran air dan jenis kost, sehingga total kriteria yang digunakan pada penelitian ini adalah 9 kriteria tetapi sistem yang dirancang belum memiliki fitur penyewaan rumah kost (booking). Selain itu, perbedaan utama sekaligus kontribusi ilmiah dalam penelitian ini terletak pada penerapan metode Rank Order Centroid</w:t>
-      </w:r>
+        <w:t xml:space="preserve">Adapun perbedaannya pada penelitian ini dengan 2 kriteria, yaitu jenis pembayaran air dan jenis </w:t>
+      </w:r>
+      <w:proofErr w:type="spellStart"/>
+      <w:r>
+        <w:t>kost</w:t>
+      </w:r>
+      <w:proofErr w:type="spellEnd"/>
+      <w:r>
+        <w:t xml:space="preserve">, sehingga total kriteria yang digunakan pada penelitian ini adalah 9 kriteria tetapi sistem yang dirancang belum memiliki fitur penyewaan rumah </w:t>
+      </w:r>
+      <w:proofErr w:type="spellStart"/>
+      <w:r>
+        <w:t>kost</w:t>
+      </w:r>
+      <w:proofErr w:type="spellEnd"/>
+      <w:r>
+        <w:t xml:space="preserve"> (</w:t>
+      </w:r>
+      <w:proofErr w:type="spellStart"/>
+      <w:r>
+        <w:t>booking</w:t>
+      </w:r>
+      <w:proofErr w:type="spellEnd"/>
+      <w:r>
+        <w:t xml:space="preserve">). Selain itu, perbedaan utama sekaligus kontribusi ilmiah dalam penelitian ini terletak pada penerapan metode </w:t>
+      </w:r>
+      <w:proofErr w:type="spellStart"/>
+      <w:r>
+        <w:t>Rank</w:t>
+      </w:r>
+      <w:proofErr w:type="spellEnd"/>
+      <w:r>
+        <w:t xml:space="preserve"> Order </w:t>
+      </w:r>
+      <w:proofErr w:type="spellStart"/>
+      <w:r>
+        <w:t>Centroid</w:t>
+      </w:r>
+      <w:proofErr w:type="spellEnd"/>
       <w:r>
         <w:rPr>
           <w:spacing w:val="-12"/>
@@ -2942,7 +5215,15 @@
         <w:t xml:space="preserve"> </w:t>
       </w:r>
       <w:r>
-        <w:t>prioritas kepentingan. Dengan mengadaptasi sembilan kriteria yang disesuaikan dengan karakteristik wilayah Kelurahan Tamalanrea Indah, penelitian diharapkan dapat memberikan kemudahan dalam</w:t>
+        <w:t xml:space="preserve">prioritas kepentingan. Dengan mengadaptasi sembilan kriteria yang disesuaikan dengan karakteristik wilayah Kelurahan </w:t>
+      </w:r>
+      <w:proofErr w:type="spellStart"/>
+      <w:r>
+        <w:t>Tamalanrea</w:t>
+      </w:r>
+      <w:proofErr w:type="spellEnd"/>
+      <w:r>
+        <w:t xml:space="preserve"> Indah, penelitian diharapkan dapat memberikan kemudahan dalam</w:t>
       </w:r>
       <w:r>
         <w:rPr>
@@ -2968,9 +5249,11 @@
         </w:rPr>
         <w:t xml:space="preserve"> </w:t>
       </w:r>
+      <w:proofErr w:type="spellStart"/>
       <w:r>
         <w:t>kost</w:t>
       </w:r>
+      <w:proofErr w:type="spellEnd"/>
       <w:r>
         <w:rPr>
           <w:spacing w:val="-13"/>
@@ -3032,7 +5315,15 @@
         <w:t xml:space="preserve"> </w:t>
       </w:r>
       <w:r>
-        <w:t>rumah kost bagi pengguna.</w:t>
+        <w:t xml:space="preserve">rumah </w:t>
+      </w:r>
+      <w:proofErr w:type="spellStart"/>
+      <w:r>
+        <w:t>kost</w:t>
+      </w:r>
+      <w:proofErr w:type="spellEnd"/>
+      <w:r>
+        <w:t xml:space="preserve"> bagi pengguna.</w:t>
       </w:r>
     </w:p>
     <w:p>
@@ -3170,6 +5461,7 @@
       <w:r>
         <w:t>Pengambilan keputusan (</w:t>
       </w:r>
+      <w:proofErr w:type="spellStart"/>
       <w:r>
         <w:rPr>
           <w:i/>
@@ -3189,7 +5481,15 @@
           <w:i/>
           <w:iCs/>
         </w:rPr>
-        <w:t>on making</w:t>
+        <w:t>on</w:t>
+      </w:r>
+      <w:proofErr w:type="spellEnd"/>
+      <w:r>
+        <w:rPr>
+          <w:i/>
+          <w:iCs/>
+        </w:rPr>
+        <w:t xml:space="preserve"> making</w:t>
       </w:r>
       <w:r>
         <w:t>) adalah sebuah mekanisme dalam melakukan penilaian dan menyeleksi sebuah/beberapa pilihan [5]. Ketetapan pengambilan keputusan dirumuskan setelah menjalani beberapa proses perhitungan rasional dan peninjauan alternatif. Sebelum</w:t>
@@ -3314,12 +5614,14 @@
         </w:rPr>
         <w:t xml:space="preserve"> </w:t>
       </w:r>
+      <w:proofErr w:type="spellStart"/>
       <w:r>
         <w:rPr>
           <w:i/>
         </w:rPr>
         <w:t>Rank</w:t>
       </w:r>
+      <w:proofErr w:type="spellEnd"/>
       <w:r>
         <w:rPr>
           <w:i/>
@@ -3340,12 +5642,14 @@
         </w:rPr>
         <w:t xml:space="preserve"> </w:t>
       </w:r>
+      <w:proofErr w:type="spellStart"/>
       <w:r>
         <w:rPr>
           <w:i/>
         </w:rPr>
         <w:t>Centroid</w:t>
       </w:r>
+      <w:proofErr w:type="spellEnd"/>
       <w:r>
         <w:rPr>
           <w:i/>
@@ -3755,6 +6059,7 @@
         <w:spacing w:line="248" w:lineRule="exact"/>
         <w:ind w:left="291"/>
       </w:pPr>
+      <w:proofErr w:type="spellStart"/>
       <w:r>
         <w:t>W</w:t>
       </w:r>
@@ -3764,6 +6069,7 @@
         </w:rPr>
         <w:t>m</w:t>
       </w:r>
+      <w:proofErr w:type="spellEnd"/>
       <w:r>
         <w:t>=</w:t>
       </w:r>
@@ -3873,12 +6179,14 @@
         </w:rPr>
         <w:t xml:space="preserve"> </w:t>
       </w:r>
+      <w:proofErr w:type="spellStart"/>
       <w:r>
         <w:rPr>
           <w:i/>
         </w:rPr>
         <w:t>Simple</w:t>
       </w:r>
+      <w:proofErr w:type="spellEnd"/>
       <w:r>
         <w:rPr>
           <w:i/>
@@ -3886,12 +6194,14 @@
         </w:rPr>
         <w:t xml:space="preserve"> </w:t>
       </w:r>
+      <w:proofErr w:type="spellStart"/>
       <w:r>
         <w:rPr>
           <w:i/>
         </w:rPr>
         <w:t>Additive</w:t>
       </w:r>
+      <w:proofErr w:type="spellEnd"/>
       <w:r>
         <w:rPr>
           <w:i/>
@@ -3899,12 +6209,14 @@
         </w:rPr>
         <w:t xml:space="preserve"> </w:t>
       </w:r>
+      <w:proofErr w:type="spellStart"/>
       <w:r>
         <w:rPr>
           <w:i/>
         </w:rPr>
         <w:t>Weighting</w:t>
       </w:r>
+      <w:proofErr w:type="spellEnd"/>
       <w:r>
         <w:rPr>
           <w:i/>
@@ -3927,8 +6239,37 @@
         <w:ind w:left="291" w:right="551" w:firstLine="720"/>
         <w:jc w:val="both"/>
       </w:pPr>
-      <w:r>
-        <w:t>Simple Additive Weighting (SAW) adalah mencari penjumlahan terbobot dari rating kinerja pada setiap alternatif pada setiap atribut [8]. Prinsip utama metode SAW adalah melakukan perhitungan penjumlahan terbobot terhadap nilai kinerja masing-masing alternatif pada seluruh kriteria penilaian [9]. Metode SAW adalah salah satu metode dalam Sistem Pendukung</w:t>
+      <w:proofErr w:type="spellStart"/>
+      <w:r>
+        <w:t>Simple</w:t>
+      </w:r>
+      <w:proofErr w:type="spellEnd"/>
+      <w:r>
+        <w:t xml:space="preserve"> </w:t>
+      </w:r>
+      <w:proofErr w:type="spellStart"/>
+      <w:r>
+        <w:t>Additive</w:t>
+      </w:r>
+      <w:proofErr w:type="spellEnd"/>
+      <w:r>
+        <w:t xml:space="preserve"> </w:t>
+      </w:r>
+      <w:proofErr w:type="spellStart"/>
+      <w:r>
+        <w:t>Weighting</w:t>
+      </w:r>
+      <w:proofErr w:type="spellEnd"/>
+      <w:r>
+        <w:t xml:space="preserve"> (SAW) adalah mencari penjumlahan terbobot dari </w:t>
+      </w:r>
+      <w:proofErr w:type="spellStart"/>
+      <w:r>
+        <w:t>rating</w:t>
+      </w:r>
+      <w:proofErr w:type="spellEnd"/>
+      <w:r>
+        <w:t xml:space="preserve"> kinerja pada setiap alternatif pada setiap atribut [8]. Prinsip utama metode SAW adalah melakukan perhitungan penjumlahan terbobot terhadap nilai kinerja masing-masing alternatif pada seluruh kriteria penilaian [9]. Metode SAW adalah salah satu metode dalam Sistem Pendukung</w:t>
       </w:r>
       <w:r>
         <w:rPr>
@@ -4049,6 +6390,7 @@
         </w:rPr>
         <w:t>r</w:t>
       </w:r>
+      <w:proofErr w:type="spellStart"/>
       <w:r>
         <w:rPr>
           <w:spacing w:val="-5"/>
@@ -4056,6 +6398,7 @@
         </w:rPr>
         <w:t>ij</w:t>
       </w:r>
+      <w:proofErr w:type="spellEnd"/>
     </w:p>
     <w:p>
       <w:pPr>
@@ -4098,6 +6441,7 @@
         </w:rPr>
         <w:t>X</w:t>
       </w:r>
+      <w:proofErr w:type="spellStart"/>
       <w:r>
         <w:rPr>
           <w:spacing w:val="-5"/>
@@ -4107,6 +6451,7 @@
         </w:rPr>
         <w:t>ij</w:t>
       </w:r>
+      <w:proofErr w:type="spellEnd"/>
       <w:r>
         <w:rPr>
           <w:spacing w:val="40"/>
@@ -4146,6 +6491,7 @@
         </w:rPr>
         <w:t>X</w:t>
       </w:r>
+      <w:proofErr w:type="spellStart"/>
       <w:r>
         <w:rPr>
           <w:spacing w:val="-5"/>
@@ -4154,6 +6500,7 @@
         </w:rPr>
         <w:t>ij</w:t>
       </w:r>
+      <w:proofErr w:type="spellEnd"/>
     </w:p>
     <w:p>
       <w:pPr>
@@ -4220,12 +6567,14 @@
         </w:rPr>
         <w:t>(</w:t>
       </w:r>
+      <w:proofErr w:type="spellStart"/>
       <w:r>
         <w:rPr>
           <w:spacing w:val="-2"/>
         </w:rPr>
         <w:t>Benefit</w:t>
       </w:r>
+      <w:proofErr w:type="spellEnd"/>
       <w:r>
         <w:rPr>
           <w:rFonts w:ascii="Cambria Math"/>
@@ -4282,6 +6631,7 @@
         </w:rPr>
         <w:t>r</w:t>
       </w:r>
+      <w:proofErr w:type="spellStart"/>
       <w:r>
         <w:rPr>
           <w:spacing w:val="-4"/>
@@ -4289,6 +6639,7 @@
         </w:rPr>
         <w:t>ij</w:t>
       </w:r>
+      <w:proofErr w:type="spellEnd"/>
       <w:r>
         <w:rPr>
           <w:spacing w:val="40"/>
@@ -4348,6 +6699,7 @@
         </w:rPr>
         <w:t>X</w:t>
       </w:r>
+      <w:proofErr w:type="spellStart"/>
       <w:r>
         <w:rPr>
           <w:position w:val="11"/>
@@ -4356,6 +6708,7 @@
         </w:rPr>
         <w:t>ij</w:t>
       </w:r>
+      <w:proofErr w:type="spellEnd"/>
       <w:r>
         <w:rPr>
           <w:spacing w:val="61"/>
@@ -4416,9 +6769,11 @@
         </w:rPr>
         <w:t>(</w:t>
       </w:r>
+      <w:proofErr w:type="spellStart"/>
       <w:r>
         <w:t>Cost</w:t>
       </w:r>
+      <w:proofErr w:type="spellEnd"/>
       <w:r>
         <w:rPr>
           <w:rFonts w:ascii="Cambria Math"/>
@@ -4470,6 +6825,7 @@
         </w:rPr>
         <w:t>X</w:t>
       </w:r>
+      <w:proofErr w:type="spellStart"/>
       <w:r>
         <w:rPr>
           <w:spacing w:val="-5"/>
@@ -4477,6 +6833,7 @@
         </w:rPr>
         <w:t>ij</w:t>
       </w:r>
+      <w:proofErr w:type="spellEnd"/>
     </w:p>
     <w:p>
       <w:pPr>
@@ -4501,6 +6858,7 @@
         <w:spacing w:before="6" w:line="273" w:lineRule="auto"/>
         <w:ind w:left="291" w:right="3194"/>
       </w:pPr>
+      <w:proofErr w:type="spellStart"/>
       <w:r>
         <w:t>r</w:t>
       </w:r>
@@ -4510,6 +6868,7 @@
         </w:rPr>
         <w:t>ij</w:t>
       </w:r>
+      <w:proofErr w:type="spellEnd"/>
       <w:r>
         <w:t>=</w:t>
       </w:r>
@@ -4601,13 +6960,24 @@
         <w:t xml:space="preserve"> </w:t>
       </w:r>
       <w:r>
-        <w:t>ke -j. X</w:t>
+        <w:t xml:space="preserve">ke -j. </w:t>
+      </w:r>
+      <w:proofErr w:type="spellStart"/>
+      <w:r>
+        <w:t>X</w:t>
       </w:r>
       <w:r>
         <w:rPr>
           <w:vertAlign w:val="subscript"/>
         </w:rPr>
-        <w:t>ij=</w:t>
+        <w:t>ij</w:t>
+      </w:r>
+      <w:proofErr w:type="spellEnd"/>
+      <w:r>
+        <w:rPr>
+          <w:vertAlign w:val="subscript"/>
+        </w:rPr>
+        <w:t>=</w:t>
       </w:r>
       <w:r>
         <w:t xml:space="preserve"> nilai asli dari alternatif ke – i terhadap ke -j.</w:t>
@@ -4628,6 +6998,7 @@
         </w:rPr>
         <w:t xml:space="preserve"> </w:t>
       </w:r>
+      <w:proofErr w:type="spellStart"/>
       <w:r>
         <w:t>X</w:t>
       </w:r>
@@ -4635,7 +7006,14 @@
         <w:rPr>
           <w:vertAlign w:val="subscript"/>
         </w:rPr>
-        <w:t>ij=</w:t>
+        <w:t>ij</w:t>
+      </w:r>
+      <w:proofErr w:type="spellEnd"/>
+      <w:r>
+        <w:rPr>
+          <w:vertAlign w:val="subscript"/>
+        </w:rPr>
+        <w:t>=</w:t>
       </w:r>
       <w:r>
         <w:t xml:space="preserve"> nilai</w:t>
@@ -4674,7 +7052,11 @@
         <w:t xml:space="preserve"> </w:t>
       </w:r>
       <w:r>
-        <w:t>kriteria. Min X</w:t>
+        <w:t xml:space="preserve">kriteria. Min </w:t>
+      </w:r>
+      <w:proofErr w:type="spellStart"/>
+      <w:r>
+        <w:t>X</w:t>
       </w:r>
       <w:r>
         <w:rPr>
@@ -4682,14 +7064,23 @@
         </w:rPr>
         <w:t>ij</w:t>
       </w:r>
+      <w:proofErr w:type="spellEnd"/>
       <w:r>
         <w:t xml:space="preserve">= nilai minimum dari setiap kriteria. </w:t>
       </w:r>
-      <w:r>
-        <w:rPr>
-          <w:i/>
-        </w:rPr>
-        <w:t xml:space="preserve">Benefit </w:t>
+      <w:proofErr w:type="spellStart"/>
+      <w:r>
+        <w:rPr>
+          <w:i/>
+        </w:rPr>
+        <w:t>Benefit</w:t>
+      </w:r>
+      <w:proofErr w:type="spellEnd"/>
+      <w:r>
+        <w:rPr>
+          <w:i/>
+        </w:rPr>
+        <w:t xml:space="preserve"> </w:t>
       </w:r>
       <w:r>
         <w:t>= Jika nilai terbesar adalah terbaik.</w:t>
@@ -4701,12 +7092,14 @@
         <w:spacing w:line="213" w:lineRule="exact"/>
         <w:ind w:left="291"/>
       </w:pPr>
+      <w:proofErr w:type="spellStart"/>
       <w:r>
         <w:rPr>
           <w:i/>
         </w:rPr>
         <w:t>Cost</w:t>
       </w:r>
+      <w:proofErr w:type="spellEnd"/>
       <w:r>
         <w:rPr>
           <w:i/>
@@ -4836,7 +7229,15 @@
         <w:t xml:space="preserve"> </w:t>
       </w:r>
       <w:r>
-        <w:t>(V_i)</w:t>
+        <w:t>(</w:t>
+      </w:r>
+      <w:proofErr w:type="spellStart"/>
+      <w:r>
+        <w:t>V_i</w:t>
+      </w:r>
+      <w:proofErr w:type="spellEnd"/>
+      <w:r>
+        <w:t>)</w:t>
       </w:r>
       <w:r>
         <w:rPr>
@@ -4985,6 +7386,7 @@
           </mc:Fallback>
         </mc:AlternateContent>
       </w:r>
+      <w:proofErr w:type="spellStart"/>
       <w:r>
         <w:rPr>
           <w:w w:val="105"/>
@@ -4998,6 +7400,7 @@
         </w:rPr>
         <w:t>i</w:t>
       </w:r>
+      <w:proofErr w:type="spellEnd"/>
       <w:r>
         <w:rPr>
           <w:w w:val="105"/>
@@ -5035,6 +7438,7 @@
         </w:rPr>
         <w:t xml:space="preserve">  </w:t>
       </w:r>
+      <w:proofErr w:type="spellStart"/>
       <w:r>
         <w:rPr>
           <w:w w:val="105"/>
@@ -5048,6 +7452,7 @@
         </w:rPr>
         <w:t>j</w:t>
       </w:r>
+      <w:proofErr w:type="spellEnd"/>
       <w:r>
         <w:rPr>
           <w:spacing w:val="40"/>
@@ -5068,6 +7473,7 @@
         </w:rPr>
         <w:t xml:space="preserve"> </w:t>
       </w:r>
+      <w:proofErr w:type="spellStart"/>
       <w:r>
         <w:rPr>
           <w:w w:val="105"/>
@@ -5081,6 +7487,7 @@
         </w:rPr>
         <w:t>ij</w:t>
       </w:r>
+      <w:proofErr w:type="spellEnd"/>
       <w:r>
         <w:rPr>
           <w:spacing w:val="-4"/>
@@ -5129,6 +7536,7 @@
         <w:spacing w:before="3"/>
         <w:ind w:left="291"/>
       </w:pPr>
+      <w:proofErr w:type="spellStart"/>
       <w:r>
         <w:t>V</w:t>
       </w:r>
@@ -5138,6 +7546,7 @@
         </w:rPr>
         <w:t>i</w:t>
       </w:r>
+      <w:proofErr w:type="spellEnd"/>
       <w:r>
         <w:t>=</w:t>
       </w:r>
@@ -5312,6 +7721,7 @@
         <w:spacing w:before="5"/>
         <w:ind w:left="291"/>
       </w:pPr>
+      <w:proofErr w:type="spellStart"/>
       <w:r>
         <w:t>w</w:t>
       </w:r>
@@ -5321,6 +7731,7 @@
         </w:rPr>
         <w:t>j</w:t>
       </w:r>
+      <w:proofErr w:type="spellEnd"/>
       <w:r>
         <w:t>=</w:t>
       </w:r>
@@ -5373,6 +7784,7 @@
         <w:spacing w:before="35"/>
         <w:ind w:left="291"/>
       </w:pPr>
+      <w:proofErr w:type="spellStart"/>
       <w:r>
         <w:t>r</w:t>
       </w:r>
@@ -5382,6 +7794,7 @@
         </w:rPr>
         <w:t>ij</w:t>
       </w:r>
+      <w:proofErr w:type="spellEnd"/>
       <w:r>
         <w:rPr>
           <w:spacing w:val="5"/>
@@ -5406,9 +7819,11 @@
         </w:rPr>
         <w:t xml:space="preserve"> </w:t>
       </w:r>
+      <w:proofErr w:type="spellStart"/>
       <w:r>
         <w:t>rating</w:t>
       </w:r>
+      <w:proofErr w:type="spellEnd"/>
       <w:r>
         <w:rPr>
           <w:spacing w:val="-3"/>
@@ -5654,7 +8069,23 @@
         <w:t xml:space="preserve"> </w:t>
       </w:r>
       <w:r>
-        <w:t>kondisi rumah kost di wilayah Kelurahan Tamalanrea Indah.</w:t>
+        <w:t xml:space="preserve">kondisi rumah </w:t>
+      </w:r>
+      <w:proofErr w:type="spellStart"/>
+      <w:r>
+        <w:t>kost</w:t>
+      </w:r>
+      <w:proofErr w:type="spellEnd"/>
+      <w:r>
+        <w:t xml:space="preserve"> di wilayah Kelurahan </w:t>
+      </w:r>
+      <w:proofErr w:type="spellStart"/>
+      <w:r>
+        <w:t>Tamalanrea</w:t>
+      </w:r>
+      <w:proofErr w:type="spellEnd"/>
+      <w:r>
+        <w:t xml:space="preserve"> Indah.</w:t>
       </w:r>
     </w:p>
     <w:p>
@@ -5729,8 +8160,13 @@
         </w:rPr>
         <w:t xml:space="preserve"> </w:t>
       </w:r>
-      <w:r>
-        <w:t>kost,</w:t>
+      <w:proofErr w:type="spellStart"/>
+      <w:r>
+        <w:t>kost</w:t>
+      </w:r>
+      <w:proofErr w:type="spellEnd"/>
+      <w:r>
+        <w:t>,</w:t>
       </w:r>
       <w:r>
         <w:rPr>
@@ -5765,8 +8201,13 @@
         </w:rPr>
         <w:t xml:space="preserve"> </w:t>
       </w:r>
-      <w:r>
-        <w:t>kost,</w:t>
+      <w:proofErr w:type="spellStart"/>
+      <w:r>
+        <w:t>kost</w:t>
+      </w:r>
+      <w:proofErr w:type="spellEnd"/>
+      <w:r>
+        <w:t>,</w:t>
       </w:r>
       <w:r>
         <w:rPr>
@@ -5784,7 +8225,31 @@
         <w:t xml:space="preserve"> </w:t>
       </w:r>
       <w:r>
-        <w:t>rumah kost atau pengelola (admin) rumah kost, agar memperoleh informasi mengenai karakteristik rumah kost.</w:t>
+        <w:t xml:space="preserve">rumah </w:t>
+      </w:r>
+      <w:proofErr w:type="spellStart"/>
+      <w:r>
+        <w:t>kost</w:t>
+      </w:r>
+      <w:proofErr w:type="spellEnd"/>
+      <w:r>
+        <w:t xml:space="preserve"> atau pengelola (admin) rumah </w:t>
+      </w:r>
+      <w:proofErr w:type="spellStart"/>
+      <w:r>
+        <w:t>kost</w:t>
+      </w:r>
+      <w:proofErr w:type="spellEnd"/>
+      <w:r>
+        <w:t xml:space="preserve">, agar memperoleh informasi mengenai karakteristik rumah </w:t>
+      </w:r>
+      <w:proofErr w:type="spellStart"/>
+      <w:r>
+        <w:t>kost</w:t>
+      </w:r>
+      <w:proofErr w:type="spellEnd"/>
+      <w:r>
+        <w:t>.</w:t>
       </w:r>
     </w:p>
     <w:p>
@@ -5802,7 +8267,31 @@
         <w:ind w:right="553"/>
       </w:pPr>
       <w:r>
-        <w:t>Literatur: Teknik literatur ini dilakukan dengan mempelajari jurnal terkait seperti jurnal yang membahas sistem rekomendasi rumah kost, buku, dan skripsi yang mendukung penelitian ini. Informasi ini digunakan sebagai landasan untuk memahami bagaimana merancang sistem rekomendasi rumah kost dan untuk mengidentifikasi faktor-faktor penting dalam memilih rumah kost.</w:t>
+        <w:t xml:space="preserve">Literatur: Teknik literatur ini dilakukan dengan mempelajari jurnal terkait seperti jurnal yang membahas sistem rekomendasi rumah </w:t>
+      </w:r>
+      <w:proofErr w:type="spellStart"/>
+      <w:r>
+        <w:t>kost</w:t>
+      </w:r>
+      <w:proofErr w:type="spellEnd"/>
+      <w:r>
+        <w:t xml:space="preserve">, buku, dan skripsi yang mendukung penelitian ini. Informasi ini digunakan sebagai landasan untuk memahami bagaimana merancang sistem rekomendasi rumah </w:t>
+      </w:r>
+      <w:proofErr w:type="spellStart"/>
+      <w:r>
+        <w:t>kost</w:t>
+      </w:r>
+      <w:proofErr w:type="spellEnd"/>
+      <w:r>
+        <w:t xml:space="preserve"> dan untuk mengidentifikasi faktor-faktor penting dalam memilih rumah </w:t>
+      </w:r>
+      <w:proofErr w:type="spellStart"/>
+      <w:r>
+        <w:t>kost</w:t>
+      </w:r>
+      <w:proofErr w:type="spellEnd"/>
+      <w:r>
+        <w:t>.</w:t>
       </w:r>
     </w:p>
     <w:p>
@@ -5821,12 +8310,14 @@
           <w:i/>
         </w:rPr>
       </w:pPr>
+      <w:proofErr w:type="spellStart"/>
       <w:r>
         <w:rPr>
           <w:i/>
         </w:rPr>
         <w:t>Unified</w:t>
       </w:r>
+      <w:proofErr w:type="spellEnd"/>
       <w:r>
         <w:rPr>
           <w:i/>
@@ -5834,12 +8325,14 @@
         </w:rPr>
         <w:t xml:space="preserve"> </w:t>
       </w:r>
+      <w:proofErr w:type="spellStart"/>
       <w:r>
         <w:rPr>
           <w:i/>
         </w:rPr>
         <w:t>Modelling</w:t>
       </w:r>
+      <w:proofErr w:type="spellEnd"/>
       <w:r>
         <w:rPr>
           <w:i/>
@@ -5847,12 +8340,14 @@
         </w:rPr>
         <w:t xml:space="preserve"> </w:t>
       </w:r>
+      <w:proofErr w:type="spellStart"/>
       <w:r>
         <w:rPr>
           <w:i/>
         </w:rPr>
         <w:t>Language</w:t>
       </w:r>
+      <w:proofErr w:type="spellEnd"/>
       <w:r>
         <w:rPr>
           <w:i/>
@@ -5908,12 +8403,14 @@
         </w:rPr>
         <w:t xml:space="preserve"> </w:t>
       </w:r>
+      <w:proofErr w:type="spellStart"/>
       <w:r>
         <w:rPr>
           <w:i/>
         </w:rPr>
         <w:t>Case</w:t>
       </w:r>
+      <w:proofErr w:type="spellEnd"/>
       <w:r>
         <w:rPr>
           <w:i/>
@@ -5937,7 +8434,15 @@
         <w:jc w:val="both"/>
       </w:pPr>
       <w:r>
-        <w:t>Use case diagram merupakan gambaran hubungan interaksi antara satu atau lebih aktor dengan</w:t>
+        <w:t xml:space="preserve">Use </w:t>
+      </w:r>
+      <w:proofErr w:type="spellStart"/>
+      <w:r>
+        <w:t>case</w:t>
+      </w:r>
+      <w:proofErr w:type="spellEnd"/>
+      <w:r>
+        <w:t xml:space="preserve"> diagram merupakan gambaran hubungan interaksi antara satu atau lebih aktor dengan</w:t>
       </w:r>
       <w:r>
         <w:rPr>
@@ -5999,18 +8504,22 @@
         </w:rPr>
         <w:t xml:space="preserve"> </w:t>
       </w:r>
+      <w:proofErr w:type="spellStart"/>
       <w:r>
         <w:t>software</w:t>
       </w:r>
+      <w:proofErr w:type="spellEnd"/>
       <w:r>
         <w:rPr>
           <w:spacing w:val="-13"/>
         </w:rPr>
         <w:t xml:space="preserve"> </w:t>
       </w:r>
+      <w:proofErr w:type="spellStart"/>
       <w:r>
         <w:t>engineering</w:t>
       </w:r>
+      <w:proofErr w:type="spellEnd"/>
       <w:r>
         <w:rPr>
           <w:spacing w:val="-13"/>
@@ -6035,8 +8544,13 @@
         </w:rPr>
         <w:t xml:space="preserve"> </w:t>
       </w:r>
-      <w:r>
-        <w:t>analysis,</w:t>
+      <w:proofErr w:type="spellStart"/>
+      <w:r>
+        <w:t>analysis</w:t>
+      </w:r>
+      <w:proofErr w:type="spellEnd"/>
+      <w:r>
+        <w:t>,</w:t>
       </w:r>
       <w:r>
         <w:rPr>
@@ -6044,8 +8558,21 @@
         </w:rPr>
         <w:t xml:space="preserve"> </w:t>
       </w:r>
-      <w:r>
-        <w:t>use case menjelaskan bagaimana sistem akan berperilaku dari sudut pandang pengguna, bukan dari sisi teknis sistem.</w:t>
+      <w:proofErr w:type="spellStart"/>
+      <w:r>
+        <w:t>use</w:t>
+      </w:r>
+      <w:proofErr w:type="spellEnd"/>
+      <w:r>
+        <w:t xml:space="preserve"> </w:t>
+      </w:r>
+      <w:proofErr w:type="spellStart"/>
+      <w:r>
+        <w:t>case</w:t>
+      </w:r>
+      <w:proofErr w:type="spellEnd"/>
+      <w:r>
+        <w:t xml:space="preserve"> menjelaskan bagaimana sistem akan berperilaku dari sudut pandang pengguna, bukan dari sisi teknis sistem.</w:t>
       </w:r>
     </w:p>
     <w:p>
@@ -6064,12 +8591,14 @@
           <w:i/>
         </w:rPr>
       </w:pPr>
+      <w:proofErr w:type="spellStart"/>
       <w:r>
         <w:rPr>
           <w:i/>
         </w:rPr>
         <w:t>Activity</w:t>
       </w:r>
+      <w:proofErr w:type="spellEnd"/>
       <w:r>
         <w:rPr>
           <w:i/>
@@ -6092,8 +8621,29 @@
         <w:ind w:left="291" w:right="553" w:firstLine="720"/>
         <w:jc w:val="both"/>
       </w:pPr>
-      <w:r>
-        <w:t>Activity Diagram adalah salah satu jenis diagram dalam Unified Modeling Language (UML)</w:t>
+      <w:proofErr w:type="spellStart"/>
+      <w:r>
+        <w:t>Activity</w:t>
+      </w:r>
+      <w:proofErr w:type="spellEnd"/>
+      <w:r>
+        <w:t xml:space="preserve"> Diagram adalah salah satu jenis diagram dalam </w:t>
+      </w:r>
+      <w:proofErr w:type="spellStart"/>
+      <w:r>
+        <w:t>Unified</w:t>
+      </w:r>
+      <w:proofErr w:type="spellEnd"/>
+      <w:r>
+        <w:t xml:space="preserve"> Modeling </w:t>
+      </w:r>
+      <w:proofErr w:type="spellStart"/>
+      <w:r>
+        <w:t>Language</w:t>
+      </w:r>
+      <w:proofErr w:type="spellEnd"/>
+      <w:r>
+        <w:t xml:space="preserve"> (UML)</w:t>
       </w:r>
       <w:r>
         <w:rPr>
@@ -6156,7 +8706,15 @@
         <w:t xml:space="preserve"> </w:t>
       </w:r>
       <w:r>
-        <w:t>(workflow)</w:t>
+        <w:t>(</w:t>
+      </w:r>
+      <w:proofErr w:type="spellStart"/>
+      <w:r>
+        <w:t>workflow</w:t>
+      </w:r>
+      <w:proofErr w:type="spellEnd"/>
+      <w:r>
+        <w:t>)</w:t>
       </w:r>
       <w:r>
         <w:rPr>
@@ -6211,12 +8769,14 @@
           <w:i/>
         </w:rPr>
       </w:pPr>
+      <w:proofErr w:type="spellStart"/>
       <w:r>
         <w:rPr>
           <w:i/>
         </w:rPr>
         <w:t>Sequence</w:t>
       </w:r>
+      <w:proofErr w:type="spellEnd"/>
       <w:r>
         <w:rPr>
           <w:i/>
@@ -6239,8 +8799,29 @@
         <w:ind w:left="291" w:right="552" w:firstLine="720"/>
         <w:jc w:val="both"/>
       </w:pPr>
-      <w:r>
-        <w:t>Sequence Diagram adalah salah satu jenis diagram dalam Unified Modeling Language (UML) yang digunakan untuk menggambarkan urutan interaksi antara objek-objek atau komponen sistem dalam menjalankan suatu proses. Diagram ini menampilkan bagaimana pesan atau perintah dikirim dan diterima antar objek secara berurutan berdasarkan waktu [13].</w:t>
+      <w:proofErr w:type="spellStart"/>
+      <w:r>
+        <w:t>Sequence</w:t>
+      </w:r>
+      <w:proofErr w:type="spellEnd"/>
+      <w:r>
+        <w:t xml:space="preserve"> Diagram adalah salah satu jenis diagram dalam </w:t>
+      </w:r>
+      <w:proofErr w:type="spellStart"/>
+      <w:r>
+        <w:t>Unified</w:t>
+      </w:r>
+      <w:proofErr w:type="spellEnd"/>
+      <w:r>
+        <w:t xml:space="preserve"> Modeling </w:t>
+      </w:r>
+      <w:proofErr w:type="spellStart"/>
+      <w:r>
+        <w:t>Language</w:t>
+      </w:r>
+      <w:proofErr w:type="spellEnd"/>
+      <w:r>
+        <w:t xml:space="preserve"> (UML) yang digunakan untuk menggambarkan urutan interaksi antara objek-objek atau komponen sistem dalam menjalankan suatu proses. Diagram ini menampilkan bagaimana pesan atau perintah dikirim dan diterima antar objek secara berurutan berdasarkan waktu [13].</w:t>
       </w:r>
     </w:p>
     <w:p>
@@ -6481,12 +9062,14 @@
           <w:i/>
         </w:rPr>
       </w:pPr>
+      <w:proofErr w:type="spellStart"/>
       <w:r>
         <w:rPr>
           <w:i/>
         </w:rPr>
         <w:t>Unified</w:t>
       </w:r>
+      <w:proofErr w:type="spellEnd"/>
       <w:r>
         <w:rPr>
           <w:i/>
@@ -6494,12 +9077,14 @@
         </w:rPr>
         <w:t xml:space="preserve"> </w:t>
       </w:r>
+      <w:proofErr w:type="spellStart"/>
       <w:r>
         <w:rPr>
           <w:i/>
         </w:rPr>
         <w:t>Modelling</w:t>
       </w:r>
+      <w:proofErr w:type="spellEnd"/>
       <w:r>
         <w:rPr>
           <w:i/>
@@ -6507,12 +9092,14 @@
         </w:rPr>
         <w:t xml:space="preserve"> </w:t>
       </w:r>
+      <w:proofErr w:type="spellStart"/>
       <w:r>
         <w:rPr>
           <w:i/>
         </w:rPr>
         <w:t>Language</w:t>
       </w:r>
+      <w:proofErr w:type="spellEnd"/>
       <w:r>
         <w:rPr>
           <w:i/>
@@ -6593,12 +9180,14 @@
           </wp:anchor>
         </w:drawing>
       </w:r>
+      <w:proofErr w:type="spellStart"/>
       <w:r>
         <w:rPr>
           <w:i/>
         </w:rPr>
         <w:t>Activity</w:t>
       </w:r>
+      <w:proofErr w:type="spellEnd"/>
       <w:r>
         <w:rPr>
           <w:i/>
@@ -6641,9 +9230,11 @@
         </w:rPr>
         <w:t xml:space="preserve"> </w:t>
       </w:r>
+      <w:proofErr w:type="spellStart"/>
       <w:r>
         <w:t>Activity</w:t>
       </w:r>
+      <w:proofErr w:type="spellEnd"/>
       <w:r>
         <w:rPr>
           <w:spacing w:val="-5"/>
@@ -6738,12 +9329,14 @@
           </wp:anchor>
         </w:drawing>
       </w:r>
+      <w:proofErr w:type="spellStart"/>
       <w:r>
         <w:rPr>
           <w:i/>
         </w:rPr>
         <w:t>Sequence</w:t>
       </w:r>
+      <w:proofErr w:type="spellEnd"/>
       <w:r>
         <w:rPr>
           <w:i/>
@@ -6786,9 +9379,11 @@
         </w:rPr>
         <w:t xml:space="preserve"> </w:t>
       </w:r>
+      <w:proofErr w:type="spellStart"/>
       <w:r>
         <w:t>Sequence</w:t>
       </w:r>
+      <w:proofErr w:type="spellEnd"/>
       <w:r>
         <w:rPr>
           <w:spacing w:val="-5"/>
@@ -6831,12 +9426,14 @@
         </w:rPr>
         <w:t xml:space="preserve"> </w:t>
       </w:r>
+      <w:proofErr w:type="spellStart"/>
       <w:r>
         <w:rPr>
           <w:i/>
         </w:rPr>
         <w:t>Case</w:t>
       </w:r>
+      <w:proofErr w:type="spellEnd"/>
       <w:r>
         <w:rPr>
           <w:i/>
@@ -7127,9 +9724,11 @@
         </w:rPr>
         <w:t xml:space="preserve"> </w:t>
       </w:r>
+      <w:proofErr w:type="spellStart"/>
       <w:r>
         <w:t>Case</w:t>
       </w:r>
+      <w:proofErr w:type="spellEnd"/>
       <w:r>
         <w:rPr>
           <w:spacing w:val="-3"/>
@@ -7331,7 +9930,47 @@
         <w:jc w:val="both"/>
       </w:pPr>
       <w:r>
-        <w:t>Maka tahap selanjutnya yaitu peneliti akan menentukan jenis atribut yang dimiliki dari masing masing kriteria. Ada 2 jenis atributnya yaitu Cost dengan Benefit. Dalam metode SAW, kriteria penilaian diklasifikasikan ke dalam dua kategori, yaitu atribut keuntungan (benefit) dan atribut</w:t>
+        <w:t xml:space="preserve">Maka tahap selanjutnya yaitu peneliti akan menentukan jenis atribut yang dimiliki dari </w:t>
+      </w:r>
+      <w:proofErr w:type="spellStart"/>
+      <w:r>
+        <w:t>masing</w:t>
+      </w:r>
+      <w:proofErr w:type="spellEnd"/>
+      <w:r>
+        <w:t xml:space="preserve"> </w:t>
+      </w:r>
+      <w:proofErr w:type="spellStart"/>
+      <w:r>
+        <w:t>masing</w:t>
+      </w:r>
+      <w:proofErr w:type="spellEnd"/>
+      <w:r>
+        <w:t xml:space="preserve"> kriteria. Ada 2 jenis atributnya yaitu </w:t>
+      </w:r>
+      <w:proofErr w:type="spellStart"/>
+      <w:r>
+        <w:t>Cost</w:t>
+      </w:r>
+      <w:proofErr w:type="spellEnd"/>
+      <w:r>
+        <w:t xml:space="preserve"> dengan </w:t>
+      </w:r>
+      <w:proofErr w:type="spellStart"/>
+      <w:r>
+        <w:t>Benefit</w:t>
+      </w:r>
+      <w:proofErr w:type="spellEnd"/>
+      <w:r>
+        <w:t>. Dalam metode SAW, kriteria penilaian diklasifikasikan ke dalam dua kategori, yaitu atribut keuntungan (</w:t>
+      </w:r>
+      <w:proofErr w:type="spellStart"/>
+      <w:r>
+        <w:t>benefit</w:t>
+      </w:r>
+      <w:proofErr w:type="spellEnd"/>
+      <w:r>
+        <w:t>) dan atribut</w:t>
       </w:r>
       <w:r>
         <w:rPr>
@@ -7349,7 +9988,15 @@
         <w:t xml:space="preserve"> </w:t>
       </w:r>
       <w:r>
-        <w:t>(cost)</w:t>
+        <w:t>(</w:t>
+      </w:r>
+      <w:proofErr w:type="spellStart"/>
+      <w:r>
+        <w:t>cost</w:t>
+      </w:r>
+      <w:proofErr w:type="spellEnd"/>
+      <w:r>
+        <w:t>)</w:t>
       </w:r>
       <w:r>
         <w:rPr>
@@ -7457,7 +10104,23 @@
         <w:t xml:space="preserve"> </w:t>
       </w:r>
       <w:r>
-        <w:t>apa saja kriteria yang tergolong sebagai Cost maupun Benefit.</w:t>
+        <w:t xml:space="preserve">apa saja kriteria yang tergolong sebagai </w:t>
+      </w:r>
+      <w:proofErr w:type="spellStart"/>
+      <w:r>
+        <w:t>Cost</w:t>
+      </w:r>
+      <w:proofErr w:type="spellEnd"/>
+      <w:r>
+        <w:t xml:space="preserve"> maupun </w:t>
+      </w:r>
+      <w:proofErr w:type="spellStart"/>
+      <w:r>
+        <w:t>Benefit</w:t>
+      </w:r>
+      <w:proofErr w:type="spellEnd"/>
+      <w:r>
+        <w:t>.</w:t>
       </w:r>
     </w:p>
     <w:p>
@@ -7668,6 +10331,7 @@
                 <w:sz w:val="20"/>
               </w:rPr>
             </w:pPr>
+            <w:proofErr w:type="spellStart"/>
             <w:r>
               <w:rPr>
                 <w:i/>
@@ -7676,6 +10340,7 @@
               </w:rPr>
               <w:t>Cost</w:t>
             </w:r>
+            <w:proofErr w:type="spellEnd"/>
           </w:p>
         </w:tc>
       </w:tr>
@@ -7740,6 +10405,7 @@
                 <w:sz w:val="20"/>
               </w:rPr>
             </w:pPr>
+            <w:proofErr w:type="spellStart"/>
             <w:r>
               <w:rPr>
                 <w:i/>
@@ -7748,6 +10414,7 @@
               </w:rPr>
               <w:t>Benefit</w:t>
             </w:r>
+            <w:proofErr w:type="spellEnd"/>
           </w:p>
         </w:tc>
       </w:tr>
@@ -7823,6 +10490,7 @@
                 <w:sz w:val="20"/>
               </w:rPr>
             </w:pPr>
+            <w:proofErr w:type="spellStart"/>
             <w:r>
               <w:rPr>
                 <w:i/>
@@ -7831,6 +10499,7 @@
               </w:rPr>
               <w:t>Benefit</w:t>
             </w:r>
+            <w:proofErr w:type="spellEnd"/>
           </w:p>
         </w:tc>
       </w:tr>
@@ -8010,6 +10679,7 @@
                 <w:sz w:val="20"/>
               </w:rPr>
             </w:pPr>
+            <w:proofErr w:type="spellStart"/>
             <w:r>
               <w:rPr>
                 <w:i/>
@@ -8018,6 +10688,7 @@
               </w:rPr>
               <w:t>Benefit</w:t>
             </w:r>
+            <w:proofErr w:type="spellEnd"/>
           </w:p>
         </w:tc>
       </w:tr>
@@ -8082,6 +10753,7 @@
                 <w:sz w:val="20"/>
               </w:rPr>
             </w:pPr>
+            <w:proofErr w:type="spellStart"/>
             <w:r>
               <w:rPr>
                 <w:i/>
@@ -8090,6 +10762,7 @@
               </w:rPr>
               <w:t>Benefit</w:t>
             </w:r>
+            <w:proofErr w:type="spellEnd"/>
           </w:p>
         </w:tc>
       </w:tr>
@@ -8177,6 +10850,7 @@
                 <w:sz w:val="20"/>
               </w:rPr>
             </w:pPr>
+            <w:proofErr w:type="spellStart"/>
             <w:r>
               <w:rPr>
                 <w:i/>
@@ -8185,6 +10859,7 @@
               </w:rPr>
               <w:t>Cost</w:t>
             </w:r>
+            <w:proofErr w:type="spellEnd"/>
           </w:p>
         </w:tc>
       </w:tr>
@@ -8238,6 +10913,7 @@
               </w:rPr>
               <w:t xml:space="preserve"> </w:t>
             </w:r>
+            <w:proofErr w:type="spellStart"/>
             <w:r>
               <w:rPr>
                 <w:spacing w:val="-4"/>
@@ -8245,6 +10921,7 @@
               </w:rPr>
               <w:t>Kost</w:t>
             </w:r>
+            <w:proofErr w:type="spellEnd"/>
           </w:p>
         </w:tc>
         <w:tc>
@@ -8260,6 +10937,7 @@
                 <w:sz w:val="20"/>
               </w:rPr>
             </w:pPr>
+            <w:proofErr w:type="spellStart"/>
             <w:r>
               <w:rPr>
                 <w:i/>
@@ -8268,6 +10946,7 @@
               </w:rPr>
               <w:t>Benefit</w:t>
             </w:r>
+            <w:proofErr w:type="spellEnd"/>
           </w:p>
         </w:tc>
       </w:tr>
@@ -8345,6 +11024,7 @@
                 <w:sz w:val="20"/>
               </w:rPr>
             </w:pPr>
+            <w:proofErr w:type="spellStart"/>
             <w:r>
               <w:rPr>
                 <w:i/>
@@ -8353,6 +11033,7 @@
               </w:rPr>
               <w:t>Benefit</w:t>
             </w:r>
+            <w:proofErr w:type="spellEnd"/>
           </w:p>
         </w:tc>
       </w:tr>
@@ -8440,6 +11121,7 @@
                 <w:sz w:val="20"/>
               </w:rPr>
             </w:pPr>
+            <w:proofErr w:type="spellStart"/>
             <w:r>
               <w:rPr>
                 <w:i/>
@@ -8448,6 +11130,7 @@
               </w:rPr>
               <w:t>Benefit</w:t>
             </w:r>
+            <w:proofErr w:type="spellEnd"/>
           </w:p>
         </w:tc>
       </w:tr>
@@ -8535,8 +11218,21 @@
         <w:ind w:left="291" w:right="551" w:firstLine="720"/>
         <w:jc w:val="both"/>
       </w:pPr>
-      <w:r>
-        <w:t>Rank Order Centroid (ROC) adalah metode penentuan bobot yang memanfaatkan peringkat</w:t>
+      <w:proofErr w:type="spellStart"/>
+      <w:r>
+        <w:t>Rank</w:t>
+      </w:r>
+      <w:proofErr w:type="spellEnd"/>
+      <w:r>
+        <w:t xml:space="preserve"> Order </w:t>
+      </w:r>
+      <w:proofErr w:type="spellStart"/>
+      <w:r>
+        <w:t>Centroid</w:t>
+      </w:r>
+      <w:proofErr w:type="spellEnd"/>
+      <w:r>
+        <w:t xml:space="preserve"> (ROC) adalah metode penentuan bobot yang memanfaatkan peringkat</w:t>
       </w:r>
       <w:r>
         <w:rPr>
@@ -8874,7 +11570,15 @@
         <w:jc w:val="both"/>
       </w:pPr>
       <w:r>
-        <w:t>kriteria ini sudah menetapkan ada 9 kriteria yang akan digunakan. Maka rumus yang akan diterapkan rumus ke (1) dan penerapan perhitungan rumus nya sebagai berikut.</w:t>
+        <w:t xml:space="preserve">kriteria ini sudah menetapkan ada 9 kriteria yang akan digunakan. Maka rumus yang akan diterapkan rumus ke (1) dan penerapan perhitungan rumus </w:t>
+      </w:r>
+      <w:proofErr w:type="spellStart"/>
+      <w:r>
+        <w:t>nya</w:t>
+      </w:r>
+      <w:proofErr w:type="spellEnd"/>
+      <w:r>
+        <w:t xml:space="preserve"> sebagai berikut.</w:t>
       </w:r>
     </w:p>
     <w:p>
@@ -10364,7 +13068,23 @@
         <w:jc w:val="both"/>
       </w:pPr>
       <w:r>
-        <w:t>Penelitian ini menggunakan metode Rank Order Centroid (ROC) untuk menentukan bobot kriteria secara objektif berdasarkan peringkatnya. Sebagai contoh pada Persamaan 5, perhitungan</w:t>
+        <w:t xml:space="preserve">Penelitian ini menggunakan metode </w:t>
+      </w:r>
+      <w:proofErr w:type="spellStart"/>
+      <w:r>
+        <w:t>Rank</w:t>
+      </w:r>
+      <w:proofErr w:type="spellEnd"/>
+      <w:r>
+        <w:t xml:space="preserve"> Order </w:t>
+      </w:r>
+      <w:proofErr w:type="spellStart"/>
+      <w:r>
+        <w:t>Centroid</w:t>
+      </w:r>
+      <w:proofErr w:type="spellEnd"/>
+      <w:r>
+        <w:t xml:space="preserve"> (ROC) untuk menentukan bobot kriteria secara objektif berdasarkan peringkatnya. Sebagai contoh pada Persamaan 5, perhitungan</w:t>
       </w:r>
       <w:r>
         <w:rPr>
@@ -10745,7 +13465,21 @@
                 <w:spacing w:val="-2"/>
                 <w:sz w:val="20"/>
               </w:rPr>
-              <w:t>0.3143</w:t>
+              <w:t>0</w:t>
+            </w:r>
+            <w:r>
+              <w:rPr>
+                <w:spacing w:val="-2"/>
+                <w:sz w:val="20"/>
+              </w:rPr>
+              <w:t>,</w:t>
+            </w:r>
+            <w:r>
+              <w:rPr>
+                <w:spacing w:val="-2"/>
+                <w:sz w:val="20"/>
+              </w:rPr>
+              <w:t>3143</w:t>
             </w:r>
           </w:p>
         </w:tc>
@@ -10834,7 +13568,21 @@
                 <w:spacing w:val="-2"/>
                 <w:sz w:val="20"/>
               </w:rPr>
-              <w:t>0.2032</w:t>
+              <w:t>0</w:t>
+            </w:r>
+            <w:r>
+              <w:rPr>
+                <w:spacing w:val="-2"/>
+                <w:sz w:val="20"/>
+              </w:rPr>
+              <w:t>,</w:t>
+            </w:r>
+            <w:r>
+              <w:rPr>
+                <w:spacing w:val="-2"/>
+                <w:sz w:val="20"/>
+              </w:rPr>
+              <w:t>2032</w:t>
             </w:r>
           </w:p>
         </w:tc>
@@ -10936,7 +13684,21 @@
                 <w:spacing w:val="-2"/>
                 <w:sz w:val="20"/>
               </w:rPr>
-              <w:t>0.1477</w:t>
+              <w:t>0</w:t>
+            </w:r>
+            <w:r>
+              <w:rPr>
+                <w:spacing w:val="-2"/>
+                <w:sz w:val="20"/>
+              </w:rPr>
+              <w:t>,</w:t>
+            </w:r>
+            <w:r>
+              <w:rPr>
+                <w:spacing w:val="-2"/>
+                <w:sz w:val="20"/>
+              </w:rPr>
+              <w:t>1477</w:t>
             </w:r>
           </w:p>
         </w:tc>
@@ -11029,7 +13791,21 @@
                 <w:spacing w:val="-2"/>
                 <w:sz w:val="20"/>
               </w:rPr>
-              <w:t>0.1106</w:t>
+              <w:t>0</w:t>
+            </w:r>
+            <w:r>
+              <w:rPr>
+                <w:spacing w:val="-2"/>
+                <w:sz w:val="20"/>
+              </w:rPr>
+              <w:t>,</w:t>
+            </w:r>
+            <w:r>
+              <w:rPr>
+                <w:spacing w:val="-2"/>
+                <w:sz w:val="20"/>
+              </w:rPr>
+              <w:t>1106</w:t>
             </w:r>
           </w:p>
         </w:tc>
@@ -11118,7 +13894,21 @@
                 <w:spacing w:val="-2"/>
                 <w:sz w:val="20"/>
               </w:rPr>
-              <w:t>0.0828</w:t>
+              <w:t>0</w:t>
+            </w:r>
+            <w:r>
+              <w:rPr>
+                <w:spacing w:val="-2"/>
+                <w:sz w:val="20"/>
+              </w:rPr>
+              <w:t>,</w:t>
+            </w:r>
+            <w:r>
+              <w:rPr>
+                <w:spacing w:val="-2"/>
+                <w:sz w:val="20"/>
+              </w:rPr>
+              <w:t>0828</w:t>
             </w:r>
           </w:p>
         </w:tc>
@@ -11237,7 +14027,21 @@
                 <w:spacing w:val="-2"/>
                 <w:sz w:val="20"/>
               </w:rPr>
-              <w:t>0.0606</w:t>
+              <w:t>0</w:t>
+            </w:r>
+            <w:r>
+              <w:rPr>
+                <w:spacing w:val="-2"/>
+                <w:sz w:val="20"/>
+              </w:rPr>
+              <w:t>,</w:t>
+            </w:r>
+            <w:r>
+              <w:rPr>
+                <w:spacing w:val="-2"/>
+                <w:sz w:val="20"/>
+              </w:rPr>
+              <w:t>0606</w:t>
             </w:r>
           </w:p>
         </w:tc>
@@ -11292,6 +14096,7 @@
               </w:rPr>
               <w:t xml:space="preserve"> </w:t>
             </w:r>
+            <w:proofErr w:type="spellStart"/>
             <w:r>
               <w:rPr>
                 <w:spacing w:val="-4"/>
@@ -11299,6 +14104,7 @@
               </w:rPr>
               <w:t>kost</w:t>
             </w:r>
+            <w:proofErr w:type="spellEnd"/>
           </w:p>
         </w:tc>
         <w:tc>
@@ -11339,7 +14145,21 @@
                 <w:spacing w:val="-2"/>
                 <w:sz w:val="20"/>
               </w:rPr>
-              <w:t>0.0421</w:t>
+              <w:t>0</w:t>
+            </w:r>
+            <w:r>
+              <w:rPr>
+                <w:spacing w:val="-2"/>
+                <w:sz w:val="20"/>
+              </w:rPr>
+              <w:t>,</w:t>
+            </w:r>
+            <w:r>
+              <w:rPr>
+                <w:spacing w:val="-2"/>
+                <w:sz w:val="20"/>
+              </w:rPr>
+              <w:t>0421</w:t>
             </w:r>
           </w:p>
         </w:tc>
@@ -11441,7 +14261,21 @@
                 <w:spacing w:val="-2"/>
                 <w:sz w:val="20"/>
               </w:rPr>
-              <w:t>0.0262</w:t>
+              <w:t>0</w:t>
+            </w:r>
+            <w:r>
+              <w:rPr>
+                <w:spacing w:val="-2"/>
+                <w:sz w:val="20"/>
+              </w:rPr>
+              <w:t>,</w:t>
+            </w:r>
+            <w:r>
+              <w:rPr>
+                <w:spacing w:val="-2"/>
+                <w:sz w:val="20"/>
+              </w:rPr>
+              <w:t>0262</w:t>
             </w:r>
           </w:p>
         </w:tc>
@@ -11560,7 +14394,21 @@
                 <w:spacing w:val="-2"/>
                 <w:sz w:val="20"/>
               </w:rPr>
-              <w:t>0.0123</w:t>
+              <w:t>0</w:t>
+            </w:r>
+            <w:r>
+              <w:rPr>
+                <w:spacing w:val="-2"/>
+                <w:sz w:val="20"/>
+              </w:rPr>
+              <w:t>,</w:t>
+            </w:r>
+            <w:r>
+              <w:rPr>
+                <w:spacing w:val="-2"/>
+                <w:sz w:val="20"/>
+              </w:rPr>
+              <w:t>0123</w:t>
             </w:r>
           </w:p>
         </w:tc>
@@ -11674,6 +14522,7 @@
         </w:rPr>
         <w:t xml:space="preserve"> </w:t>
       </w:r>
+      <w:proofErr w:type="spellStart"/>
       <w:r>
         <w:rPr>
           <w:i/>
@@ -11681,6 +14530,7 @@
         </w:rPr>
         <w:t>Crisp</w:t>
       </w:r>
+      <w:proofErr w:type="spellEnd"/>
     </w:p>
     <w:p>
       <w:pPr>
@@ -11789,7 +14639,15 @@
         <w:t xml:space="preserve"> </w:t>
       </w:r>
       <w:r>
-        <w:t>kualitatif maupun kuantitatif menjadi nilai Crisp (sub-kriteria). Nilai-nilai tersebut kemudian dikonversi menjadi</w:t>
+        <w:t xml:space="preserve">kualitatif maupun kuantitatif menjadi nilai </w:t>
+      </w:r>
+      <w:proofErr w:type="spellStart"/>
+      <w:r>
+        <w:t>Crisp</w:t>
+      </w:r>
+      <w:proofErr w:type="spellEnd"/>
+      <w:r>
+        <w:t xml:space="preserve"> (sub-kriteria). Nilai-nilai tersebut kemudian dikonversi menjadi</w:t>
       </w:r>
       <w:r>
         <w:rPr>
@@ -11843,7 +14701,15 @@
         <w:t xml:space="preserve"> </w:t>
       </w:r>
       <w:r>
-        <w:t>(mapping)</w:t>
+        <w:t>(</w:t>
+      </w:r>
+      <w:proofErr w:type="spellStart"/>
+      <w:r>
+        <w:t>mapping</w:t>
+      </w:r>
+      <w:proofErr w:type="spellEnd"/>
+      <w:r>
+        <w:t>)</w:t>
       </w:r>
       <w:r>
         <w:rPr>
@@ -15130,8 +17996,17 @@
           <w:spacing w:val="-4"/>
           <w:sz w:val="20"/>
         </w:rPr>
-        <w:t xml:space="preserve"> Kost</w:t>
-      </w:r>
+        <w:t xml:space="preserve"> </w:t>
+      </w:r>
+      <w:proofErr w:type="spellStart"/>
+      <w:r>
+        <w:rPr>
+          <w:spacing w:val="-4"/>
+          <w:sz w:val="20"/>
+        </w:rPr>
+        <w:t>Kost</w:t>
+      </w:r>
+      <w:proofErr w:type="spellEnd"/>
     </w:p>
     <w:tbl>
       <w:tblPr>
@@ -15476,12 +18351,37 @@
                 <w:sz w:val="20"/>
               </w:rPr>
             </w:pPr>
+            <w:proofErr w:type="spellStart"/>
             <w:r>
               <w:rPr>
                 <w:spacing w:val="-2"/>
                 <w:sz w:val="20"/>
               </w:rPr>
-              <w:t>Pascabayar(perbulan/meteran)</w:t>
+              <w:t>Pascabayar</w:t>
+            </w:r>
+            <w:proofErr w:type="spellEnd"/>
+            <w:r>
+              <w:rPr>
+                <w:spacing w:val="-2"/>
+                <w:sz w:val="20"/>
+              </w:rPr>
+              <w:t>(</w:t>
+            </w:r>
+            <w:proofErr w:type="spellStart"/>
+            <w:r>
+              <w:rPr>
+                <w:spacing w:val="-2"/>
+                <w:sz w:val="20"/>
+              </w:rPr>
+              <w:t>perbulan</w:t>
+            </w:r>
+            <w:proofErr w:type="spellEnd"/>
+            <w:r>
+              <w:rPr>
+                <w:spacing w:val="-2"/>
+                <w:sz w:val="20"/>
+              </w:rPr>
+              <w:t>/meteran)</w:t>
             </w:r>
           </w:p>
         </w:tc>
@@ -15531,7 +18431,23 @@
                 <w:spacing w:val="-2"/>
                 <w:sz w:val="20"/>
               </w:rPr>
-              <w:t>Prabayar(token)</w:t>
+              <w:t>Prabayar(</w:t>
+            </w:r>
+            <w:proofErr w:type="spellStart"/>
+            <w:r>
+              <w:rPr>
+                <w:spacing w:val="-2"/>
+                <w:sz w:val="20"/>
+              </w:rPr>
+              <w:t>token</w:t>
+            </w:r>
+            <w:proofErr w:type="spellEnd"/>
+            <w:r>
+              <w:rPr>
+                <w:spacing w:val="-2"/>
+                <w:sz w:val="20"/>
+              </w:rPr>
+              <w:t>)</w:t>
             </w:r>
           </w:p>
         </w:tc>
@@ -15817,12 +18733,37 @@
                 <w:sz w:val="20"/>
               </w:rPr>
             </w:pPr>
+            <w:proofErr w:type="spellStart"/>
             <w:r>
               <w:rPr>
                 <w:spacing w:val="-2"/>
                 <w:sz w:val="20"/>
               </w:rPr>
-              <w:t>Pascabayar(perbulan/meteran)</w:t>
+              <w:t>Pascabayar</w:t>
+            </w:r>
+            <w:proofErr w:type="spellEnd"/>
+            <w:r>
+              <w:rPr>
+                <w:spacing w:val="-2"/>
+                <w:sz w:val="20"/>
+              </w:rPr>
+              <w:t>(</w:t>
+            </w:r>
+            <w:proofErr w:type="spellStart"/>
+            <w:r>
+              <w:rPr>
+                <w:spacing w:val="-2"/>
+                <w:sz w:val="20"/>
+              </w:rPr>
+              <w:t>perbulan</w:t>
+            </w:r>
+            <w:proofErr w:type="spellEnd"/>
+            <w:r>
+              <w:rPr>
+                <w:spacing w:val="-2"/>
+                <w:sz w:val="20"/>
+              </w:rPr>
+              <w:t>/meteran)</w:t>
             </w:r>
           </w:p>
         </w:tc>
@@ -15974,7 +18915,31 @@
         <w:jc w:val="both"/>
       </w:pPr>
       <w:r>
-        <w:t>Penelitian ini menggunakan data alternatif berupa seluruh rumah kost yang diuji dalam sistem. Dalam penelitian menggunakan data sebanyak 16 data kost yang akan di ujikan dan perhitungan jarak menggunakan sistem yang dimana sistem akan menjadi pemicu untuk mendapatkan sebuah jarak yang nantinya akan di tampilkan di Data Alternatif. Jarak yang menjadi tujuan yaitu Universitas Dipa Makassar.</w:t>
+        <w:t xml:space="preserve">Penelitian ini menggunakan data alternatif berupa seluruh rumah </w:t>
+      </w:r>
+      <w:proofErr w:type="spellStart"/>
+      <w:r>
+        <w:t>kost</w:t>
+      </w:r>
+      <w:proofErr w:type="spellEnd"/>
+      <w:r>
+        <w:t xml:space="preserve"> yang diuji dalam sistem. Dalam penelitian menggunakan data sebanyak 16 data </w:t>
+      </w:r>
+      <w:proofErr w:type="spellStart"/>
+      <w:r>
+        <w:t>kost</w:t>
+      </w:r>
+      <w:proofErr w:type="spellEnd"/>
+      <w:r>
+        <w:t xml:space="preserve"> yang akan di ujikan dan perhitungan jarak menggunakan sistem yang </w:t>
+      </w:r>
+      <w:proofErr w:type="spellStart"/>
+      <w:r>
+        <w:t>dimana</w:t>
+      </w:r>
+      <w:proofErr w:type="spellEnd"/>
+      <w:r>
+        <w:t xml:space="preserve"> sistem akan menjadi pemicu untuk mendapatkan sebuah jarak yang nantinya akan di tampilkan di Data Alternatif. Jarak yang menjadi tujuan yaitu Universitas Dipa Makassar.</w:t>
       </w:r>
     </w:p>
     <w:p>
@@ -16182,12 +19147,14 @@
               </w:rPr>
               <w:t xml:space="preserve"> </w:t>
             </w:r>
+            <w:proofErr w:type="spellStart"/>
             <w:r>
               <w:rPr>
                 <w:sz w:val="15"/>
               </w:rPr>
               <w:t>Harmony</w:t>
             </w:r>
+            <w:proofErr w:type="spellEnd"/>
             <w:r>
               <w:rPr>
                 <w:spacing w:val="-10"/>
@@ -16259,12 +19226,14 @@
               </w:rPr>
               <w:t xml:space="preserve"> </w:t>
             </w:r>
+            <w:proofErr w:type="spellStart"/>
             <w:r>
               <w:rPr>
                 <w:sz w:val="15"/>
               </w:rPr>
               <w:t>Harmony</w:t>
             </w:r>
+            <w:proofErr w:type="spellEnd"/>
             <w:r>
               <w:rPr>
                 <w:spacing w:val="-10"/>
@@ -16336,12 +19305,14 @@
               </w:rPr>
               <w:t xml:space="preserve"> </w:t>
             </w:r>
+            <w:proofErr w:type="spellStart"/>
             <w:r>
               <w:rPr>
                 <w:sz w:val="15"/>
               </w:rPr>
               <w:t>Harmony</w:t>
             </w:r>
+            <w:proofErr w:type="spellEnd"/>
             <w:r>
               <w:rPr>
                 <w:spacing w:val="-10"/>
@@ -16621,6 +19592,7 @@
               </w:rPr>
               <w:t xml:space="preserve"> </w:t>
             </w:r>
+            <w:proofErr w:type="spellStart"/>
             <w:r>
               <w:rPr>
                 <w:spacing w:val="-2"/>
@@ -16628,6 +19600,7 @@
               </w:rPr>
               <w:t>Anaqu</w:t>
             </w:r>
+            <w:proofErr w:type="spellEnd"/>
           </w:p>
         </w:tc>
       </w:tr>
@@ -17066,6 +20039,7 @@
               </w:rPr>
               <w:t xml:space="preserve"> </w:t>
             </w:r>
+            <w:proofErr w:type="spellStart"/>
             <w:r>
               <w:rPr>
                 <w:spacing w:val="-2"/>
@@ -17073,6 +20047,7 @@
               </w:rPr>
               <w:t>Yumma</w:t>
             </w:r>
+            <w:proofErr w:type="spellEnd"/>
           </w:p>
         </w:tc>
       </w:tr>
@@ -17216,6 +20191,7 @@
                 <w:sz w:val="15"/>
               </w:rPr>
             </w:pPr>
+            <w:proofErr w:type="spellStart"/>
             <w:r>
               <w:rPr>
                 <w:spacing w:val="-4"/>
@@ -17223,6 +20199,7 @@
               </w:rPr>
               <w:t>Kost</w:t>
             </w:r>
+            <w:proofErr w:type="spellEnd"/>
             <w:r>
               <w:rPr>
                 <w:spacing w:val="40"/>
@@ -17230,6 +20207,7 @@
               </w:rPr>
               <w:t xml:space="preserve"> </w:t>
             </w:r>
+            <w:proofErr w:type="spellStart"/>
             <w:r>
               <w:rPr>
                 <w:spacing w:val="-2"/>
@@ -17237,6 +20215,7 @@
               </w:rPr>
               <w:t>FajarNur</w:t>
             </w:r>
+            <w:proofErr w:type="spellEnd"/>
           </w:p>
         </w:tc>
       </w:tr>
@@ -21609,7 +24588,31 @@
         <w:jc w:val="both"/>
       </w:pPr>
       <w:r>
-        <w:t>Setelah menentukan Matriks Keputusan maka langkah selanjutnya peneliti akan melakukan Normalisasi Matriks Keputusan dengan menerapkan rumus (2) sama (3) dan untuk mendapatkan masing bobot yang sudah di kategorikan sebagai Cost maupun Benefit.</w:t>
+        <w:t xml:space="preserve">Setelah menentukan Matriks Keputusan maka langkah selanjutnya peneliti akan melakukan Normalisasi Matriks Keputusan dengan menerapkan rumus (2) sama (3) dan untuk mendapatkan </w:t>
+      </w:r>
+      <w:proofErr w:type="spellStart"/>
+      <w:r>
+        <w:t>masing</w:t>
+      </w:r>
+      <w:proofErr w:type="spellEnd"/>
+      <w:r>
+        <w:t xml:space="preserve"> bobot yang sudah di kategorikan sebagai </w:t>
+      </w:r>
+      <w:proofErr w:type="spellStart"/>
+      <w:r>
+        <w:t>Cost</w:t>
+      </w:r>
+      <w:proofErr w:type="spellEnd"/>
+      <w:r>
+        <w:t xml:space="preserve"> maupun </w:t>
+      </w:r>
+      <w:proofErr w:type="spellStart"/>
+      <w:r>
+        <w:t>Benefit</w:t>
+      </w:r>
+      <w:proofErr w:type="spellEnd"/>
+      <w:r>
+        <w:t>.</w:t>
       </w:r>
     </w:p>
     <w:p>
@@ -21634,9 +24637,11 @@
         </w:rPr>
         <w:t xml:space="preserve"> </w:t>
       </w:r>
+      <w:proofErr w:type="spellStart"/>
       <w:r>
         <w:t>Harmony</w:t>
       </w:r>
+      <w:proofErr w:type="spellEnd"/>
       <w:r>
         <w:rPr>
           <w:spacing w:val="-6"/>
@@ -21677,6 +24682,7 @@
               </m:ctrlPr>
             </m:dPr>
             <m:e>
+              <w:proofErr w:type="spellStart"/>
               <m:r>
                 <m:rPr>
                   <m:nor/>
@@ -21686,6 +24692,7 @@
                 </w:rPr>
                 <m:t>Cost</m:t>
               </m:r>
+              <w:proofErr w:type="spellEnd"/>
             </m:e>
           </m:d>
           <m:r>
@@ -21783,6 +24790,7 @@
                   </m:r>
                 </m:e>
                 <m:sub>
+                  <w:proofErr w:type="spellStart"/>
                   <m:r>
                     <m:rPr>
                       <m:nor/>
@@ -21792,6 +24800,7 @@
                     </w:rPr>
                     <m:t>ij</m:t>
                   </m:r>
+                  <w:proofErr w:type="spellEnd"/>
                 </m:sub>
               </m:sSub>
             </m:num>
@@ -21818,6 +24827,7 @@
                   </m:r>
                 </m:e>
                 <m:sub>
+                  <w:proofErr w:type="spellStart"/>
                   <m:r>
                     <m:rPr>
                       <m:nor/>
@@ -21827,6 +24837,7 @@
                     </w:rPr>
                     <m:t>ij</m:t>
                   </m:r>
+                  <w:proofErr w:type="spellEnd"/>
                 </m:sub>
               </m:sSub>
             </m:den>
@@ -21926,6 +24937,7 @@
               </m:ctrlPr>
             </m:dPr>
             <m:e>
+              <w:proofErr w:type="spellStart"/>
               <m:r>
                 <m:rPr>
                   <m:nor/>
@@ -21935,6 +24947,7 @@
                 </w:rPr>
                 <m:t>Benefit</m:t>
               </m:r>
+              <w:proofErr w:type="spellEnd"/>
             </m:e>
           </m:d>
           <m:r>
@@ -22021,6 +25034,7 @@
                   </m:r>
                 </m:e>
                 <m:sub>
+                  <w:proofErr w:type="spellStart"/>
                   <m:r>
                     <m:rPr>
                       <m:nor/>
@@ -22030,10 +25044,12 @@
                     </w:rPr>
                     <m:t>ij</m:t>
                   </m:r>
+                  <w:proofErr w:type="spellEnd"/>
                 </m:sub>
               </m:sSub>
             </m:num>
             <m:den>
+              <w:proofErr w:type="spellStart"/>
               <m:r>
                 <m:rPr>
                   <m:nor/>
@@ -22042,7 +25058,18 @@
                   <w:iCs/>
                   <w:lang w:eastAsia="en-GB" w:bidi="en-US"/>
                 </w:rPr>
-                <m:t xml:space="preserve">max </m:t>
+                <m:t>max</m:t>
+              </m:r>
+              <w:proofErr w:type="spellEnd"/>
+              <m:r>
+                <m:rPr>
+                  <m:nor/>
+                </m:rPr>
+                <w:rPr>
+                  <w:iCs/>
+                  <w:lang w:eastAsia="en-GB" w:bidi="en-US"/>
+                </w:rPr>
+                <m:t xml:space="preserve"> </m:t>
               </m:r>
               <m:sSub>
                 <m:sSubPr>
@@ -22067,6 +25094,7 @@
                   </m:r>
                 </m:e>
                 <m:sub>
+                  <w:proofErr w:type="spellStart"/>
                   <m:r>
                     <m:rPr>
                       <m:nor/>
@@ -22076,6 +25104,7 @@
                     </w:rPr>
                     <m:t>ij</m:t>
                   </m:r>
+                  <w:proofErr w:type="spellEnd"/>
                 </m:sub>
               </m:sSub>
             </m:den>
@@ -22165,7 +25194,15 @@
         <w:jc w:val="both"/>
       </w:pPr>
       <w:r>
-        <w:t xml:space="preserve">Dalam penelitian ini data matriks ternormalisiasi di dapatkan dari persamaan rumus </w:t>
+        <w:t xml:space="preserve">Dalam penelitian ini data matriks </w:t>
+      </w:r>
+      <w:proofErr w:type="spellStart"/>
+      <w:r>
+        <w:t>ternormalisiasi</w:t>
+      </w:r>
+      <w:proofErr w:type="spellEnd"/>
+      <w:r>
+        <w:t xml:space="preserve"> di dapatkan dari persamaan rumus </w:t>
       </w:r>
       <w:r>
         <w:t>7</w:t>
@@ -22177,7 +25214,31 @@
         <w:t>8</w:t>
       </w:r>
       <w:r>
-        <w:t xml:space="preserve"> yang menandakan setiap kriteria memiliki Benefit dan Cost masing dan ini akan di terapkan di semua perhitungan dan seterusnya.</w:t>
+        <w:t xml:space="preserve"> yang menandakan setiap kriteria memiliki </w:t>
+      </w:r>
+      <w:proofErr w:type="spellStart"/>
+      <w:r>
+        <w:t>Benefit</w:t>
+      </w:r>
+      <w:proofErr w:type="spellEnd"/>
+      <w:r>
+        <w:t xml:space="preserve"> dan </w:t>
+      </w:r>
+      <w:proofErr w:type="spellStart"/>
+      <w:r>
+        <w:t>Cost</w:t>
+      </w:r>
+      <w:proofErr w:type="spellEnd"/>
+      <w:r>
+        <w:t xml:space="preserve"> </w:t>
+      </w:r>
+      <w:proofErr w:type="spellStart"/>
+      <w:r>
+        <w:t>masing</w:t>
+      </w:r>
+      <w:proofErr w:type="spellEnd"/>
+      <w:r>
+        <w:t xml:space="preserve"> dan ini akan di terapkan di semua perhitungan dan seterusnya.</w:t>
       </w:r>
     </w:p>
     <w:p>
@@ -26097,6 +29158,7 @@
         </w:rPr>
         <w:t xml:space="preserve"> </w:t>
       </w:r>
+      <w:proofErr w:type="spellStart"/>
       <w:r>
         <w:rPr>
           <w:i/>
@@ -26104,6 +29166,7 @@
         </w:rPr>
         <w:t>Ranking</w:t>
       </w:r>
+      <w:proofErr w:type="spellEnd"/>
     </w:p>
     <w:p>
       <w:pPr>
@@ -26113,7 +29176,15 @@
         <w:jc w:val="both"/>
       </w:pPr>
       <w:r>
-        <w:t xml:space="preserve">Kemudian akan menyusun Matriks Ternormalisasi maka langkah berikutnya dengan melakukan Perangkingan dengan rumus (4) maka akan didapatkan hasilnya pada tabel di tabel </w:t>
+        <w:t xml:space="preserve">Kemudian akan menyusun Matriks Ternormalisasi maka langkah berikutnya dengan melakukan </w:t>
+      </w:r>
+      <w:proofErr w:type="spellStart"/>
+      <w:r>
+        <w:t>Perangkingan</w:t>
+      </w:r>
+      <w:proofErr w:type="spellEnd"/>
+      <w:r>
+        <w:t xml:space="preserve"> dengan rumus (4) maka akan didapatkan hasilnya pada tabel di tabel </w:t>
       </w:r>
       <w:r>
         <w:rPr>
@@ -26288,6 +29359,7 @@
         </w:rPr>
         <w:t xml:space="preserve">  </w:t>
       </w:r>
+      <w:proofErr w:type="spellStart"/>
       <w:r>
         <w:rPr>
           <w:w w:val="105"/>
@@ -26303,6 +29375,7 @@
         </w:rPr>
         <w:t>j</w:t>
       </w:r>
+      <w:proofErr w:type="spellEnd"/>
       <w:r>
         <w:rPr>
           <w:w w:val="105"/>
@@ -26318,6 +29391,7 @@
         </w:rPr>
         <w:t xml:space="preserve"> </w:t>
       </w:r>
+      <w:proofErr w:type="spellStart"/>
       <w:r>
         <w:rPr>
           <w:w w:val="105"/>
@@ -26333,6 +29407,7 @@
         </w:rPr>
         <w:t>ij</w:t>
       </w:r>
+      <w:proofErr w:type="spellEnd"/>
       <w:r>
         <w:rPr>
           <w:w w:val="105"/>
@@ -26353,7 +29428,15 @@
           <w:w w:val="105"/>
           <w:position w:val="2"/>
         </w:rPr>
-        <w:t>C1(w</w:t>
+        <w:t>C1(</w:t>
+      </w:r>
+      <w:proofErr w:type="spellStart"/>
+      <w:r>
+        <w:rPr>
+          <w:w w:val="105"/>
+          <w:position w:val="2"/>
+        </w:rPr>
+        <w:t>w</w:t>
       </w:r>
       <w:r>
         <w:rPr>
@@ -26363,6 +29446,7 @@
         </w:rPr>
         <w:t>j</w:t>
       </w:r>
+      <w:proofErr w:type="spellEnd"/>
       <w:r>
         <w:rPr>
           <w:w w:val="105"/>
@@ -26378,6 +29462,7 @@
         </w:rPr>
         <w:t xml:space="preserve"> </w:t>
       </w:r>
+      <w:proofErr w:type="spellStart"/>
       <w:r>
         <w:rPr>
           <w:w w:val="105"/>
@@ -26393,6 +29478,7 @@
         </w:rPr>
         <w:t>ij</w:t>
       </w:r>
+      <w:proofErr w:type="spellEnd"/>
       <w:r>
         <w:rPr>
           <w:w w:val="105"/>
@@ -26428,7 +29514,15 @@
           <w:w w:val="105"/>
           <w:position w:val="2"/>
         </w:rPr>
-        <w:t>C2(w</w:t>
+        <w:t>C2(</w:t>
+      </w:r>
+      <w:proofErr w:type="spellStart"/>
+      <w:r>
+        <w:rPr>
+          <w:w w:val="105"/>
+          <w:position w:val="2"/>
+        </w:rPr>
+        <w:t>w</w:t>
       </w:r>
       <w:r>
         <w:rPr>
@@ -26438,6 +29532,7 @@
         </w:rPr>
         <w:t>j</w:t>
       </w:r>
+      <w:proofErr w:type="spellEnd"/>
       <w:r>
         <w:rPr>
           <w:w w:val="105"/>
@@ -26453,6 +29548,7 @@
         </w:rPr>
         <w:t xml:space="preserve"> </w:t>
       </w:r>
+      <w:proofErr w:type="spellStart"/>
       <w:r>
         <w:rPr>
           <w:w w:val="105"/>
@@ -26468,6 +29564,7 @@
         </w:rPr>
         <w:t>ij</w:t>
       </w:r>
+      <w:proofErr w:type="spellEnd"/>
       <w:r>
         <w:rPr>
           <w:w w:val="105"/>
@@ -26503,7 +29600,15 @@
           <w:w w:val="105"/>
           <w:position w:val="2"/>
         </w:rPr>
-        <w:t>C3(w</w:t>
+        <w:t>C3(</w:t>
+      </w:r>
+      <w:proofErr w:type="spellStart"/>
+      <w:r>
+        <w:rPr>
+          <w:w w:val="105"/>
+          <w:position w:val="2"/>
+        </w:rPr>
+        <w:t>w</w:t>
       </w:r>
       <w:r>
         <w:rPr>
@@ -26513,6 +29618,7 @@
         </w:rPr>
         <w:t>j</w:t>
       </w:r>
+      <w:proofErr w:type="spellEnd"/>
       <w:r>
         <w:rPr>
           <w:w w:val="105"/>
@@ -26528,6 +29634,7 @@
         </w:rPr>
         <w:t xml:space="preserve"> </w:t>
       </w:r>
+      <w:proofErr w:type="spellStart"/>
       <w:r>
         <w:rPr>
           <w:w w:val="105"/>
@@ -26543,6 +29650,7 @@
         </w:rPr>
         <w:t>ij</w:t>
       </w:r>
+      <w:proofErr w:type="spellEnd"/>
       <w:r>
         <w:rPr>
           <w:w w:val="105"/>
@@ -26578,7 +29686,15 @@
           <w:w w:val="105"/>
           <w:position w:val="2"/>
         </w:rPr>
-        <w:t>C4(w</w:t>
+        <w:t>C4(</w:t>
+      </w:r>
+      <w:proofErr w:type="spellStart"/>
+      <w:r>
+        <w:rPr>
+          <w:w w:val="105"/>
+          <w:position w:val="2"/>
+        </w:rPr>
+        <w:t>w</w:t>
       </w:r>
       <w:r>
         <w:rPr>
@@ -26588,6 +29704,7 @@
         </w:rPr>
         <w:t>j</w:t>
       </w:r>
+      <w:proofErr w:type="spellEnd"/>
       <w:r>
         <w:rPr>
           <w:w w:val="105"/>
@@ -26603,6 +29720,7 @@
         </w:rPr>
         <w:t xml:space="preserve"> </w:t>
       </w:r>
+      <w:proofErr w:type="spellStart"/>
       <w:r>
         <w:rPr>
           <w:w w:val="105"/>
@@ -26618,6 +29736,7 @@
         </w:rPr>
         <w:t>ij</w:t>
       </w:r>
+      <w:proofErr w:type="spellEnd"/>
       <w:r>
         <w:rPr>
           <w:w w:val="105"/>
@@ -26653,7 +29772,15 @@
           <w:w w:val="105"/>
           <w:position w:val="2"/>
         </w:rPr>
-        <w:t>C5(w</w:t>
+        <w:t>C5(</w:t>
+      </w:r>
+      <w:proofErr w:type="spellStart"/>
+      <w:r>
+        <w:rPr>
+          <w:w w:val="105"/>
+          <w:position w:val="2"/>
+        </w:rPr>
+        <w:t>w</w:t>
       </w:r>
       <w:r>
         <w:rPr>
@@ -26663,6 +29790,7 @@
         </w:rPr>
         <w:t>j</w:t>
       </w:r>
+      <w:proofErr w:type="spellEnd"/>
       <w:r>
         <w:rPr>
           <w:w w:val="105"/>
@@ -26678,6 +29806,7 @@
         </w:rPr>
         <w:t xml:space="preserve"> </w:t>
       </w:r>
+      <w:proofErr w:type="spellStart"/>
       <w:r>
         <w:rPr>
           <w:w w:val="105"/>
@@ -26693,6 +29822,7 @@
         </w:rPr>
         <w:t>ij</w:t>
       </w:r>
+      <w:proofErr w:type="spellEnd"/>
       <w:r>
         <w:rPr>
           <w:w w:val="105"/>
@@ -26728,7 +29858,15 @@
           <w:w w:val="105"/>
           <w:position w:val="2"/>
         </w:rPr>
-        <w:t>C6(w</w:t>
+        <w:t>C6(</w:t>
+      </w:r>
+      <w:proofErr w:type="spellStart"/>
+      <w:r>
+        <w:rPr>
+          <w:w w:val="105"/>
+          <w:position w:val="2"/>
+        </w:rPr>
+        <w:t>w</w:t>
       </w:r>
       <w:r>
         <w:rPr>
@@ -26738,6 +29876,7 @@
         </w:rPr>
         <w:t>j</w:t>
       </w:r>
+      <w:proofErr w:type="spellEnd"/>
       <w:r>
         <w:rPr>
           <w:w w:val="105"/>
@@ -26753,6 +29892,7 @@
         </w:rPr>
         <w:t xml:space="preserve"> </w:t>
       </w:r>
+      <w:proofErr w:type="spellStart"/>
       <w:r>
         <w:rPr>
           <w:spacing w:val="-4"/>
@@ -26770,6 +29910,7 @@
         </w:rPr>
         <w:t>ij</w:t>
       </w:r>
+      <w:proofErr w:type="spellEnd"/>
       <w:r>
         <w:rPr>
           <w:spacing w:val="-4"/>
@@ -26799,7 +29940,11 @@
         <w:t xml:space="preserve"> </w:t>
       </w:r>
       <w:r>
-        <w:t>C7(w</w:t>
+        <w:t>C7(</w:t>
+      </w:r>
+      <w:proofErr w:type="spellStart"/>
+      <w:r>
+        <w:t>w</w:t>
       </w:r>
       <w:r>
         <w:rPr>
@@ -26807,6 +29952,7 @@
         </w:rPr>
         <w:t>j</w:t>
       </w:r>
+      <w:proofErr w:type="spellEnd"/>
       <w:r>
         <w:t>*</w:t>
       </w:r>
@@ -26816,6 +29962,7 @@
         </w:rPr>
         <w:t xml:space="preserve"> </w:t>
       </w:r>
+      <w:proofErr w:type="spellStart"/>
       <w:r>
         <w:t>r</w:t>
       </w:r>
@@ -26825,6 +29972,7 @@
         </w:rPr>
         <w:t>ij</w:t>
       </w:r>
+      <w:proofErr w:type="spellEnd"/>
       <w:r>
         <w:t>)</w:t>
       </w:r>
@@ -26844,7 +29992,11 @@
         <w:t xml:space="preserve"> </w:t>
       </w:r>
       <w:r>
-        <w:t>C8(w</w:t>
+        <w:t>C8(</w:t>
+      </w:r>
+      <w:proofErr w:type="spellStart"/>
+      <w:r>
+        <w:t>w</w:t>
       </w:r>
       <w:r>
         <w:rPr>
@@ -26852,6 +30004,7 @@
         </w:rPr>
         <w:t>j</w:t>
       </w:r>
+      <w:proofErr w:type="spellEnd"/>
       <w:r>
         <w:t>*</w:t>
       </w:r>
@@ -26861,6 +30014,7 @@
         </w:rPr>
         <w:t xml:space="preserve"> </w:t>
       </w:r>
+      <w:proofErr w:type="spellStart"/>
       <w:r>
         <w:t>r</w:t>
       </w:r>
@@ -26870,6 +30024,7 @@
         </w:rPr>
         <w:t>ij</w:t>
       </w:r>
+      <w:proofErr w:type="spellEnd"/>
       <w:r>
         <w:t>)</w:t>
       </w:r>
@@ -26889,7 +30044,11 @@
         <w:t xml:space="preserve"> </w:t>
       </w:r>
       <w:r>
-        <w:t>C9(w</w:t>
+        <w:t>C9(</w:t>
+      </w:r>
+      <w:proofErr w:type="spellStart"/>
+      <w:r>
+        <w:t>w</w:t>
       </w:r>
       <w:r>
         <w:rPr>
@@ -26897,6 +30056,7 @@
         </w:rPr>
         <w:t>j</w:t>
       </w:r>
+      <w:proofErr w:type="spellEnd"/>
       <w:r>
         <w:t>*</w:t>
       </w:r>
@@ -26906,6 +30066,7 @@
         </w:rPr>
         <w:t xml:space="preserve"> </w:t>
       </w:r>
+      <w:proofErr w:type="spellStart"/>
       <w:r>
         <w:rPr>
           <w:spacing w:val="-4"/>
@@ -26919,6 +30080,7 @@
         </w:rPr>
         <w:t>ij</w:t>
       </w:r>
+      <w:proofErr w:type="spellEnd"/>
       <w:r>
         <w:rPr>
           <w:spacing w:val="-4"/>
@@ -27361,12 +30523,14 @@
         </w:rPr>
         <w:t xml:space="preserve"> </w:t>
       </w:r>
+      <w:proofErr w:type="spellStart"/>
       <w:r>
         <w:rPr>
           <w:sz w:val="20"/>
         </w:rPr>
         <w:t>Ranking</w:t>
       </w:r>
+      <w:proofErr w:type="spellEnd"/>
       <w:r>
         <w:rPr>
           <w:spacing w:val="-3"/>
@@ -27696,6 +30860,7 @@
                 <w:sz w:val="14"/>
               </w:rPr>
             </w:pPr>
+            <w:proofErr w:type="spellStart"/>
             <w:r>
               <w:rPr>
                 <w:b/>
@@ -27704,6 +30869,7 @@
               </w:rPr>
               <w:t>Rank</w:t>
             </w:r>
+            <w:proofErr w:type="spellEnd"/>
           </w:p>
         </w:tc>
         <w:tc>
@@ -28023,12 +31189,14 @@
               </w:rPr>
               <w:t xml:space="preserve"> </w:t>
             </w:r>
+            <w:proofErr w:type="spellStart"/>
             <w:r>
               <w:rPr>
                 <w:sz w:val="14"/>
               </w:rPr>
               <w:t>Harmony</w:t>
             </w:r>
+            <w:proofErr w:type="spellEnd"/>
             <w:r>
               <w:rPr>
                 <w:spacing w:val="-5"/>
@@ -28338,12 +31506,14 @@
               </w:rPr>
               <w:t xml:space="preserve"> </w:t>
             </w:r>
+            <w:proofErr w:type="spellStart"/>
             <w:r>
               <w:rPr>
                 <w:sz w:val="14"/>
               </w:rPr>
               <w:t>Harmony</w:t>
             </w:r>
+            <w:proofErr w:type="spellEnd"/>
             <w:r>
               <w:rPr>
                 <w:spacing w:val="-5"/>
@@ -28653,12 +31823,14 @@
               </w:rPr>
               <w:t xml:space="preserve"> </w:t>
             </w:r>
+            <w:proofErr w:type="spellStart"/>
             <w:r>
               <w:rPr>
                 <w:sz w:val="14"/>
               </w:rPr>
               <w:t>Harmony</w:t>
             </w:r>
+            <w:proofErr w:type="spellEnd"/>
             <w:r>
               <w:rPr>
                 <w:spacing w:val="-5"/>
@@ -29887,6 +33059,7 @@
               </w:rPr>
               <w:t xml:space="preserve"> </w:t>
             </w:r>
+            <w:proofErr w:type="spellStart"/>
             <w:r>
               <w:rPr>
                 <w:spacing w:val="-2"/>
@@ -29894,6 +33067,7 @@
               </w:rPr>
               <w:t>Anaqu</w:t>
             </w:r>
+            <w:proofErr w:type="spellEnd"/>
           </w:p>
         </w:tc>
       </w:tr>
@@ -30550,6 +33724,7 @@
                 <w:sz w:val="14"/>
               </w:rPr>
             </w:pPr>
+            <w:proofErr w:type="spellStart"/>
             <w:r>
               <w:rPr>
                 <w:b/>
@@ -30558,6 +33733,7 @@
               </w:rPr>
               <w:t>Rank</w:t>
             </w:r>
+            <w:proofErr w:type="spellEnd"/>
           </w:p>
         </w:tc>
         <w:tc>
@@ -32098,6 +35274,7 @@
               </w:rPr>
               <w:t xml:space="preserve"> </w:t>
             </w:r>
+            <w:proofErr w:type="spellStart"/>
             <w:r>
               <w:rPr>
                 <w:spacing w:val="-2"/>
@@ -32105,6 +35282,7 @@
               </w:rPr>
               <w:t>Yumma</w:t>
             </w:r>
+            <w:proofErr w:type="spellEnd"/>
           </w:p>
         </w:tc>
       </w:tr>
@@ -32702,6 +35880,7 @@
                 <w:sz w:val="14"/>
               </w:rPr>
             </w:pPr>
+            <w:proofErr w:type="spellStart"/>
             <w:r>
               <w:rPr>
                 <w:spacing w:val="-2"/>
@@ -32709,6 +35888,7 @@
               </w:rPr>
               <w:t>FajarNur</w:t>
             </w:r>
+            <w:proofErr w:type="spellEnd"/>
           </w:p>
         </w:tc>
       </w:tr>
@@ -33159,7 +36339,7 @@
           </mc:Choice>
           <mc:Fallback>
             <w:pict>
-              <v:group w14:anchorId="5F5BA23C" id="Group 61" o:spid="_x0000_s1026" style="position:absolute;margin-left:259.65pt;margin-top:26.75pt;width:89.2pt;height:173.4pt;z-index:-15713280;mso-wrap-distance-left:0;mso-wrap-distance-right:0;mso-position-horizontal-relative:page" coordsize="11328,22021" o:gfxdata="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">
+              <v:group w14:anchorId="3CE0CFF0" id="Group 61" o:spid="_x0000_s1026" style="position:absolute;margin-left:259.65pt;margin-top:26.75pt;width:89.2pt;height:173.4pt;z-index:-15713280;mso-wrap-distance-left:0;mso-wrap-distance-right:0;mso-position-horizontal-relative:page" coordsize="11328,22021" o:gfxdata="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">
                 <v:shapetype id="_x0000_t75" coordsize="21600,21600" o:spt="75" o:preferrelative="t" path="m@4@5l@4@11@9@11@9@5xe" filled="f" stroked="f">
                   <v:stroke joinstyle="miter"/>
                   <v:formulas>
@@ -33377,7 +36557,7 @@
           </mc:Choice>
           <mc:Fallback>
             <w:pict>
-              <v:group w14:anchorId="55EAB7DB" id="Group 64" o:spid="_x0000_s1026" style="width:89.2pt;height:174.8pt;mso-position-horizontal-relative:char;mso-position-vertical-relative:line" coordsize="11328,22199" o:gfxdata="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">
+              <v:group w14:anchorId="694C676E" id="Group 64" o:spid="_x0000_s1026" style="width:89.2pt;height:174.8pt;mso-position-horizontal-relative:char;mso-position-vertical-relative:line" coordsize="11328,22199" o:gfxdata="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">
                 <v:shape id="Image 65" o:spid="_x0000_s1027" type="#_x0000_t75" style="position:absolute;left:95;top:95;width:11138;height:22009;visibility:visible;mso-wrap-style:square" o:gfxdata="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">
                   <v:imagedata r:id="rId24" o:title=""/>
                 </v:shape>
@@ -33458,7 +36638,15 @@
         <w:jc w:val="both"/>
       </w:pPr>
       <w:r>
-        <w:t>Pada Gambar 4 ditampilkan halaman penentuan lokasi pada aplikasi pencari kost yang digunakan pengguna untuk memilih titik koordinat secara langsung pada peta, kemudian pada Gambar</w:t>
+        <w:t xml:space="preserve">Pada Gambar 4 ditampilkan halaman penentuan lokasi pada aplikasi pencari </w:t>
+      </w:r>
+      <w:proofErr w:type="spellStart"/>
+      <w:r>
+        <w:t>kost</w:t>
+      </w:r>
+      <w:proofErr w:type="spellEnd"/>
+      <w:r>
+        <w:t xml:space="preserve"> yang digunakan pengguna untuk memilih titik koordinat secara langsung pada peta, kemudian pada Gambar</w:t>
       </w:r>
       <w:r>
         <w:rPr>
@@ -33511,9 +36699,11 @@
         </w:rPr>
         <w:t xml:space="preserve"> </w:t>
       </w:r>
+      <w:proofErr w:type="spellStart"/>
       <w:r>
         <w:t>kost</w:t>
       </w:r>
+      <w:proofErr w:type="spellEnd"/>
       <w:r>
         <w:rPr>
           <w:spacing w:val="-6"/>
@@ -33547,9 +36737,11 @@
         </w:rPr>
         <w:t xml:space="preserve"> </w:t>
       </w:r>
+      <w:proofErr w:type="spellStart"/>
       <w:r>
         <w:t>kost</w:t>
       </w:r>
+      <w:proofErr w:type="spellEnd"/>
       <w:r>
         <w:rPr>
           <w:spacing w:val="-6"/>
@@ -33650,21 +36842,25 @@
               <w:ind w:left="765"/>
               <w:jc w:val="left"/>
             </w:pPr>
+            <w:proofErr w:type="spellStart"/>
             <w:r>
               <w:t>Test</w:t>
             </w:r>
+            <w:proofErr w:type="spellEnd"/>
             <w:r>
               <w:rPr>
                 <w:spacing w:val="-4"/>
               </w:rPr>
               <w:t xml:space="preserve"> </w:t>
             </w:r>
+            <w:proofErr w:type="spellStart"/>
             <w:r>
               <w:rPr>
                 <w:spacing w:val="-2"/>
               </w:rPr>
               <w:t>Factor</w:t>
             </w:r>
+            <w:proofErr w:type="spellEnd"/>
           </w:p>
         </w:tc>
         <w:tc>
@@ -33860,8 +37056,13 @@
               <w:t xml:space="preserve"> </w:t>
             </w:r>
             <w:r>
-              <w:t>menampilkan titik lokasi kost</w:t>
-            </w:r>
+              <w:t xml:space="preserve">menampilkan titik lokasi </w:t>
+            </w:r>
+            <w:proofErr w:type="spellStart"/>
+            <w:r>
+              <w:t>kost</w:t>
+            </w:r>
+            <w:proofErr w:type="spellEnd"/>
           </w:p>
         </w:tc>
       </w:tr>
@@ -34019,8 +37220,13 @@
               </w:rPr>
               <w:t xml:space="preserve"> </w:t>
             </w:r>
-            <w:r>
-              <w:t>kost dengan metode SAW</w:t>
+            <w:proofErr w:type="spellStart"/>
+            <w:r>
+              <w:t>kost</w:t>
+            </w:r>
+            <w:proofErr w:type="spellEnd"/>
+            <w:r>
+              <w:t xml:space="preserve"> dengan metode SAW</w:t>
             </w:r>
           </w:p>
         </w:tc>
@@ -34123,9 +37329,11 @@
         </w:rPr>
         <w:t xml:space="preserve"> </w:t>
       </w:r>
+      <w:proofErr w:type="spellStart"/>
       <w:r>
         <w:t>kost</w:t>
       </w:r>
+      <w:proofErr w:type="spellEnd"/>
       <w:r>
         <w:rPr>
           <w:spacing w:val="-10"/>
@@ -34202,7 +37410,23 @@
         <w:jc w:val="both"/>
       </w:pPr>
       <w:r>
-        <w:t>Adapun kesimpulan pada penelitian ini tentang penerapan metode SAW untuk rekomendasi pencarian kost di kelurahan tamalanrea indah ini sebagai berikut:</w:t>
+        <w:t xml:space="preserve">Adapun kesimpulan pada penelitian ini tentang penerapan metode SAW untuk rekomendasi pencarian </w:t>
+      </w:r>
+      <w:proofErr w:type="spellStart"/>
+      <w:r>
+        <w:t>kost</w:t>
+      </w:r>
+      <w:proofErr w:type="spellEnd"/>
+      <w:r>
+        <w:t xml:space="preserve"> di kelurahan </w:t>
+      </w:r>
+      <w:proofErr w:type="spellStart"/>
+      <w:r>
+        <w:t>tamalanrea</w:t>
+      </w:r>
+      <w:proofErr w:type="spellEnd"/>
+      <w:r>
+        <w:t xml:space="preserve"> indah ini sebagai berikut:</w:t>
       </w:r>
     </w:p>
     <w:p>
@@ -34310,7 +37534,15 @@
         <w:t xml:space="preserve"> </w:t>
       </w:r>
       <w:r>
-        <w:t>rumah kost, menggunakan 9 (sembilan) kriteria yaitu biaya, fasilitas, luas kamar, jarak, keamanan,</w:t>
+        <w:t xml:space="preserve">rumah </w:t>
+      </w:r>
+      <w:proofErr w:type="spellStart"/>
+      <w:r>
+        <w:t>kost</w:t>
+      </w:r>
+      <w:proofErr w:type="spellEnd"/>
+      <w:r>
+        <w:t>, menggunakan 9 (sembilan) kriteria yaitu biaya, fasilitas, luas kamar, jarak, keamanan,</w:t>
       </w:r>
       <w:r>
         <w:rPr>
@@ -34354,8 +37586,13 @@
         </w:rPr>
         <w:t xml:space="preserve"> </w:t>
       </w:r>
-      <w:r>
-        <w:t>kost,</w:t>
+      <w:proofErr w:type="spellStart"/>
+      <w:r>
+        <w:t>kost</w:t>
+      </w:r>
+      <w:proofErr w:type="spellEnd"/>
+      <w:r>
+        <w:t>,</w:t>
       </w:r>
       <w:r>
         <w:rPr>
@@ -34427,7 +37664,15 @@
         <w:t xml:space="preserve"> </w:t>
       </w:r>
       <w:r>
-        <w:t>dari pembobotan dengan metode ROC, normalisasi, hingga perangkingan.</w:t>
+        <w:t xml:space="preserve">dari pembobotan dengan metode ROC, normalisasi, hingga </w:t>
+      </w:r>
+      <w:proofErr w:type="spellStart"/>
+      <w:r>
+        <w:t>perangkingan</w:t>
+      </w:r>
+      <w:proofErr w:type="spellEnd"/>
+      <w:r>
+        <w:t>.</w:t>
       </w:r>
     </w:p>
     <w:p>
@@ -34444,7 +37689,47 @@
         <w:ind w:right="553"/>
       </w:pPr>
       <w:r>
-        <w:t>Berdasarkan hasil penelitian, penerapan metode SAW pada aplikasi mobile pencarian kost di Kelurahan Tamalanrea Indah mampu menghasilkan perhitungan SAW menunjukkan bahwa Pondok Harmony 1 memperoleh nilai tertinggi sebesar 0,8150 dan menempati peringkat pertama dan rumah kost KFO2 menempati peringkat 16 dengan skor 0.5691.</w:t>
+        <w:t xml:space="preserve">Berdasarkan hasil penelitian, penerapan metode SAW pada aplikasi </w:t>
+      </w:r>
+      <w:proofErr w:type="spellStart"/>
+      <w:r>
+        <w:t>mobile</w:t>
+      </w:r>
+      <w:proofErr w:type="spellEnd"/>
+      <w:r>
+        <w:t xml:space="preserve"> pencarian </w:t>
+      </w:r>
+      <w:proofErr w:type="spellStart"/>
+      <w:r>
+        <w:t>kost</w:t>
+      </w:r>
+      <w:proofErr w:type="spellEnd"/>
+      <w:r>
+        <w:t xml:space="preserve"> di Kelurahan </w:t>
+      </w:r>
+      <w:proofErr w:type="spellStart"/>
+      <w:r>
+        <w:t>Tamalanrea</w:t>
+      </w:r>
+      <w:proofErr w:type="spellEnd"/>
+      <w:r>
+        <w:t xml:space="preserve"> Indah mampu menghasilkan perhitungan SAW menunjukkan bahwa Pondok </w:t>
+      </w:r>
+      <w:proofErr w:type="spellStart"/>
+      <w:r>
+        <w:t>Harmony</w:t>
+      </w:r>
+      <w:proofErr w:type="spellEnd"/>
+      <w:r>
+        <w:t xml:space="preserve"> 1 memperoleh nilai tertinggi sebesar 0,8150 dan menempati peringkat pertama dan rumah </w:t>
+      </w:r>
+      <w:proofErr w:type="spellStart"/>
+      <w:r>
+        <w:t>kost</w:t>
+      </w:r>
+      <w:proofErr w:type="spellEnd"/>
+      <w:r>
+        <w:t xml:space="preserve"> KFO2 menempati peringkat 16 dengan skor 0.5691.</w:t>
       </w:r>
     </w:p>
     <w:p>
@@ -34589,7 +37874,15 @@
         <w:ind w:right="551"/>
       </w:pPr>
       <w:r>
-        <w:t>Disarankan tidak hanya terbatas pada kelurahan Tamalanrea indah tetapi bisa diperluas di wilayah lain.</w:t>
+        <w:t xml:space="preserve">Disarankan tidak hanya terbatas pada kelurahan </w:t>
+      </w:r>
+      <w:proofErr w:type="spellStart"/>
+      <w:r>
+        <w:t>Tamalanrea</w:t>
+      </w:r>
+      <w:proofErr w:type="spellEnd"/>
+      <w:r>
+        <w:t xml:space="preserve"> indah tetapi bisa diperluas di wilayah lain.</w:t>
       </w:r>
     </w:p>
     <w:p>
@@ -34650,18 +37943,22 @@
         </w:rPr>
         <w:t xml:space="preserve"> </w:t>
       </w:r>
+      <w:proofErr w:type="spellStart"/>
       <w:r>
         <w:t>payment</w:t>
       </w:r>
+      <w:proofErr w:type="spellEnd"/>
       <w:r>
         <w:rPr>
           <w:spacing w:val="40"/>
         </w:rPr>
         <w:t xml:space="preserve"> </w:t>
       </w:r>
+      <w:proofErr w:type="spellStart"/>
       <w:r>
         <w:t>gateway</w:t>
       </w:r>
+      <w:proofErr w:type="spellEnd"/>
       <w:r>
         <w:rPr>
           <w:spacing w:val="40"/>
@@ -34677,8 +37974,21 @@
         </w:rPr>
         <w:t xml:space="preserve"> </w:t>
       </w:r>
-      <w:r>
-        <w:t>midtrans, sehingga pengguna dapat menyewa atau memesan kost dalam sistem.</w:t>
+      <w:proofErr w:type="spellStart"/>
+      <w:r>
+        <w:t>midtrans</w:t>
+      </w:r>
+      <w:proofErr w:type="spellEnd"/>
+      <w:r>
+        <w:t xml:space="preserve">, sehingga pengguna dapat menyewa atau memesan </w:t>
+      </w:r>
+      <w:proofErr w:type="spellStart"/>
+      <w:r>
+        <w:t>kost</w:t>
+      </w:r>
+      <w:proofErr w:type="spellEnd"/>
+      <w:r>
+        <w:t xml:space="preserve"> dalam sistem.</w:t>
       </w:r>
     </w:p>
     <w:p>
@@ -34812,7 +38122,31 @@
         <w:t xml:space="preserve"> </w:t>
       </w:r>
       <w:r>
-        <w:t>setinggi- tingginya diberikan kepada Bapak Jufri, S.Kom., M.T., Ph.D., selaku Pembimbing I, dan Ibu Nurlindasari Tamsir, S.Kom., M.T., selaku Pembimbing II, atas segala bimbingan, arahan, serta masukan yang sangat berharga dalam penyelesaian penelitian ini. Terima kasih juga penulis tujukan kepada orang tua dan seluruh pihak yang telah memberikan dukungan moral maupun teknis sehingga sistem rekomendasi rumah kost ini dapat terealisasi dengan baik.</w:t>
+        <w:t xml:space="preserve">setinggi- tingginya diberikan kepada Bapak Jufri, S.Kom., M.T., Ph.D., selaku Pembimbing I, dan Ibu Nurlindasari </w:t>
+      </w:r>
+      <w:proofErr w:type="spellStart"/>
+      <w:r>
+        <w:t>Tamsir</w:t>
+      </w:r>
+      <w:proofErr w:type="spellEnd"/>
+      <w:r>
+        <w:t xml:space="preserve">, S.Kom., M.T., selaku Pembimbing II, atas segala bimbingan, arahan, serta masukan yang sangat berharga dalam penyelesaian penelitian ini. Terima kasih juga penulis </w:t>
+      </w:r>
+      <w:proofErr w:type="spellStart"/>
+      <w:r>
+        <w:t>tujukan</w:t>
+      </w:r>
+      <w:proofErr w:type="spellEnd"/>
+      <w:r>
+        <w:t xml:space="preserve"> kepada orang tua dan seluruh pihak yang telah memberikan dukungan moral maupun teknis sehingga sistem rekomendasi rumah </w:t>
+      </w:r>
+      <w:proofErr w:type="spellStart"/>
+      <w:r>
+        <w:t>kost</w:t>
+      </w:r>
+      <w:proofErr w:type="spellEnd"/>
+      <w:r>
+        <w:t xml:space="preserve"> ini dapat terealisasi dengan baik.</w:t>
       </w:r>
     </w:p>
     <w:p>
@@ -34914,26 +38248,35 @@
         </w:rPr>
         <w:t xml:space="preserve"> </w:t>
       </w:r>
+      <w:proofErr w:type="spellStart"/>
       <w:r>
         <w:t>and</w:t>
       </w:r>
+      <w:proofErr w:type="spellEnd"/>
       <w:r>
         <w:rPr>
           <w:spacing w:val="-14"/>
         </w:rPr>
         <w:t xml:space="preserve"> </w:t>
       </w:r>
+      <w:proofErr w:type="spellStart"/>
       <w:r>
         <w:t>Emon</w:t>
       </w:r>
+      <w:proofErr w:type="spellEnd"/>
       <w:r>
         <w:rPr>
           <w:spacing w:val="-13"/>
         </w:rPr>
         <w:t xml:space="preserve"> </w:t>
       </w:r>
-      <w:r>
-        <w:t>Azrialdi,</w:t>
+      <w:proofErr w:type="spellStart"/>
+      <w:r>
+        <w:t>Azrialdi</w:t>
+      </w:r>
+      <w:proofErr w:type="spellEnd"/>
+      <w:r>
+        <w:t>,</w:t>
       </w:r>
       <w:r>
         <w:rPr>
@@ -34977,17 +38320,122 @@
         </w:rPr>
         <w:t xml:space="preserve"> </w:t>
       </w:r>
-      <w:r>
-        <w:t xml:space="preserve">Kost Berbasis Web di Kecamatan Tampan,” </w:t>
-      </w:r>
-      <w:r>
-        <w:rPr>
-          <w:i/>
-        </w:rPr>
-        <w:t>MALCOM: Indonesian Journal of Machine Learning and Computer Science</w:t>
-      </w:r>
-      <w:r>
-        <w:t xml:space="preserve">, vol. 2, pp. 28–36, 2022, doi: </w:t>
+      <w:proofErr w:type="spellStart"/>
+      <w:r>
+        <w:t>Kost</w:t>
+      </w:r>
+      <w:proofErr w:type="spellEnd"/>
+      <w:r>
+        <w:t xml:space="preserve"> Berbasis Web di Kecamatan Tampan,” </w:t>
+      </w:r>
+      <w:r>
+        <w:rPr>
+          <w:i/>
+        </w:rPr>
+        <w:t xml:space="preserve">MALCOM: Indonesian </w:t>
+      </w:r>
+      <w:proofErr w:type="spellStart"/>
+      <w:r>
+        <w:rPr>
+          <w:i/>
+        </w:rPr>
+        <w:t>Journal</w:t>
+      </w:r>
+      <w:proofErr w:type="spellEnd"/>
+      <w:r>
+        <w:rPr>
+          <w:i/>
+        </w:rPr>
+        <w:t xml:space="preserve"> </w:t>
+      </w:r>
+      <w:proofErr w:type="spellStart"/>
+      <w:r>
+        <w:rPr>
+          <w:i/>
+        </w:rPr>
+        <w:t>of</w:t>
+      </w:r>
+      <w:proofErr w:type="spellEnd"/>
+      <w:r>
+        <w:rPr>
+          <w:i/>
+        </w:rPr>
+        <w:t xml:space="preserve"> </w:t>
+      </w:r>
+      <w:proofErr w:type="spellStart"/>
+      <w:r>
+        <w:rPr>
+          <w:i/>
+        </w:rPr>
+        <w:t>Machine</w:t>
+      </w:r>
+      <w:proofErr w:type="spellEnd"/>
+      <w:r>
+        <w:rPr>
+          <w:i/>
+        </w:rPr>
+        <w:t xml:space="preserve"> </w:t>
+      </w:r>
+      <w:proofErr w:type="spellStart"/>
+      <w:r>
+        <w:rPr>
+          <w:i/>
+        </w:rPr>
+        <w:t>Learning</w:t>
+      </w:r>
+      <w:proofErr w:type="spellEnd"/>
+      <w:r>
+        <w:rPr>
+          <w:i/>
+        </w:rPr>
+        <w:t xml:space="preserve"> </w:t>
+      </w:r>
+      <w:proofErr w:type="spellStart"/>
+      <w:r>
+        <w:rPr>
+          <w:i/>
+        </w:rPr>
+        <w:t>and</w:t>
+      </w:r>
+      <w:proofErr w:type="spellEnd"/>
+      <w:r>
+        <w:rPr>
+          <w:i/>
+        </w:rPr>
+        <w:t xml:space="preserve"> </w:t>
+      </w:r>
+      <w:proofErr w:type="spellStart"/>
+      <w:r>
+        <w:rPr>
+          <w:i/>
+        </w:rPr>
+        <w:t>Computer</w:t>
+      </w:r>
+      <w:proofErr w:type="spellEnd"/>
+      <w:r>
+        <w:rPr>
+          <w:i/>
+        </w:rPr>
+        <w:t xml:space="preserve"> </w:t>
+      </w:r>
+      <w:proofErr w:type="spellStart"/>
+      <w:r>
+        <w:rPr>
+          <w:i/>
+        </w:rPr>
+        <w:t>Science</w:t>
+      </w:r>
+      <w:proofErr w:type="spellEnd"/>
+      <w:r>
+        <w:t xml:space="preserve">, vol. 2, </w:t>
+      </w:r>
+      <w:proofErr w:type="spellStart"/>
+      <w:r>
+        <w:t>pp</w:t>
+      </w:r>
+      <w:proofErr w:type="spellEnd"/>
+      <w:r>
+        <w:t xml:space="preserve">. 28–36, 2022, doi: </w:t>
       </w:r>
       <w:r>
         <w:rPr>
@@ -35011,7 +38459,23 @@
         <w:ind w:right="555"/>
       </w:pPr>
       <w:r>
-        <w:t>M. Reza, L. Ariyani, A. Sarwandianto, and J. Barkah, “Sistem Pendukung Keputusan Pemilihan</w:t>
+        <w:t xml:space="preserve">M. Reza, L. Ariyani, A. </w:t>
+      </w:r>
+      <w:proofErr w:type="spellStart"/>
+      <w:r>
+        <w:t>Sarwandianto</w:t>
+      </w:r>
+      <w:proofErr w:type="spellEnd"/>
+      <w:r>
+        <w:t xml:space="preserve">, </w:t>
+      </w:r>
+      <w:proofErr w:type="spellStart"/>
+      <w:r>
+        <w:t>and</w:t>
+      </w:r>
+      <w:proofErr w:type="spellEnd"/>
+      <w:r>
+        <w:t xml:space="preserve"> J. Barkah, “Sistem Pendukung Keputusan Pemilihan</w:t>
       </w:r>
       <w:r>
         <w:rPr>
@@ -35028,9 +38492,11 @@
         </w:rPr>
         <w:t xml:space="preserve"> </w:t>
       </w:r>
+      <w:proofErr w:type="spellStart"/>
       <w:r>
         <w:t>Kost</w:t>
       </w:r>
+      <w:proofErr w:type="spellEnd"/>
       <w:r>
         <w:rPr>
           <w:spacing w:val="-14"/>
@@ -35055,27 +38521,33 @@
         </w:rPr>
         <w:t xml:space="preserve"> </w:t>
       </w:r>
+      <w:proofErr w:type="spellStart"/>
       <w:r>
         <w:t>Simple</w:t>
       </w:r>
+      <w:proofErr w:type="spellEnd"/>
       <w:r>
         <w:rPr>
           <w:spacing w:val="-14"/>
         </w:rPr>
         <w:t xml:space="preserve"> </w:t>
       </w:r>
+      <w:proofErr w:type="spellStart"/>
       <w:r>
         <w:t>Additive</w:t>
       </w:r>
+      <w:proofErr w:type="spellEnd"/>
       <w:r>
         <w:rPr>
           <w:spacing w:val="-14"/>
         </w:rPr>
         <w:t xml:space="preserve"> </w:t>
       </w:r>
+      <w:proofErr w:type="spellStart"/>
       <w:r>
         <w:t>Weighting</w:t>
       </w:r>
+      <w:proofErr w:type="spellEnd"/>
       <w:r>
         <w:rPr>
           <w:spacing w:val="-14"/>
@@ -35181,8 +38653,13 @@
         </w:rPr>
         <w:t xml:space="preserve"> </w:t>
       </w:r>
-      <w:r>
-        <w:t>pp.</w:t>
+      <w:proofErr w:type="spellStart"/>
+      <w:r>
+        <w:t>pp</w:t>
+      </w:r>
+      <w:proofErr w:type="spellEnd"/>
+      <w:r>
+        <w:t>.</w:t>
       </w:r>
       <w:r>
         <w:rPr>
@@ -35218,7 +38695,15 @@
         <w:t xml:space="preserve"> </w:t>
       </w:r>
       <w:r>
-        <w:t>10.35870/jti.</w:t>
+        <w:t>10.35870/</w:t>
+      </w:r>
+      <w:proofErr w:type="spellStart"/>
+      <w:r>
+        <w:t>jti</w:t>
+      </w:r>
+      <w:proofErr w:type="spellEnd"/>
+      <w:r>
+        <w:t>.</w:t>
       </w:r>
     </w:p>
     <w:p>
@@ -35236,7 +38721,23 @@
         <w:ind w:right="551"/>
       </w:pPr>
       <w:r>
-        <w:t>H. Hawari Bahar, “Perancangan Aplikasi Pemilihan Rumah Kos di Sekitar Universitas Mercubuana dengan metode SAW Berbasis Website TUGAS AKHIR,” 2022. [Online].</w:t>
+        <w:t xml:space="preserve">H. Hawari Bahar, “Perancangan Aplikasi Pemilihan Rumah Kos di Sekitar Universitas </w:t>
+      </w:r>
+      <w:proofErr w:type="spellStart"/>
+      <w:r>
+        <w:t>Mercubuana</w:t>
+      </w:r>
+      <w:proofErr w:type="spellEnd"/>
+      <w:r>
+        <w:t xml:space="preserve"> dengan metode SAW Berbasis </w:t>
+      </w:r>
+      <w:proofErr w:type="spellStart"/>
+      <w:r>
+        <w:t>Website</w:t>
+      </w:r>
+      <w:proofErr w:type="spellEnd"/>
+      <w:r>
+        <w:t xml:space="preserve"> TUGAS AKHIR,” 2022. [Online].</w:t>
       </w:r>
     </w:p>
     <w:p>
@@ -35246,8 +38747,13 @@
         <w:ind w:left="858"/>
         <w:jc w:val="both"/>
       </w:pPr>
-      <w:r>
-        <w:t>Available:</w:t>
+      <w:proofErr w:type="spellStart"/>
+      <w:r>
+        <w:t>Available</w:t>
+      </w:r>
+      <w:proofErr w:type="spellEnd"/>
+      <w:r>
+        <w:t>:</w:t>
       </w:r>
       <w:r>
         <w:rPr>
@@ -35279,14 +38785,38 @@
       <w:r>
         <w:t xml:space="preserve">A. Anugrah Ma </w:t>
       </w:r>
-      <w:r>
-        <w:rPr>
-          <w:i/>
-        </w:rPr>
-        <w:t>et al.</w:t>
-      </w:r>
-      <w:r>
-        <w:t>, “Sistem Pendukung Keputusan Rekomendasi Kost Untuk Mahasiswa</w:t>
+      <w:proofErr w:type="spellStart"/>
+      <w:r>
+        <w:rPr>
+          <w:i/>
+        </w:rPr>
+        <w:t>et</w:t>
+      </w:r>
+      <w:proofErr w:type="spellEnd"/>
+      <w:r>
+        <w:rPr>
+          <w:i/>
+        </w:rPr>
+        <w:t xml:space="preserve"> </w:t>
+      </w:r>
+      <w:proofErr w:type="spellStart"/>
+      <w:r>
+        <w:rPr>
+          <w:i/>
+        </w:rPr>
+        <w:t>al.</w:t>
+      </w:r>
+      <w:proofErr w:type="spellEnd"/>
+      <w:r>
+        <w:t xml:space="preserve">, “Sistem Pendukung Keputusan Rekomendasi </w:t>
+      </w:r>
+      <w:proofErr w:type="spellStart"/>
+      <w:r>
+        <w:t>Kost</w:t>
+      </w:r>
+      <w:proofErr w:type="spellEnd"/>
+      <w:r>
+        <w:t xml:space="preserve"> Untuk Mahasiswa</w:t>
       </w:r>
       <w:r>
         <w:rPr>
@@ -35339,17 +38869,24 @@
         </w:rPr>
         <w:t xml:space="preserve"> </w:t>
       </w:r>
+      <w:proofErr w:type="spellStart"/>
       <w:r>
         <w:t>Weighted</w:t>
       </w:r>
+      <w:proofErr w:type="spellEnd"/>
       <w:r>
         <w:rPr>
           <w:spacing w:val="-14"/>
         </w:rPr>
         <w:t xml:space="preserve"> </w:t>
       </w:r>
-      <w:r>
-        <w:t>Product,”</w:t>
+      <w:proofErr w:type="spellStart"/>
+      <w:r>
+        <w:t>Product</w:t>
+      </w:r>
+      <w:proofErr w:type="spellEnd"/>
+      <w:r>
+        <w:t>,”</w:t>
       </w:r>
       <w:r>
         <w:rPr>
@@ -35377,7 +38914,15 @@
         <w:t>Mahasiswa Teknik Informatika)</w:t>
       </w:r>
       <w:r>
-        <w:t xml:space="preserve">, vol. 9, no. 6, pp. 9982–9989, 2025, doi: </w:t>
+        <w:t xml:space="preserve">, vol. 9, no. 6, </w:t>
+      </w:r>
+      <w:proofErr w:type="spellStart"/>
+      <w:r>
+        <w:t>pp</w:t>
+      </w:r>
+      <w:proofErr w:type="spellEnd"/>
+      <w:r>
+        <w:t xml:space="preserve">. 9982–9989, 2025, doi: </w:t>
       </w:r>
       <w:r>
         <w:rPr>
@@ -35413,7 +38958,31 @@
       </w:pPr>
       <w:r>
         <w:lastRenderedPageBreak/>
-        <w:t xml:space="preserve">O. Rizky, E. Febriansah, S. Mb, M. S. Dewi, and R. Meiliza, </w:t>
+        <w:t xml:space="preserve">O. Rizky, E. </w:t>
+      </w:r>
+      <w:proofErr w:type="spellStart"/>
+      <w:r>
+        <w:t>Febriansah</w:t>
+      </w:r>
+      <w:proofErr w:type="spellEnd"/>
+      <w:r>
+        <w:t xml:space="preserve">, S. </w:t>
+      </w:r>
+      <w:proofErr w:type="spellStart"/>
+      <w:r>
+        <w:t>Mb</w:t>
+      </w:r>
+      <w:proofErr w:type="spellEnd"/>
+      <w:r>
+        <w:t xml:space="preserve">, M. S. Dewi, </w:t>
+      </w:r>
+      <w:proofErr w:type="spellStart"/>
+      <w:r>
+        <w:t>and</w:t>
+      </w:r>
+      <w:proofErr w:type="spellEnd"/>
+      <w:r>
+        <w:t xml:space="preserve"> R. Meiliza, </w:t>
       </w:r>
       <w:r>
         <w:rPr>
@@ -35457,8 +39026,13 @@
         </w:rPr>
         <w:t xml:space="preserve"> </w:t>
       </w:r>
-      <w:r>
-        <w:t>Rusliyawati,</w:t>
+      <w:proofErr w:type="spellStart"/>
+      <w:r>
+        <w:t>Rusliyawati</w:t>
+      </w:r>
+      <w:proofErr w:type="spellEnd"/>
+      <w:r>
+        <w:t>,</w:t>
       </w:r>
       <w:r>
         <w:rPr>
@@ -35466,9 +39040,11 @@
         </w:rPr>
         <w:t xml:space="preserve"> </w:t>
       </w:r>
+      <w:proofErr w:type="spellStart"/>
       <w:r>
         <w:t>and</w:t>
       </w:r>
+      <w:proofErr w:type="spellEnd"/>
       <w:r>
         <w:rPr>
           <w:spacing w:val="-6"/>
@@ -35545,7 +39121,71 @@
         <w:ind w:right="550"/>
       </w:pPr>
       <w:r>
-        <w:t>V. Pitsalitz Sabandar, P. Korespondensi, and V. P. Sabandar, “Kombinasi Metode Rank Order Centroid dan Complex Proportional Assessment Dalam Pemilihan Jasa Kontruksi Perbaikan</w:t>
+        <w:t xml:space="preserve">V. </w:t>
+      </w:r>
+      <w:proofErr w:type="spellStart"/>
+      <w:r>
+        <w:t>Pitsalitz</w:t>
+      </w:r>
+      <w:proofErr w:type="spellEnd"/>
+      <w:r>
+        <w:t xml:space="preserve"> Sabandar, P. Korespondensi, </w:t>
+      </w:r>
+      <w:proofErr w:type="spellStart"/>
+      <w:r>
+        <w:t>and</w:t>
+      </w:r>
+      <w:proofErr w:type="spellEnd"/>
+      <w:r>
+        <w:t xml:space="preserve"> V. P. Sabandar, “Kombinasi Metode </w:t>
+      </w:r>
+      <w:proofErr w:type="spellStart"/>
+      <w:r>
+        <w:t>Rank</w:t>
+      </w:r>
+      <w:proofErr w:type="spellEnd"/>
+      <w:r>
+        <w:t xml:space="preserve"> Order </w:t>
+      </w:r>
+      <w:proofErr w:type="spellStart"/>
+      <w:r>
+        <w:t>Centroid</w:t>
+      </w:r>
+      <w:proofErr w:type="spellEnd"/>
+      <w:r>
+        <w:t xml:space="preserve"> dan </w:t>
+      </w:r>
+      <w:proofErr w:type="spellStart"/>
+      <w:r>
+        <w:t>Complex</w:t>
+      </w:r>
+      <w:proofErr w:type="spellEnd"/>
+      <w:r>
+        <w:t xml:space="preserve"> </w:t>
+      </w:r>
+      <w:proofErr w:type="spellStart"/>
+      <w:r>
+        <w:t>Proportional</w:t>
+      </w:r>
+      <w:proofErr w:type="spellEnd"/>
+      <w:r>
+        <w:t xml:space="preserve"> </w:t>
+      </w:r>
+      <w:proofErr w:type="spellStart"/>
+      <w:r>
+        <w:t>Assessment</w:t>
+      </w:r>
+      <w:proofErr w:type="spellEnd"/>
+      <w:r>
+        <w:t xml:space="preserve"> Dalam Pemilihan Jasa </w:t>
+      </w:r>
+      <w:proofErr w:type="spellStart"/>
+      <w:r>
+        <w:t>Kontruksi</w:t>
+      </w:r>
+      <w:proofErr w:type="spellEnd"/>
+      <w:r>
+        <w:t xml:space="preserve"> Perbaikan</w:t>
       </w:r>
       <w:r>
         <w:rPr>
@@ -35562,12 +39202,14 @@
         </w:rPr>
         <w:t xml:space="preserve"> </w:t>
       </w:r>
+      <w:proofErr w:type="spellStart"/>
       <w:r>
         <w:rPr>
           <w:i/>
         </w:rPr>
         <w:t>Journal</w:t>
       </w:r>
+      <w:proofErr w:type="spellEnd"/>
       <w:r>
         <w:rPr>
           <w:i/>
@@ -35575,12 +39217,14 @@
         </w:rPr>
         <w:t xml:space="preserve"> </w:t>
       </w:r>
+      <w:proofErr w:type="spellStart"/>
       <w:r>
         <w:rPr>
           <w:i/>
         </w:rPr>
         <w:t>of</w:t>
       </w:r>
+      <w:proofErr w:type="spellEnd"/>
       <w:r>
         <w:rPr>
           <w:i/>
@@ -35601,12 +39245,14 @@
         </w:rPr>
         <w:t xml:space="preserve"> </w:t>
       </w:r>
+      <w:proofErr w:type="spellStart"/>
       <w:r>
         <w:rPr>
           <w:i/>
         </w:rPr>
         <w:t>Science</w:t>
       </w:r>
+      <w:proofErr w:type="spellEnd"/>
       <w:r>
         <w:rPr>
           <w:i/>
@@ -35614,12 +39260,14 @@
         </w:rPr>
         <w:t xml:space="preserve"> </w:t>
       </w:r>
+      <w:proofErr w:type="spellStart"/>
       <w:r>
         <w:rPr>
           <w:i/>
         </w:rPr>
         <w:t>and</w:t>
       </w:r>
+      <w:proofErr w:type="spellEnd"/>
       <w:r>
         <w:rPr>
           <w:i/>
@@ -35627,12 +39275,14 @@
         </w:rPr>
         <w:t xml:space="preserve"> </w:t>
       </w:r>
+      <w:proofErr w:type="spellStart"/>
       <w:r>
         <w:rPr>
           <w:i/>
         </w:rPr>
         <w:t>Information</w:t>
       </w:r>
+      <w:proofErr w:type="spellEnd"/>
       <w:r>
         <w:rPr>
           <w:i/>
@@ -35687,7 +39337,15 @@
         <w:t xml:space="preserve"> </w:t>
       </w:r>
       <w:r>
-        <w:t>no. 2, pp. 59–69, 2024, doi: 10.58602/dimis.v2i2.120.</w:t>
+        <w:t xml:space="preserve">no. 2, </w:t>
+      </w:r>
+      <w:proofErr w:type="spellStart"/>
+      <w:r>
+        <w:t>pp</w:t>
+      </w:r>
+      <w:proofErr w:type="spellEnd"/>
+      <w:r>
+        <w:t>. 59–69, 2024, doi: 10.58602/dimis.v2i2.120.</w:t>
       </w:r>
     </w:p>
     <w:p>
@@ -35794,9 +39452,11 @@
         </w:rPr>
         <w:t xml:space="preserve"> </w:t>
       </w:r>
+      <w:proofErr w:type="spellStart"/>
       <w:r>
         <w:t>and</w:t>
       </w:r>
+      <w:proofErr w:type="spellEnd"/>
       <w:r>
         <w:rPr>
           <w:spacing w:val="-8"/>
@@ -35831,7 +39491,39 @@
         <w:t xml:space="preserve"> </w:t>
       </w:r>
       <w:r>
-        <w:t>Pendukung Keputusan Pemilihan Kost Di Sekitar Fakultas Ilmu Komputer Universitas Duta Bangsa Surakarta Menggunakan Metode Simple Additive Weighting(SAW),” 2022.</w:t>
+        <w:t xml:space="preserve">Pendukung Keputusan Pemilihan </w:t>
+      </w:r>
+      <w:proofErr w:type="spellStart"/>
+      <w:r>
+        <w:t>Kost</w:t>
+      </w:r>
+      <w:proofErr w:type="spellEnd"/>
+      <w:r>
+        <w:t xml:space="preserve"> Di Sekitar Fakultas Ilmu Komputer Universitas Duta Bangsa Surakarta Menggunakan Metode </w:t>
+      </w:r>
+      <w:proofErr w:type="spellStart"/>
+      <w:r>
+        <w:t>Simple</w:t>
+      </w:r>
+      <w:proofErr w:type="spellEnd"/>
+      <w:r>
+        <w:t xml:space="preserve"> </w:t>
+      </w:r>
+      <w:proofErr w:type="spellStart"/>
+      <w:r>
+        <w:t>Additive</w:t>
+      </w:r>
+      <w:proofErr w:type="spellEnd"/>
+      <w:r>
+        <w:t xml:space="preserve"> </w:t>
+      </w:r>
+      <w:proofErr w:type="spellStart"/>
+      <w:r>
+        <w:t>Weighting</w:t>
+      </w:r>
+      <w:proofErr w:type="spellEnd"/>
+      <w:r>
+        <w:t>(SAW),” 2022.</w:t>
       </w:r>
     </w:p>
     <w:p>
@@ -35849,7 +39541,39 @@
         <w:ind w:right="554"/>
       </w:pPr>
       <w:r>
-        <w:t>P. Pratama Putra, D. Toresa, Y. Ersan Fadrial, P. Sari, R. Muzawi, and N. Sahrun, “SISTEM</w:t>
+        <w:t xml:space="preserve">P. Pratama Putra, D. </w:t>
+      </w:r>
+      <w:proofErr w:type="spellStart"/>
+      <w:r>
+        <w:t>Toresa</w:t>
+      </w:r>
+      <w:proofErr w:type="spellEnd"/>
+      <w:r>
+        <w:t xml:space="preserve">, Y. Ersan </w:t>
+      </w:r>
+      <w:proofErr w:type="spellStart"/>
+      <w:r>
+        <w:t>Fadrial</w:t>
+      </w:r>
+      <w:proofErr w:type="spellEnd"/>
+      <w:r>
+        <w:t xml:space="preserve">, P. Sari, R. </w:t>
+      </w:r>
+      <w:proofErr w:type="spellStart"/>
+      <w:r>
+        <w:t>Muzawi</w:t>
+      </w:r>
+      <w:proofErr w:type="spellEnd"/>
+      <w:r>
+        <w:t xml:space="preserve">, </w:t>
+      </w:r>
+      <w:proofErr w:type="spellStart"/>
+      <w:r>
+        <w:t>and</w:t>
+      </w:r>
+      <w:proofErr w:type="spellEnd"/>
+      <w:r>
+        <w:t xml:space="preserve"> N. Sahrun, “SISTEM</w:t>
       </w:r>
       <w:r>
         <w:rPr>
@@ -35913,7 +39637,15 @@
         <w:t>Jurnal Teknologi Dan Sistem Informasi Bisnis- JTEKSIS</w:t>
       </w:r>
       <w:r>
-        <w:t>, vol. 4, no. 2, pp. 285–293, 2022, doi: 10.47233/jteksis.v4i2.457.</w:t>
+        <w:t xml:space="preserve">, vol. 4, no. 2, </w:t>
+      </w:r>
+      <w:proofErr w:type="spellStart"/>
+      <w:r>
+        <w:t>pp</w:t>
+      </w:r>
+      <w:proofErr w:type="spellEnd"/>
+      <w:r>
+        <w:t>. 285–293, 2022, doi: 10.47233/jteksis.v4i2.457.</w:t>
       </w:r>
     </w:p>
     <w:p>
@@ -35931,13 +39663,155 @@
         <w:ind w:right="552"/>
       </w:pPr>
       <w:r>
-        <w:t xml:space="preserve">R. Tarigan, N. Daniyati, and A. Usri, “Sistem Informasi Pencarian dan Pemesanan Kost dengan Metode Simple Additive Weighting (SAW) Boarding Search and Booking Information System with Simple Additive Weighting (SAW) Method,” </w:t>
-      </w:r>
-      <w:r>
-        <w:rPr>
-          <w:i/>
-        </w:rPr>
-        <w:t>Jl. Ciwaru Raya</w:t>
+        <w:t xml:space="preserve">R. Tarigan, N. Daniyati, </w:t>
+      </w:r>
+      <w:proofErr w:type="spellStart"/>
+      <w:r>
+        <w:t>and</w:t>
+      </w:r>
+      <w:proofErr w:type="spellEnd"/>
+      <w:r>
+        <w:t xml:space="preserve"> A. </w:t>
+      </w:r>
+      <w:proofErr w:type="spellStart"/>
+      <w:r>
+        <w:t>Usri</w:t>
+      </w:r>
+      <w:proofErr w:type="spellEnd"/>
+      <w:r>
+        <w:t xml:space="preserve">, “Sistem Informasi Pencarian dan Pemesanan </w:t>
+      </w:r>
+      <w:proofErr w:type="spellStart"/>
+      <w:r>
+        <w:t>Kost</w:t>
+      </w:r>
+      <w:proofErr w:type="spellEnd"/>
+      <w:r>
+        <w:t xml:space="preserve"> dengan Metode </w:t>
+      </w:r>
+      <w:proofErr w:type="spellStart"/>
+      <w:r>
+        <w:t>Simple</w:t>
+      </w:r>
+      <w:proofErr w:type="spellEnd"/>
+      <w:r>
+        <w:t xml:space="preserve"> </w:t>
+      </w:r>
+      <w:proofErr w:type="spellStart"/>
+      <w:r>
+        <w:t>Additive</w:t>
+      </w:r>
+      <w:proofErr w:type="spellEnd"/>
+      <w:r>
+        <w:t xml:space="preserve"> </w:t>
+      </w:r>
+      <w:proofErr w:type="spellStart"/>
+      <w:r>
+        <w:t>Weighting</w:t>
+      </w:r>
+      <w:proofErr w:type="spellEnd"/>
+      <w:r>
+        <w:t xml:space="preserve"> (SAW) </w:t>
+      </w:r>
+      <w:proofErr w:type="spellStart"/>
+      <w:r>
+        <w:t>Boarding</w:t>
+      </w:r>
+      <w:proofErr w:type="spellEnd"/>
+      <w:r>
+        <w:t xml:space="preserve"> </w:t>
+      </w:r>
+      <w:proofErr w:type="spellStart"/>
+      <w:r>
+        <w:t>Search</w:t>
+      </w:r>
+      <w:proofErr w:type="spellEnd"/>
+      <w:r>
+        <w:t xml:space="preserve"> </w:t>
+      </w:r>
+      <w:proofErr w:type="spellStart"/>
+      <w:r>
+        <w:t>and</w:t>
+      </w:r>
+      <w:proofErr w:type="spellEnd"/>
+      <w:r>
+        <w:t xml:space="preserve"> </w:t>
+      </w:r>
+      <w:proofErr w:type="spellStart"/>
+      <w:r>
+        <w:t>Booking</w:t>
+      </w:r>
+      <w:proofErr w:type="spellEnd"/>
+      <w:r>
+        <w:t xml:space="preserve"> </w:t>
+      </w:r>
+      <w:proofErr w:type="spellStart"/>
+      <w:r>
+        <w:t>Information</w:t>
+      </w:r>
+      <w:proofErr w:type="spellEnd"/>
+      <w:r>
+        <w:t xml:space="preserve"> System </w:t>
+      </w:r>
+      <w:proofErr w:type="spellStart"/>
+      <w:r>
+        <w:t>with</w:t>
+      </w:r>
+      <w:proofErr w:type="spellEnd"/>
+      <w:r>
+        <w:t xml:space="preserve"> </w:t>
+      </w:r>
+      <w:proofErr w:type="spellStart"/>
+      <w:r>
+        <w:t>Simple</w:t>
+      </w:r>
+      <w:proofErr w:type="spellEnd"/>
+      <w:r>
+        <w:t xml:space="preserve"> </w:t>
+      </w:r>
+      <w:proofErr w:type="spellStart"/>
+      <w:r>
+        <w:t>Additive</w:t>
+      </w:r>
+      <w:proofErr w:type="spellEnd"/>
+      <w:r>
+        <w:t xml:space="preserve"> </w:t>
+      </w:r>
+      <w:proofErr w:type="spellStart"/>
+      <w:r>
+        <w:t>Weighting</w:t>
+      </w:r>
+      <w:proofErr w:type="spellEnd"/>
+      <w:r>
+        <w:t xml:space="preserve"> (SAW) </w:t>
+      </w:r>
+      <w:proofErr w:type="spellStart"/>
+      <w:r>
+        <w:t>Method</w:t>
+      </w:r>
+      <w:proofErr w:type="spellEnd"/>
+      <w:r>
+        <w:t xml:space="preserve">,” </w:t>
+      </w:r>
+      <w:r>
+        <w:rPr>
+          <w:i/>
+        </w:rPr>
+        <w:t xml:space="preserve">Jl. </w:t>
+      </w:r>
+      <w:proofErr w:type="spellStart"/>
+      <w:r>
+        <w:rPr>
+          <w:i/>
+        </w:rPr>
+        <w:t>Ciwaru</w:t>
+      </w:r>
+      <w:proofErr w:type="spellEnd"/>
+      <w:r>
+        <w:rPr>
+          <w:i/>
+        </w:rPr>
+        <w:t xml:space="preserve"> Raya</w:t>
       </w:r>
       <w:r>
         <w:t>, vol. 14, no. 1, p. 217066, 2022, doi: 10.22303/csrid.14.1.2022.39-54.</w:t>
@@ -35966,8 +39840,13 @@
         </w:rPr>
         <w:t xml:space="preserve"> </w:t>
       </w:r>
-      <w:r>
-        <w:t>Voutama,</w:t>
+      <w:proofErr w:type="spellStart"/>
+      <w:r>
+        <w:t>Voutama</w:t>
+      </w:r>
+      <w:proofErr w:type="spellEnd"/>
+      <w:r>
+        <w:t>,</w:t>
       </w:r>
       <w:r>
         <w:rPr>
@@ -35984,9 +39863,11 @@
         </w:rPr>
         <w:t xml:space="preserve"> </w:t>
       </w:r>
+      <w:proofErr w:type="spellStart"/>
       <w:r>
         <w:t>Antrian</w:t>
       </w:r>
+      <w:proofErr w:type="spellEnd"/>
       <w:r>
         <w:rPr>
           <w:spacing w:val="-13"/>
@@ -36020,9 +39901,11 @@
         </w:rPr>
         <w:t xml:space="preserve"> </w:t>
       </w:r>
+      <w:proofErr w:type="spellStart"/>
       <w:r>
         <w:t>Website</w:t>
       </w:r>
+      <w:proofErr w:type="spellEnd"/>
       <w:r>
         <w:rPr>
           <w:spacing w:val="-13"/>
@@ -36050,12 +39933,14 @@
       <w:r>
         <w:t xml:space="preserve">CRM dan Penerapan UML,” </w:t>
       </w:r>
+      <w:proofErr w:type="spellStart"/>
       <w:r>
         <w:rPr>
           <w:i/>
         </w:rPr>
         <w:t>Komputika</w:t>
       </w:r>
+      <w:proofErr w:type="spellEnd"/>
       <w:r>
         <w:rPr>
           <w:i/>
@@ -36070,7 +39955,15 @@
         <w:t>: Jurnal Sistem Komputer</w:t>
       </w:r>
       <w:r>
-        <w:t>, vol. 11, no. 1, pp. 102–111, Feb. 2022, doi: 10.34010/komputika.v11i1.4677.</w:t>
+        <w:t xml:space="preserve">, vol. 11, no. 1, </w:t>
+      </w:r>
+      <w:proofErr w:type="spellStart"/>
+      <w:r>
+        <w:t>pp</w:t>
+      </w:r>
+      <w:proofErr w:type="spellEnd"/>
+      <w:r>
+        <w:t>. 102–111, Feb. 2022, doi: 10.34010/komputika.v11i1.4677.</w:t>
       </w:r>
     </w:p>
     <w:p>
@@ -36088,7 +39981,47 @@
         <w:ind w:right="553"/>
       </w:pPr>
       <w:r>
-        <w:t xml:space="preserve">D. Titian Lestari and D. Ayu Megawaty, “Sistem Informasi PKK Berbasis Website Menggunakan Framework Codeigniter(Studi Kasus: Kampung Purwoejo),” </w:t>
+        <w:t xml:space="preserve">D. Titian Lestari </w:t>
+      </w:r>
+      <w:proofErr w:type="spellStart"/>
+      <w:r>
+        <w:t>and</w:t>
+      </w:r>
+      <w:proofErr w:type="spellEnd"/>
+      <w:r>
+        <w:t xml:space="preserve"> D. Ayu Megawaty, “Sistem Informasi PKK Berbasis </w:t>
+      </w:r>
+      <w:proofErr w:type="spellStart"/>
+      <w:r>
+        <w:t>Website</w:t>
+      </w:r>
+      <w:proofErr w:type="spellEnd"/>
+      <w:r>
+        <w:t xml:space="preserve"> Menggunakan </w:t>
+      </w:r>
+      <w:proofErr w:type="spellStart"/>
+      <w:r>
+        <w:t>Framework</w:t>
+      </w:r>
+      <w:proofErr w:type="spellEnd"/>
+      <w:r>
+        <w:t xml:space="preserve"> </w:t>
+      </w:r>
+      <w:proofErr w:type="spellStart"/>
+      <w:r>
+        <w:t>Codeigniter</w:t>
+      </w:r>
+      <w:proofErr w:type="spellEnd"/>
+      <w:r>
+        <w:t xml:space="preserve">(Studi Kasus: Kampung </w:t>
+      </w:r>
+      <w:proofErr w:type="spellStart"/>
+      <w:r>
+        <w:t>Purwoejo</w:t>
+      </w:r>
+      <w:proofErr w:type="spellEnd"/>
+      <w:r>
+        <w:t xml:space="preserve">),” </w:t>
       </w:r>
       <w:r>
         <w:rPr>
@@ -36097,7 +40030,23 @@
         <w:t>Jurnal Informatika dan Rekayasa Perangkat Lunak (JATIKA)</w:t>
       </w:r>
       <w:r>
-        <w:t xml:space="preserve">, vol. 3, no. 2, pp. 244–253, 2022, [Online]. Available: </w:t>
+        <w:t xml:space="preserve">, vol. 3, no. 2, </w:t>
+      </w:r>
+      <w:proofErr w:type="spellStart"/>
+      <w:r>
+        <w:t>pp</w:t>
+      </w:r>
+      <w:proofErr w:type="spellEnd"/>
+      <w:r>
+        <w:t xml:space="preserve">. 244–253, 2022, [Online]. </w:t>
+      </w:r>
+      <w:proofErr w:type="spellStart"/>
+      <w:r>
+        <w:t>Available</w:t>
+      </w:r>
+      <w:proofErr w:type="spellEnd"/>
+      <w:r>
+        <w:t xml:space="preserve">: </w:t>
       </w:r>
       <w:hyperlink r:id="rId26">
         <w:r>
@@ -36120,16 +40069,126 @@
         <w:ind w:right="555"/>
       </w:pPr>
       <w:r>
-        <w:t xml:space="preserve">M. R. Wayahdi and F. Ruziq, “Pemodelan Sistem Penerimaan Anggota Baru dengan Unified Modeling Language (UML) (Studi Kasus: Programmer Association of Battuta),” </w:t>
-      </w:r>
-      <w:r>
-        <w:rPr>
-          <w:i/>
-        </w:rPr>
-        <w:t>Jurnal Minfo Polgan</w:t>
-      </w:r>
-      <w:r>
-        <w:t xml:space="preserve">, vol. 12, no. 1, pp. 1514–1521, Aug. 2023, doi: </w:t>
+        <w:t xml:space="preserve">M. R. </w:t>
+      </w:r>
+      <w:proofErr w:type="spellStart"/>
+      <w:r>
+        <w:t>Wayahdi</w:t>
+      </w:r>
+      <w:proofErr w:type="spellEnd"/>
+      <w:r>
+        <w:t xml:space="preserve"> </w:t>
+      </w:r>
+      <w:proofErr w:type="spellStart"/>
+      <w:r>
+        <w:t>and</w:t>
+      </w:r>
+      <w:proofErr w:type="spellEnd"/>
+      <w:r>
+        <w:t xml:space="preserve"> F. </w:t>
+      </w:r>
+      <w:proofErr w:type="spellStart"/>
+      <w:r>
+        <w:t>Ruziq</w:t>
+      </w:r>
+      <w:proofErr w:type="spellEnd"/>
+      <w:r>
+        <w:t xml:space="preserve">, “Pemodelan Sistem Penerimaan Anggota Baru dengan </w:t>
+      </w:r>
+      <w:proofErr w:type="spellStart"/>
+      <w:r>
+        <w:t>Unified</w:t>
+      </w:r>
+      <w:proofErr w:type="spellEnd"/>
+      <w:r>
+        <w:t xml:space="preserve"> Modeling </w:t>
+      </w:r>
+      <w:proofErr w:type="spellStart"/>
+      <w:r>
+        <w:t>Language</w:t>
+      </w:r>
+      <w:proofErr w:type="spellEnd"/>
+      <w:r>
+        <w:t xml:space="preserve"> (UML) (Studi Kasus: </w:t>
+      </w:r>
+      <w:proofErr w:type="spellStart"/>
+      <w:r>
+        <w:t>Programmer</w:t>
+      </w:r>
+      <w:proofErr w:type="spellEnd"/>
+      <w:r>
+        <w:t xml:space="preserve"> </w:t>
+      </w:r>
+      <w:proofErr w:type="spellStart"/>
+      <w:r>
+        <w:t>Association</w:t>
+      </w:r>
+      <w:proofErr w:type="spellEnd"/>
+      <w:r>
+        <w:t xml:space="preserve"> </w:t>
+      </w:r>
+      <w:proofErr w:type="spellStart"/>
+      <w:r>
+        <w:t>of</w:t>
+      </w:r>
+      <w:proofErr w:type="spellEnd"/>
+      <w:r>
+        <w:t xml:space="preserve"> </w:t>
+      </w:r>
+      <w:proofErr w:type="spellStart"/>
+      <w:r>
+        <w:t>Battuta</w:t>
+      </w:r>
+      <w:proofErr w:type="spellEnd"/>
+      <w:r>
+        <w:t xml:space="preserve">),” </w:t>
+      </w:r>
+      <w:r>
+        <w:rPr>
+          <w:i/>
+        </w:rPr>
+        <w:t xml:space="preserve">Jurnal </w:t>
+      </w:r>
+      <w:proofErr w:type="spellStart"/>
+      <w:r>
+        <w:rPr>
+          <w:i/>
+        </w:rPr>
+        <w:t>Minfo</w:t>
+      </w:r>
+      <w:proofErr w:type="spellEnd"/>
+      <w:r>
+        <w:rPr>
+          <w:i/>
+        </w:rPr>
+        <w:t xml:space="preserve"> </w:t>
+      </w:r>
+      <w:proofErr w:type="spellStart"/>
+      <w:r>
+        <w:rPr>
+          <w:i/>
+        </w:rPr>
+        <w:t>Polgan</w:t>
+      </w:r>
+      <w:proofErr w:type="spellEnd"/>
+      <w:r>
+        <w:t xml:space="preserve">, vol. 12, no. 1, </w:t>
+      </w:r>
+      <w:proofErr w:type="spellStart"/>
+      <w:r>
+        <w:t>pp</w:t>
+      </w:r>
+      <w:proofErr w:type="spellEnd"/>
+      <w:r>
+        <w:t xml:space="preserve">. 1514–1521, </w:t>
+      </w:r>
+      <w:proofErr w:type="spellStart"/>
+      <w:r>
+        <w:t>Aug</w:t>
+      </w:r>
+      <w:proofErr w:type="spellEnd"/>
+      <w:r>
+        <w:t xml:space="preserve">. 2023, doi: </w:t>
       </w:r>
       <w:r>
         <w:rPr>
@@ -36153,16 +40212,106 @@
         <w:ind w:right="554"/>
       </w:pPr>
       <w:r>
-        <w:t xml:space="preserve">M. Zen, Irwan, Hafni, and M. D. P. Ananda, “Implementasi dan Pengujian Menggunakan Metode BlackBox Testing Pada Sistem Informasi Tracer Study,” </w:t>
-      </w:r>
-      <w:r>
-        <w:rPr>
-          <w:i/>
-        </w:rPr>
-        <w:t>Bulletin of Computer Science Research</w:t>
-      </w:r>
-      <w:r>
-        <w:t xml:space="preserve">, vol. 4, no. 4, pp. 327–340, Jun. 2024, doi: </w:t>
+        <w:t xml:space="preserve">M. Zen, Irwan, Hafni, </w:t>
+      </w:r>
+      <w:proofErr w:type="spellStart"/>
+      <w:r>
+        <w:t>and</w:t>
+      </w:r>
+      <w:proofErr w:type="spellEnd"/>
+      <w:r>
+        <w:t xml:space="preserve"> M. D. P. Ananda, “Implementasi dan Pengujian Menggunakan Metode </w:t>
+      </w:r>
+      <w:proofErr w:type="spellStart"/>
+      <w:r>
+        <w:t>BlackBox</w:t>
+      </w:r>
+      <w:proofErr w:type="spellEnd"/>
+      <w:r>
+        <w:t xml:space="preserve"> Testing Pada Sistem Informasi </w:t>
+      </w:r>
+      <w:proofErr w:type="spellStart"/>
+      <w:r>
+        <w:t>Tracer</w:t>
+      </w:r>
+      <w:proofErr w:type="spellEnd"/>
+      <w:r>
+        <w:t xml:space="preserve"> Study,” </w:t>
+      </w:r>
+      <w:proofErr w:type="spellStart"/>
+      <w:r>
+        <w:rPr>
+          <w:i/>
+        </w:rPr>
+        <w:t>Bulletin</w:t>
+      </w:r>
+      <w:proofErr w:type="spellEnd"/>
+      <w:r>
+        <w:rPr>
+          <w:i/>
+        </w:rPr>
+        <w:t xml:space="preserve"> </w:t>
+      </w:r>
+      <w:proofErr w:type="spellStart"/>
+      <w:r>
+        <w:rPr>
+          <w:i/>
+        </w:rPr>
+        <w:t>of</w:t>
+      </w:r>
+      <w:proofErr w:type="spellEnd"/>
+      <w:r>
+        <w:rPr>
+          <w:i/>
+        </w:rPr>
+        <w:t xml:space="preserve"> </w:t>
+      </w:r>
+      <w:proofErr w:type="spellStart"/>
+      <w:r>
+        <w:rPr>
+          <w:i/>
+        </w:rPr>
+        <w:t>Computer</w:t>
+      </w:r>
+      <w:proofErr w:type="spellEnd"/>
+      <w:r>
+        <w:rPr>
+          <w:i/>
+        </w:rPr>
+        <w:t xml:space="preserve"> </w:t>
+      </w:r>
+      <w:proofErr w:type="spellStart"/>
+      <w:r>
+        <w:rPr>
+          <w:i/>
+        </w:rPr>
+        <w:t>Science</w:t>
+      </w:r>
+      <w:proofErr w:type="spellEnd"/>
+      <w:r>
+        <w:rPr>
+          <w:i/>
+        </w:rPr>
+        <w:t xml:space="preserve"> </w:t>
+      </w:r>
+      <w:proofErr w:type="spellStart"/>
+      <w:r>
+        <w:rPr>
+          <w:i/>
+        </w:rPr>
+        <w:t>Research</w:t>
+      </w:r>
+      <w:proofErr w:type="spellEnd"/>
+      <w:r>
+        <w:t xml:space="preserve">, vol. 4, no. 4, </w:t>
+      </w:r>
+      <w:proofErr w:type="spellStart"/>
+      <w:r>
+        <w:t>pp</w:t>
+      </w:r>
+      <w:proofErr w:type="spellEnd"/>
+      <w:r>
+        <w:t xml:space="preserve">. 327–340, Jun. 2024, doi: </w:t>
       </w:r>
       <w:r>
         <w:rPr>
@@ -36212,9 +40361,11 @@
         </w:rPr>
         <w:t xml:space="preserve"> </w:t>
       </w:r>
+      <w:proofErr w:type="spellStart"/>
       <w:r>
         <w:t>and</w:t>
       </w:r>
+      <w:proofErr w:type="spellEnd"/>
       <w:r>
         <w:rPr>
           <w:spacing w:val="-12"/>
@@ -36257,27 +40408,33 @@
         </w:rPr>
         <w:t xml:space="preserve"> </w:t>
       </w:r>
+      <w:proofErr w:type="spellStart"/>
       <w:r>
         <w:t>Simple</w:t>
       </w:r>
+      <w:proofErr w:type="spellEnd"/>
       <w:r>
         <w:rPr>
           <w:spacing w:val="-12"/>
         </w:rPr>
         <w:t xml:space="preserve"> </w:t>
       </w:r>
+      <w:proofErr w:type="spellStart"/>
       <w:r>
         <w:t>Additive</w:t>
       </w:r>
+      <w:proofErr w:type="spellEnd"/>
       <w:r>
         <w:rPr>
           <w:spacing w:val="-12"/>
         </w:rPr>
         <w:t xml:space="preserve"> </w:t>
       </w:r>
+      <w:proofErr w:type="spellStart"/>
       <w:r>
         <w:t>Weighting</w:t>
       </w:r>
+      <w:proofErr w:type="spellEnd"/>
       <w:r>
         <w:rPr>
           <w:spacing w:val="-12"/>
@@ -36294,7 +40451,23 @@
         <w:t xml:space="preserve"> </w:t>
       </w:r>
       <w:r>
-        <w:t xml:space="preserve">Berbasis Website Dalam Menentukan Penilaian Kinerja Perangkat Desa Claket,” </w:t>
+        <w:t xml:space="preserve">Berbasis </w:t>
+      </w:r>
+      <w:proofErr w:type="spellStart"/>
+      <w:r>
+        <w:t>Website</w:t>
+      </w:r>
+      <w:proofErr w:type="spellEnd"/>
+      <w:r>
+        <w:t xml:space="preserve"> Dalam Menentukan Penilaian Kinerja Perangkat Desa </w:t>
+      </w:r>
+      <w:proofErr w:type="spellStart"/>
+      <w:r>
+        <w:t>Claket</w:t>
+      </w:r>
+      <w:proofErr w:type="spellEnd"/>
+      <w:r>
+        <w:t xml:space="preserve">,” </w:t>
       </w:r>
       <w:r>
         <w:rPr>
@@ -36313,8 +40486,13 @@
         <w:ind w:left="858"/>
         <w:jc w:val="both"/>
       </w:pPr>
-      <w:r>
-        <w:t>pp.</w:t>
+      <w:proofErr w:type="spellStart"/>
+      <w:r>
+        <w:t>pp</w:t>
+      </w:r>
+      <w:proofErr w:type="spellEnd"/>
+      <w:r>
+        <w:t>.</w:t>
       </w:r>
       <w:r>
         <w:rPr>
@@ -36371,16 +40549,122 @@
         <w:ind w:right="554"/>
       </w:pPr>
       <w:r>
-        <w:t xml:space="preserve">F. Mahdi, Faisal, Dwina Pri Indini, and Mesran, “Penerapan Metode WASPAS dan ROC (Rank Order Centroid) dalam Pengangkatan Karyawan Kontrak,” </w:t>
-      </w:r>
-      <w:r>
-        <w:rPr>
-          <w:i/>
-        </w:rPr>
-        <w:t>Bulletin of Computer Science Research</w:t>
-      </w:r>
-      <w:r>
-        <w:t xml:space="preserve">, vol. 3, no. 2, pp. 197–202, Feb. 2023, doi: </w:t>
+        <w:t xml:space="preserve">F. Mahdi, Faisal, Dwina Pri </w:t>
+      </w:r>
+      <w:proofErr w:type="spellStart"/>
+      <w:r>
+        <w:t>Indini</w:t>
+      </w:r>
+      <w:proofErr w:type="spellEnd"/>
+      <w:r>
+        <w:t xml:space="preserve">, </w:t>
+      </w:r>
+      <w:proofErr w:type="spellStart"/>
+      <w:r>
+        <w:t>and</w:t>
+      </w:r>
+      <w:proofErr w:type="spellEnd"/>
+      <w:r>
+        <w:t xml:space="preserve"> </w:t>
+      </w:r>
+      <w:proofErr w:type="spellStart"/>
+      <w:r>
+        <w:t>Mesran</w:t>
+      </w:r>
+      <w:proofErr w:type="spellEnd"/>
+      <w:r>
+        <w:t>, “Penerapan Metode WASPAS dan ROC (</w:t>
+      </w:r>
+      <w:proofErr w:type="spellStart"/>
+      <w:r>
+        <w:t>Rank</w:t>
+      </w:r>
+      <w:proofErr w:type="spellEnd"/>
+      <w:r>
+        <w:t xml:space="preserve"> Order </w:t>
+      </w:r>
+      <w:proofErr w:type="spellStart"/>
+      <w:r>
+        <w:t>Centroid</w:t>
+      </w:r>
+      <w:proofErr w:type="spellEnd"/>
+      <w:r>
+        <w:t xml:space="preserve">) dalam Pengangkatan Karyawan Kontrak,” </w:t>
+      </w:r>
+      <w:proofErr w:type="spellStart"/>
+      <w:r>
+        <w:rPr>
+          <w:i/>
+        </w:rPr>
+        <w:t>Bulletin</w:t>
+      </w:r>
+      <w:proofErr w:type="spellEnd"/>
+      <w:r>
+        <w:rPr>
+          <w:i/>
+        </w:rPr>
+        <w:t xml:space="preserve"> </w:t>
+      </w:r>
+      <w:proofErr w:type="spellStart"/>
+      <w:r>
+        <w:rPr>
+          <w:i/>
+        </w:rPr>
+        <w:t>of</w:t>
+      </w:r>
+      <w:proofErr w:type="spellEnd"/>
+      <w:r>
+        <w:rPr>
+          <w:i/>
+        </w:rPr>
+        <w:t xml:space="preserve"> </w:t>
+      </w:r>
+      <w:proofErr w:type="spellStart"/>
+      <w:r>
+        <w:rPr>
+          <w:i/>
+        </w:rPr>
+        <w:t>Computer</w:t>
+      </w:r>
+      <w:proofErr w:type="spellEnd"/>
+      <w:r>
+        <w:rPr>
+          <w:i/>
+        </w:rPr>
+        <w:t xml:space="preserve"> </w:t>
+      </w:r>
+      <w:proofErr w:type="spellStart"/>
+      <w:r>
+        <w:rPr>
+          <w:i/>
+        </w:rPr>
+        <w:t>Science</w:t>
+      </w:r>
+      <w:proofErr w:type="spellEnd"/>
+      <w:r>
+        <w:rPr>
+          <w:i/>
+        </w:rPr>
+        <w:t xml:space="preserve"> </w:t>
+      </w:r>
+      <w:proofErr w:type="spellStart"/>
+      <w:r>
+        <w:rPr>
+          <w:i/>
+        </w:rPr>
+        <w:t>Research</w:t>
+      </w:r>
+      <w:proofErr w:type="spellEnd"/>
+      <w:r>
+        <w:t xml:space="preserve">, vol. 3, no. 2, </w:t>
+      </w:r>
+      <w:proofErr w:type="spellStart"/>
+      <w:r>
+        <w:t>pp</w:t>
+      </w:r>
+      <w:proofErr w:type="spellEnd"/>
+      <w:r>
+        <w:t xml:space="preserve">. 197–202, Feb. 2023, doi: </w:t>
       </w:r>
       <w:r>
         <w:rPr>
@@ -36404,16 +40688,104 @@
         <w:ind w:right="554"/>
       </w:pPr>
       <w:r>
-        <w:t xml:space="preserve">M. Alpan, S. Fadli, S. Hamdi, and S. Lombok, “Pengembangan Model Evaluasi Kinerja Menggunakan Metode MABAC dengan Pembobotan ROC (Studi Kasus: SAMSAT Praya),” </w:t>
-      </w:r>
-      <w:r>
-        <w:rPr>
-          <w:i/>
-        </w:rPr>
-        <w:t>Saeful Hamdi INNOVATIVE: Journal Of Social Science Research</w:t>
-      </w:r>
-      <w:r>
-        <w:t>, vol. 4, pp. 14501–14517, doi: https://doi.org/10.31004/innovative.v4i3.12243.</w:t>
+        <w:t xml:space="preserve">M. </w:t>
+      </w:r>
+      <w:proofErr w:type="spellStart"/>
+      <w:r>
+        <w:t>Alpan</w:t>
+      </w:r>
+      <w:proofErr w:type="spellEnd"/>
+      <w:r>
+        <w:t xml:space="preserve">, S. Fadli, S. Hamdi, </w:t>
+      </w:r>
+      <w:proofErr w:type="spellStart"/>
+      <w:r>
+        <w:t>and</w:t>
+      </w:r>
+      <w:proofErr w:type="spellEnd"/>
+      <w:r>
+        <w:t xml:space="preserve"> S. Lombok, “Pengembangan Model Evaluasi Kinerja Menggunakan Metode MABAC dengan Pembobotan ROC (Studi Kasus: SAMSAT Praya),” </w:t>
+      </w:r>
+      <w:r>
+        <w:rPr>
+          <w:i/>
+        </w:rPr>
+        <w:t xml:space="preserve">Saeful Hamdi INNOVATIVE: </w:t>
+      </w:r>
+      <w:proofErr w:type="spellStart"/>
+      <w:r>
+        <w:rPr>
+          <w:i/>
+        </w:rPr>
+        <w:t>Journal</w:t>
+      </w:r>
+      <w:proofErr w:type="spellEnd"/>
+      <w:r>
+        <w:rPr>
+          <w:i/>
+        </w:rPr>
+        <w:t xml:space="preserve"> </w:t>
+      </w:r>
+      <w:proofErr w:type="spellStart"/>
+      <w:r>
+        <w:rPr>
+          <w:i/>
+        </w:rPr>
+        <w:t>Of</w:t>
+      </w:r>
+      <w:proofErr w:type="spellEnd"/>
+      <w:r>
+        <w:rPr>
+          <w:i/>
+        </w:rPr>
+        <w:t xml:space="preserve"> </w:t>
+      </w:r>
+      <w:proofErr w:type="spellStart"/>
+      <w:r>
+        <w:rPr>
+          <w:i/>
+        </w:rPr>
+        <w:t>Social</w:t>
+      </w:r>
+      <w:proofErr w:type="spellEnd"/>
+      <w:r>
+        <w:rPr>
+          <w:i/>
+        </w:rPr>
+        <w:t xml:space="preserve"> </w:t>
+      </w:r>
+      <w:proofErr w:type="spellStart"/>
+      <w:r>
+        <w:rPr>
+          <w:i/>
+        </w:rPr>
+        <w:t>Science</w:t>
+      </w:r>
+      <w:proofErr w:type="spellEnd"/>
+      <w:r>
+        <w:rPr>
+          <w:i/>
+        </w:rPr>
+        <w:t xml:space="preserve"> </w:t>
+      </w:r>
+      <w:proofErr w:type="spellStart"/>
+      <w:r>
+        <w:rPr>
+          <w:i/>
+        </w:rPr>
+        <w:t>Research</w:t>
+      </w:r>
+      <w:proofErr w:type="spellEnd"/>
+      <w:r>
+        <w:t xml:space="preserve">, vol. 4, </w:t>
+      </w:r>
+      <w:proofErr w:type="spellStart"/>
+      <w:r>
+        <w:t>pp</w:t>
+      </w:r>
+      <w:proofErr w:type="spellEnd"/>
+      <w:r>
+        <w:t>. 14501–14517, doi: https://doi.org/10.31004/innovative.v4i3.12243.</w:t>
       </w:r>
     </w:p>
     <w:sectPr>
@@ -36526,7 +40898,7 @@
         </mc:Choice>
         <mc:Fallback>
           <w:pict>
-            <v:shape w14:anchorId="13E2CE41" id="Graphic 2" o:spid="_x0000_s1026" style="position:absolute;margin-left:83.25pt;margin-top:772.25pt;width:430.1pt;height:.1pt;z-index:-17441280;visibility:visible;mso-wrap-style:square;mso-wrap-distance-left:0;mso-wrap-distance-top:0;mso-wrap-distance-right:0;mso-wrap-distance-bottom:0;mso-position-horizontal:absolute;mso-position-horizontal-relative:page;mso-position-vertical:absolute;mso-position-vertical-relative:page;v-text-anchor:top" coordsize="5462270,1270" o:gfxdata="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" path="m,l5462270,1e" filled="f">
+            <v:shape w14:anchorId="48F4797D" id="Graphic 2" o:spid="_x0000_s1026" style="position:absolute;margin-left:83.25pt;margin-top:772.25pt;width:430.1pt;height:.1pt;z-index:-17441280;visibility:visible;mso-wrap-style:square;mso-wrap-distance-left:0;mso-wrap-distance-top:0;mso-wrap-distance-right:0;mso-wrap-distance-bottom:0;mso-position-horizontal:absolute;mso-position-horizontal-relative:page;mso-position-vertical:absolute;mso-position-vertical-relative:page;v-text-anchor:top" coordsize="5462270,1270" o:gfxdata="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" path="m,l5462270,1e" filled="f">
               <v:path arrowok="t"/>
               <w10:wrap anchorx="page" anchory="page"/>
             </v:shape>
@@ -36580,9 +40952,11 @@
                             <w:spacing w:before="11"/>
                             <w:ind w:left="20"/>
                           </w:pPr>
+                          <w:proofErr w:type="spellStart"/>
                           <w:r>
                             <w:t>Vol</w:t>
                           </w:r>
+                          <w:proofErr w:type="spellEnd"/>
                           <w:r>
                             <w:rPr>
                               <w:spacing w:val="-4"/>
@@ -36658,9 +41032,11 @@
                       <w:spacing w:before="11"/>
                       <w:ind w:left="20"/>
                     </w:pPr>
+                    <w:proofErr w:type="spellStart"/>
                     <w:r>
                       <w:t>Vol</w:t>
                     </w:r>
+                    <w:proofErr w:type="spellEnd"/>
                     <w:r>
                       <w:rPr>
                         <w:spacing w:val="-4"/>
@@ -36778,9 +41154,11 @@
                             <w:spacing w:before="11"/>
                             <w:ind w:left="20"/>
                           </w:pPr>
+                          <w:proofErr w:type="spellStart"/>
                           <w:r>
                             <w:t>Vol</w:t>
                           </w:r>
+                          <w:proofErr w:type="spellEnd"/>
                           <w:r>
                             <w:rPr>
                               <w:spacing w:val="-4"/>
@@ -36883,9 +41261,11 @@
                       <w:spacing w:before="11"/>
                       <w:ind w:left="20"/>
                     </w:pPr>
+                    <w:proofErr w:type="spellStart"/>
                     <w:r>
                       <w:t>Vol</w:t>
                     </w:r>
+                    <w:proofErr w:type="spellEnd"/>
                     <w:r>
                       <w:rPr>
                         <w:spacing w:val="-4"/>
@@ -37056,7 +41436,7 @@
         </mc:Choice>
         <mc:Fallback>
           <w:pict>
-            <v:shape w14:anchorId="07CA81F8" id="Graphic 12" o:spid="_x0000_s1026" style="position:absolute;margin-left:83.25pt;margin-top:772.25pt;width:430.1pt;height:.1pt;z-index:-17437184;visibility:visible;mso-wrap-style:square;mso-wrap-distance-left:0;mso-wrap-distance-top:0;mso-wrap-distance-right:0;mso-wrap-distance-bottom:0;mso-position-horizontal:absolute;mso-position-horizontal-relative:page;mso-position-vertical:absolute;mso-position-vertical-relative:page;v-text-anchor:top" coordsize="5462270,1270" o:gfxdata="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" path="m,l5462270,1e" filled="f">
+            <v:shape w14:anchorId="03827759" id="Graphic 12" o:spid="_x0000_s1026" style="position:absolute;margin-left:83.25pt;margin-top:772.25pt;width:430.1pt;height:.1pt;z-index:-17437184;visibility:visible;mso-wrap-style:square;mso-wrap-distance-left:0;mso-wrap-distance-top:0;mso-wrap-distance-right:0;mso-wrap-distance-bottom:0;mso-position-horizontal:absolute;mso-position-horizontal-relative:page;mso-position-vertical:absolute;mso-position-vertical-relative:page;v-text-anchor:top" coordsize="5462270,1270" o:gfxdata="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" path="m,l5462270,1e" filled="f">
               <v:path arrowok="t"/>
               <w10:wrap anchorx="page" anchory="page"/>
             </v:shape>
@@ -37110,9 +41490,11 @@
                             <w:spacing w:before="11"/>
                             <w:ind w:left="20"/>
                           </w:pPr>
+                          <w:proofErr w:type="spellStart"/>
                           <w:r>
                             <w:t>Vol</w:t>
                           </w:r>
+                          <w:proofErr w:type="spellEnd"/>
                           <w:r>
                             <w:rPr>
                               <w:spacing w:val="-4"/>
@@ -37188,9 +41570,11 @@
                       <w:spacing w:before="11"/>
                       <w:ind w:left="20"/>
                     </w:pPr>
+                    <w:proofErr w:type="spellStart"/>
                     <w:r>
                       <w:t>Vol</w:t>
                     </w:r>
+                    <w:proofErr w:type="spellEnd"/>
                     <w:r>
                       <w:rPr>
                         <w:spacing w:val="-4"/>
@@ -37341,7 +41725,7 @@
         </mc:Choice>
         <mc:Fallback>
           <w:pict>
-            <v:shape w14:anchorId="6AFB261A" id="Graphic 11" o:spid="_x0000_s1026" style="position:absolute;margin-left:84pt;margin-top:772.1pt;width:428.2pt;height:.5pt;z-index:-17437696;visibility:visible;mso-wrap-style:square;mso-wrap-distance-left:0;mso-wrap-distance-top:0;mso-wrap-distance-right:0;mso-wrap-distance-bottom:0;mso-position-horizontal:absolute;mso-position-horizontal-relative:page;mso-position-vertical:absolute;mso-position-vertical-relative:page;v-text-anchor:top" coordsize="5438140,6350" o:gfxdata="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" path="m5437632,l,,,6096r5437632,l5437632,xe" fillcolor="black" stroked="f">
+            <v:shape w14:anchorId="7ECBF6BA" id="Graphic 11" o:spid="_x0000_s1026" style="position:absolute;margin-left:84pt;margin-top:772.1pt;width:428.2pt;height:.5pt;z-index:-17437696;visibility:visible;mso-wrap-style:square;mso-wrap-distance-left:0;mso-wrap-distance-top:0;mso-wrap-distance-right:0;mso-wrap-distance-bottom:0;mso-position-horizontal:absolute;mso-position-horizontal-relative:page;mso-position-vertical:absolute;mso-position-vertical-relative:page;v-text-anchor:top" coordsize="5438140,6350" o:gfxdata="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" path="m5437632,l,,,6096r5437632,l5437632,xe" fillcolor="black" stroked="f">
               <v:path arrowok="t"/>
               <w10:wrap anchorx="page" anchory="page"/>
             </v:shape>
@@ -37454,7 +41838,7 @@
         </mc:Choice>
         <mc:Fallback>
           <w:pict>
-            <v:shape w14:anchorId="28805403" id="Graphic 6" o:spid="_x0000_s1026" style="position:absolute;margin-left:85.55pt;margin-top:72.9pt;width:430.1pt;height:.1pt;z-index:-17440256;visibility:visible;mso-wrap-style:square;mso-wrap-distance-left:0;mso-wrap-distance-top:0;mso-wrap-distance-right:0;mso-wrap-distance-bottom:0;mso-position-horizontal:absolute;mso-position-horizontal-relative:page;mso-position-vertical:absolute;mso-position-vertical-relative:page;v-text-anchor:top" coordsize="5462270,1270" o:gfxdata="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" path="m,l5462270,1e" filled="f">
+            <v:shape w14:anchorId="7C4EE96C" id="Graphic 6" o:spid="_x0000_s1026" style="position:absolute;margin-left:85.55pt;margin-top:72.9pt;width:430.1pt;height:.1pt;z-index:-17440256;visibility:visible;mso-wrap-style:square;mso-wrap-distance-left:0;mso-wrap-distance-top:0;mso-wrap-distance-right:0;mso-wrap-distance-bottom:0;mso-position-horizontal:absolute;mso-position-horizontal-relative:page;mso-position-vertical:absolute;mso-position-vertical-relative:page;v-text-anchor:top" coordsize="5462270,1270" o:gfxdata="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" path="m,l5462270,1e" filled="f">
               <v:path arrowok="t"/>
               <w10:wrap anchorx="page" anchory="page"/>
             </v:shape>
@@ -37530,7 +41914,13 @@
                             <w:rPr>
                               <w:spacing w:val="-5"/>
                             </w:rPr>
-                            <w:t>164</w:t>
+                            <w:t>16</w:t>
+                          </w:r>
+                          <w:r>
+                            <w:rPr>
+                              <w:spacing w:val="-5"/>
+                            </w:rPr>
+                            <w:t>4</w:t>
                           </w:r>
                           <w:r>
                             <w:rPr>
@@ -37587,7 +41977,13 @@
                       <w:rPr>
                         <w:spacing w:val="-5"/>
                       </w:rPr>
-                      <w:t>164</w:t>
+                      <w:t>16</w:t>
+                    </w:r>
+                    <w:r>
+                      <w:rPr>
+                        <w:spacing w:val="-5"/>
+                      </w:rPr>
+                      <w:t>4</w:t>
                     </w:r>
                     <w:r>
                       <w:rPr>
@@ -37819,7 +42215,7 @@
         </mc:Choice>
         <mc:Fallback>
           <w:pict>
-            <v:shape w14:anchorId="12359732" id="Graphic 9" o:spid="_x0000_s1026" style="position:absolute;margin-left:84pt;margin-top:70.55pt;width:411.6pt;height:.5pt;z-index:-17438720;visibility:visible;mso-wrap-style:square;mso-wrap-distance-left:0;mso-wrap-distance-top:0;mso-wrap-distance-right:0;mso-wrap-distance-bottom:0;mso-position-horizontal:absolute;mso-position-horizontal-relative:page;mso-position-vertical:absolute;mso-position-vertical-relative:page;v-text-anchor:top" coordsize="5227320,6350" o:gfxdata="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" path="m5227320,l,,,6096r5227320,l5227320,xe" fillcolor="black" stroked="f">
+            <v:shape w14:anchorId="39AFD542" id="Graphic 9" o:spid="_x0000_s1026" style="position:absolute;margin-left:84pt;margin-top:70.55pt;width:411.6pt;height:.5pt;z-index:-17438720;visibility:visible;mso-wrap-style:square;mso-wrap-distance-left:0;mso-wrap-distance-top:0;mso-wrap-distance-right:0;mso-wrap-distance-bottom:0;mso-position-horizontal:absolute;mso-position-horizontal-relative:page;mso-position-vertical:absolute;mso-position-vertical-relative:page;v-text-anchor:top" coordsize="5227320,6350" o:gfxdata="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" path="m5227320,l,,,6096r5227320,l5227320,xe" fillcolor="black" stroked="f">
               <v:path arrowok="t"/>
               <w10:wrap anchorx="page" anchory="page"/>
             </v:shape>
@@ -39619,9 +44015,11 @@
     <w:rsidRoot w:val="00AF19C4"/>
     <w:rsid w:val="00042BB6"/>
     <w:rsid w:val="00170D32"/>
+    <w:rsid w:val="001C6534"/>
     <w:rsid w:val="00374524"/>
     <w:rsid w:val="003A2150"/>
     <w:rsid w:val="004947D0"/>
+    <w:rsid w:val="00890A8F"/>
     <w:rsid w:val="009D2601"/>
     <w:rsid w:val="009E5388"/>
     <w:rsid w:val="00A01BF9"/>
